--- a/kursovoy.docx
+++ b/kursovoy.docx
@@ -1883,6 +1883,7 @@
         <w:jc w:val="both"/>
         <w:rPr>
           <w:sz w:val="28"/>
+          <w:lang w:val="en-US"/>
         </w:rPr>
       </w:pPr>
       <w:r>
@@ -1901,7 +1902,14 @@
         <w:rPr>
           <w:sz w:val="28"/>
         </w:rPr>
-        <w:t>24</w:t>
+        <w:t>2</w:t>
+      </w:r>
+      <w:r>
+        <w:rPr>
+          <w:sz w:val="28"/>
+          <w:lang w:val="en-US"/>
+        </w:rPr>
+        <w:t>5</w:t>
       </w:r>
     </w:p>
     <w:p>
@@ -2007,6 +2015,7 @@
         <w:jc w:val="both"/>
         <w:rPr>
           <w:sz w:val="28"/>
+          <w:lang w:val="en-US"/>
         </w:rPr>
       </w:pPr>
       <w:r>
@@ -2030,8 +2039,9 @@
       <w:r>
         <w:rPr>
           <w:sz w:val="28"/>
-        </w:rPr>
-        <w:t>1</w:t>
+          <w:lang w:val="en-US"/>
+        </w:rPr>
+        <w:t>2</w:t>
       </w:r>
     </w:p>
     <w:p>
@@ -2044,6 +2054,7 @@
         <w:jc w:val="both"/>
         <w:rPr>
           <w:sz w:val="28"/>
+          <w:lang w:val="en-US"/>
         </w:rPr>
       </w:pPr>
       <w:r>
@@ -2067,8 +2078,9 @@
       <w:r>
         <w:rPr>
           <w:sz w:val="28"/>
-        </w:rPr>
-        <w:t>3</w:t>
+          <w:lang w:val="en-US"/>
+        </w:rPr>
+        <w:t>4</w:t>
       </w:r>
     </w:p>
     <w:p>
@@ -8360,6 +8372,7 @@
               <w:t xml:space="preserve"> </w:t>
             </w:r>
             <w:proofErr w:type="spellStart"/>
+            <w:proofErr w:type="gramStart"/>
             <w:r>
               <w:rPr>
                 <w:rFonts w:ascii="Courier New" w:hAnsi="Courier New" w:cs="Courier New"/>
@@ -8375,7 +8388,16 @@
                 <w:bCs/>
                 <w:color w:val="000000"/>
               </w:rPr>
-              <w:t>()</w:t>
+              <w:t>(</w:t>
+            </w:r>
+            <w:proofErr w:type="gramEnd"/>
+            <w:r>
+              <w:rPr>
+                <w:rFonts w:ascii="Courier New" w:hAnsi="Courier New" w:cs="Courier New"/>
+                <w:bCs/>
+                <w:color w:val="000000"/>
+              </w:rPr>
+              <w:t>)</w:t>
             </w:r>
           </w:p>
           <w:p>
@@ -8468,6 +8490,7 @@
               <w:t xml:space="preserve"> = new </w:t>
             </w:r>
             <w:proofErr w:type="spellStart"/>
+            <w:proofErr w:type="gramStart"/>
             <w:r>
               <w:rPr>
                 <w:rFonts w:ascii="Courier New" w:hAnsi="Courier New" w:cs="Courier New"/>
@@ -8485,7 +8508,17 @@
                 <w:color w:val="000000"/>
                 <w:lang w:val="en-US"/>
               </w:rPr>
-              <w:t>();</w:t>
+              <w:t>(</w:t>
+            </w:r>
+            <w:proofErr w:type="gramEnd"/>
+            <w:r>
+              <w:rPr>
+                <w:rFonts w:ascii="Courier New" w:hAnsi="Courier New" w:cs="Courier New"/>
+                <w:bCs/>
+                <w:color w:val="000000"/>
+                <w:lang w:val="en-US"/>
+              </w:rPr>
+              <w:t>);</w:t>
             </w:r>
           </w:p>
           <w:p>
@@ -8571,6 +8604,7 @@
               <w:t xml:space="preserve">&lt;Appointment&gt; query = </w:t>
             </w:r>
             <w:proofErr w:type="spellStart"/>
+            <w:proofErr w:type="gramStart"/>
             <w:r>
               <w:rPr>
                 <w:rFonts w:ascii="Courier New" w:hAnsi="Courier New" w:cs="Courier New"/>
@@ -8581,6 +8615,7 @@
               <w:t>db.Appointments</w:t>
             </w:r>
             <w:proofErr w:type="spellEnd"/>
+            <w:proofErr w:type="gramEnd"/>
           </w:p>
           <w:p>
             <w:pPr>
@@ -8601,7 +8636,27 @@
                 <w:color w:val="000000"/>
                 <w:lang w:val="en-US"/>
               </w:rPr>
-              <w:t xml:space="preserve">        .Include(a =&gt; </w:t>
+              <w:t xml:space="preserve">        </w:t>
+            </w:r>
+            <w:proofErr w:type="gramStart"/>
+            <w:r>
+              <w:rPr>
+                <w:rFonts w:ascii="Courier New" w:hAnsi="Courier New" w:cs="Courier New"/>
+                <w:bCs/>
+                <w:color w:val="000000"/>
+                <w:lang w:val="en-US"/>
+              </w:rPr>
+              <w:t>.Include</w:t>
+            </w:r>
+            <w:proofErr w:type="gramEnd"/>
+            <w:r>
+              <w:rPr>
+                <w:rFonts w:ascii="Courier New" w:hAnsi="Courier New" w:cs="Courier New"/>
+                <w:bCs/>
+                <w:color w:val="000000"/>
+                <w:lang w:val="en-US"/>
+              </w:rPr>
+              <w:t xml:space="preserve">(a =&gt; </w:t>
             </w:r>
             <w:proofErr w:type="spellStart"/>
             <w:r>
@@ -8683,7 +8738,27 @@
                 <w:color w:val="000000"/>
                 <w:lang w:val="en-US"/>
               </w:rPr>
-              <w:t xml:space="preserve">        .Include(a =&gt; </w:t>
+              <w:t xml:space="preserve">        </w:t>
+            </w:r>
+            <w:proofErr w:type="gramStart"/>
+            <w:r>
+              <w:rPr>
+                <w:rFonts w:ascii="Courier New" w:hAnsi="Courier New" w:cs="Courier New"/>
+                <w:bCs/>
+                <w:color w:val="000000"/>
+                <w:lang w:val="en-US"/>
+              </w:rPr>
+              <w:t>.Include</w:t>
+            </w:r>
+            <w:proofErr w:type="gramEnd"/>
+            <w:r>
+              <w:rPr>
+                <w:rFonts w:ascii="Courier New" w:hAnsi="Courier New" w:cs="Courier New"/>
+                <w:bCs/>
+                <w:color w:val="000000"/>
+                <w:lang w:val="en-US"/>
+              </w:rPr>
+              <w:t xml:space="preserve">(a =&gt; </w:t>
             </w:r>
             <w:proofErr w:type="spellStart"/>
             <w:r>
@@ -9178,6 +9253,7 @@
               <w:t xml:space="preserve">var appointments = </w:t>
             </w:r>
             <w:proofErr w:type="spellStart"/>
+            <w:proofErr w:type="gramStart"/>
             <w:r>
               <w:rPr>
                 <w:rFonts w:ascii="Courier New" w:hAnsi="Courier New" w:cs="Courier New"/>
@@ -9188,6 +9264,7 @@
               <w:t>query.OrderBy</w:t>
             </w:r>
             <w:proofErr w:type="spellEnd"/>
+            <w:proofErr w:type="gramEnd"/>
             <w:r>
               <w:rPr>
                 <w:rFonts w:ascii="Courier New" w:hAnsi="Courier New" w:cs="Courier New"/>
@@ -9620,6 +9697,7 @@
               <w:t xml:space="preserve"> </w:t>
             </w:r>
             <w:proofErr w:type="spellStart"/>
+            <w:proofErr w:type="gramStart"/>
             <w:r>
               <w:rPr>
                 <w:rFonts w:ascii="Courier New" w:hAnsi="Courier New" w:cs="Courier New"/>
@@ -9635,7 +9713,16 @@
                 <w:bCs/>
                 <w:color w:val="000000"/>
               </w:rPr>
-              <w:t>()</w:t>
+              <w:t>(</w:t>
+            </w:r>
+            <w:proofErr w:type="gramEnd"/>
+            <w:r>
+              <w:rPr>
+                <w:rFonts w:ascii="Courier New" w:hAnsi="Courier New" w:cs="Courier New"/>
+                <w:bCs/>
+                <w:color w:val="000000"/>
+              </w:rPr>
+              <w:t>)</w:t>
             </w:r>
           </w:p>
           <w:p>
@@ -9778,6 +9865,7 @@
               <w:t xml:space="preserve"> = new </w:t>
             </w:r>
             <w:proofErr w:type="spellStart"/>
+            <w:proofErr w:type="gramStart"/>
             <w:r>
               <w:rPr>
                 <w:rFonts w:ascii="Courier New" w:hAnsi="Courier New" w:cs="Courier New"/>
@@ -9795,7 +9883,17 @@
                 <w:color w:val="000000"/>
                 <w:lang w:val="en-US"/>
               </w:rPr>
-              <w:t>();</w:t>
+              <w:t>(</w:t>
+            </w:r>
+            <w:proofErr w:type="gramEnd"/>
+            <w:r>
+              <w:rPr>
+                <w:rFonts w:ascii="Courier New" w:hAnsi="Courier New" w:cs="Courier New"/>
+                <w:bCs/>
+                <w:color w:val="000000"/>
+                <w:lang w:val="en-US"/>
+              </w:rPr>
+              <w:t>);</w:t>
             </w:r>
           </w:p>
           <w:p>
@@ -9890,6 +9988,7 @@
               <w:t xml:space="preserve"> = </w:t>
             </w:r>
             <w:proofErr w:type="spellStart"/>
+            <w:proofErr w:type="gramStart"/>
             <w:r>
               <w:rPr>
                 <w:rFonts w:ascii="Courier New" w:hAnsi="Courier New" w:cs="Courier New"/>
@@ -9900,6 +9999,7 @@
               <w:t>db.Schedules</w:t>
             </w:r>
             <w:proofErr w:type="spellEnd"/>
+            <w:proofErr w:type="gramEnd"/>
           </w:p>
           <w:p>
             <w:pPr>
@@ -9920,7 +10020,27 @@
                 <w:color w:val="000000"/>
                 <w:lang w:val="en-US"/>
               </w:rPr>
-              <w:t xml:space="preserve">            .Include(s =&gt; </w:t>
+              <w:t xml:space="preserve">            </w:t>
+            </w:r>
+            <w:proofErr w:type="gramStart"/>
+            <w:r>
+              <w:rPr>
+                <w:rFonts w:ascii="Courier New" w:hAnsi="Courier New" w:cs="Courier New"/>
+                <w:bCs/>
+                <w:color w:val="000000"/>
+                <w:lang w:val="en-US"/>
+              </w:rPr>
+              <w:t>.Include</w:t>
+            </w:r>
+            <w:proofErr w:type="gramEnd"/>
+            <w:r>
+              <w:rPr>
+                <w:rFonts w:ascii="Courier New" w:hAnsi="Courier New" w:cs="Courier New"/>
+                <w:bCs/>
+                <w:color w:val="000000"/>
+                <w:lang w:val="en-US"/>
+              </w:rPr>
+              <w:t xml:space="preserve">(s =&gt; </w:t>
             </w:r>
             <w:proofErr w:type="spellStart"/>
             <w:r>
@@ -9962,7 +10082,17 @@
                 <w:color w:val="000000"/>
                 <w:lang w:val="en-US"/>
               </w:rPr>
-              <w:t xml:space="preserve">                .</w:t>
+              <w:t xml:space="preserve">                </w:t>
+            </w:r>
+            <w:proofErr w:type="gramStart"/>
+            <w:r>
+              <w:rPr>
+                <w:rFonts w:ascii="Courier New" w:hAnsi="Courier New" w:cs="Courier New"/>
+                <w:bCs/>
+                <w:color w:val="000000"/>
+                <w:lang w:val="en-US"/>
+              </w:rPr>
+              <w:t>.</w:t>
             </w:r>
             <w:proofErr w:type="spellStart"/>
             <w:r>
@@ -9975,6 +10105,7 @@
               <w:t>ThenInclude</w:t>
             </w:r>
             <w:proofErr w:type="spellEnd"/>
+            <w:proofErr w:type="gramEnd"/>
             <w:r>
               <w:rPr>
                 <w:rFonts w:ascii="Courier New" w:hAnsi="Courier New" w:cs="Courier New"/>
@@ -10024,7 +10155,17 @@
                 <w:color w:val="000000"/>
                 <w:lang w:val="en-US"/>
               </w:rPr>
-              <w:t xml:space="preserve">            .</w:t>
+              <w:t xml:space="preserve">            </w:t>
+            </w:r>
+            <w:proofErr w:type="gramStart"/>
+            <w:r>
+              <w:rPr>
+                <w:rFonts w:ascii="Courier New" w:hAnsi="Courier New" w:cs="Courier New"/>
+                <w:bCs/>
+                <w:color w:val="000000"/>
+                <w:lang w:val="en-US"/>
+              </w:rPr>
+              <w:t>.</w:t>
             </w:r>
             <w:proofErr w:type="spellStart"/>
             <w:r>
@@ -10037,6 +10178,7 @@
               <w:t>OrderBy</w:t>
             </w:r>
             <w:proofErr w:type="spellEnd"/>
+            <w:proofErr w:type="gramEnd"/>
             <w:r>
               <w:rPr>
                 <w:rFonts w:ascii="Courier New" w:hAnsi="Courier New" w:cs="Courier New"/>
@@ -10086,7 +10228,17 @@
                 <w:color w:val="000000"/>
                 <w:lang w:val="en-US"/>
               </w:rPr>
-              <w:t xml:space="preserve">            .</w:t>
+              <w:t xml:space="preserve">            </w:t>
+            </w:r>
+            <w:proofErr w:type="gramStart"/>
+            <w:r>
+              <w:rPr>
+                <w:rFonts w:ascii="Courier New" w:hAnsi="Courier New" w:cs="Courier New"/>
+                <w:bCs/>
+                <w:color w:val="000000"/>
+                <w:lang w:val="en-US"/>
+              </w:rPr>
+              <w:t>.</w:t>
             </w:r>
             <w:proofErr w:type="spellStart"/>
             <w:r>
@@ -10099,6 +10251,7 @@
               <w:t>ThenBy</w:t>
             </w:r>
             <w:proofErr w:type="spellEnd"/>
+            <w:proofErr w:type="gramEnd"/>
             <w:r>
               <w:rPr>
                 <w:rFonts w:ascii="Courier New" w:hAnsi="Courier New" w:cs="Courier New"/>
@@ -10149,6 +10302,7 @@
               </w:rPr>
               <w:t xml:space="preserve">            </w:t>
             </w:r>
+            <w:proofErr w:type="gramStart"/>
             <w:r>
               <w:rPr>
                 <w:rFonts w:ascii="Courier New" w:hAnsi="Courier New" w:cs="Courier New"/>
@@ -10167,6 +10321,7 @@
               <w:t>ToList</w:t>
             </w:r>
             <w:proofErr w:type="spellEnd"/>
+            <w:proofErr w:type="gramEnd"/>
             <w:r>
               <w:rPr>
                 <w:rFonts w:ascii="Courier New" w:hAnsi="Courier New" w:cs="Courier New"/>
@@ -10228,6 +10383,7 @@
               <w:t xml:space="preserve">        </w:t>
             </w:r>
             <w:proofErr w:type="spellStart"/>
+            <w:proofErr w:type="gramStart"/>
             <w:r>
               <w:rPr>
                 <w:rFonts w:ascii="Courier New" w:hAnsi="Courier New" w:cs="Courier New"/>
@@ -10243,7 +10399,16 @@
                 <w:bCs/>
                 <w:color w:val="000000"/>
               </w:rPr>
-              <w:t>();</w:t>
+              <w:t>(</w:t>
+            </w:r>
+            <w:proofErr w:type="gramEnd"/>
+            <w:r>
+              <w:rPr>
+                <w:rFonts w:ascii="Courier New" w:hAnsi="Courier New" w:cs="Courier New"/>
+                <w:bCs/>
+                <w:color w:val="000000"/>
+              </w:rPr>
+              <w:t>);</w:t>
             </w:r>
           </w:p>
           <w:p>
@@ -10418,6 +10583,7 @@
               <w:t>($"Ошибка при загрузке расписания: {</w:t>
             </w:r>
             <w:proofErr w:type="spellStart"/>
+            <w:proofErr w:type="gramStart"/>
             <w:r>
               <w:rPr>
                 <w:rFonts w:ascii="Courier New" w:hAnsi="Courier New" w:cs="Courier New"/>
@@ -10445,6 +10611,7 @@
               <w:t>nДетали</w:t>
             </w:r>
             <w:proofErr w:type="spellEnd"/>
+            <w:proofErr w:type="gramEnd"/>
             <w:r>
               <w:rPr>
                 <w:rFonts w:ascii="Courier New" w:hAnsi="Courier New" w:cs="Courier New"/>
@@ -11766,7 +11933,17 @@
                 <w:color w:val="000000"/>
                 <w:lang w:val="en-US"/>
               </w:rPr>
-              <w:t>Login_Click</w:t>
+              <w:t>Login_</w:t>
+            </w:r>
+            <w:proofErr w:type="gramStart"/>
+            <w:r>
+              <w:rPr>
+                <w:rFonts w:ascii="Courier New" w:hAnsi="Courier New" w:cs="Courier New"/>
+                <w:bCs/>
+                <w:color w:val="000000"/>
+                <w:lang w:val="en-US"/>
+              </w:rPr>
+              <w:t>Click</w:t>
             </w:r>
             <w:proofErr w:type="spellEnd"/>
             <w:r>
@@ -11776,7 +11953,17 @@
                 <w:color w:val="000000"/>
                 <w:lang w:val="en-US"/>
               </w:rPr>
-              <w:t xml:space="preserve">(object sender, </w:t>
+              <w:t>(</w:t>
+            </w:r>
+            <w:proofErr w:type="gramEnd"/>
+            <w:r>
+              <w:rPr>
+                <w:rFonts w:ascii="Courier New" w:hAnsi="Courier New" w:cs="Courier New"/>
+                <w:bCs/>
+                <w:color w:val="000000"/>
+                <w:lang w:val="en-US"/>
+              </w:rPr>
+              <w:t xml:space="preserve">object sender, </w:t>
             </w:r>
             <w:proofErr w:type="spellStart"/>
             <w:r>
@@ -11907,14 +12094,25 @@
               <w:t xml:space="preserve">    string username = </w:t>
             </w:r>
             <w:proofErr w:type="spellStart"/>
-            <w:r>
-              <w:rPr>
-                <w:rFonts w:ascii="Courier New" w:hAnsi="Courier New" w:cs="Courier New"/>
-                <w:bCs/>
-                <w:color w:val="000000"/>
-                <w:lang w:val="en-US"/>
-              </w:rPr>
-              <w:t>UsernameBox.Text?.Trim</w:t>
+            <w:proofErr w:type="gramStart"/>
+            <w:r>
+              <w:rPr>
+                <w:rFonts w:ascii="Courier New" w:hAnsi="Courier New" w:cs="Courier New"/>
+                <w:bCs/>
+                <w:color w:val="000000"/>
+                <w:lang w:val="en-US"/>
+              </w:rPr>
+              <w:t>UsernameBox.Text?.</w:t>
+            </w:r>
+            <w:proofErr w:type="gramEnd"/>
+            <w:r>
+              <w:rPr>
+                <w:rFonts w:ascii="Courier New" w:hAnsi="Courier New" w:cs="Courier New"/>
+                <w:bCs/>
+                <w:color w:val="000000"/>
+                <w:lang w:val="en-US"/>
+              </w:rPr>
+              <w:t>Trim</w:t>
             </w:r>
             <w:proofErr w:type="spellEnd"/>
             <w:r>
@@ -11949,6 +12147,7 @@
               <w:t xml:space="preserve">    string password = </w:t>
             </w:r>
             <w:proofErr w:type="spellStart"/>
+            <w:proofErr w:type="gramStart"/>
             <w:r>
               <w:rPr>
                 <w:rFonts w:ascii="Courier New" w:hAnsi="Courier New" w:cs="Courier New"/>
@@ -11966,7 +12165,17 @@
                 <w:color w:val="000000"/>
                 <w:lang w:val="en-US"/>
               </w:rPr>
-              <w:t xml:space="preserve"> ?? "";</w:t>
+              <w:t xml:space="preserve"> ??</w:t>
+            </w:r>
+            <w:proofErr w:type="gramEnd"/>
+            <w:r>
+              <w:rPr>
+                <w:rFonts w:ascii="Courier New" w:hAnsi="Courier New" w:cs="Courier New"/>
+                <w:bCs/>
+                <w:color w:val="000000"/>
+                <w:lang w:val="en-US"/>
+              </w:rPr>
+              <w:t xml:space="preserve"> "";</w:t>
             </w:r>
           </w:p>
           <w:p>
@@ -12004,6 +12213,7 @@
               <w:t xml:space="preserve">    if (</w:t>
             </w:r>
             <w:proofErr w:type="spellStart"/>
+            <w:proofErr w:type="gramStart"/>
             <w:r>
               <w:rPr>
                 <w:rFonts w:ascii="Courier New" w:hAnsi="Courier New" w:cs="Courier New"/>
@@ -12014,6 +12224,7 @@
               <w:t>string.IsNullOrEmpty</w:t>
             </w:r>
             <w:proofErr w:type="spellEnd"/>
+            <w:proofErr w:type="gramEnd"/>
             <w:r>
               <w:rPr>
                 <w:rFonts w:ascii="Courier New" w:hAnsi="Courier New" w:cs="Courier New"/>
@@ -12285,6 +12496,7 @@
               <w:t>var user = _</w:t>
             </w:r>
             <w:proofErr w:type="spellStart"/>
+            <w:proofErr w:type="gramStart"/>
             <w:r>
               <w:rPr>
                 <w:rFonts w:ascii="Courier New" w:hAnsi="Courier New" w:cs="Courier New"/>
@@ -12295,6 +12507,7 @@
               <w:t>db.Users</w:t>
             </w:r>
             <w:proofErr w:type="spellEnd"/>
+            <w:proofErr w:type="gramEnd"/>
           </w:p>
           <w:p>
             <w:pPr>
@@ -12315,7 +12528,27 @@
                 <w:color w:val="000000"/>
                 <w:lang w:val="en-US"/>
               </w:rPr>
-              <w:t xml:space="preserve">        .Include(u =&gt; </w:t>
+              <w:t xml:space="preserve">        </w:t>
+            </w:r>
+            <w:proofErr w:type="gramStart"/>
+            <w:r>
+              <w:rPr>
+                <w:rFonts w:ascii="Courier New" w:hAnsi="Courier New" w:cs="Courier New"/>
+                <w:bCs/>
+                <w:color w:val="000000"/>
+                <w:lang w:val="en-US"/>
+              </w:rPr>
+              <w:t>.Include</w:t>
+            </w:r>
+            <w:proofErr w:type="gramEnd"/>
+            <w:r>
+              <w:rPr>
+                <w:rFonts w:ascii="Courier New" w:hAnsi="Courier New" w:cs="Courier New"/>
+                <w:bCs/>
+                <w:color w:val="000000"/>
+                <w:lang w:val="en-US"/>
+              </w:rPr>
+              <w:t xml:space="preserve">(u =&gt; </w:t>
             </w:r>
             <w:proofErr w:type="spellStart"/>
             <w:r>
@@ -12357,7 +12590,17 @@
                 <w:color w:val="000000"/>
                 <w:lang w:val="en-US"/>
               </w:rPr>
-              <w:t xml:space="preserve">        .</w:t>
+              <w:t xml:space="preserve">        </w:t>
+            </w:r>
+            <w:proofErr w:type="gramStart"/>
+            <w:r>
+              <w:rPr>
+                <w:rFonts w:ascii="Courier New" w:hAnsi="Courier New" w:cs="Courier New"/>
+                <w:bCs/>
+                <w:color w:val="000000"/>
+                <w:lang w:val="en-US"/>
+              </w:rPr>
+              <w:t>.</w:t>
             </w:r>
             <w:proofErr w:type="spellStart"/>
             <w:r>
@@ -12370,6 +12613,7 @@
               <w:t>FirstOrDefault</w:t>
             </w:r>
             <w:proofErr w:type="spellEnd"/>
+            <w:proofErr w:type="gramEnd"/>
             <w:r>
               <w:rPr>
                 <w:rFonts w:ascii="Courier New" w:hAnsi="Courier New" w:cs="Courier New"/>
@@ -12822,6 +13066,7 @@
               <w:t xml:space="preserve">string role = </w:t>
             </w:r>
             <w:proofErr w:type="spellStart"/>
+            <w:proofErr w:type="gramStart"/>
             <w:r>
               <w:rPr>
                 <w:rFonts w:ascii="Courier New" w:hAnsi="Courier New" w:cs="Courier New"/>
@@ -12832,6 +13077,7 @@
               <w:t>user.Role.RoleName</w:t>
             </w:r>
             <w:proofErr w:type="spellEnd"/>
+            <w:proofErr w:type="gramEnd"/>
             <w:r>
               <w:rPr>
                 <w:rFonts w:ascii="Courier New" w:hAnsi="Courier New" w:cs="Courier New"/>
@@ -12877,6 +13123,7 @@
               <w:t xml:space="preserve">    var main = new </w:t>
             </w:r>
             <w:proofErr w:type="spellStart"/>
+            <w:proofErr w:type="gramStart"/>
             <w:r>
               <w:rPr>
                 <w:rFonts w:ascii="Courier New" w:hAnsi="Courier New" w:cs="Courier New"/>
@@ -12897,6 +13144,7 @@
               <w:t>(</w:t>
             </w:r>
             <w:proofErr w:type="spellStart"/>
+            <w:proofErr w:type="gramEnd"/>
             <w:r>
               <w:rPr>
                 <w:rFonts w:ascii="Courier New" w:hAnsi="Courier New" w:cs="Courier New"/>
@@ -12938,6 +13186,7 @@
               <w:t xml:space="preserve">    </w:t>
             </w:r>
             <w:proofErr w:type="spellStart"/>
+            <w:proofErr w:type="gramStart"/>
             <w:r>
               <w:rPr>
                 <w:rFonts w:ascii="Courier New" w:hAnsi="Courier New" w:cs="Courier New"/>
@@ -12947,6 +13196,7 @@
               <w:t>main.Show</w:t>
             </w:r>
             <w:proofErr w:type="spellEnd"/>
+            <w:proofErr w:type="gramEnd"/>
             <w:r>
               <w:rPr>
                 <w:rFonts w:ascii="Courier New" w:hAnsi="Courier New" w:cs="Courier New"/>
@@ -12976,6 +13226,7 @@
               <w:t xml:space="preserve">    </w:t>
             </w:r>
             <w:proofErr w:type="spellStart"/>
+            <w:proofErr w:type="gramStart"/>
             <w:r>
               <w:rPr>
                 <w:rFonts w:ascii="Courier New" w:hAnsi="Courier New" w:cs="Courier New"/>
@@ -12985,6 +13236,7 @@
               <w:t>this.Close</w:t>
             </w:r>
             <w:proofErr w:type="spellEnd"/>
+            <w:proofErr w:type="gramEnd"/>
             <w:r>
               <w:rPr>
                 <w:rFonts w:ascii="Courier New" w:hAnsi="Courier New" w:cs="Courier New"/>
@@ -13219,6 +13471,7 @@
               </w:rPr>
             </w:pPr>
             <w:proofErr w:type="spellStart"/>
+            <w:proofErr w:type="gramStart"/>
             <w:r>
               <w:rPr>
                 <w:rFonts w:ascii="Courier New" w:hAnsi="Courier New" w:cs="Courier New"/>
@@ -13228,6 +13481,7 @@
               <w:t>this.Loaded</w:t>
             </w:r>
             <w:proofErr w:type="spellEnd"/>
+            <w:proofErr w:type="gramEnd"/>
             <w:r>
               <w:rPr>
                 <w:rFonts w:ascii="Courier New" w:hAnsi="Courier New" w:cs="Courier New"/>
@@ -13439,6 +13693,7 @@
               <w:t>if (</w:t>
             </w:r>
             <w:proofErr w:type="spellStart"/>
+            <w:proofErr w:type="gramStart"/>
             <w:r>
               <w:rPr>
                 <w:rFonts w:ascii="Courier New" w:hAnsi="Courier New" w:cs="Courier New"/>
@@ -13456,7 +13711,17 @@
                 <w:color w:val="000000"/>
                 <w:lang w:val="en-US"/>
               </w:rPr>
-              <w:t xml:space="preserve"> != null)</w:t>
+              <w:t xml:space="preserve"> !</w:t>
+            </w:r>
+            <w:proofErr w:type="gramEnd"/>
+            <w:r>
+              <w:rPr>
+                <w:rFonts w:ascii="Courier New" w:hAnsi="Courier New" w:cs="Courier New"/>
+                <w:bCs/>
+                <w:color w:val="000000"/>
+                <w:lang w:val="en-US"/>
+              </w:rPr>
+              <w:t>= null)</w:t>
             </w:r>
           </w:p>
           <w:p>
@@ -13500,6 +13765,7 @@
               <w:t xml:space="preserve"> = </w:t>
             </w:r>
             <w:proofErr w:type="spellStart"/>
+            <w:proofErr w:type="gramStart"/>
             <w:r>
               <w:rPr>
                 <w:rFonts w:ascii="Courier New" w:hAnsi="Courier New" w:cs="Courier New"/>
@@ -13517,9 +13783,20 @@
                 <w:color w:val="000000"/>
                 <w:lang w:val="en-US"/>
               </w:rPr>
-              <w:t xml:space="preserve"> ? </w:t>
+              <w:t xml:space="preserve"> ?</w:t>
+            </w:r>
+            <w:proofErr w:type="gramEnd"/>
+            <w:r>
+              <w:rPr>
+                <w:rFonts w:ascii="Courier New" w:hAnsi="Courier New" w:cs="Courier New"/>
+                <w:bCs/>
+                <w:color w:val="000000"/>
+                <w:lang w:val="en-US"/>
+              </w:rPr>
+              <w:t xml:space="preserve"> </w:t>
             </w:r>
             <w:proofErr w:type="spellStart"/>
+            <w:proofErr w:type="gramStart"/>
             <w:r>
               <w:rPr>
                 <w:rFonts w:ascii="Courier New" w:hAnsi="Courier New" w:cs="Courier New"/>
@@ -13535,7 +13812,16 @@
                 <w:bCs/>
                 <w:color w:val="000000"/>
               </w:rPr>
-              <w:t xml:space="preserve"> : </w:t>
+              <w:t xml:space="preserve"> :</w:t>
+            </w:r>
+            <w:proofErr w:type="gramEnd"/>
+            <w:r>
+              <w:rPr>
+                <w:rFonts w:ascii="Courier New" w:hAnsi="Courier New" w:cs="Courier New"/>
+                <w:bCs/>
+                <w:color w:val="000000"/>
+              </w:rPr>
+              <w:t xml:space="preserve"> </w:t>
             </w:r>
             <w:proofErr w:type="spellStart"/>
             <w:r>
@@ -13827,6 +14113,7 @@
               <w:t xml:space="preserve">using var workbook = new </w:t>
             </w:r>
             <w:proofErr w:type="spellStart"/>
+            <w:proofErr w:type="gramStart"/>
             <w:r>
               <w:rPr>
                 <w:rFonts w:ascii="Courier New" w:hAnsi="Courier New" w:cs="Courier New"/>
@@ -13844,7 +14131,17 @@
                 <w:color w:val="000000"/>
                 <w:lang w:val="en-US"/>
               </w:rPr>
-              <w:t>();</w:t>
+              <w:t>(</w:t>
+            </w:r>
+            <w:proofErr w:type="gramEnd"/>
+            <w:r>
+              <w:rPr>
+                <w:rFonts w:ascii="Courier New" w:hAnsi="Courier New" w:cs="Courier New"/>
+                <w:bCs/>
+                <w:color w:val="000000"/>
+                <w:lang w:val="en-US"/>
+              </w:rPr>
+              <w:t>);</w:t>
             </w:r>
           </w:p>
           <w:p>
@@ -13871,6 +14168,7 @@
               <w:t xml:space="preserve">var worksheet = </w:t>
             </w:r>
             <w:proofErr w:type="spellStart"/>
+            <w:proofErr w:type="gramStart"/>
             <w:r>
               <w:rPr>
                 <w:rFonts w:ascii="Courier New" w:hAnsi="Courier New" w:cs="Courier New"/>
@@ -13881,6 +14179,7 @@
               <w:t>workbook.Worksheets.Add</w:t>
             </w:r>
             <w:proofErr w:type="spellEnd"/>
+            <w:proofErr w:type="gramEnd"/>
             <w:r>
               <w:rPr>
                 <w:rFonts w:ascii="Courier New" w:hAnsi="Courier New" w:cs="Courier New"/>
@@ -13922,6 +14221,7 @@
               </w:rPr>
             </w:pPr>
             <w:proofErr w:type="spellStart"/>
+            <w:proofErr w:type="gramStart"/>
             <w:r>
               <w:rPr>
                 <w:rFonts w:ascii="Courier New" w:hAnsi="Courier New" w:cs="Courier New"/>
@@ -13932,6 +14232,7 @@
               <w:t>worksheet.Cell</w:t>
             </w:r>
             <w:proofErr w:type="spellEnd"/>
+            <w:proofErr w:type="gramEnd"/>
             <w:r>
               <w:rPr>
                 <w:rFonts w:ascii="Courier New" w:hAnsi="Courier New" w:cs="Courier New"/>
@@ -13973,6 +14274,7 @@
               </w:rPr>
             </w:pPr>
             <w:proofErr w:type="spellStart"/>
+            <w:proofErr w:type="gramStart"/>
             <w:r>
               <w:rPr>
                 <w:rFonts w:ascii="Courier New" w:hAnsi="Courier New" w:cs="Courier New"/>
@@ -13983,6 +14285,7 @@
               <w:t>worksheet.Cell</w:t>
             </w:r>
             <w:proofErr w:type="spellEnd"/>
+            <w:proofErr w:type="gramEnd"/>
             <w:r>
               <w:rPr>
                 <w:rFonts w:ascii="Courier New" w:hAnsi="Courier New" w:cs="Courier New"/>
@@ -14096,6 +14399,7 @@
               </w:rPr>
             </w:pPr>
             <w:proofErr w:type="spellStart"/>
+            <w:proofErr w:type="gramStart"/>
             <w:r>
               <w:rPr>
                 <w:rFonts w:ascii="Courier New" w:hAnsi="Courier New" w:cs="Courier New"/>
@@ -14106,6 +14410,7 @@
               <w:t>worksheet.Cell</w:t>
             </w:r>
             <w:proofErr w:type="spellEnd"/>
+            <w:proofErr w:type="gramEnd"/>
             <w:r>
               <w:rPr>
                 <w:rFonts w:ascii="Courier New" w:hAnsi="Courier New" w:cs="Courier New"/>
@@ -14200,6 +14505,7 @@
               </w:rPr>
             </w:pPr>
             <w:proofErr w:type="spellStart"/>
+            <w:proofErr w:type="gramStart"/>
             <w:r>
               <w:rPr>
                 <w:rFonts w:ascii="Courier New" w:hAnsi="Courier New" w:cs="Courier New"/>
@@ -14210,6 +14516,7 @@
               <w:t>worksheet.Cell</w:t>
             </w:r>
             <w:proofErr w:type="spellEnd"/>
+            <w:proofErr w:type="gramEnd"/>
             <w:r>
               <w:rPr>
                 <w:rFonts w:ascii="Courier New" w:hAnsi="Courier New" w:cs="Courier New"/>
@@ -14347,6 +14654,7 @@
               <w:t xml:space="preserve"> = new </w:t>
             </w:r>
             <w:proofErr w:type="spellStart"/>
+            <w:proofErr w:type="gramStart"/>
             <w:r>
               <w:rPr>
                 <w:rFonts w:ascii="Courier New" w:hAnsi="Courier New" w:cs="Courier New"/>
@@ -14364,7 +14672,17 @@
                 <w:color w:val="000000"/>
                 <w:lang w:val="en-US"/>
               </w:rPr>
-              <w:t>();</w:t>
+              <w:t>(</w:t>
+            </w:r>
+            <w:proofErr w:type="gramEnd"/>
+            <w:r>
+              <w:rPr>
+                <w:rFonts w:ascii="Courier New" w:hAnsi="Courier New" w:cs="Courier New"/>
+                <w:bCs/>
+                <w:color w:val="000000"/>
+                <w:lang w:val="en-US"/>
+              </w:rPr>
+              <w:t>);</w:t>
             </w:r>
           </w:p>
           <w:p>
@@ -14390,6 +14708,7 @@
               <w:t xml:space="preserve">var doctors = </w:t>
             </w:r>
             <w:proofErr w:type="spellStart"/>
+            <w:proofErr w:type="gramStart"/>
             <w:r>
               <w:rPr>
                 <w:rFonts w:ascii="Courier New" w:hAnsi="Courier New" w:cs="Courier New"/>
@@ -14400,6 +14719,7 @@
               <w:t>db.Doctors.Include</w:t>
             </w:r>
             <w:proofErr w:type="spellEnd"/>
+            <w:proofErr w:type="gramEnd"/>
             <w:r>
               <w:rPr>
                 <w:rFonts w:ascii="Courier New" w:hAnsi="Courier New" w:cs="Courier New"/>
@@ -14493,6 +14813,7 @@
               <w:t xml:space="preserve"> = </w:t>
             </w:r>
             <w:proofErr w:type="spellStart"/>
+            <w:proofErr w:type="gramStart"/>
             <w:r>
               <w:rPr>
                 <w:rFonts w:ascii="Courier New" w:hAnsi="Courier New" w:cs="Courier New"/>
@@ -14503,6 +14824,7 @@
               <w:t>workbook.Worksheets.Add</w:t>
             </w:r>
             <w:proofErr w:type="spellEnd"/>
+            <w:proofErr w:type="gramEnd"/>
             <w:r>
               <w:rPr>
                 <w:rFonts w:ascii="Courier New" w:hAnsi="Courier New" w:cs="Courier New"/>
@@ -14656,7 +14978,27 @@
                 <w:color w:val="000000"/>
                 <w:lang w:val="en-US"/>
               </w:rPr>
-              <w:t xml:space="preserve">(row, 1).Value = </w:t>
+              <w:t>(row, 1</w:t>
+            </w:r>
+            <w:proofErr w:type="gramStart"/>
+            <w:r>
+              <w:rPr>
+                <w:rFonts w:ascii="Courier New" w:hAnsi="Courier New" w:cs="Courier New"/>
+                <w:bCs/>
+                <w:color w:val="000000"/>
+                <w:lang w:val="en-US"/>
+              </w:rPr>
+              <w:t>).Value</w:t>
+            </w:r>
+            <w:proofErr w:type="gramEnd"/>
+            <w:r>
+              <w:rPr>
+                <w:rFonts w:ascii="Courier New" w:hAnsi="Courier New" w:cs="Courier New"/>
+                <w:bCs/>
+                <w:color w:val="000000"/>
+                <w:lang w:val="en-US"/>
+              </w:rPr>
+              <w:t xml:space="preserve"> = </w:t>
             </w:r>
             <w:proofErr w:type="spellStart"/>
             <w:r>
@@ -14719,7 +15061,27 @@
                 <w:color w:val="000000"/>
                 <w:lang w:val="en-US"/>
               </w:rPr>
-              <w:t>(row, 2).Value = $"{</w:t>
+              <w:t>(row, 2</w:t>
+            </w:r>
+            <w:proofErr w:type="gramStart"/>
+            <w:r>
+              <w:rPr>
+                <w:rFonts w:ascii="Courier New" w:hAnsi="Courier New" w:cs="Courier New"/>
+                <w:bCs/>
+                <w:color w:val="000000"/>
+                <w:lang w:val="en-US"/>
+              </w:rPr>
+              <w:t>).Value</w:t>
+            </w:r>
+            <w:proofErr w:type="gramEnd"/>
+            <w:r>
+              <w:rPr>
+                <w:rFonts w:ascii="Courier New" w:hAnsi="Courier New" w:cs="Courier New"/>
+                <w:bCs/>
+                <w:color w:val="000000"/>
+                <w:lang w:val="en-US"/>
+              </w:rPr>
+              <w:t xml:space="preserve"> = $"{</w:t>
             </w:r>
             <w:proofErr w:type="spellStart"/>
             <w:r>
@@ -14823,6 +15185,7 @@
               </w:rPr>
             </w:pPr>
             <w:proofErr w:type="spellStart"/>
+            <w:proofErr w:type="gramStart"/>
             <w:r>
               <w:rPr>
                 <w:rFonts w:ascii="Courier New" w:hAnsi="Courier New" w:cs="Courier New"/>
@@ -14833,6 +15196,7 @@
               <w:t>workbook.SaveAs</w:t>
             </w:r>
             <w:proofErr w:type="spellEnd"/>
+            <w:proofErr w:type="gramEnd"/>
             <w:r>
               <w:rPr>
                 <w:rFonts w:ascii="Courier New" w:hAnsi="Courier New" w:cs="Courier New"/>
@@ -14979,6 +15343,7 @@
         <w:t xml:space="preserve">using var workbook = new </w:t>
       </w:r>
       <w:proofErr w:type="spellStart"/>
+      <w:proofErr w:type="gramStart"/>
       <w:r>
         <w:rPr>
           <w:rFonts w:ascii="Courier New" w:hAnsi="Courier New" w:cs="Courier New"/>
@@ -14995,6 +15360,7 @@
         <w:t>(</w:t>
       </w:r>
       <w:proofErr w:type="spellStart"/>
+      <w:proofErr w:type="gramEnd"/>
       <w:r>
         <w:rPr>
           <w:rFonts w:ascii="Courier New" w:hAnsi="Courier New" w:cs="Courier New"/>
@@ -15029,6 +15395,7 @@
         <w:t xml:space="preserve">var worksheet = </w:t>
       </w:r>
       <w:proofErr w:type="spellStart"/>
+      <w:proofErr w:type="gramStart"/>
       <w:r>
         <w:rPr>
           <w:rFonts w:ascii="Courier New" w:hAnsi="Courier New" w:cs="Courier New"/>
@@ -15037,6 +15404,7 @@
         <w:t>workbook.Worksheets.FirstOrDefault</w:t>
       </w:r>
       <w:proofErr w:type="spellEnd"/>
+      <w:proofErr w:type="gramEnd"/>
       <w:r>
         <w:rPr>
           <w:rFonts w:ascii="Courier New" w:hAnsi="Courier New" w:cs="Courier New"/>
@@ -15105,25 +15473,23 @@
           <w:rFonts w:ascii="Courier New" w:hAnsi="Courier New" w:cs="Courier New"/>
           <w:lang w:val="en-US"/>
         </w:rPr>
-        <w:t>var schedules = new List&lt;Schedule&gt;();</w:t>
-      </w:r>
-    </w:p>
-    <w:p>
-      <w:pPr>
-        <w:pStyle w:val="a7"/>
-        <w:widowControl w:val="0"/>
-        <w:spacing w:before="0" w:beforeAutospacing="0" w:after="0" w:afterAutospacing="0"/>
+        <w:t>var schedules = new List&lt;Schedule</w:t>
+      </w:r>
+      <w:proofErr w:type="gramStart"/>
+      <w:r>
         <w:rPr>
           <w:rFonts w:ascii="Courier New" w:hAnsi="Courier New" w:cs="Courier New"/>
           <w:lang w:val="en-US"/>
         </w:rPr>
-      </w:pPr>
+        <w:t>&gt;(</w:t>
+      </w:r>
+      <w:proofErr w:type="gramEnd"/>
       <w:r>
         <w:rPr>
           <w:rFonts w:ascii="Courier New" w:hAnsi="Courier New" w:cs="Courier New"/>
           <w:lang w:val="en-US"/>
         </w:rPr>
-        <w:t>var errors = new List&lt;string&gt;();</w:t>
+        <w:t>);</w:t>
       </w:r>
     </w:p>
     <w:p>
@@ -15136,109 +15502,107 @@
           <w:lang w:val="en-US"/>
         </w:rPr>
       </w:pPr>
-    </w:p>
-    <w:p>
-      <w:pPr>
-        <w:pStyle w:val="a7"/>
-        <w:widowControl w:val="0"/>
-        <w:spacing w:before="0" w:beforeAutospacing="0" w:after="0" w:afterAutospacing="0"/>
+      <w:r>
         <w:rPr>
           <w:rFonts w:ascii="Courier New" w:hAnsi="Courier New" w:cs="Courier New"/>
           <w:lang w:val="en-US"/>
         </w:rPr>
-      </w:pPr>
+        <w:t>var errors = new List&lt;string</w:t>
+      </w:r>
+      <w:proofErr w:type="gramStart"/>
       <w:r>
         <w:rPr>
           <w:rFonts w:ascii="Courier New" w:hAnsi="Courier New" w:cs="Courier New"/>
           <w:lang w:val="en-US"/>
         </w:rPr>
-        <w:t>int row = 2;</w:t>
-      </w:r>
-    </w:p>
-    <w:p>
-      <w:pPr>
-        <w:pStyle w:val="a7"/>
-        <w:widowControl w:val="0"/>
-        <w:spacing w:before="0" w:beforeAutospacing="0" w:after="0" w:afterAutospacing="0"/>
+        <w:t>&gt;(</w:t>
+      </w:r>
+      <w:proofErr w:type="gramEnd"/>
+      <w:r>
         <w:rPr>
           <w:rFonts w:ascii="Courier New" w:hAnsi="Courier New" w:cs="Courier New"/>
           <w:lang w:val="en-US"/>
         </w:rPr>
-      </w:pPr>
-      <w:r>
+        <w:t>);</w:t>
+      </w:r>
+    </w:p>
+    <w:p>
+      <w:pPr>
+        <w:pStyle w:val="a7"/>
+        <w:widowControl w:val="0"/>
+        <w:spacing w:before="0" w:beforeAutospacing="0" w:after="0" w:afterAutospacing="0"/>
         <w:rPr>
           <w:rFonts w:ascii="Courier New" w:hAnsi="Courier New" w:cs="Courier New"/>
           <w:lang w:val="en-US"/>
         </w:rPr>
-        <w:t>while (!</w:t>
-      </w:r>
-      <w:proofErr w:type="spellStart"/>
-      <w:r>
+      </w:pPr>
+    </w:p>
+    <w:p>
+      <w:pPr>
+        <w:pStyle w:val="a7"/>
+        <w:widowControl w:val="0"/>
+        <w:spacing w:before="0" w:beforeAutospacing="0" w:after="0" w:afterAutospacing="0"/>
         <w:rPr>
           <w:rFonts w:ascii="Courier New" w:hAnsi="Courier New" w:cs="Courier New"/>
           <w:lang w:val="en-US"/>
         </w:rPr>
-        <w:t>worksheet.Cell</w:t>
-      </w:r>
-      <w:proofErr w:type="spellEnd"/>
+      </w:pPr>
       <w:r>
         <w:rPr>
           <w:rFonts w:ascii="Courier New" w:hAnsi="Courier New" w:cs="Courier New"/>
           <w:lang w:val="en-US"/>
         </w:rPr>
-        <w:t>(row, 1).</w:t>
-      </w:r>
-      <w:proofErr w:type="spellStart"/>
-      <w:r>
+        <w:t>int row = 2;</w:t>
+      </w:r>
+    </w:p>
+    <w:p>
+      <w:pPr>
+        <w:pStyle w:val="a7"/>
+        <w:widowControl w:val="0"/>
+        <w:spacing w:before="0" w:beforeAutospacing="0" w:after="0" w:afterAutospacing="0"/>
         <w:rPr>
           <w:rFonts w:ascii="Courier New" w:hAnsi="Courier New" w:cs="Courier New"/>
           <w:lang w:val="en-US"/>
         </w:rPr>
-        <w:t>IsEmpty</w:t>
-      </w:r>
-      <w:proofErr w:type="spellEnd"/>
+      </w:pPr>
       <w:r>
         <w:rPr>
           <w:rFonts w:ascii="Courier New" w:hAnsi="Courier New" w:cs="Courier New"/>
           <w:lang w:val="en-US"/>
         </w:rPr>
-        <w:t>())</w:t>
-      </w:r>
-    </w:p>
-    <w:p>
-      <w:pPr>
-        <w:pStyle w:val="a7"/>
-        <w:widowControl w:val="0"/>
-        <w:spacing w:before="0" w:beforeAutospacing="0" w:after="0" w:afterAutospacing="0"/>
+        <w:t xml:space="preserve">while </w:t>
+      </w:r>
+      <w:proofErr w:type="gramStart"/>
+      <w:r>
         <w:rPr>
           <w:rFonts w:ascii="Courier New" w:hAnsi="Courier New" w:cs="Courier New"/>
           <w:lang w:val="en-US"/>
         </w:rPr>
-      </w:pPr>
+        <w:t>(!</w:t>
+      </w:r>
+      <w:proofErr w:type="spellStart"/>
       <w:r>
         <w:rPr>
           <w:rFonts w:ascii="Courier New" w:hAnsi="Courier New" w:cs="Courier New"/>
           <w:lang w:val="en-US"/>
         </w:rPr>
-        <w:t>{</w:t>
-      </w:r>
-    </w:p>
-    <w:p>
-      <w:pPr>
-        <w:pStyle w:val="a7"/>
-        <w:widowControl w:val="0"/>
-        <w:spacing w:before="0" w:beforeAutospacing="0" w:after="0" w:afterAutospacing="0"/>
+        <w:t>worksheet</w:t>
+      </w:r>
+      <w:proofErr w:type="gramEnd"/>
+      <w:r>
         <w:rPr>
           <w:rFonts w:ascii="Courier New" w:hAnsi="Courier New" w:cs="Courier New"/>
           <w:lang w:val="en-US"/>
         </w:rPr>
-      </w:pPr>
+        <w:t>.Cell</w:t>
+      </w:r>
+      <w:proofErr w:type="spellEnd"/>
       <w:r>
         <w:rPr>
           <w:rFonts w:ascii="Courier New" w:hAnsi="Courier New" w:cs="Courier New"/>
           <w:lang w:val="en-US"/>
         </w:rPr>
-        <w:t xml:space="preserve">    var </w:t>
+        <w:t>(row, 1).</w:t>
       </w:r>
       <w:proofErr w:type="spellStart"/>
       <w:r>
@@ -15246,7 +15610,7 @@
           <w:rFonts w:ascii="Courier New" w:hAnsi="Courier New" w:cs="Courier New"/>
           <w:lang w:val="en-US"/>
         </w:rPr>
-        <w:t>doctorId</w:t>
+        <w:t>IsEmpty</w:t>
       </w:r>
       <w:proofErr w:type="spellEnd"/>
       <w:r>
@@ -15254,39 +15618,43 @@
           <w:rFonts w:ascii="Courier New" w:hAnsi="Courier New" w:cs="Courier New"/>
           <w:lang w:val="en-US"/>
         </w:rPr>
-        <w:t xml:space="preserve"> = </w:t>
-      </w:r>
-      <w:proofErr w:type="spellStart"/>
-      <w:r>
+        <w:t>())</w:t>
+      </w:r>
+    </w:p>
+    <w:p>
+      <w:pPr>
+        <w:pStyle w:val="a7"/>
+        <w:widowControl w:val="0"/>
+        <w:spacing w:before="0" w:beforeAutospacing="0" w:after="0" w:afterAutospacing="0"/>
         <w:rPr>
           <w:rFonts w:ascii="Courier New" w:hAnsi="Courier New" w:cs="Courier New"/>
           <w:lang w:val="en-US"/>
         </w:rPr>
-        <w:t>int.Parse</w:t>
-      </w:r>
-      <w:proofErr w:type="spellEnd"/>
+      </w:pPr>
       <w:r>
         <w:rPr>
           <w:rFonts w:ascii="Courier New" w:hAnsi="Courier New" w:cs="Courier New"/>
           <w:lang w:val="en-US"/>
         </w:rPr>
-        <w:t>(</w:t>
-      </w:r>
-      <w:proofErr w:type="spellStart"/>
-      <w:r>
+        <w:t>{</w:t>
+      </w:r>
+    </w:p>
+    <w:p>
+      <w:pPr>
+        <w:pStyle w:val="a7"/>
+        <w:widowControl w:val="0"/>
+        <w:spacing w:before="0" w:beforeAutospacing="0" w:after="0" w:afterAutospacing="0"/>
         <w:rPr>
           <w:rFonts w:ascii="Courier New" w:hAnsi="Courier New" w:cs="Courier New"/>
           <w:lang w:val="en-US"/>
         </w:rPr>
-        <w:t>worksheet.Cell</w:t>
-      </w:r>
-      <w:proofErr w:type="spellEnd"/>
+      </w:pPr>
       <w:r>
         <w:rPr>
           <w:rFonts w:ascii="Courier New" w:hAnsi="Courier New" w:cs="Courier New"/>
           <w:lang w:val="en-US"/>
         </w:rPr>
-        <w:t>(row, 1).</w:t>
+        <w:t xml:space="preserve">    var </w:t>
       </w:r>
       <w:proofErr w:type="spellStart"/>
       <w:r>
@@ -15294,7 +15662,7 @@
           <w:rFonts w:ascii="Courier New" w:hAnsi="Courier New" w:cs="Courier New"/>
           <w:lang w:val="en-US"/>
         </w:rPr>
-        <w:t>GetString</w:t>
+        <w:t>doctorId</w:t>
       </w:r>
       <w:proofErr w:type="spellEnd"/>
       <w:r>
@@ -15302,25 +15670,25 @@
           <w:rFonts w:ascii="Courier New" w:hAnsi="Courier New" w:cs="Courier New"/>
           <w:lang w:val="en-US"/>
         </w:rPr>
-        <w:t>());</w:t>
-      </w:r>
-    </w:p>
-    <w:p>
-      <w:pPr>
-        <w:pStyle w:val="a7"/>
-        <w:widowControl w:val="0"/>
-        <w:spacing w:before="0" w:beforeAutospacing="0" w:after="0" w:afterAutospacing="0"/>
+        <w:t xml:space="preserve"> = </w:t>
+      </w:r>
+      <w:proofErr w:type="spellStart"/>
+      <w:proofErr w:type="gramStart"/>
+      <w:r>
         <w:rPr>
           <w:rFonts w:ascii="Courier New" w:hAnsi="Courier New" w:cs="Courier New"/>
           <w:lang w:val="en-US"/>
         </w:rPr>
-      </w:pPr>
+        <w:t>int.Parse</w:t>
+      </w:r>
+      <w:proofErr w:type="spellEnd"/>
+      <w:proofErr w:type="gramEnd"/>
       <w:r>
         <w:rPr>
           <w:rFonts w:ascii="Courier New" w:hAnsi="Courier New" w:cs="Courier New"/>
           <w:lang w:val="en-US"/>
         </w:rPr>
-        <w:t xml:space="preserve">    var </w:t>
+        <w:t>(</w:t>
       </w:r>
       <w:proofErr w:type="spellStart"/>
       <w:r>
@@ -15328,7 +15696,7 @@
           <w:rFonts w:ascii="Courier New" w:hAnsi="Courier New" w:cs="Courier New"/>
           <w:lang w:val="en-US"/>
         </w:rPr>
-        <w:t>dateStr</w:t>
+        <w:t>worksheet.Cell</w:t>
       </w:r>
       <w:proofErr w:type="spellEnd"/>
       <w:r>
@@ -15336,7 +15704,7 @@
           <w:rFonts w:ascii="Courier New" w:hAnsi="Courier New" w:cs="Courier New"/>
           <w:lang w:val="en-US"/>
         </w:rPr>
-        <w:t xml:space="preserve"> = </w:t>
+        <w:t>(row, 1).</w:t>
       </w:r>
       <w:proofErr w:type="spellStart"/>
       <w:r>
@@ -15344,7 +15712,7 @@
           <w:rFonts w:ascii="Courier New" w:hAnsi="Courier New" w:cs="Courier New"/>
           <w:lang w:val="en-US"/>
         </w:rPr>
-        <w:t>worksheet.Cell</w:t>
+        <w:t>GetString</w:t>
       </w:r>
       <w:proofErr w:type="spellEnd"/>
       <w:r>
@@ -15352,57 +15720,59 @@
           <w:rFonts w:ascii="Courier New" w:hAnsi="Courier New" w:cs="Courier New"/>
           <w:lang w:val="en-US"/>
         </w:rPr>
-        <w:t>(row, 5).</w:t>
-      </w:r>
-      <w:proofErr w:type="spellStart"/>
-      <w:r>
+        <w:t>());</w:t>
+      </w:r>
+    </w:p>
+    <w:p>
+      <w:pPr>
+        <w:pStyle w:val="a7"/>
+        <w:widowControl w:val="0"/>
+        <w:spacing w:before="0" w:beforeAutospacing="0" w:after="0" w:afterAutospacing="0"/>
         <w:rPr>
           <w:rFonts w:ascii="Courier New" w:hAnsi="Courier New" w:cs="Courier New"/>
           <w:lang w:val="en-US"/>
         </w:rPr>
-        <w:t>GetString</w:t>
-      </w:r>
-      <w:proofErr w:type="spellEnd"/>
+      </w:pPr>
       <w:r>
         <w:rPr>
           <w:rFonts w:ascii="Courier New" w:hAnsi="Courier New" w:cs="Courier New"/>
           <w:lang w:val="en-US"/>
         </w:rPr>
-        <w:t>();</w:t>
-      </w:r>
-    </w:p>
-    <w:p>
-      <w:pPr>
-        <w:pStyle w:val="a7"/>
-        <w:widowControl w:val="0"/>
-        <w:spacing w:before="0" w:beforeAutospacing="0" w:after="0" w:afterAutospacing="0"/>
+        <w:t xml:space="preserve">    var </w:t>
+      </w:r>
+      <w:proofErr w:type="spellStart"/>
+      <w:r>
         <w:rPr>
           <w:rFonts w:ascii="Courier New" w:hAnsi="Courier New" w:cs="Courier New"/>
           <w:lang w:val="en-US"/>
         </w:rPr>
-      </w:pPr>
+        <w:t>dateStr</w:t>
+      </w:r>
+      <w:proofErr w:type="spellEnd"/>
       <w:r>
         <w:rPr>
           <w:rFonts w:ascii="Courier New" w:hAnsi="Courier New" w:cs="Courier New"/>
           <w:lang w:val="en-US"/>
         </w:rPr>
-        <w:t xml:space="preserve">    var </w:t>
+        <w:t xml:space="preserve"> = </w:t>
       </w:r>
       <w:proofErr w:type="spellStart"/>
+      <w:proofErr w:type="gramStart"/>
       <w:r>
         <w:rPr>
           <w:rFonts w:ascii="Courier New" w:hAnsi="Courier New" w:cs="Courier New"/>
           <w:lang w:val="en-US"/>
         </w:rPr>
-        <w:t>startTime</w:t>
+        <w:t>worksheet.Cell</w:t>
       </w:r>
       <w:proofErr w:type="spellEnd"/>
+      <w:proofErr w:type="gramEnd"/>
       <w:r>
         <w:rPr>
           <w:rFonts w:ascii="Courier New" w:hAnsi="Courier New" w:cs="Courier New"/>
           <w:lang w:val="en-US"/>
         </w:rPr>
-        <w:t xml:space="preserve"> = </w:t>
+        <w:t>(row, 5).</w:t>
       </w:r>
       <w:proofErr w:type="spellStart"/>
       <w:r>
@@ -15410,7 +15780,7 @@
           <w:rFonts w:ascii="Courier New" w:hAnsi="Courier New" w:cs="Courier New"/>
           <w:lang w:val="en-US"/>
         </w:rPr>
-        <w:t>TimeSpan.Parse</w:t>
+        <w:t>GetString</w:t>
       </w:r>
       <w:proofErr w:type="spellEnd"/>
       <w:r>
@@ -15418,29 +15788,81 @@
           <w:rFonts w:ascii="Courier New" w:hAnsi="Courier New" w:cs="Courier New"/>
           <w:lang w:val="en-US"/>
         </w:rPr>
-        <w:t>(</w:t>
-      </w:r>
-      <w:proofErr w:type="spellStart"/>
-      <w:r>
+        <w:t>();</w:t>
+      </w:r>
+    </w:p>
+    <w:p>
+      <w:pPr>
+        <w:pStyle w:val="a7"/>
+        <w:widowControl w:val="0"/>
+        <w:spacing w:before="0" w:beforeAutospacing="0" w:after="0" w:afterAutospacing="0"/>
         <w:rPr>
           <w:rFonts w:ascii="Courier New" w:hAnsi="Courier New" w:cs="Courier New"/>
           <w:lang w:val="en-US"/>
         </w:rPr>
-        <w:t>worksheet.Cell</w:t>
-      </w:r>
-      <w:proofErr w:type="spellEnd"/>
+      </w:pPr>
       <w:r>
         <w:rPr>
           <w:rFonts w:ascii="Courier New" w:hAnsi="Courier New" w:cs="Courier New"/>
           <w:lang w:val="en-US"/>
         </w:rPr>
-        <w:t xml:space="preserve">(row, </w:t>
-      </w:r>
+        <w:t xml:space="preserve">    var </w:t>
+      </w:r>
+      <w:proofErr w:type="spellStart"/>
       <w:r>
         <w:rPr>
           <w:rFonts w:ascii="Courier New" w:hAnsi="Courier New" w:cs="Courier New"/>
           <w:lang w:val="en-US"/>
         </w:rPr>
+        <w:t>startTime</w:t>
+      </w:r>
+      <w:proofErr w:type="spellEnd"/>
+      <w:r>
+        <w:rPr>
+          <w:rFonts w:ascii="Courier New" w:hAnsi="Courier New" w:cs="Courier New"/>
+          <w:lang w:val="en-US"/>
+        </w:rPr>
+        <w:t xml:space="preserve"> = </w:t>
+      </w:r>
+      <w:proofErr w:type="spellStart"/>
+      <w:r>
+        <w:rPr>
+          <w:rFonts w:ascii="Courier New" w:hAnsi="Courier New" w:cs="Courier New"/>
+          <w:lang w:val="en-US"/>
+        </w:rPr>
+        <w:t>TimeSpan.Parse</w:t>
+      </w:r>
+      <w:proofErr w:type="spellEnd"/>
+      <w:r>
+        <w:rPr>
+          <w:rFonts w:ascii="Courier New" w:hAnsi="Courier New" w:cs="Courier New"/>
+          <w:lang w:val="en-US"/>
+        </w:rPr>
+        <w:t>(</w:t>
+      </w:r>
+      <w:proofErr w:type="spellStart"/>
+      <w:proofErr w:type="gramStart"/>
+      <w:r>
+        <w:rPr>
+          <w:rFonts w:ascii="Courier New" w:hAnsi="Courier New" w:cs="Courier New"/>
+          <w:lang w:val="en-US"/>
+        </w:rPr>
+        <w:t>worksheet.Cell</w:t>
+      </w:r>
+      <w:proofErr w:type="spellEnd"/>
+      <w:proofErr w:type="gramEnd"/>
+      <w:r>
+        <w:rPr>
+          <w:rFonts w:ascii="Courier New" w:hAnsi="Courier New" w:cs="Courier New"/>
+          <w:lang w:val="en-US"/>
+        </w:rPr>
+        <w:t xml:space="preserve">(row, </w:t>
+      </w:r>
+      <w:r>
+        <w:rPr>
+          <w:rFonts w:ascii="Courier New" w:hAnsi="Courier New" w:cs="Courier New"/>
+          <w:lang w:val="en-US"/>
+        </w:rPr>
         <w:lastRenderedPageBreak/>
         <w:t>6).</w:t>
       </w:r>
@@ -15511,6 +15933,7 @@
         <w:t>(</w:t>
       </w:r>
       <w:proofErr w:type="spellStart"/>
+      <w:proofErr w:type="gramStart"/>
       <w:r>
         <w:rPr>
           <w:rFonts w:ascii="Courier New" w:hAnsi="Courier New" w:cs="Courier New"/>
@@ -15519,6 +15942,7 @@
         <w:t>worksheet.Cell</w:t>
       </w:r>
       <w:proofErr w:type="spellEnd"/>
+      <w:proofErr w:type="gramEnd"/>
       <w:r>
         <w:rPr>
           <w:rFonts w:ascii="Courier New" w:hAnsi="Courier New" w:cs="Courier New"/>
@@ -15779,6 +16203,7 @@
         <w:t xml:space="preserve"> = </w:t>
       </w:r>
       <w:proofErr w:type="spellStart"/>
+      <w:proofErr w:type="gramStart"/>
       <w:r>
         <w:rPr>
           <w:rFonts w:ascii="Courier New" w:hAnsi="Courier New" w:cs="Courier New"/>
@@ -15787,6 +16212,7 @@
         <w:t>workDate.Date.Add</w:t>
       </w:r>
       <w:proofErr w:type="spellEnd"/>
+      <w:proofErr w:type="gramEnd"/>
       <w:r>
         <w:rPr>
           <w:rFonts w:ascii="Courier New" w:hAnsi="Courier New" w:cs="Courier New"/>
@@ -15845,6 +16271,7 @@
         <w:t xml:space="preserve"> = </w:t>
       </w:r>
       <w:proofErr w:type="spellStart"/>
+      <w:proofErr w:type="gramStart"/>
       <w:r>
         <w:rPr>
           <w:rFonts w:ascii="Courier New" w:hAnsi="Courier New" w:cs="Courier New"/>
@@ -15853,6 +16280,7 @@
         <w:t>workDate.Date.Add</w:t>
       </w:r>
       <w:proofErr w:type="spellEnd"/>
+      <w:proofErr w:type="gramEnd"/>
       <w:r>
         <w:rPr>
           <w:rFonts w:ascii="Courier New" w:hAnsi="Courier New" w:cs="Courier New"/>
@@ -15965,6 +16393,7 @@
         <w:t xml:space="preserve">    </w:t>
       </w:r>
       <w:proofErr w:type="spellStart"/>
+      <w:proofErr w:type="gramStart"/>
       <w:r>
         <w:rPr>
           <w:rFonts w:ascii="Courier New" w:hAnsi="Courier New" w:cs="Courier New"/>
@@ -15973,6 +16402,7 @@
         <w:t>schedules.Add</w:t>
       </w:r>
       <w:proofErr w:type="spellEnd"/>
+      <w:proofErr w:type="gramEnd"/>
       <w:r>
         <w:rPr>
           <w:rFonts w:ascii="Courier New" w:hAnsi="Courier New" w:cs="Courier New"/>
@@ -16039,6 +16469,7 @@
         </w:rPr>
       </w:pPr>
       <w:proofErr w:type="spellStart"/>
+      <w:proofErr w:type="gramStart"/>
       <w:r>
         <w:rPr>
           <w:rFonts w:ascii="Courier New" w:hAnsi="Courier New" w:cs="Courier New"/>
@@ -16047,6 +16478,7 @@
         <w:t>db.Schedules.AddRange</w:t>
       </w:r>
       <w:proofErr w:type="spellEnd"/>
+      <w:proofErr w:type="gramEnd"/>
       <w:r>
         <w:rPr>
           <w:rFonts w:ascii="Courier New" w:hAnsi="Courier New" w:cs="Courier New"/>
@@ -16062,10 +16494,10 @@
         <w:spacing w:before="0" w:beforeAutospacing="0" w:after="0" w:afterAutospacing="0"/>
         <w:rPr>
           <w:rFonts w:ascii="Courier New" w:hAnsi="Courier New" w:cs="Courier New"/>
-          <w:lang w:val="en-US"/>
         </w:rPr>
       </w:pPr>
       <w:proofErr w:type="spellStart"/>
+      <w:proofErr w:type="gramStart"/>
       <w:r>
         <w:rPr>
           <w:rFonts w:ascii="Courier New" w:hAnsi="Courier New" w:cs="Courier New"/>
@@ -16073,25 +16505,26 @@
         </w:rPr>
         <w:t>db</w:t>
       </w:r>
+      <w:proofErr w:type="spellEnd"/>
+      <w:r>
+        <w:rPr>
+          <w:rFonts w:ascii="Courier New" w:hAnsi="Courier New" w:cs="Courier New"/>
+        </w:rPr>
+        <w:t>.</w:t>
+      </w:r>
+      <w:proofErr w:type="spellStart"/>
       <w:r>
         <w:rPr>
           <w:rFonts w:ascii="Courier New" w:hAnsi="Courier New" w:cs="Courier New"/>
           <w:lang w:val="en-US"/>
         </w:rPr>
-        <w:t>.</w:t>
-      </w:r>
+        <w:t>SaveChanges</w:t>
+      </w:r>
+      <w:proofErr w:type="spellEnd"/>
+      <w:proofErr w:type="gramEnd"/>
       <w:r>
         <w:rPr>
           <w:rFonts w:ascii="Courier New" w:hAnsi="Courier New" w:cs="Courier New"/>
-          <w:lang w:val="en-US"/>
-        </w:rPr>
-        <w:t>SaveChanges</w:t>
-      </w:r>
-      <w:proofErr w:type="spellEnd"/>
-      <w:r>
-        <w:rPr>
-          <w:rFonts w:ascii="Courier New" w:hAnsi="Courier New" w:cs="Courier New"/>
-          <w:lang w:val="en-US"/>
         </w:rPr>
         <w:t>();</w:t>
       </w:r>
@@ -16104,7 +16537,6 @@
         <w:rPr>
           <w:sz w:val="28"/>
           <w:szCs w:val="28"/>
-          <w:lang w:val="en-US"/>
         </w:rPr>
       </w:pPr>
     </w:p>
@@ -16514,7 +16946,17 @@
                 <w:color w:val="000000"/>
                 <w:lang w:val="en-US"/>
               </w:rPr>
-              <w:t>CreateAppointment_ValidData_ReturnsAppointment</w:t>
+              <w:t>CreateAppointment_ValidData_</w:t>
+            </w:r>
+            <w:proofErr w:type="gramStart"/>
+            <w:r>
+              <w:rPr>
+                <w:rFonts w:ascii="Courier New" w:hAnsi="Courier New" w:cs="Courier New"/>
+                <w:bCs/>
+                <w:color w:val="000000"/>
+                <w:lang w:val="en-US"/>
+              </w:rPr>
+              <w:t>ReturnsAppointment</w:t>
             </w:r>
             <w:proofErr w:type="spellEnd"/>
             <w:r>
@@ -16524,7 +16966,17 @@
                 <w:color w:val="000000"/>
                 <w:lang w:val="en-US"/>
               </w:rPr>
-              <w:t>()</w:t>
+              <w:t>(</w:t>
+            </w:r>
+            <w:proofErr w:type="gramEnd"/>
+            <w:r>
+              <w:rPr>
+                <w:rFonts w:ascii="Courier New" w:hAnsi="Courier New" w:cs="Courier New"/>
+                <w:bCs/>
+                <w:color w:val="000000"/>
+                <w:lang w:val="en-US"/>
+              </w:rPr>
+              <w:t>)</w:t>
             </w:r>
           </w:p>
           <w:p>
@@ -16567,6 +17019,7 @@
               <w:t xml:space="preserve">    using var context = </w:t>
             </w:r>
             <w:proofErr w:type="spellStart"/>
+            <w:proofErr w:type="gramStart"/>
             <w:r>
               <w:rPr>
                 <w:rFonts w:ascii="Courier New" w:hAnsi="Courier New" w:cs="Courier New"/>
@@ -16584,7 +17037,17 @@
                 <w:color w:val="000000"/>
                 <w:lang w:val="en-US"/>
               </w:rPr>
-              <w:t>();</w:t>
+              <w:t>(</w:t>
+            </w:r>
+            <w:proofErr w:type="gramEnd"/>
+            <w:r>
+              <w:rPr>
+                <w:rFonts w:ascii="Courier New" w:hAnsi="Courier New" w:cs="Courier New"/>
+                <w:bCs/>
+                <w:color w:val="000000"/>
+                <w:lang w:val="en-US"/>
+              </w:rPr>
+              <w:t>);</w:t>
             </w:r>
           </w:p>
           <w:p>
@@ -16747,6 +17210,7 @@
               <w:t xml:space="preserve"> = </w:t>
             </w:r>
             <w:proofErr w:type="spellStart"/>
+            <w:proofErr w:type="gramStart"/>
             <w:r>
               <w:rPr>
                 <w:rFonts w:ascii="Courier New" w:hAnsi="Courier New" w:cs="Courier New"/>
@@ -16757,6 +17221,7 @@
               <w:t>DateTime.Now.AddDays</w:t>
             </w:r>
             <w:proofErr w:type="spellEnd"/>
+            <w:proofErr w:type="gramEnd"/>
             <w:r>
               <w:rPr>
                 <w:rFonts w:ascii="Courier New" w:hAnsi="Courier New" w:cs="Courier New"/>
@@ -16807,6 +17272,7 @@
               <w:t xml:space="preserve"> = </w:t>
             </w:r>
             <w:proofErr w:type="spellStart"/>
+            <w:proofErr w:type="gramStart"/>
             <w:r>
               <w:rPr>
                 <w:rFonts w:ascii="Courier New" w:hAnsi="Courier New" w:cs="Courier New"/>
@@ -16817,6 +17283,7 @@
               <w:t>DateTime.Now.AddDays</w:t>
             </w:r>
             <w:proofErr w:type="spellEnd"/>
+            <w:proofErr w:type="gramEnd"/>
             <w:r>
               <w:rPr>
                 <w:rFonts w:ascii="Courier New" w:hAnsi="Courier New" w:cs="Courier New"/>
@@ -16935,6 +17402,7 @@
               <w:t xml:space="preserve">    </w:t>
             </w:r>
             <w:proofErr w:type="spellStart"/>
+            <w:proofErr w:type="gramStart"/>
             <w:r>
               <w:rPr>
                 <w:rFonts w:ascii="Courier New" w:hAnsi="Courier New" w:cs="Courier New"/>
@@ -16945,6 +17413,7 @@
               <w:t>context.Appointments.Add</w:t>
             </w:r>
             <w:proofErr w:type="spellEnd"/>
+            <w:proofErr w:type="gramEnd"/>
             <w:r>
               <w:rPr>
                 <w:rFonts w:ascii="Courier New" w:hAnsi="Courier New" w:cs="Courier New"/>
@@ -16975,6 +17444,7 @@
               <w:t xml:space="preserve">    </w:t>
             </w:r>
             <w:proofErr w:type="spellStart"/>
+            <w:proofErr w:type="gramStart"/>
             <w:r>
               <w:rPr>
                 <w:rFonts w:ascii="Courier New" w:hAnsi="Courier New" w:cs="Courier New"/>
@@ -16985,6 +17455,7 @@
               <w:t>context.SaveChanges</w:t>
             </w:r>
             <w:proofErr w:type="spellEnd"/>
+            <w:proofErr w:type="gramEnd"/>
             <w:r>
               <w:rPr>
                 <w:rFonts w:ascii="Courier New" w:hAnsi="Courier New" w:cs="Courier New"/>
@@ -17026,6 +17497,7 @@
               <w:t xml:space="preserve">    var created = </w:t>
             </w:r>
             <w:proofErr w:type="spellStart"/>
+            <w:proofErr w:type="gramStart"/>
             <w:r>
               <w:rPr>
                 <w:rFonts w:ascii="Courier New" w:hAnsi="Courier New" w:cs="Courier New"/>
@@ -17036,6 +17508,7 @@
               <w:t>context.Appointments.FirstOrDefault</w:t>
             </w:r>
             <w:proofErr w:type="spellEnd"/>
+            <w:proofErr w:type="gramEnd"/>
             <w:r>
               <w:rPr>
                 <w:rFonts w:ascii="Courier New" w:hAnsi="Courier New" w:cs="Courier New"/>
@@ -17163,6 +17636,7 @@
               <w:t xml:space="preserve">", </w:t>
             </w:r>
             <w:proofErr w:type="spellStart"/>
+            <w:proofErr w:type="gramStart"/>
             <w:r>
               <w:rPr>
                 <w:rFonts w:ascii="Courier New" w:hAnsi="Courier New" w:cs="Courier New"/>
@@ -17173,6 +17647,7 @@
               <w:t>created.Status</w:t>
             </w:r>
             <w:proofErr w:type="spellEnd"/>
+            <w:proofErr w:type="gramEnd"/>
             <w:r>
               <w:rPr>
                 <w:rFonts w:ascii="Courier New" w:hAnsi="Courier New" w:cs="Courier New"/>
@@ -17250,7 +17725,17 @@
                 <w:color w:val="000000"/>
                 <w:lang w:val="en-US"/>
               </w:rPr>
-              <w:t>GetAppointment_ById_ReturnsCorrectAppointment</w:t>
+              <w:t>GetAppointment_ById_</w:t>
+            </w:r>
+            <w:proofErr w:type="gramStart"/>
+            <w:r>
+              <w:rPr>
+                <w:rFonts w:ascii="Courier New" w:hAnsi="Courier New" w:cs="Courier New"/>
+                <w:bCs/>
+                <w:color w:val="000000"/>
+                <w:lang w:val="en-US"/>
+              </w:rPr>
+              <w:t>ReturnsCorrectAppointment</w:t>
             </w:r>
             <w:proofErr w:type="spellEnd"/>
             <w:r>
@@ -17260,7 +17745,17 @@
                 <w:color w:val="000000"/>
                 <w:lang w:val="en-US"/>
               </w:rPr>
-              <w:t>()</w:t>
+              <w:t>(</w:t>
+            </w:r>
+            <w:proofErr w:type="gramEnd"/>
+            <w:r>
+              <w:rPr>
+                <w:rFonts w:ascii="Courier New" w:hAnsi="Courier New" w:cs="Courier New"/>
+                <w:bCs/>
+                <w:color w:val="000000"/>
+                <w:lang w:val="en-US"/>
+              </w:rPr>
+              <w:t>)</w:t>
             </w:r>
           </w:p>
           <w:p>
@@ -17323,6 +17818,7 @@
               <w:t xml:space="preserve">    using var context = </w:t>
             </w:r>
             <w:proofErr w:type="spellStart"/>
+            <w:proofErr w:type="gramStart"/>
             <w:r>
               <w:rPr>
                 <w:rFonts w:ascii="Courier New" w:hAnsi="Courier New" w:cs="Courier New"/>
@@ -17340,7 +17836,17 @@
                 <w:color w:val="000000"/>
                 <w:lang w:val="en-US"/>
               </w:rPr>
-              <w:t>();</w:t>
+              <w:t>(</w:t>
+            </w:r>
+            <w:proofErr w:type="gramEnd"/>
+            <w:r>
+              <w:rPr>
+                <w:rFonts w:ascii="Courier New" w:hAnsi="Courier New" w:cs="Courier New"/>
+                <w:bCs/>
+                <w:color w:val="000000"/>
+                <w:lang w:val="en-US"/>
+              </w:rPr>
+              <w:t>);</w:t>
             </w:r>
           </w:p>
           <w:p>
@@ -17544,6 +18050,7 @@
               <w:t xml:space="preserve"> = </w:t>
             </w:r>
             <w:proofErr w:type="spellStart"/>
+            <w:proofErr w:type="gramStart"/>
             <w:r>
               <w:rPr>
                 <w:rFonts w:ascii="Courier New" w:hAnsi="Courier New" w:cs="Courier New"/>
@@ -17554,6 +18061,7 @@
               <w:t>DateTime.Now.AddDays</w:t>
             </w:r>
             <w:proofErr w:type="spellEnd"/>
+            <w:proofErr w:type="gramEnd"/>
             <w:r>
               <w:rPr>
                 <w:rFonts w:ascii="Courier New" w:hAnsi="Courier New" w:cs="Courier New"/>
@@ -17604,6 +18112,7 @@
               <w:t xml:space="preserve"> = </w:t>
             </w:r>
             <w:proofErr w:type="spellStart"/>
+            <w:proofErr w:type="gramStart"/>
             <w:r>
               <w:rPr>
                 <w:rFonts w:ascii="Courier New" w:hAnsi="Courier New" w:cs="Courier New"/>
@@ -17614,6 +18123,7 @@
               <w:t>DateTime.Now.AddDays</w:t>
             </w:r>
             <w:proofErr w:type="spellEnd"/>
+            <w:proofErr w:type="gramEnd"/>
             <w:r>
               <w:rPr>
                 <w:rFonts w:ascii="Courier New" w:hAnsi="Courier New" w:cs="Courier New"/>
@@ -17721,6 +18231,7 @@
               <w:t xml:space="preserve">    </w:t>
             </w:r>
             <w:proofErr w:type="spellStart"/>
+            <w:proofErr w:type="gramStart"/>
             <w:r>
               <w:rPr>
                 <w:rFonts w:ascii="Courier New" w:hAnsi="Courier New" w:cs="Courier New"/>
@@ -17731,6 +18242,7 @@
               <w:t>context.Appointments.Add</w:t>
             </w:r>
             <w:proofErr w:type="spellEnd"/>
+            <w:proofErr w:type="gramEnd"/>
             <w:r>
               <w:rPr>
                 <w:rFonts w:ascii="Courier New" w:hAnsi="Courier New" w:cs="Courier New"/>
@@ -17761,6 +18273,7 @@
               <w:t xml:space="preserve">    </w:t>
             </w:r>
             <w:proofErr w:type="spellStart"/>
+            <w:proofErr w:type="gramStart"/>
             <w:r>
               <w:rPr>
                 <w:rFonts w:ascii="Courier New" w:hAnsi="Courier New" w:cs="Courier New"/>
@@ -17771,6 +18284,7 @@
               <w:t>context.SaveChanges</w:t>
             </w:r>
             <w:proofErr w:type="spellEnd"/>
+            <w:proofErr w:type="gramEnd"/>
             <w:r>
               <w:rPr>
                 <w:rFonts w:ascii="Courier New" w:hAnsi="Courier New" w:cs="Courier New"/>
@@ -17832,6 +18346,7 @@
               <w:t xml:space="preserve">    var result = </w:t>
             </w:r>
             <w:proofErr w:type="spellStart"/>
+            <w:proofErr w:type="gramStart"/>
             <w:r>
               <w:rPr>
                 <w:rFonts w:ascii="Courier New" w:hAnsi="Courier New" w:cs="Courier New"/>
@@ -17842,6 +18357,7 @@
               <w:t>context.Appointments.Find</w:t>
             </w:r>
             <w:proofErr w:type="spellEnd"/>
+            <w:proofErr w:type="gramEnd"/>
             <w:r>
               <w:rPr>
                 <w:rFonts w:ascii="Courier New" w:hAnsi="Courier New" w:cs="Courier New"/>
@@ -17963,6 +18479,7 @@
               <w:t xml:space="preserve">(1, </w:t>
             </w:r>
             <w:proofErr w:type="spellStart"/>
+            <w:proofErr w:type="gramStart"/>
             <w:r>
               <w:rPr>
                 <w:rFonts w:ascii="Courier New" w:hAnsi="Courier New" w:cs="Courier New"/>
@@ -17973,6 +18490,7 @@
               <w:t>result.AppointmentId</w:t>
             </w:r>
             <w:proofErr w:type="spellEnd"/>
+            <w:proofErr w:type="gramEnd"/>
             <w:r>
               <w:rPr>
                 <w:rFonts w:ascii="Courier New" w:hAnsi="Courier New" w:cs="Courier New"/>
@@ -18023,6 +18541,7 @@
               <w:t xml:space="preserve">(1, </w:t>
             </w:r>
             <w:proofErr w:type="spellStart"/>
+            <w:proofErr w:type="gramStart"/>
             <w:r>
               <w:rPr>
                 <w:rFonts w:ascii="Courier New" w:hAnsi="Courier New" w:cs="Courier New"/>
@@ -18033,6 +18552,7 @@
               <w:t>result.PatientId</w:t>
             </w:r>
             <w:proofErr w:type="spellEnd"/>
+            <w:proofErr w:type="gramEnd"/>
             <w:r>
               <w:rPr>
                 <w:rFonts w:ascii="Courier New" w:hAnsi="Courier New" w:cs="Courier New"/>
@@ -18121,7 +18641,17 @@
                 <w:color w:val="000000"/>
                 <w:lang w:val="en-US"/>
               </w:rPr>
-              <w:t>UpdateAppointment_ChangeStatus_UpdatesSuccessfully</w:t>
+              <w:t>UpdateAppointment_ChangeStatus_</w:t>
+            </w:r>
+            <w:proofErr w:type="gramStart"/>
+            <w:r>
+              <w:rPr>
+                <w:rFonts w:ascii="Courier New" w:hAnsi="Courier New" w:cs="Courier New"/>
+                <w:bCs/>
+                <w:color w:val="000000"/>
+                <w:lang w:val="en-US"/>
+              </w:rPr>
+              <w:t>UpdatesSuccessfully</w:t>
             </w:r>
             <w:proofErr w:type="spellEnd"/>
             <w:r>
@@ -18131,7 +18661,17 @@
                 <w:color w:val="000000"/>
                 <w:lang w:val="en-US"/>
               </w:rPr>
-              <w:t>()</w:t>
+              <w:t>(</w:t>
+            </w:r>
+            <w:proofErr w:type="gramEnd"/>
+            <w:r>
+              <w:rPr>
+                <w:rFonts w:ascii="Courier New" w:hAnsi="Courier New" w:cs="Courier New"/>
+                <w:bCs/>
+                <w:color w:val="000000"/>
+                <w:lang w:val="en-US"/>
+              </w:rPr>
+              <w:t>)</w:t>
             </w:r>
           </w:p>
           <w:p>
@@ -18194,6 +18734,7 @@
               <w:t xml:space="preserve">    using var context = </w:t>
             </w:r>
             <w:proofErr w:type="spellStart"/>
+            <w:proofErr w:type="gramStart"/>
             <w:r>
               <w:rPr>
                 <w:rFonts w:ascii="Courier New" w:hAnsi="Courier New" w:cs="Courier New"/>
@@ -18211,7 +18752,17 @@
                 <w:color w:val="000000"/>
                 <w:lang w:val="en-US"/>
               </w:rPr>
-              <w:t>();</w:t>
+              <w:t>(</w:t>
+            </w:r>
+            <w:proofErr w:type="gramEnd"/>
+            <w:r>
+              <w:rPr>
+                <w:rFonts w:ascii="Courier New" w:hAnsi="Courier New" w:cs="Courier New"/>
+                <w:bCs/>
+                <w:color w:val="000000"/>
+                <w:lang w:val="en-US"/>
+              </w:rPr>
+              <w:t>);</w:t>
             </w:r>
           </w:p>
           <w:p>
@@ -18414,6 +18965,7 @@
               <w:t xml:space="preserve"> = </w:t>
             </w:r>
             <w:proofErr w:type="spellStart"/>
+            <w:proofErr w:type="gramStart"/>
             <w:r>
               <w:rPr>
                 <w:rFonts w:ascii="Courier New" w:hAnsi="Courier New" w:cs="Courier New"/>
@@ -18424,6 +18976,7 @@
               <w:t>DateTime.Now.AddDays</w:t>
             </w:r>
             <w:proofErr w:type="spellEnd"/>
+            <w:proofErr w:type="gramEnd"/>
             <w:r>
               <w:rPr>
                 <w:rFonts w:ascii="Courier New" w:hAnsi="Courier New" w:cs="Courier New"/>
@@ -18474,6 +19027,7 @@
               <w:t xml:space="preserve"> = </w:t>
             </w:r>
             <w:proofErr w:type="spellStart"/>
+            <w:proofErr w:type="gramStart"/>
             <w:r>
               <w:rPr>
                 <w:rFonts w:ascii="Courier New" w:hAnsi="Courier New" w:cs="Courier New"/>
@@ -18484,6 +19038,7 @@
               <w:t>DateTime.Now.AddDays</w:t>
             </w:r>
             <w:proofErr w:type="spellEnd"/>
+            <w:proofErr w:type="gramEnd"/>
             <w:r>
               <w:rPr>
                 <w:rFonts w:ascii="Courier New" w:hAnsi="Courier New" w:cs="Courier New"/>
@@ -18591,6 +19146,7 @@
               <w:t xml:space="preserve">    </w:t>
             </w:r>
             <w:proofErr w:type="spellStart"/>
+            <w:proofErr w:type="gramStart"/>
             <w:r>
               <w:rPr>
                 <w:rFonts w:ascii="Courier New" w:hAnsi="Courier New" w:cs="Courier New"/>
@@ -18601,6 +19157,7 @@
               <w:t>context.Appointments.Add</w:t>
             </w:r>
             <w:proofErr w:type="spellEnd"/>
+            <w:proofErr w:type="gramEnd"/>
             <w:r>
               <w:rPr>
                 <w:rFonts w:ascii="Courier New" w:hAnsi="Courier New" w:cs="Courier New"/>
@@ -18631,6 +19188,7 @@
               <w:t xml:space="preserve">    </w:t>
             </w:r>
             <w:proofErr w:type="spellStart"/>
+            <w:proofErr w:type="gramStart"/>
             <w:r>
               <w:rPr>
                 <w:rFonts w:ascii="Courier New" w:hAnsi="Courier New" w:cs="Courier New"/>
@@ -18641,6 +19199,7 @@
               <w:t>context.SaveChanges</w:t>
             </w:r>
             <w:proofErr w:type="spellEnd"/>
+            <w:proofErr w:type="gramEnd"/>
             <w:r>
               <w:rPr>
                 <w:rFonts w:ascii="Courier New" w:hAnsi="Courier New" w:cs="Courier New"/>
@@ -18722,6 +19281,7 @@
               <w:t xml:space="preserve"> = </w:t>
             </w:r>
             <w:proofErr w:type="spellStart"/>
+            <w:proofErr w:type="gramStart"/>
             <w:r>
               <w:rPr>
                 <w:rFonts w:ascii="Courier New" w:hAnsi="Courier New" w:cs="Courier New"/>
@@ -18732,6 +19292,7 @@
               <w:t>context.Appointments.Find</w:t>
             </w:r>
             <w:proofErr w:type="spellEnd"/>
+            <w:proofErr w:type="gramEnd"/>
             <w:r>
               <w:rPr>
                 <w:rFonts w:ascii="Courier New" w:hAnsi="Courier New" w:cs="Courier New"/>
@@ -18819,6 +19380,7 @@
               <w:t xml:space="preserve">    </w:t>
             </w:r>
             <w:proofErr w:type="spellStart"/>
+            <w:proofErr w:type="gramStart"/>
             <w:r>
               <w:rPr>
                 <w:rFonts w:ascii="Courier New" w:hAnsi="Courier New" w:cs="Courier New"/>
@@ -18829,6 +19391,7 @@
               <w:t>context.SaveChanges</w:t>
             </w:r>
             <w:proofErr w:type="spellEnd"/>
+            <w:proofErr w:type="gramEnd"/>
             <w:r>
               <w:rPr>
                 <w:rFonts w:ascii="Courier New" w:hAnsi="Courier New" w:cs="Courier New"/>
@@ -18890,6 +19453,7 @@
               <w:t xml:space="preserve">    var updated = </w:t>
             </w:r>
             <w:proofErr w:type="spellStart"/>
+            <w:proofErr w:type="gramStart"/>
             <w:r>
               <w:rPr>
                 <w:rFonts w:ascii="Courier New" w:hAnsi="Courier New" w:cs="Courier New"/>
@@ -18900,6 +19464,7 @@
               <w:t>context.Appointments.Find</w:t>
             </w:r>
             <w:proofErr w:type="spellEnd"/>
+            <w:proofErr w:type="gramEnd"/>
             <w:r>
               <w:rPr>
                 <w:rFonts w:ascii="Courier New" w:hAnsi="Courier New" w:cs="Courier New"/>
@@ -18967,6 +19532,7 @@
               <w:t xml:space="preserve">", </w:t>
             </w:r>
             <w:proofErr w:type="spellStart"/>
+            <w:proofErr w:type="gramStart"/>
             <w:r>
               <w:rPr>
                 <w:rFonts w:ascii="Courier New" w:hAnsi="Courier New" w:cs="Courier New"/>
@@ -18977,6 +19543,7 @@
               <w:t>updated.Status</w:t>
             </w:r>
             <w:proofErr w:type="spellEnd"/>
+            <w:proofErr w:type="gramEnd"/>
             <w:r>
               <w:rPr>
                 <w:rFonts w:ascii="Courier New" w:hAnsi="Courier New" w:cs="Courier New"/>
@@ -24053,7 +24620,25 @@
           <w:sz w:val="28"/>
           <w:szCs w:val="28"/>
         </w:rPr>
-        <w:t xml:space="preserve">Бек, К. Экстремальное программирование: разработка через тестирование. – Санкт-Петербург : Питер, 2021. – 224 с. – URL: </w:t>
+        <w:t>Бек, К. Экстремальное программирование: разработка через тестирование. – Санкт-</w:t>
+      </w:r>
+      <w:proofErr w:type="gramStart"/>
+      <w:r>
+        <w:rPr>
+          <w:color w:val="000000"/>
+          <w:sz w:val="28"/>
+          <w:szCs w:val="28"/>
+        </w:rPr>
+        <w:t>Петербург :</w:t>
+      </w:r>
+      <w:proofErr w:type="gramEnd"/>
+      <w:r>
+        <w:rPr>
+          <w:color w:val="000000"/>
+          <w:sz w:val="28"/>
+          <w:szCs w:val="28"/>
+        </w:rPr>
+        <w:t xml:space="preserve"> Питер, 2021. – 224 с. – URL: </w:t>
       </w:r>
       <w:hyperlink r:id="rId21" w:history="1">
         <w:r>
@@ -24130,7 +24715,25 @@
           <w:sz w:val="28"/>
           <w:szCs w:val="28"/>
         </w:rPr>
-        <w:t>Гагарина, Л. Г. Технология разработки программного обеспечения : учебное пособие / Л. Г. Гагарина, Е. В. Кокорева, Б. Д. Сидорова-</w:t>
+        <w:t xml:space="preserve">Гагарина, Л. Г. Технология разработки программного </w:t>
+      </w:r>
+      <w:proofErr w:type="gramStart"/>
+      <w:r>
+        <w:rPr>
+          <w:color w:val="000000"/>
+          <w:sz w:val="28"/>
+          <w:szCs w:val="28"/>
+        </w:rPr>
+        <w:t>обеспечения :</w:t>
+      </w:r>
+      <w:proofErr w:type="gramEnd"/>
+      <w:r>
+        <w:rPr>
+          <w:color w:val="000000"/>
+          <w:sz w:val="28"/>
+          <w:szCs w:val="28"/>
+        </w:rPr>
+        <w:t xml:space="preserve"> учебное пособие / Л. Г. Гагарина, Е. В. Кокорева, Б. Д. Сидорова-</w:t>
       </w:r>
       <w:proofErr w:type="spellStart"/>
       <w:r>
@@ -24148,7 +24751,25 @@
           <w:sz w:val="28"/>
           <w:szCs w:val="28"/>
         </w:rPr>
-        <w:t xml:space="preserve"> ; под ред. Л. Г. Гагариной. – Москва : ФОРУМ : ИНФРА-М, 2025. – 400 с. – URL: </w:t>
+        <w:t xml:space="preserve"> ; под ред. Л. Г. Гагариной. – </w:t>
+      </w:r>
+      <w:proofErr w:type="gramStart"/>
+      <w:r>
+        <w:rPr>
+          <w:color w:val="000000"/>
+          <w:sz w:val="28"/>
+          <w:szCs w:val="28"/>
+        </w:rPr>
+        <w:t>Москва :</w:t>
+      </w:r>
+      <w:proofErr w:type="gramEnd"/>
+      <w:r>
+        <w:rPr>
+          <w:color w:val="000000"/>
+          <w:sz w:val="28"/>
+          <w:szCs w:val="28"/>
+        </w:rPr>
+        <w:t xml:space="preserve"> ФОРУМ : ИНФРА-М, 2025. – 400 с. – URL: </w:t>
       </w:r>
       <w:hyperlink r:id="rId23" w:history="1">
         <w:r>
@@ -24249,7 +24870,25 @@
           <w:sz w:val="28"/>
           <w:szCs w:val="28"/>
         </w:rPr>
-        <w:t xml:space="preserve"> (дата обращения: __.11.2025). – Режим доступа: по подписке. – Текст : электронный.</w:t>
+        <w:t xml:space="preserve"> (дата обращения: __.11.2025). – Режим доступа: по подписке. – </w:t>
+      </w:r>
+      <w:proofErr w:type="gramStart"/>
+      <w:r>
+        <w:rPr>
+          <w:color w:val="000000"/>
+          <w:sz w:val="28"/>
+          <w:szCs w:val="28"/>
+        </w:rPr>
+        <w:t>Текст :</w:t>
+      </w:r>
+      <w:proofErr w:type="gramEnd"/>
+      <w:r>
+        <w:rPr>
+          <w:color w:val="000000"/>
+          <w:sz w:val="28"/>
+          <w:szCs w:val="28"/>
+        </w:rPr>
+        <w:t xml:space="preserve"> электронный.</w:t>
       </w:r>
     </w:p>
     <w:p>
@@ -24308,7 +24947,25 @@
           <w:sz w:val="28"/>
           <w:szCs w:val="28"/>
         </w:rPr>
-        <w:t xml:space="preserve">-типа для проектирования информационных систем : учебное пособие / С. А. </w:t>
+        <w:t xml:space="preserve">-типа для проектирования информационных </w:t>
+      </w:r>
+      <w:proofErr w:type="gramStart"/>
+      <w:r>
+        <w:rPr>
+          <w:color w:val="000000"/>
+          <w:sz w:val="28"/>
+          <w:szCs w:val="28"/>
+        </w:rPr>
+        <w:t>систем :</w:t>
+      </w:r>
+      <w:proofErr w:type="gramEnd"/>
+      <w:r>
+        <w:rPr>
+          <w:color w:val="000000"/>
+          <w:sz w:val="28"/>
+          <w:szCs w:val="28"/>
+        </w:rPr>
+        <w:t xml:space="preserve"> учебное пособие / С. А. </w:t>
       </w:r>
       <w:proofErr w:type="spellStart"/>
       <w:r>
@@ -24326,7 +24983,43 @@
           <w:sz w:val="28"/>
           <w:szCs w:val="28"/>
         </w:rPr>
-        <w:t xml:space="preserve">, В. Л. Симонов, М. В. Храпченко. – Москва : ФОРУМ : ИНФРА-М, 2024. – 368 с. – Текст : электронный. – URL: </w:t>
+        <w:t xml:space="preserve">, В. Л. Симонов, М. В. Храпченко. – </w:t>
+      </w:r>
+      <w:proofErr w:type="gramStart"/>
+      <w:r>
+        <w:rPr>
+          <w:color w:val="000000"/>
+          <w:sz w:val="28"/>
+          <w:szCs w:val="28"/>
+        </w:rPr>
+        <w:t>Москва :</w:t>
+      </w:r>
+      <w:proofErr w:type="gramEnd"/>
+      <w:r>
+        <w:rPr>
+          <w:color w:val="000000"/>
+          <w:sz w:val="28"/>
+          <w:szCs w:val="28"/>
+        </w:rPr>
+        <w:t xml:space="preserve"> ФОРУМ : ИНФРА-М, 2024. – 368 с. – </w:t>
+      </w:r>
+      <w:proofErr w:type="gramStart"/>
+      <w:r>
+        <w:rPr>
+          <w:color w:val="000000"/>
+          <w:sz w:val="28"/>
+          <w:szCs w:val="28"/>
+        </w:rPr>
+        <w:t>Текст :</w:t>
+      </w:r>
+      <w:proofErr w:type="gramEnd"/>
+      <w:r>
+        <w:rPr>
+          <w:color w:val="000000"/>
+          <w:sz w:val="28"/>
+          <w:szCs w:val="28"/>
+        </w:rPr>
+        <w:t xml:space="preserve"> электронный. – URL: </w:t>
       </w:r>
       <w:hyperlink r:id="rId25" w:history="1">
         <w:r>
@@ -24395,7 +25088,43 @@
           <w:sz w:val="28"/>
           <w:szCs w:val="28"/>
         </w:rPr>
-        <w:t xml:space="preserve">, Д. Разработка интерфейсов. Паттерны проектирования. 3-е изд. – Санкт-Петербург : Питер, 2022. – 560 с. – Текст : электронный. – URL: </w:t>
+        <w:t>, Д. Разработка интерфейсов. Паттерны проектирования. 3-е изд. – Санкт-</w:t>
+      </w:r>
+      <w:proofErr w:type="gramStart"/>
+      <w:r>
+        <w:rPr>
+          <w:color w:val="000000"/>
+          <w:sz w:val="28"/>
+          <w:szCs w:val="28"/>
+        </w:rPr>
+        <w:t>Петербург :</w:t>
+      </w:r>
+      <w:proofErr w:type="gramEnd"/>
+      <w:r>
+        <w:rPr>
+          <w:color w:val="000000"/>
+          <w:sz w:val="28"/>
+          <w:szCs w:val="28"/>
+        </w:rPr>
+        <w:t xml:space="preserve"> Питер, 2022. – 560 с. – </w:t>
+      </w:r>
+      <w:proofErr w:type="gramStart"/>
+      <w:r>
+        <w:rPr>
+          <w:color w:val="000000"/>
+          <w:sz w:val="28"/>
+          <w:szCs w:val="28"/>
+        </w:rPr>
+        <w:t>Текст :</w:t>
+      </w:r>
+      <w:proofErr w:type="gramEnd"/>
+      <w:r>
+        <w:rPr>
+          <w:color w:val="000000"/>
+          <w:sz w:val="28"/>
+          <w:szCs w:val="28"/>
+        </w:rPr>
+        <w:t xml:space="preserve"> электронный. – URL: </w:t>
       </w:r>
       <w:hyperlink r:id="rId27" w:history="1">
         <w:r>
@@ -24472,7 +25201,43 @@
           <w:sz w:val="28"/>
           <w:szCs w:val="28"/>
         </w:rPr>
-        <w:t xml:space="preserve">Федорова, Г. Н. Разработка, внедрение и адаптация программного обеспечения отраслевой направленности : учебное пособие. — Москва : КУРС : ИНФРА-М, 2024. — 336 с. – URL: </w:t>
+        <w:t xml:space="preserve">Федорова, Г. Н. Разработка, внедрение и адаптация программного обеспечения отраслевой </w:t>
+      </w:r>
+      <w:proofErr w:type="gramStart"/>
+      <w:r>
+        <w:rPr>
+          <w:color w:val="000000"/>
+          <w:sz w:val="28"/>
+          <w:szCs w:val="28"/>
+        </w:rPr>
+        <w:t>направленности :</w:t>
+      </w:r>
+      <w:proofErr w:type="gramEnd"/>
+      <w:r>
+        <w:rPr>
+          <w:color w:val="000000"/>
+          <w:sz w:val="28"/>
+          <w:szCs w:val="28"/>
+        </w:rPr>
+        <w:t xml:space="preserve"> учебное пособие. — </w:t>
+      </w:r>
+      <w:proofErr w:type="gramStart"/>
+      <w:r>
+        <w:rPr>
+          <w:color w:val="000000"/>
+          <w:sz w:val="28"/>
+          <w:szCs w:val="28"/>
+        </w:rPr>
+        <w:t>Москва :</w:t>
+      </w:r>
+      <w:proofErr w:type="gramEnd"/>
+      <w:r>
+        <w:rPr>
+          <w:color w:val="000000"/>
+          <w:sz w:val="28"/>
+          <w:szCs w:val="28"/>
+        </w:rPr>
+        <w:t xml:space="preserve"> КУРС : ИНФРА-М, 2024. — 336 с. – URL: </w:t>
       </w:r>
       <w:hyperlink r:id="rId29" w:history="1">
         <w:r>
@@ -24573,7 +25338,25 @@
           <w:sz w:val="28"/>
           <w:szCs w:val="28"/>
         </w:rPr>
-        <w:t xml:space="preserve"> (дата обращения: __.11.2025). – Режим доступа: по подписке. – Текст : электронный.</w:t>
+        <w:t xml:space="preserve"> (дата обращения: __.11.2025). – Режим доступа: по подписке. – </w:t>
+      </w:r>
+      <w:proofErr w:type="gramStart"/>
+      <w:r>
+        <w:rPr>
+          <w:color w:val="000000"/>
+          <w:sz w:val="28"/>
+          <w:szCs w:val="28"/>
+        </w:rPr>
+        <w:t>Текст :</w:t>
+      </w:r>
+      <w:proofErr w:type="gramEnd"/>
+      <w:r>
+        <w:rPr>
+          <w:color w:val="000000"/>
+          <w:sz w:val="28"/>
+          <w:szCs w:val="28"/>
+        </w:rPr>
+        <w:t xml:space="preserve"> электронный.</w:t>
       </w:r>
     </w:p>
     <w:p>

--- a/kursovoy.docx
+++ b/kursovoy.docx
@@ -1883,7 +1883,6 @@
         <w:jc w:val="both"/>
         <w:rPr>
           <w:sz w:val="28"/>
-          <w:lang w:val="en-US"/>
         </w:rPr>
       </w:pPr>
       <w:r>
@@ -1907,7 +1906,6 @@
       <w:r>
         <w:rPr>
           <w:sz w:val="28"/>
-          <w:lang w:val="en-US"/>
         </w:rPr>
         <w:t>5</w:t>
       </w:r>
@@ -1940,7 +1938,13 @@
         <w:rPr>
           <w:sz w:val="28"/>
         </w:rPr>
-        <w:t>26</w:t>
+        <w:t>2</w:t>
+      </w:r>
+      <w:r>
+        <w:rPr>
+          <w:sz w:val="28"/>
+        </w:rPr>
+        <w:t>7</w:t>
       </w:r>
     </w:p>
     <w:p>
@@ -1971,7 +1975,13 @@
         <w:rPr>
           <w:sz w:val="28"/>
         </w:rPr>
-        <w:t>26</w:t>
+        <w:t>2</w:t>
+      </w:r>
+      <w:r>
+        <w:rPr>
+          <w:sz w:val="28"/>
+        </w:rPr>
+        <w:t>7</w:t>
       </w:r>
     </w:p>
     <w:p>
@@ -1984,6 +1994,7 @@
         <w:jc w:val="both"/>
         <w:rPr>
           <w:sz w:val="28"/>
+          <w:lang w:val="en-US"/>
         </w:rPr>
       </w:pPr>
       <w:r>
@@ -2002,7 +2013,14 @@
         <w:rPr>
           <w:sz w:val="28"/>
         </w:rPr>
-        <w:t>26</w:t>
+        <w:t>2</w:t>
+      </w:r>
+      <w:r>
+        <w:rPr>
+          <w:sz w:val="28"/>
+          <w:lang w:val="en-US"/>
+        </w:rPr>
+        <w:t>7</w:t>
       </w:r>
     </w:p>
     <w:p>
@@ -2015,7 +2033,6 @@
         <w:jc w:val="both"/>
         <w:rPr>
           <w:sz w:val="28"/>
-          <w:lang w:val="en-US"/>
         </w:rPr>
       </w:pPr>
       <w:r>
@@ -2039,7 +2056,6 @@
       <w:r>
         <w:rPr>
           <w:sz w:val="28"/>
-          <w:lang w:val="en-US"/>
         </w:rPr>
         <w:t>2</w:t>
       </w:r>
@@ -2054,7 +2070,6 @@
         <w:jc w:val="both"/>
         <w:rPr>
           <w:sz w:val="28"/>
-          <w:lang w:val="en-US"/>
         </w:rPr>
       </w:pPr>
       <w:r>
@@ -2078,7 +2093,6 @@
       <w:r>
         <w:rPr>
           <w:sz w:val="28"/>
-          <w:lang w:val="en-US"/>
         </w:rPr>
         <w:t>4</w:t>
       </w:r>
@@ -16494,6 +16508,7 @@
         <w:spacing w:before="0" w:beforeAutospacing="0" w:after="0" w:afterAutospacing="0"/>
         <w:rPr>
           <w:rFonts w:ascii="Courier New" w:hAnsi="Courier New" w:cs="Courier New"/>
+          <w:lang w:val="en-US"/>
         </w:rPr>
       </w:pPr>
       <w:proofErr w:type="spellStart"/>
@@ -16505,19 +16520,18 @@
         </w:rPr>
         <w:t>db</w:t>
       </w:r>
-      <w:proofErr w:type="spellEnd"/>
-      <w:r>
-        <w:rPr>
-          <w:rFonts w:ascii="Courier New" w:hAnsi="Courier New" w:cs="Courier New"/>
-        </w:rPr>
-        <w:t>.</w:t>
-      </w:r>
-      <w:proofErr w:type="spellStart"/>
       <w:r>
         <w:rPr>
           <w:rFonts w:ascii="Courier New" w:hAnsi="Courier New" w:cs="Courier New"/>
           <w:lang w:val="en-US"/>
         </w:rPr>
+        <w:t>.</w:t>
+      </w:r>
+      <w:r>
+        <w:rPr>
+          <w:rFonts w:ascii="Courier New" w:hAnsi="Courier New" w:cs="Courier New"/>
+          <w:lang w:val="en-US"/>
+        </w:rPr>
         <w:t>SaveChanges</w:t>
       </w:r>
       <w:proofErr w:type="spellEnd"/>
@@ -16525,6 +16539,7 @@
       <w:r>
         <w:rPr>
           <w:rFonts w:ascii="Courier New" w:hAnsi="Courier New" w:cs="Courier New"/>
+          <w:lang w:val="en-US"/>
         </w:rPr>
         <w:t>();</w:t>
       </w:r>
@@ -16537,6 +16552,7 @@
         <w:rPr>
           <w:sz w:val="28"/>
           <w:szCs w:val="28"/>
+          <w:lang w:val="en-US"/>
         </w:rPr>
       </w:pPr>
     </w:p>

--- a/kursovoy.docx
+++ b/kursovoy.docx
@@ -1131,6 +1131,7 @@
               </w:rPr>
               <w:t xml:space="preserve">. </w:t>
             </w:r>
+            <w:proofErr w:type="spellStart"/>
             <w:r>
               <w:rPr>
                 <w:b w:val="0"/>
@@ -1140,6 +1141,7 @@
               </w:rPr>
               <w:t>Маломан</w:t>
             </w:r>
+            <w:proofErr w:type="spellEnd"/>
           </w:p>
         </w:tc>
       </w:tr>
@@ -1899,7 +1901,13 @@
         <w:rPr>
           <w:sz w:val="28"/>
         </w:rPr>
-        <w:t>24</w:t>
+        <w:t>2</w:t>
+      </w:r>
+      <w:r>
+        <w:rPr>
+          <w:sz w:val="28"/>
+        </w:rPr>
+        <w:t>5</w:t>
       </w:r>
     </w:p>
     <w:p>
@@ -1930,7 +1938,13 @@
         <w:rPr>
           <w:sz w:val="28"/>
         </w:rPr>
-        <w:t>26</w:t>
+        <w:t>2</w:t>
+      </w:r>
+      <w:r>
+        <w:rPr>
+          <w:sz w:val="28"/>
+        </w:rPr>
+        <w:t>7</w:t>
       </w:r>
     </w:p>
     <w:p>
@@ -1961,7 +1975,13 @@
         <w:rPr>
           <w:sz w:val="28"/>
         </w:rPr>
-        <w:t>26</w:t>
+        <w:t>2</w:t>
+      </w:r>
+      <w:r>
+        <w:rPr>
+          <w:sz w:val="28"/>
+        </w:rPr>
+        <w:t>7</w:t>
       </w:r>
     </w:p>
     <w:p>
@@ -1974,6 +1994,7 @@
         <w:jc w:val="both"/>
         <w:rPr>
           <w:sz w:val="28"/>
+          <w:lang w:val="en-US"/>
         </w:rPr>
       </w:pPr>
       <w:r>
@@ -1992,7 +2013,14 @@
         <w:rPr>
           <w:sz w:val="28"/>
         </w:rPr>
-        <w:t>26</w:t>
+        <w:t>2</w:t>
+      </w:r>
+      <w:r>
+        <w:rPr>
+          <w:sz w:val="28"/>
+          <w:lang w:val="en-US"/>
+        </w:rPr>
+        <w:t>7</w:t>
       </w:r>
     </w:p>
     <w:p>
@@ -2005,7 +2033,6 @@
         <w:jc w:val="both"/>
         <w:rPr>
           <w:sz w:val="28"/>
-          <w:lang w:val="en-US"/>
         </w:rPr>
       </w:pPr>
       <w:r>
@@ -2029,7 +2056,6 @@
       <w:r>
         <w:rPr>
           <w:sz w:val="28"/>
-          <w:lang w:val="en-US"/>
         </w:rPr>
         <w:t>2</w:t>
       </w:r>
@@ -2044,7 +2070,6 @@
         <w:jc w:val="both"/>
         <w:rPr>
           <w:sz w:val="28"/>
-          <w:lang w:val="en-US"/>
         </w:rPr>
       </w:pPr>
       <w:r>
@@ -2068,7 +2093,6 @@
       <w:r>
         <w:rPr>
           <w:sz w:val="28"/>
-          <w:lang w:val="en-US"/>
         </w:rPr>
         <w:t>4</w:t>
       </w:r>
@@ -4587,7 +4611,15 @@
         <w:widowControl w:val="0"/>
       </w:pPr>
       <w:r>
-        <w:t>Приложение будет разработано на C#, так как с помощью этого языка можно эффективно создавать современные настольные приложения с использованием технологии WPF для пользовательского интерфейса и Entity Framework Core для работы с базой данных.</w:t>
+        <w:t xml:space="preserve">Приложение будет разработано на C#, так как с помощью этого языка можно эффективно создавать современные настольные приложения с использованием технологии WPF для пользовательского интерфейса и </w:t>
+      </w:r>
+      <w:proofErr w:type="spellStart"/>
+      <w:r>
+        <w:t>Entity</w:t>
+      </w:r>
+      <w:proofErr w:type="spellEnd"/>
+      <w:r>
+        <w:t xml:space="preserve"> Framework Core для работы с базой данных.</w:t>
       </w:r>
     </w:p>
     <w:p>
@@ -4596,7 +4628,15 @@
         <w:widowControl w:val="0"/>
       </w:pPr>
       <w:r>
-        <w:t>Для разработки оконного приложения будет использоваться IDE Visual Studio 2022, так как эта среда предлагает удобные инструменты для работы с C#, включая инструменты для работы с Git и средства отладки.</w:t>
+        <w:t xml:space="preserve">Для разработки оконного приложения будет использоваться IDE Visual Studio 2022, так как эта среда предлагает удобные инструменты для работы с C#, включая инструменты для работы с </w:t>
+      </w:r>
+      <w:proofErr w:type="spellStart"/>
+      <w:r>
+        <w:t>Git</w:t>
+      </w:r>
+      <w:proofErr w:type="spellEnd"/>
+      <w:r>
+        <w:t xml:space="preserve"> и средства отладки.</w:t>
       </w:r>
     </w:p>
     <w:p>
@@ -4758,6 +4798,7 @@
         </w:rPr>
         <w:t xml:space="preserve">ПО для конфигурирования, управления и администрирования сервера БД: </w:t>
       </w:r>
+      <w:proofErr w:type="spellStart"/>
       <w:r>
         <w:rPr>
           <w:color w:val="000000"/>
@@ -4766,6 +4807,7 @@
         </w:rPr>
         <w:t>Sql</w:t>
       </w:r>
+      <w:proofErr w:type="spellEnd"/>
       <w:r>
         <w:rPr>
           <w:color w:val="000000"/>
@@ -5208,6 +5250,7 @@
         </w:rPr>
         <w:t xml:space="preserve">подготовленных в инструменте </w:t>
       </w:r>
+      <w:proofErr w:type="spellStart"/>
       <w:r>
         <w:rPr>
           <w:sz w:val="28"/>
@@ -5216,6 +5259,7 @@
         </w:rPr>
         <w:t>figma</w:t>
       </w:r>
+      <w:proofErr w:type="spellEnd"/>
       <w:r>
         <w:rPr>
           <w:sz w:val="28"/>
@@ -5855,6 +5899,7 @@
         </w:rPr>
         <w:t xml:space="preserve"> </w:t>
       </w:r>
+      <w:proofErr w:type="spellStart"/>
       <w:r>
         <w:rPr>
           <w:color w:val="000000"/>
@@ -5864,6 +5909,7 @@
         </w:rPr>
         <w:t>Segoue</w:t>
       </w:r>
+      <w:proofErr w:type="spellEnd"/>
       <w:r>
         <w:rPr>
           <w:color w:val="000000"/>
@@ -5939,6 +5985,7 @@
         </w:rPr>
         <w:t xml:space="preserve"> </w:t>
       </w:r>
+      <w:proofErr w:type="spellStart"/>
       <w:r>
         <w:rPr>
           <w:color w:val="000000"/>
@@ -5957,6 +6004,7 @@
         </w:rPr>
         <w:t>oue</w:t>
       </w:r>
+      <w:proofErr w:type="spellEnd"/>
       <w:r>
         <w:rPr>
           <w:color w:val="000000"/>
@@ -5982,6 +6030,7 @@
         </w:rPr>
         <w:t xml:space="preserve"> </w:t>
       </w:r>
+      <w:proofErr w:type="spellStart"/>
       <w:r>
         <w:rPr>
           <w:color w:val="000000"/>
@@ -5991,6 +6040,7 @@
         </w:rPr>
         <w:t>Semibold</w:t>
       </w:r>
+      <w:proofErr w:type="spellEnd"/>
       <w:r>
         <w:rPr>
           <w:color w:val="000000"/>
@@ -6170,7 +6220,43 @@
           <w:sz w:val="28"/>
           <w:szCs w:val="28"/>
         </w:rPr>
-        <w:t>Архитектура системы построена на трёхслойной модели и включает несколько взаимосвязанных элементов: клиентское WPF-приложение, слой данных (DataLayer) и БД. Клиентское приложение напрямую взаимодействует с БД через слой данных, используя Entity Framework Core, что обеспечивает эффективный и безопасный обмен данными [2].</w:t>
+        <w:t>Архитектура системы построена на трёхслойной модели и включает несколько взаимосвязанных элементов: клиентское WPF-приложение, слой данных (</w:t>
+      </w:r>
+      <w:proofErr w:type="spellStart"/>
+      <w:r>
+        <w:rPr>
+          <w:color w:val="000000"/>
+          <w:sz w:val="28"/>
+          <w:szCs w:val="28"/>
+        </w:rPr>
+        <w:t>DataLayer</w:t>
+      </w:r>
+      <w:proofErr w:type="spellEnd"/>
+      <w:r>
+        <w:rPr>
+          <w:color w:val="000000"/>
+          <w:sz w:val="28"/>
+          <w:szCs w:val="28"/>
+        </w:rPr>
+        <w:t xml:space="preserve">) и БД. Клиентское приложение напрямую взаимодействует с БД через слой данных, используя </w:t>
+      </w:r>
+      <w:proofErr w:type="spellStart"/>
+      <w:r>
+        <w:rPr>
+          <w:color w:val="000000"/>
+          <w:sz w:val="28"/>
+          <w:szCs w:val="28"/>
+        </w:rPr>
+        <w:t>Entity</w:t>
+      </w:r>
+      <w:proofErr w:type="spellEnd"/>
+      <w:r>
+        <w:rPr>
+          <w:color w:val="000000"/>
+          <w:sz w:val="28"/>
+          <w:szCs w:val="28"/>
+        </w:rPr>
+        <w:t xml:space="preserve"> Framework Core, что обеспечивает эффективный и безопасный обмен данными [2].</w:t>
       </w:r>
     </w:p>
     <w:p>
@@ -6304,6 +6390,7 @@
         </w:rPr>
         <w:t>Слой данных (</w:t>
       </w:r>
+      <w:proofErr w:type="spellStart"/>
       <w:r>
         <w:rPr>
           <w:color w:val="000000"/>
@@ -6313,6 +6400,7 @@
         </w:rPr>
         <w:t>DataLayer</w:t>
       </w:r>
+      <w:proofErr w:type="spellEnd"/>
       <w:r>
         <w:rPr>
           <w:color w:val="000000"/>
@@ -7309,6 +7397,7 @@
         </w:rPr>
         <w:tab/>
       </w:r>
+      <w:proofErr w:type="spellStart"/>
       <w:r>
         <w:rPr>
           <w:color w:val="000000"/>
@@ -7318,6 +7407,7 @@
         </w:rPr>
         <w:t>MedicalRecords</w:t>
       </w:r>
+      <w:proofErr w:type="spellEnd"/>
       <w:r>
         <w:rPr>
           <w:color w:val="000000"/>
@@ -7675,7 +7765,67 @@
           <w:sz w:val="28"/>
           <w:szCs w:val="28"/>
         </w:rPr>
-        <w:t>Для разработки программного продукта «Регистратуры клиники» используется среда разработки Microsoft Visual Studio 2022 с поддержкой .NET 8.0. Приложение построено на базе платформы WPF (Windows Presentation Foundation) для создания настольного приложения с графическим интерфейсом пользователя [2]. Результатом компиляции является исполняемый файл (exe), который может быть запущен на компьютерах с установленным .NET 8.0 Runtime.</w:t>
+        <w:t xml:space="preserve">Для разработки программного продукта «Регистратуры клиники» используется среда разработки Microsoft Visual Studio 2022 с поддержкой .NET 8.0. Приложение построено на базе платформы WPF (Windows </w:t>
+      </w:r>
+      <w:proofErr w:type="spellStart"/>
+      <w:r>
+        <w:rPr>
+          <w:bCs/>
+          <w:color w:val="000000"/>
+          <w:sz w:val="28"/>
+          <w:szCs w:val="28"/>
+        </w:rPr>
+        <w:t>Presentation</w:t>
+      </w:r>
+      <w:proofErr w:type="spellEnd"/>
+      <w:r>
+        <w:rPr>
+          <w:bCs/>
+          <w:color w:val="000000"/>
+          <w:sz w:val="28"/>
+          <w:szCs w:val="28"/>
+        </w:rPr>
+        <w:t xml:space="preserve"> Foundation) для создания настольного приложения с графическим интерфейсом пользователя [2]. Результатом компиляции является исполняемый файл (</w:t>
+      </w:r>
+      <w:proofErr w:type="spellStart"/>
+      <w:r>
+        <w:rPr>
+          <w:bCs/>
+          <w:color w:val="000000"/>
+          <w:sz w:val="28"/>
+          <w:szCs w:val="28"/>
+        </w:rPr>
+        <w:t>exe</w:t>
+      </w:r>
+      <w:proofErr w:type="spellEnd"/>
+      <w:r>
+        <w:rPr>
+          <w:bCs/>
+          <w:color w:val="000000"/>
+          <w:sz w:val="28"/>
+          <w:szCs w:val="28"/>
+        </w:rPr>
+        <w:t xml:space="preserve">), который может быть запущен на компьютерах с установленным .NET 8.0 </w:t>
+      </w:r>
+      <w:proofErr w:type="spellStart"/>
+      <w:r>
+        <w:rPr>
+          <w:bCs/>
+          <w:color w:val="000000"/>
+          <w:sz w:val="28"/>
+          <w:szCs w:val="28"/>
+        </w:rPr>
+        <w:t>Runtime</w:t>
+      </w:r>
+      <w:proofErr w:type="spellEnd"/>
+      <w:r>
+        <w:rPr>
+          <w:bCs/>
+          <w:color w:val="000000"/>
+          <w:sz w:val="28"/>
+          <w:szCs w:val="28"/>
+        </w:rPr>
+        <w:t>.</w:t>
       </w:r>
     </w:p>
     <w:p>
@@ -7699,7 +7849,47 @@
           <w:sz w:val="28"/>
           <w:szCs w:val="28"/>
         </w:rPr>
-        <w:t>Проект состоит из трёх основных слоев: DataLayer (слой данных), MedRegistry (клиентское приложение)</w:t>
+        <w:t xml:space="preserve">Проект состоит из трёх основных слоев: </w:t>
+      </w:r>
+      <w:proofErr w:type="spellStart"/>
+      <w:r>
+        <w:rPr>
+          <w:bCs/>
+          <w:color w:val="000000"/>
+          <w:sz w:val="28"/>
+          <w:szCs w:val="28"/>
+        </w:rPr>
+        <w:t>DataLayer</w:t>
+      </w:r>
+      <w:proofErr w:type="spellEnd"/>
+      <w:r>
+        <w:rPr>
+          <w:bCs/>
+          <w:color w:val="000000"/>
+          <w:sz w:val="28"/>
+          <w:szCs w:val="28"/>
+        </w:rPr>
+        <w:t xml:space="preserve"> (слой данных), </w:t>
+      </w:r>
+      <w:proofErr w:type="spellStart"/>
+      <w:r>
+        <w:rPr>
+          <w:bCs/>
+          <w:color w:val="000000"/>
+          <w:sz w:val="28"/>
+          <w:szCs w:val="28"/>
+        </w:rPr>
+        <w:t>MedRegistry</w:t>
+      </w:r>
+      <w:proofErr w:type="spellEnd"/>
+      <w:r>
+        <w:rPr>
+          <w:bCs/>
+          <w:color w:val="000000"/>
+          <w:sz w:val="28"/>
+          <w:szCs w:val="28"/>
+        </w:rPr>
+        <w:t xml:space="preserve"> (клиентское приложение)</w:t>
       </w:r>
       <w:r>
         <w:rPr>
@@ -7735,7 +7925,47 @@
           <w:sz w:val="28"/>
           <w:szCs w:val="28"/>
         </w:rPr>
-        <w:t xml:space="preserve"> Основной функционал реализован в клиентском приложении MedRegistry, которое напрямую взаимодействует с базой данных через Entity Framework Core.</w:t>
+        <w:t xml:space="preserve"> Основной функционал реализован в клиентском приложении </w:t>
+      </w:r>
+      <w:proofErr w:type="spellStart"/>
+      <w:r>
+        <w:rPr>
+          <w:bCs/>
+          <w:color w:val="000000"/>
+          <w:sz w:val="28"/>
+          <w:szCs w:val="28"/>
+        </w:rPr>
+        <w:t>MedRegistry</w:t>
+      </w:r>
+      <w:proofErr w:type="spellEnd"/>
+      <w:r>
+        <w:rPr>
+          <w:bCs/>
+          <w:color w:val="000000"/>
+          <w:sz w:val="28"/>
+          <w:szCs w:val="28"/>
+        </w:rPr>
+        <w:t xml:space="preserve">, которое напрямую взаимодействует с базой данных через </w:t>
+      </w:r>
+      <w:proofErr w:type="spellStart"/>
+      <w:r>
+        <w:rPr>
+          <w:bCs/>
+          <w:color w:val="000000"/>
+          <w:sz w:val="28"/>
+          <w:szCs w:val="28"/>
+        </w:rPr>
+        <w:t>Entity</w:t>
+      </w:r>
+      <w:proofErr w:type="spellEnd"/>
+      <w:r>
+        <w:rPr>
+          <w:bCs/>
+          <w:color w:val="000000"/>
+          <w:sz w:val="28"/>
+          <w:szCs w:val="28"/>
+        </w:rPr>
+        <w:t xml:space="preserve"> Framework Core.</w:t>
       </w:r>
     </w:p>
     <w:p>
@@ -7759,7 +7989,207 @@
           <w:sz w:val="28"/>
           <w:szCs w:val="28"/>
         </w:rPr>
-        <w:t xml:space="preserve">Для работы с базой данных используется библиотека Entity Framework Core, которая обеспечивает объектно-реляционное отображение (ORM). В проекте DataLayer определены модели данных (User, Doctor, Patient, Appointment, Schedule, MedicalRecord и др.), которые представляют сущности предметной области. Контекст базы данных MedRegistryContext наследуется от DbContext и содержит наборы DbSet для каждой модели, что позволяет выполнять операции с данными через LINQ-запросы. Entity Framework Core автоматически генерирует SQL-запросы на основе LINQ-выражений и обеспечивает отслеживание изменений объектов для синхронизации с </w:t>
+        <w:t xml:space="preserve">Для работы с базой данных используется библиотека </w:t>
+      </w:r>
+      <w:proofErr w:type="spellStart"/>
+      <w:r>
+        <w:rPr>
+          <w:bCs/>
+          <w:color w:val="000000"/>
+          <w:sz w:val="28"/>
+          <w:szCs w:val="28"/>
+        </w:rPr>
+        <w:t>Entity</w:t>
+      </w:r>
+      <w:proofErr w:type="spellEnd"/>
+      <w:r>
+        <w:rPr>
+          <w:bCs/>
+          <w:color w:val="000000"/>
+          <w:sz w:val="28"/>
+          <w:szCs w:val="28"/>
+        </w:rPr>
+        <w:t xml:space="preserve"> Framework Core, которая обеспечивает объектно-реляционное отображение (ORM). В проекте </w:t>
+      </w:r>
+      <w:proofErr w:type="spellStart"/>
+      <w:r>
+        <w:rPr>
+          <w:bCs/>
+          <w:color w:val="000000"/>
+          <w:sz w:val="28"/>
+          <w:szCs w:val="28"/>
+        </w:rPr>
+        <w:t>DataLayer</w:t>
+      </w:r>
+      <w:proofErr w:type="spellEnd"/>
+      <w:r>
+        <w:rPr>
+          <w:bCs/>
+          <w:color w:val="000000"/>
+          <w:sz w:val="28"/>
+          <w:szCs w:val="28"/>
+        </w:rPr>
+        <w:t xml:space="preserve"> определены модели данных (User, Doctor, </w:t>
+      </w:r>
+      <w:proofErr w:type="spellStart"/>
+      <w:r>
+        <w:rPr>
+          <w:bCs/>
+          <w:color w:val="000000"/>
+          <w:sz w:val="28"/>
+          <w:szCs w:val="28"/>
+        </w:rPr>
+        <w:t>Patient</w:t>
+      </w:r>
+      <w:proofErr w:type="spellEnd"/>
+      <w:r>
+        <w:rPr>
+          <w:bCs/>
+          <w:color w:val="000000"/>
+          <w:sz w:val="28"/>
+          <w:szCs w:val="28"/>
+        </w:rPr>
+        <w:t xml:space="preserve">, </w:t>
+      </w:r>
+      <w:proofErr w:type="spellStart"/>
+      <w:r>
+        <w:rPr>
+          <w:bCs/>
+          <w:color w:val="000000"/>
+          <w:sz w:val="28"/>
+          <w:szCs w:val="28"/>
+        </w:rPr>
+        <w:t>Appointment</w:t>
+      </w:r>
+      <w:proofErr w:type="spellEnd"/>
+      <w:r>
+        <w:rPr>
+          <w:bCs/>
+          <w:color w:val="000000"/>
+          <w:sz w:val="28"/>
+          <w:szCs w:val="28"/>
+        </w:rPr>
+        <w:t xml:space="preserve">, </w:t>
+      </w:r>
+      <w:proofErr w:type="spellStart"/>
+      <w:r>
+        <w:rPr>
+          <w:bCs/>
+          <w:color w:val="000000"/>
+          <w:sz w:val="28"/>
+          <w:szCs w:val="28"/>
+        </w:rPr>
+        <w:t>Schedule</w:t>
+      </w:r>
+      <w:proofErr w:type="spellEnd"/>
+      <w:r>
+        <w:rPr>
+          <w:bCs/>
+          <w:color w:val="000000"/>
+          <w:sz w:val="28"/>
+          <w:szCs w:val="28"/>
+        </w:rPr>
+        <w:t xml:space="preserve">, </w:t>
+      </w:r>
+      <w:proofErr w:type="spellStart"/>
+      <w:r>
+        <w:rPr>
+          <w:bCs/>
+          <w:color w:val="000000"/>
+          <w:sz w:val="28"/>
+          <w:szCs w:val="28"/>
+        </w:rPr>
+        <w:t>MedicalRecord</w:t>
+      </w:r>
+      <w:proofErr w:type="spellEnd"/>
+      <w:r>
+        <w:rPr>
+          <w:bCs/>
+          <w:color w:val="000000"/>
+          <w:sz w:val="28"/>
+          <w:szCs w:val="28"/>
+        </w:rPr>
+        <w:t xml:space="preserve"> и др.), которые представляют сущности предметной области. Контекст базы данных </w:t>
+      </w:r>
+      <w:proofErr w:type="spellStart"/>
+      <w:r>
+        <w:rPr>
+          <w:bCs/>
+          <w:color w:val="000000"/>
+          <w:sz w:val="28"/>
+          <w:szCs w:val="28"/>
+        </w:rPr>
+        <w:t>MedRegistryContext</w:t>
+      </w:r>
+      <w:proofErr w:type="spellEnd"/>
+      <w:r>
+        <w:rPr>
+          <w:bCs/>
+          <w:color w:val="000000"/>
+          <w:sz w:val="28"/>
+          <w:szCs w:val="28"/>
+        </w:rPr>
+        <w:t xml:space="preserve"> наследуется от </w:t>
+      </w:r>
+      <w:proofErr w:type="spellStart"/>
+      <w:r>
+        <w:rPr>
+          <w:bCs/>
+          <w:color w:val="000000"/>
+          <w:sz w:val="28"/>
+          <w:szCs w:val="28"/>
+        </w:rPr>
+        <w:t>DbContext</w:t>
+      </w:r>
+      <w:proofErr w:type="spellEnd"/>
+      <w:r>
+        <w:rPr>
+          <w:bCs/>
+          <w:color w:val="000000"/>
+          <w:sz w:val="28"/>
+          <w:szCs w:val="28"/>
+        </w:rPr>
+        <w:t xml:space="preserve"> и содержит наборы </w:t>
+      </w:r>
+      <w:proofErr w:type="spellStart"/>
+      <w:r>
+        <w:rPr>
+          <w:bCs/>
+          <w:color w:val="000000"/>
+          <w:sz w:val="28"/>
+          <w:szCs w:val="28"/>
+        </w:rPr>
+        <w:t>DbSet</w:t>
+      </w:r>
+      <w:proofErr w:type="spellEnd"/>
+      <w:r>
+        <w:rPr>
+          <w:bCs/>
+          <w:color w:val="000000"/>
+          <w:sz w:val="28"/>
+          <w:szCs w:val="28"/>
+        </w:rPr>
+        <w:t xml:space="preserve"> для каждой модели, что позволяет выполнять операции с данными через LINQ-запросы. </w:t>
+      </w:r>
+      <w:proofErr w:type="spellStart"/>
+      <w:r>
+        <w:rPr>
+          <w:bCs/>
+          <w:color w:val="000000"/>
+          <w:sz w:val="28"/>
+          <w:szCs w:val="28"/>
+        </w:rPr>
+        <w:t>Entity</w:t>
+      </w:r>
+      <w:proofErr w:type="spellEnd"/>
+      <w:r>
+        <w:rPr>
+          <w:bCs/>
+          <w:color w:val="000000"/>
+          <w:sz w:val="28"/>
+          <w:szCs w:val="28"/>
+        </w:rPr>
+        <w:t xml:space="preserve"> Framework Core автоматически генерирует SQL-запросы на основе LINQ-выражений и обеспечивает отслеживание изменений объектов для синхронизации с </w:t>
       </w:r>
       <w:r>
         <w:rPr>
@@ -7801,7 +8231,27 @@
           <w:sz w:val="28"/>
           <w:szCs w:val="28"/>
         </w:rPr>
-        <w:t>Получение информации из БД осуществляется посредством Entity Framework Core, код метода получения записей на приём, относящихся к определенному пользователю, представлен листингом 1.</w:t>
+        <w:t xml:space="preserve">Получение информации из БД осуществляется посредством </w:t>
+      </w:r>
+      <w:proofErr w:type="spellStart"/>
+      <w:r>
+        <w:rPr>
+          <w:bCs/>
+          <w:color w:val="000000"/>
+          <w:sz w:val="28"/>
+          <w:szCs w:val="28"/>
+        </w:rPr>
+        <w:t>Entity</w:t>
+      </w:r>
+      <w:proofErr w:type="spellEnd"/>
+      <w:r>
+        <w:rPr>
+          <w:bCs/>
+          <w:color w:val="000000"/>
+          <w:sz w:val="28"/>
+          <w:szCs w:val="28"/>
+        </w:rPr>
+        <w:t xml:space="preserve"> Framework Core, код метода получения записей на приём, относящихся к определенному пользователю, представлен листингом 1.</w:t>
       </w:r>
     </w:p>
     <w:p>
@@ -7840,8 +8290,19 @@
           <w:szCs w:val="28"/>
         </w:rPr>
         <w:lastRenderedPageBreak/>
-        <w:t>Листинг 1 – Код метода LoadAppointments</w:t>
-      </w:r>
+        <w:t xml:space="preserve">Листинг 1 – Код метода </w:t>
+      </w:r>
+      <w:proofErr w:type="spellStart"/>
+      <w:r>
+        <w:rPr>
+          <w:bCs/>
+          <w:color w:val="000000"/>
+          <w:sz w:val="28"/>
+          <w:szCs w:val="28"/>
+        </w:rPr>
+        <w:t>LoadAppointments</w:t>
+      </w:r>
+      <w:proofErr w:type="spellEnd"/>
     </w:p>
     <w:p>
       <w:pPr>
@@ -7888,13 +8349,69 @@
                 <w:color w:val="000000"/>
               </w:rPr>
             </w:pPr>
-            <w:r>
-              <w:rPr>
-                <w:rFonts w:ascii="Courier New" w:hAnsi="Courier New" w:cs="Courier New"/>
-                <w:bCs/>
-                <w:color w:val="000000"/>
-              </w:rPr>
-              <w:t>private void LoadAppointments()</w:t>
+            <w:proofErr w:type="spellStart"/>
+            <w:r>
+              <w:rPr>
+                <w:rFonts w:ascii="Courier New" w:hAnsi="Courier New" w:cs="Courier New"/>
+                <w:bCs/>
+                <w:color w:val="000000"/>
+              </w:rPr>
+              <w:t>private</w:t>
+            </w:r>
+            <w:proofErr w:type="spellEnd"/>
+            <w:r>
+              <w:rPr>
+                <w:rFonts w:ascii="Courier New" w:hAnsi="Courier New" w:cs="Courier New"/>
+                <w:bCs/>
+                <w:color w:val="000000"/>
+              </w:rPr>
+              <w:t xml:space="preserve"> </w:t>
+            </w:r>
+            <w:proofErr w:type="spellStart"/>
+            <w:r>
+              <w:rPr>
+                <w:rFonts w:ascii="Courier New" w:hAnsi="Courier New" w:cs="Courier New"/>
+                <w:bCs/>
+                <w:color w:val="000000"/>
+              </w:rPr>
+              <w:t>void</w:t>
+            </w:r>
+            <w:proofErr w:type="spellEnd"/>
+            <w:r>
+              <w:rPr>
+                <w:rFonts w:ascii="Courier New" w:hAnsi="Courier New" w:cs="Courier New"/>
+                <w:bCs/>
+                <w:color w:val="000000"/>
+              </w:rPr>
+              <w:t xml:space="preserve"> </w:t>
+            </w:r>
+            <w:proofErr w:type="spellStart"/>
+            <w:proofErr w:type="gramStart"/>
+            <w:r>
+              <w:rPr>
+                <w:rFonts w:ascii="Courier New" w:hAnsi="Courier New" w:cs="Courier New"/>
+                <w:bCs/>
+                <w:color w:val="000000"/>
+              </w:rPr>
+              <w:t>LoadAppointments</w:t>
+            </w:r>
+            <w:proofErr w:type="spellEnd"/>
+            <w:r>
+              <w:rPr>
+                <w:rFonts w:ascii="Courier New" w:hAnsi="Courier New" w:cs="Courier New"/>
+                <w:bCs/>
+                <w:color w:val="000000"/>
+              </w:rPr>
+              <w:t>(</w:t>
+            </w:r>
+            <w:proofErr w:type="gramEnd"/>
+            <w:r>
+              <w:rPr>
+                <w:rFonts w:ascii="Courier New" w:hAnsi="Courier New" w:cs="Courier New"/>
+                <w:bCs/>
+                <w:color w:val="000000"/>
+              </w:rPr>
+              <w:t>)</w:t>
             </w:r>
           </w:p>
           <w:p>
@@ -7964,7 +8481,58 @@
                 <w:color w:val="000000"/>
                 <w:lang w:val="en-US"/>
               </w:rPr>
-              <w:t>using var db = new MedRegistryContext();</w:t>
+              <w:t xml:space="preserve">using var </w:t>
+            </w:r>
+            <w:proofErr w:type="spellStart"/>
+            <w:r>
+              <w:rPr>
+                <w:rFonts w:ascii="Courier New" w:hAnsi="Courier New" w:cs="Courier New"/>
+                <w:bCs/>
+                <w:color w:val="000000"/>
+                <w:lang w:val="en-US"/>
+              </w:rPr>
+              <w:t>db</w:t>
+            </w:r>
+            <w:proofErr w:type="spellEnd"/>
+            <w:r>
+              <w:rPr>
+                <w:rFonts w:ascii="Courier New" w:hAnsi="Courier New" w:cs="Courier New"/>
+                <w:bCs/>
+                <w:color w:val="000000"/>
+                <w:lang w:val="en-US"/>
+              </w:rPr>
+              <w:t xml:space="preserve"> = new </w:t>
+            </w:r>
+            <w:proofErr w:type="spellStart"/>
+            <w:proofErr w:type="gramStart"/>
+            <w:r>
+              <w:rPr>
+                <w:rFonts w:ascii="Courier New" w:hAnsi="Courier New" w:cs="Courier New"/>
+                <w:bCs/>
+                <w:color w:val="000000"/>
+                <w:lang w:val="en-US"/>
+              </w:rPr>
+              <w:t>MedRegistryContext</w:t>
+            </w:r>
+            <w:proofErr w:type="spellEnd"/>
+            <w:r>
+              <w:rPr>
+                <w:rFonts w:ascii="Courier New" w:hAnsi="Courier New" w:cs="Courier New"/>
+                <w:bCs/>
+                <w:color w:val="000000"/>
+                <w:lang w:val="en-US"/>
+              </w:rPr>
+              <w:t>(</w:t>
+            </w:r>
+            <w:proofErr w:type="gramEnd"/>
+            <w:r>
+              <w:rPr>
+                <w:rFonts w:ascii="Courier New" w:hAnsi="Courier New" w:cs="Courier New"/>
+                <w:bCs/>
+                <w:color w:val="000000"/>
+                <w:lang w:val="en-US"/>
+              </w:rPr>
+              <w:t>);</w:t>
             </w:r>
           </w:p>
           <w:p>
@@ -8029,15 +8597,39 @@
               </w:rPr>
               <w:t xml:space="preserve">    </w:t>
             </w:r>
-            <w:r>
-              <w:rPr>
-                <w:rFonts w:ascii="Courier New" w:hAnsi="Courier New" w:cs="Courier New"/>
-                <w:bCs/>
-                <w:color w:val="000000"/>
-                <w:lang w:val="en-US"/>
-              </w:rPr>
-              <w:t>IQueryable&lt;Appointment&gt; query = db.Appointments</w:t>
-            </w:r>
+            <w:proofErr w:type="spellStart"/>
+            <w:r>
+              <w:rPr>
+                <w:rFonts w:ascii="Courier New" w:hAnsi="Courier New" w:cs="Courier New"/>
+                <w:bCs/>
+                <w:color w:val="000000"/>
+                <w:lang w:val="en-US"/>
+              </w:rPr>
+              <w:t>IQueryable</w:t>
+            </w:r>
+            <w:proofErr w:type="spellEnd"/>
+            <w:r>
+              <w:rPr>
+                <w:rFonts w:ascii="Courier New" w:hAnsi="Courier New" w:cs="Courier New"/>
+                <w:bCs/>
+                <w:color w:val="000000"/>
+                <w:lang w:val="en-US"/>
+              </w:rPr>
+              <w:t xml:space="preserve">&lt;Appointment&gt; query = </w:t>
+            </w:r>
+            <w:proofErr w:type="spellStart"/>
+            <w:proofErr w:type="gramStart"/>
+            <w:r>
+              <w:rPr>
+                <w:rFonts w:ascii="Courier New" w:hAnsi="Courier New" w:cs="Courier New"/>
+                <w:bCs/>
+                <w:color w:val="000000"/>
+                <w:lang w:val="en-US"/>
+              </w:rPr>
+              <w:t>db.Appointments</w:t>
+            </w:r>
+            <w:proofErr w:type="spellEnd"/>
+            <w:proofErr w:type="gramEnd"/>
           </w:p>
           <w:p>
             <w:pPr>
@@ -8058,7 +8650,87 @@
                 <w:color w:val="000000"/>
                 <w:lang w:val="en-US"/>
               </w:rPr>
-              <w:t xml:space="preserve">        .Include(a =&gt; a.Patient).ThenInclude(p =&gt; p.User)</w:t>
+              <w:t xml:space="preserve">        </w:t>
+            </w:r>
+            <w:proofErr w:type="gramStart"/>
+            <w:r>
+              <w:rPr>
+                <w:rFonts w:ascii="Courier New" w:hAnsi="Courier New" w:cs="Courier New"/>
+                <w:bCs/>
+                <w:color w:val="000000"/>
+                <w:lang w:val="en-US"/>
+              </w:rPr>
+              <w:t>.Include</w:t>
+            </w:r>
+            <w:proofErr w:type="gramEnd"/>
+            <w:r>
+              <w:rPr>
+                <w:rFonts w:ascii="Courier New" w:hAnsi="Courier New" w:cs="Courier New"/>
+                <w:bCs/>
+                <w:color w:val="000000"/>
+                <w:lang w:val="en-US"/>
+              </w:rPr>
+              <w:t xml:space="preserve">(a =&gt; </w:t>
+            </w:r>
+            <w:proofErr w:type="spellStart"/>
+            <w:r>
+              <w:rPr>
+                <w:rFonts w:ascii="Courier New" w:hAnsi="Courier New" w:cs="Courier New"/>
+                <w:bCs/>
+                <w:color w:val="000000"/>
+                <w:lang w:val="en-US"/>
+              </w:rPr>
+              <w:t>a.Patient</w:t>
+            </w:r>
+            <w:proofErr w:type="spellEnd"/>
+            <w:r>
+              <w:rPr>
+                <w:rFonts w:ascii="Courier New" w:hAnsi="Courier New" w:cs="Courier New"/>
+                <w:bCs/>
+                <w:color w:val="000000"/>
+                <w:lang w:val="en-US"/>
+              </w:rPr>
+              <w:t>).</w:t>
+            </w:r>
+            <w:proofErr w:type="spellStart"/>
+            <w:r>
+              <w:rPr>
+                <w:rFonts w:ascii="Courier New" w:hAnsi="Courier New" w:cs="Courier New"/>
+                <w:bCs/>
+                <w:color w:val="000000"/>
+                <w:lang w:val="en-US"/>
+              </w:rPr>
+              <w:t>ThenInclude</w:t>
+            </w:r>
+            <w:proofErr w:type="spellEnd"/>
+            <w:r>
+              <w:rPr>
+                <w:rFonts w:ascii="Courier New" w:hAnsi="Courier New" w:cs="Courier New"/>
+                <w:bCs/>
+                <w:color w:val="000000"/>
+                <w:lang w:val="en-US"/>
+              </w:rPr>
+              <w:t xml:space="preserve">(p =&gt; </w:t>
+            </w:r>
+            <w:proofErr w:type="spellStart"/>
+            <w:r>
+              <w:rPr>
+                <w:rFonts w:ascii="Courier New" w:hAnsi="Courier New" w:cs="Courier New"/>
+                <w:bCs/>
+                <w:color w:val="000000"/>
+                <w:lang w:val="en-US"/>
+              </w:rPr>
+              <w:t>p.User</w:t>
+            </w:r>
+            <w:proofErr w:type="spellEnd"/>
+            <w:r>
+              <w:rPr>
+                <w:rFonts w:ascii="Courier New" w:hAnsi="Courier New" w:cs="Courier New"/>
+                <w:bCs/>
+                <w:color w:val="000000"/>
+                <w:lang w:val="en-US"/>
+              </w:rPr>
+              <w:t>)</w:t>
             </w:r>
           </w:p>
           <w:p>
@@ -8080,7 +8752,87 @@
                 <w:color w:val="000000"/>
                 <w:lang w:val="en-US"/>
               </w:rPr>
-              <w:t xml:space="preserve">        .Include(a =&gt; a.Doctor).ThenInclude(d =&gt; d.User);</w:t>
+              <w:t xml:space="preserve">        </w:t>
+            </w:r>
+            <w:proofErr w:type="gramStart"/>
+            <w:r>
+              <w:rPr>
+                <w:rFonts w:ascii="Courier New" w:hAnsi="Courier New" w:cs="Courier New"/>
+                <w:bCs/>
+                <w:color w:val="000000"/>
+                <w:lang w:val="en-US"/>
+              </w:rPr>
+              <w:t>.Include</w:t>
+            </w:r>
+            <w:proofErr w:type="gramEnd"/>
+            <w:r>
+              <w:rPr>
+                <w:rFonts w:ascii="Courier New" w:hAnsi="Courier New" w:cs="Courier New"/>
+                <w:bCs/>
+                <w:color w:val="000000"/>
+                <w:lang w:val="en-US"/>
+              </w:rPr>
+              <w:t xml:space="preserve">(a =&gt; </w:t>
+            </w:r>
+            <w:proofErr w:type="spellStart"/>
+            <w:r>
+              <w:rPr>
+                <w:rFonts w:ascii="Courier New" w:hAnsi="Courier New" w:cs="Courier New"/>
+                <w:bCs/>
+                <w:color w:val="000000"/>
+                <w:lang w:val="en-US"/>
+              </w:rPr>
+              <w:t>a.Doctor</w:t>
+            </w:r>
+            <w:proofErr w:type="spellEnd"/>
+            <w:r>
+              <w:rPr>
+                <w:rFonts w:ascii="Courier New" w:hAnsi="Courier New" w:cs="Courier New"/>
+                <w:bCs/>
+                <w:color w:val="000000"/>
+                <w:lang w:val="en-US"/>
+              </w:rPr>
+              <w:t>).</w:t>
+            </w:r>
+            <w:proofErr w:type="spellStart"/>
+            <w:r>
+              <w:rPr>
+                <w:rFonts w:ascii="Courier New" w:hAnsi="Courier New" w:cs="Courier New"/>
+                <w:bCs/>
+                <w:color w:val="000000"/>
+                <w:lang w:val="en-US"/>
+              </w:rPr>
+              <w:t>ThenInclude</w:t>
+            </w:r>
+            <w:proofErr w:type="spellEnd"/>
+            <w:r>
+              <w:rPr>
+                <w:rFonts w:ascii="Courier New" w:hAnsi="Courier New" w:cs="Courier New"/>
+                <w:bCs/>
+                <w:color w:val="000000"/>
+                <w:lang w:val="en-US"/>
+              </w:rPr>
+              <w:t xml:space="preserve">(d =&gt; </w:t>
+            </w:r>
+            <w:proofErr w:type="spellStart"/>
+            <w:r>
+              <w:rPr>
+                <w:rFonts w:ascii="Courier New" w:hAnsi="Courier New" w:cs="Courier New"/>
+                <w:bCs/>
+                <w:color w:val="000000"/>
+                <w:lang w:val="en-US"/>
+              </w:rPr>
+              <w:t>d.User</w:t>
+            </w:r>
+            <w:proofErr w:type="spellEnd"/>
+            <w:r>
+              <w:rPr>
+                <w:rFonts w:ascii="Courier New" w:hAnsi="Courier New" w:cs="Courier New"/>
+                <w:bCs/>
+                <w:color w:val="000000"/>
+                <w:lang w:val="en-US"/>
+              </w:rPr>
+              <w:t>);</w:t>
             </w:r>
           </w:p>
           <w:p>
@@ -8142,7 +8894,43 @@
                 <w:bCs/>
                 <w:color w:val="000000"/>
               </w:rPr>
-              <w:t xml:space="preserve">    if (_role == "Пациент")</w:t>
+              <w:t xml:space="preserve">    </w:t>
+            </w:r>
+            <w:proofErr w:type="spellStart"/>
+            <w:r>
+              <w:rPr>
+                <w:rFonts w:ascii="Courier New" w:hAnsi="Courier New" w:cs="Courier New"/>
+                <w:bCs/>
+                <w:color w:val="000000"/>
+              </w:rPr>
+              <w:t>if</w:t>
+            </w:r>
+            <w:proofErr w:type="spellEnd"/>
+            <w:r>
+              <w:rPr>
+                <w:rFonts w:ascii="Courier New" w:hAnsi="Courier New" w:cs="Courier New"/>
+                <w:bCs/>
+                <w:color w:val="000000"/>
+              </w:rPr>
+              <w:t xml:space="preserve"> (_</w:t>
+            </w:r>
+            <w:proofErr w:type="spellStart"/>
+            <w:r>
+              <w:rPr>
+                <w:rFonts w:ascii="Courier New" w:hAnsi="Courier New" w:cs="Courier New"/>
+                <w:bCs/>
+                <w:color w:val="000000"/>
+              </w:rPr>
+              <w:t>role</w:t>
+            </w:r>
+            <w:proofErr w:type="spellEnd"/>
+            <w:r>
+              <w:rPr>
+                <w:rFonts w:ascii="Courier New" w:hAnsi="Courier New" w:cs="Courier New"/>
+                <w:bCs/>
+                <w:color w:val="000000"/>
+              </w:rPr>
+              <w:t xml:space="preserve"> == "Пациент")</w:t>
             </w:r>
           </w:p>
           <w:p>
@@ -8261,7 +9049,61 @@
                 <w:bCs/>
                 <w:color w:val="000000"/>
               </w:rPr>
-              <w:t xml:space="preserve">    else if (_role == "Врач")</w:t>
+              <w:t xml:space="preserve">    </w:t>
+            </w:r>
+            <w:proofErr w:type="spellStart"/>
+            <w:r>
+              <w:rPr>
+                <w:rFonts w:ascii="Courier New" w:hAnsi="Courier New" w:cs="Courier New"/>
+                <w:bCs/>
+                <w:color w:val="000000"/>
+              </w:rPr>
+              <w:t>else</w:t>
+            </w:r>
+            <w:proofErr w:type="spellEnd"/>
+            <w:r>
+              <w:rPr>
+                <w:rFonts w:ascii="Courier New" w:hAnsi="Courier New" w:cs="Courier New"/>
+                <w:bCs/>
+                <w:color w:val="000000"/>
+              </w:rPr>
+              <w:t xml:space="preserve"> </w:t>
+            </w:r>
+            <w:proofErr w:type="spellStart"/>
+            <w:r>
+              <w:rPr>
+                <w:rFonts w:ascii="Courier New" w:hAnsi="Courier New" w:cs="Courier New"/>
+                <w:bCs/>
+                <w:color w:val="000000"/>
+              </w:rPr>
+              <w:t>if</w:t>
+            </w:r>
+            <w:proofErr w:type="spellEnd"/>
+            <w:r>
+              <w:rPr>
+                <w:rFonts w:ascii="Courier New" w:hAnsi="Courier New" w:cs="Courier New"/>
+                <w:bCs/>
+                <w:color w:val="000000"/>
+              </w:rPr>
+              <w:t xml:space="preserve"> (_</w:t>
+            </w:r>
+            <w:proofErr w:type="spellStart"/>
+            <w:r>
+              <w:rPr>
+                <w:rFonts w:ascii="Courier New" w:hAnsi="Courier New" w:cs="Courier New"/>
+                <w:bCs/>
+                <w:color w:val="000000"/>
+              </w:rPr>
+              <w:t>role</w:t>
+            </w:r>
+            <w:proofErr w:type="spellEnd"/>
+            <w:r>
+              <w:rPr>
+                <w:rFonts w:ascii="Courier New" w:hAnsi="Courier New" w:cs="Courier New"/>
+                <w:bCs/>
+                <w:color w:val="000000"/>
+              </w:rPr>
+              <w:t xml:space="preserve"> == "Врач")</w:t>
             </w:r>
           </w:p>
           <w:p>
@@ -8422,7 +9264,69 @@
                 <w:color w:val="000000"/>
                 <w:lang w:val="en-US"/>
               </w:rPr>
-              <w:t>var appointments = query.OrderBy(a =&gt; a.AppointmentStart).ToList();</w:t>
+              <w:t xml:space="preserve">var appointments = </w:t>
+            </w:r>
+            <w:proofErr w:type="spellStart"/>
+            <w:proofErr w:type="gramStart"/>
+            <w:r>
+              <w:rPr>
+                <w:rFonts w:ascii="Courier New" w:hAnsi="Courier New" w:cs="Courier New"/>
+                <w:bCs/>
+                <w:color w:val="000000"/>
+                <w:lang w:val="en-US"/>
+              </w:rPr>
+              <w:t>query.OrderBy</w:t>
+            </w:r>
+            <w:proofErr w:type="spellEnd"/>
+            <w:proofErr w:type="gramEnd"/>
+            <w:r>
+              <w:rPr>
+                <w:rFonts w:ascii="Courier New" w:hAnsi="Courier New" w:cs="Courier New"/>
+                <w:bCs/>
+                <w:color w:val="000000"/>
+                <w:lang w:val="en-US"/>
+              </w:rPr>
+              <w:t xml:space="preserve">(a =&gt; </w:t>
+            </w:r>
+            <w:proofErr w:type="spellStart"/>
+            <w:r>
+              <w:rPr>
+                <w:rFonts w:ascii="Courier New" w:hAnsi="Courier New" w:cs="Courier New"/>
+                <w:bCs/>
+                <w:color w:val="000000"/>
+                <w:lang w:val="en-US"/>
+              </w:rPr>
+              <w:t>a.AppointmentStart</w:t>
+            </w:r>
+            <w:proofErr w:type="spellEnd"/>
+            <w:r>
+              <w:rPr>
+                <w:rFonts w:ascii="Courier New" w:hAnsi="Courier New" w:cs="Courier New"/>
+                <w:bCs/>
+                <w:color w:val="000000"/>
+                <w:lang w:val="en-US"/>
+              </w:rPr>
+              <w:t>).</w:t>
+            </w:r>
+            <w:proofErr w:type="spellStart"/>
+            <w:r>
+              <w:rPr>
+                <w:rFonts w:ascii="Courier New" w:hAnsi="Courier New" w:cs="Courier New"/>
+                <w:bCs/>
+                <w:color w:val="000000"/>
+                <w:lang w:val="en-US"/>
+              </w:rPr>
+              <w:t>ToList</w:t>
+            </w:r>
+            <w:proofErr w:type="spellEnd"/>
+            <w:r>
+              <w:rPr>
+                <w:rFonts w:ascii="Courier New" w:hAnsi="Courier New" w:cs="Courier New"/>
+                <w:bCs/>
+                <w:color w:val="000000"/>
+                <w:lang w:val="en-US"/>
+              </w:rPr>
+              <w:t>();</w:t>
             </w:r>
           </w:p>
           <w:p>
@@ -8493,7 +9397,43 @@
                 <w:bCs/>
                 <w:color w:val="000000"/>
               </w:rPr>
-              <w:t xml:space="preserve">    DisplayAppointments(appointments);</w:t>
+              <w:t xml:space="preserve">    </w:t>
+            </w:r>
+            <w:proofErr w:type="spellStart"/>
+            <w:r>
+              <w:rPr>
+                <w:rFonts w:ascii="Courier New" w:hAnsi="Courier New" w:cs="Courier New"/>
+                <w:bCs/>
+                <w:color w:val="000000"/>
+              </w:rPr>
+              <w:t>DisplayAppointments</w:t>
+            </w:r>
+            <w:proofErr w:type="spellEnd"/>
+            <w:r>
+              <w:rPr>
+                <w:rFonts w:ascii="Courier New" w:hAnsi="Courier New" w:cs="Courier New"/>
+                <w:bCs/>
+                <w:color w:val="000000"/>
+              </w:rPr>
+              <w:t>(</w:t>
+            </w:r>
+            <w:proofErr w:type="spellStart"/>
+            <w:r>
+              <w:rPr>
+                <w:rFonts w:ascii="Courier New" w:hAnsi="Courier New" w:cs="Courier New"/>
+                <w:bCs/>
+                <w:color w:val="000000"/>
+              </w:rPr>
+              <w:t>appointments</w:t>
+            </w:r>
+            <w:proofErr w:type="spellEnd"/>
+            <w:r>
+              <w:rPr>
+                <w:rFonts w:ascii="Courier New" w:hAnsi="Courier New" w:cs="Courier New"/>
+                <w:bCs/>
+                <w:color w:val="000000"/>
+              </w:rPr>
+              <w:t>);</w:t>
             </w:r>
           </w:p>
           <w:p>
@@ -8552,7 +9492,47 @@
           <w:sz w:val="28"/>
           <w:szCs w:val="28"/>
         </w:rPr>
-        <w:t>Метод выполняет запрос к БД с использованием Entity Framework Core для получения всех записей на приём с учетом роли пользователя. Для пациентов возвращаются только их собственные записи, для врачей – записи, где они назначены врачами. Метод использует загрузку связанных данных (Include) для получения информации о пациентах, врачах и пользователях.</w:t>
+        <w:t xml:space="preserve">Метод выполняет запрос к БД с использованием </w:t>
+      </w:r>
+      <w:proofErr w:type="spellStart"/>
+      <w:r>
+        <w:rPr>
+          <w:bCs/>
+          <w:color w:val="000000"/>
+          <w:sz w:val="28"/>
+          <w:szCs w:val="28"/>
+        </w:rPr>
+        <w:t>Entity</w:t>
+      </w:r>
+      <w:proofErr w:type="spellEnd"/>
+      <w:r>
+        <w:rPr>
+          <w:bCs/>
+          <w:color w:val="000000"/>
+          <w:sz w:val="28"/>
+          <w:szCs w:val="28"/>
+        </w:rPr>
+        <w:t xml:space="preserve"> Framework Core для получения всех записей на приём с учетом роли пользователя. Для пациентов возвращаются только их собственные записи, для врачей – записи, где они назначены врачами. Метод использует загрузку связанных данных (</w:t>
+      </w:r>
+      <w:proofErr w:type="spellStart"/>
+      <w:r>
+        <w:rPr>
+          <w:bCs/>
+          <w:color w:val="000000"/>
+          <w:sz w:val="28"/>
+          <w:szCs w:val="28"/>
+        </w:rPr>
+        <w:t>Include</w:t>
+      </w:r>
+      <w:proofErr w:type="spellEnd"/>
+      <w:r>
+        <w:rPr>
+          <w:bCs/>
+          <w:color w:val="000000"/>
+          <w:sz w:val="28"/>
+          <w:szCs w:val="28"/>
+        </w:rPr>
+        <w:t>) для получения информации о пациентах, врачах и пользователях.</w:t>
       </w:r>
     </w:p>
     <w:p>
@@ -8576,7 +9556,27 @@
           <w:sz w:val="28"/>
           <w:szCs w:val="28"/>
         </w:rPr>
-        <w:t>Для работы с расписанием врачей разработан метод LoadSchedule, который загружает расписание с применением фильтрации по датам и врачам. Код метода представлен листингом 2.</w:t>
+        <w:t xml:space="preserve">Для работы с расписанием врачей разработан метод </w:t>
+      </w:r>
+      <w:proofErr w:type="spellStart"/>
+      <w:r>
+        <w:rPr>
+          <w:bCs/>
+          <w:color w:val="000000"/>
+          <w:sz w:val="28"/>
+          <w:szCs w:val="28"/>
+        </w:rPr>
+        <w:t>LoadSchedule</w:t>
+      </w:r>
+      <w:proofErr w:type="spellEnd"/>
+      <w:r>
+        <w:rPr>
+          <w:bCs/>
+          <w:color w:val="000000"/>
+          <w:sz w:val="28"/>
+          <w:szCs w:val="28"/>
+        </w:rPr>
+        <w:t>, который загружает расписание с применением фильтрации по датам и врачам. Код метода представлен листингом 2.</w:t>
       </w:r>
     </w:p>
     <w:p>
@@ -8615,8 +9615,19 @@
           <w:szCs w:val="28"/>
         </w:rPr>
         <w:lastRenderedPageBreak/>
-        <w:t>Листинг 2 – Код метода LoadSchedule</w:t>
-      </w:r>
+        <w:t xml:space="preserve">Листинг 2 – Код метода </w:t>
+      </w:r>
+      <w:proofErr w:type="spellStart"/>
+      <w:r>
+        <w:rPr>
+          <w:bCs/>
+          <w:color w:val="000000"/>
+          <w:sz w:val="28"/>
+          <w:szCs w:val="28"/>
+        </w:rPr>
+        <w:t>LoadSchedule</w:t>
+      </w:r>
+      <w:proofErr w:type="spellEnd"/>
     </w:p>
     <w:p>
       <w:pPr>
@@ -8663,13 +9674,69 @@
                 <w:color w:val="000000"/>
               </w:rPr>
             </w:pPr>
-            <w:r>
-              <w:rPr>
-                <w:rFonts w:ascii="Courier New" w:hAnsi="Courier New" w:cs="Courier New"/>
-                <w:bCs/>
-                <w:color w:val="000000"/>
-              </w:rPr>
-              <w:t>public void LoadSchedule()</w:t>
+            <w:proofErr w:type="spellStart"/>
+            <w:r>
+              <w:rPr>
+                <w:rFonts w:ascii="Courier New" w:hAnsi="Courier New" w:cs="Courier New"/>
+                <w:bCs/>
+                <w:color w:val="000000"/>
+              </w:rPr>
+              <w:t>public</w:t>
+            </w:r>
+            <w:proofErr w:type="spellEnd"/>
+            <w:r>
+              <w:rPr>
+                <w:rFonts w:ascii="Courier New" w:hAnsi="Courier New" w:cs="Courier New"/>
+                <w:bCs/>
+                <w:color w:val="000000"/>
+              </w:rPr>
+              <w:t xml:space="preserve"> </w:t>
+            </w:r>
+            <w:proofErr w:type="spellStart"/>
+            <w:r>
+              <w:rPr>
+                <w:rFonts w:ascii="Courier New" w:hAnsi="Courier New" w:cs="Courier New"/>
+                <w:bCs/>
+                <w:color w:val="000000"/>
+              </w:rPr>
+              <w:t>void</w:t>
+            </w:r>
+            <w:proofErr w:type="spellEnd"/>
+            <w:r>
+              <w:rPr>
+                <w:rFonts w:ascii="Courier New" w:hAnsi="Courier New" w:cs="Courier New"/>
+                <w:bCs/>
+                <w:color w:val="000000"/>
+              </w:rPr>
+              <w:t xml:space="preserve"> </w:t>
+            </w:r>
+            <w:proofErr w:type="spellStart"/>
+            <w:proofErr w:type="gramStart"/>
+            <w:r>
+              <w:rPr>
+                <w:rFonts w:ascii="Courier New" w:hAnsi="Courier New" w:cs="Courier New"/>
+                <w:bCs/>
+                <w:color w:val="000000"/>
+              </w:rPr>
+              <w:t>LoadSchedule</w:t>
+            </w:r>
+            <w:proofErr w:type="spellEnd"/>
+            <w:r>
+              <w:rPr>
+                <w:rFonts w:ascii="Courier New" w:hAnsi="Courier New" w:cs="Courier New"/>
+                <w:bCs/>
+                <w:color w:val="000000"/>
+              </w:rPr>
+              <w:t>(</w:t>
+            </w:r>
+            <w:proofErr w:type="gramEnd"/>
+            <w:r>
+              <w:rPr>
+                <w:rFonts w:ascii="Courier New" w:hAnsi="Courier New" w:cs="Courier New"/>
+                <w:bCs/>
+                <w:color w:val="000000"/>
+              </w:rPr>
+              <w:t>)</w:t>
             </w:r>
           </w:p>
           <w:p>
@@ -8709,8 +9776,18 @@
                 <w:bCs/>
                 <w:color w:val="000000"/>
               </w:rPr>
-              <w:t xml:space="preserve">    try</w:t>
-            </w:r>
+              <w:t xml:space="preserve">    </w:t>
+            </w:r>
+            <w:proofErr w:type="spellStart"/>
+            <w:r>
+              <w:rPr>
+                <w:rFonts w:ascii="Courier New" w:hAnsi="Courier New" w:cs="Courier New"/>
+                <w:bCs/>
+                <w:color w:val="000000"/>
+              </w:rPr>
+              <w:t>try</w:t>
+            </w:r>
+            <w:proofErr w:type="spellEnd"/>
           </w:p>
           <w:p>
             <w:pPr>
@@ -8779,7 +9856,58 @@
                 <w:color w:val="000000"/>
                 <w:lang w:val="en-US"/>
               </w:rPr>
-              <w:t>using var db = new MedRegistryContext();</w:t>
+              <w:t xml:space="preserve">using var </w:t>
+            </w:r>
+            <w:proofErr w:type="spellStart"/>
+            <w:r>
+              <w:rPr>
+                <w:rFonts w:ascii="Courier New" w:hAnsi="Courier New" w:cs="Courier New"/>
+                <w:bCs/>
+                <w:color w:val="000000"/>
+                <w:lang w:val="en-US"/>
+              </w:rPr>
+              <w:t>db</w:t>
+            </w:r>
+            <w:proofErr w:type="spellEnd"/>
+            <w:r>
+              <w:rPr>
+                <w:rFonts w:ascii="Courier New" w:hAnsi="Courier New" w:cs="Courier New"/>
+                <w:bCs/>
+                <w:color w:val="000000"/>
+                <w:lang w:val="en-US"/>
+              </w:rPr>
+              <w:t xml:space="preserve"> = new </w:t>
+            </w:r>
+            <w:proofErr w:type="spellStart"/>
+            <w:proofErr w:type="gramStart"/>
+            <w:r>
+              <w:rPr>
+                <w:rFonts w:ascii="Courier New" w:hAnsi="Courier New" w:cs="Courier New"/>
+                <w:bCs/>
+                <w:color w:val="000000"/>
+                <w:lang w:val="en-US"/>
+              </w:rPr>
+              <w:t>MedRegistryContext</w:t>
+            </w:r>
+            <w:proofErr w:type="spellEnd"/>
+            <w:r>
+              <w:rPr>
+                <w:rFonts w:ascii="Courier New" w:hAnsi="Courier New" w:cs="Courier New"/>
+                <w:bCs/>
+                <w:color w:val="000000"/>
+                <w:lang w:val="en-US"/>
+              </w:rPr>
+              <w:t>(</w:t>
+            </w:r>
+            <w:proofErr w:type="gramEnd"/>
+            <w:r>
+              <w:rPr>
+                <w:rFonts w:ascii="Courier New" w:hAnsi="Courier New" w:cs="Courier New"/>
+                <w:bCs/>
+                <w:color w:val="000000"/>
+                <w:lang w:val="en-US"/>
+              </w:rPr>
+              <w:t>);</w:t>
             </w:r>
           </w:p>
           <w:p>
@@ -8851,8 +9979,41 @@
                 <w:color w:val="000000"/>
                 <w:lang w:val="en-US"/>
               </w:rPr>
-              <w:t>_allSchedules = db.Schedules</w:t>
-            </w:r>
+              <w:t>_</w:t>
+            </w:r>
+            <w:proofErr w:type="spellStart"/>
+            <w:r>
+              <w:rPr>
+                <w:rFonts w:ascii="Courier New" w:hAnsi="Courier New" w:cs="Courier New"/>
+                <w:bCs/>
+                <w:color w:val="000000"/>
+                <w:lang w:val="en-US"/>
+              </w:rPr>
+              <w:t>allSchedules</w:t>
+            </w:r>
+            <w:proofErr w:type="spellEnd"/>
+            <w:r>
+              <w:rPr>
+                <w:rFonts w:ascii="Courier New" w:hAnsi="Courier New" w:cs="Courier New"/>
+                <w:bCs/>
+                <w:color w:val="000000"/>
+                <w:lang w:val="en-US"/>
+              </w:rPr>
+              <w:t xml:space="preserve"> = </w:t>
+            </w:r>
+            <w:proofErr w:type="spellStart"/>
+            <w:proofErr w:type="gramStart"/>
+            <w:r>
+              <w:rPr>
+                <w:rFonts w:ascii="Courier New" w:hAnsi="Courier New" w:cs="Courier New"/>
+                <w:bCs/>
+                <w:color w:val="000000"/>
+                <w:lang w:val="en-US"/>
+              </w:rPr>
+              <w:t>db.Schedules</w:t>
+            </w:r>
+            <w:proofErr w:type="spellEnd"/>
+            <w:proofErr w:type="gramEnd"/>
           </w:p>
           <w:p>
             <w:pPr>
@@ -8873,7 +10034,47 @@
                 <w:color w:val="000000"/>
                 <w:lang w:val="en-US"/>
               </w:rPr>
-              <w:t xml:space="preserve">            .Include(s =&gt; s.Doctor)</w:t>
+              <w:t xml:space="preserve">            </w:t>
+            </w:r>
+            <w:proofErr w:type="gramStart"/>
+            <w:r>
+              <w:rPr>
+                <w:rFonts w:ascii="Courier New" w:hAnsi="Courier New" w:cs="Courier New"/>
+                <w:bCs/>
+                <w:color w:val="000000"/>
+                <w:lang w:val="en-US"/>
+              </w:rPr>
+              <w:t>.Include</w:t>
+            </w:r>
+            <w:proofErr w:type="gramEnd"/>
+            <w:r>
+              <w:rPr>
+                <w:rFonts w:ascii="Courier New" w:hAnsi="Courier New" w:cs="Courier New"/>
+                <w:bCs/>
+                <w:color w:val="000000"/>
+                <w:lang w:val="en-US"/>
+              </w:rPr>
+              <w:t xml:space="preserve">(s =&gt; </w:t>
+            </w:r>
+            <w:proofErr w:type="spellStart"/>
+            <w:r>
+              <w:rPr>
+                <w:rFonts w:ascii="Courier New" w:hAnsi="Courier New" w:cs="Courier New"/>
+                <w:bCs/>
+                <w:color w:val="000000"/>
+                <w:lang w:val="en-US"/>
+              </w:rPr>
+              <w:t>s.Doctor</w:t>
+            </w:r>
+            <w:proofErr w:type="spellEnd"/>
+            <w:r>
+              <w:rPr>
+                <w:rFonts w:ascii="Courier New" w:hAnsi="Courier New" w:cs="Courier New"/>
+                <w:bCs/>
+                <w:color w:val="000000"/>
+                <w:lang w:val="en-US"/>
+              </w:rPr>
+              <w:t>)</w:t>
             </w:r>
           </w:p>
           <w:p>
@@ -8895,7 +10096,58 @@
                 <w:color w:val="000000"/>
                 <w:lang w:val="en-US"/>
               </w:rPr>
-              <w:t xml:space="preserve">                .ThenInclude(d =&gt; d.User)</w:t>
+              <w:t xml:space="preserve">                </w:t>
+            </w:r>
+            <w:proofErr w:type="gramStart"/>
+            <w:r>
+              <w:rPr>
+                <w:rFonts w:ascii="Courier New" w:hAnsi="Courier New" w:cs="Courier New"/>
+                <w:bCs/>
+                <w:color w:val="000000"/>
+                <w:lang w:val="en-US"/>
+              </w:rPr>
+              <w:t>.</w:t>
+            </w:r>
+            <w:proofErr w:type="spellStart"/>
+            <w:r>
+              <w:rPr>
+                <w:rFonts w:ascii="Courier New" w:hAnsi="Courier New" w:cs="Courier New"/>
+                <w:bCs/>
+                <w:color w:val="000000"/>
+                <w:lang w:val="en-US"/>
+              </w:rPr>
+              <w:t>ThenInclude</w:t>
+            </w:r>
+            <w:proofErr w:type="spellEnd"/>
+            <w:proofErr w:type="gramEnd"/>
+            <w:r>
+              <w:rPr>
+                <w:rFonts w:ascii="Courier New" w:hAnsi="Courier New" w:cs="Courier New"/>
+                <w:bCs/>
+                <w:color w:val="000000"/>
+                <w:lang w:val="en-US"/>
+              </w:rPr>
+              <w:t xml:space="preserve">(d =&gt; </w:t>
+            </w:r>
+            <w:proofErr w:type="spellStart"/>
+            <w:r>
+              <w:rPr>
+                <w:rFonts w:ascii="Courier New" w:hAnsi="Courier New" w:cs="Courier New"/>
+                <w:bCs/>
+                <w:color w:val="000000"/>
+                <w:lang w:val="en-US"/>
+              </w:rPr>
+              <w:t>d.User</w:t>
+            </w:r>
+            <w:proofErr w:type="spellEnd"/>
+            <w:r>
+              <w:rPr>
+                <w:rFonts w:ascii="Courier New" w:hAnsi="Courier New" w:cs="Courier New"/>
+                <w:bCs/>
+                <w:color w:val="000000"/>
+                <w:lang w:val="en-US"/>
+              </w:rPr>
+              <w:t>)</w:t>
             </w:r>
           </w:p>
           <w:p>
@@ -8917,7 +10169,58 @@
                 <w:color w:val="000000"/>
                 <w:lang w:val="en-US"/>
               </w:rPr>
-              <w:t xml:space="preserve">            .OrderBy(s =&gt; s.WorkDate)</w:t>
+              <w:t xml:space="preserve">            </w:t>
+            </w:r>
+            <w:proofErr w:type="gramStart"/>
+            <w:r>
+              <w:rPr>
+                <w:rFonts w:ascii="Courier New" w:hAnsi="Courier New" w:cs="Courier New"/>
+                <w:bCs/>
+                <w:color w:val="000000"/>
+                <w:lang w:val="en-US"/>
+              </w:rPr>
+              <w:t>.</w:t>
+            </w:r>
+            <w:proofErr w:type="spellStart"/>
+            <w:r>
+              <w:rPr>
+                <w:rFonts w:ascii="Courier New" w:hAnsi="Courier New" w:cs="Courier New"/>
+                <w:bCs/>
+                <w:color w:val="000000"/>
+                <w:lang w:val="en-US"/>
+              </w:rPr>
+              <w:t>OrderBy</w:t>
+            </w:r>
+            <w:proofErr w:type="spellEnd"/>
+            <w:proofErr w:type="gramEnd"/>
+            <w:r>
+              <w:rPr>
+                <w:rFonts w:ascii="Courier New" w:hAnsi="Courier New" w:cs="Courier New"/>
+                <w:bCs/>
+                <w:color w:val="000000"/>
+                <w:lang w:val="en-US"/>
+              </w:rPr>
+              <w:t xml:space="preserve">(s =&gt; </w:t>
+            </w:r>
+            <w:proofErr w:type="spellStart"/>
+            <w:r>
+              <w:rPr>
+                <w:rFonts w:ascii="Courier New" w:hAnsi="Courier New" w:cs="Courier New"/>
+                <w:bCs/>
+                <w:color w:val="000000"/>
+                <w:lang w:val="en-US"/>
+              </w:rPr>
+              <w:t>s.WorkDate</w:t>
+            </w:r>
+            <w:proofErr w:type="spellEnd"/>
+            <w:r>
+              <w:rPr>
+                <w:rFonts w:ascii="Courier New" w:hAnsi="Courier New" w:cs="Courier New"/>
+                <w:bCs/>
+                <w:color w:val="000000"/>
+                <w:lang w:val="en-US"/>
+              </w:rPr>
+              <w:t>)</w:t>
             </w:r>
           </w:p>
           <w:p>
@@ -8939,7 +10242,58 @@
                 <w:color w:val="000000"/>
                 <w:lang w:val="en-US"/>
               </w:rPr>
-              <w:t xml:space="preserve">            .ThenBy(s =&gt; s.Doctor.User.LastName)</w:t>
+              <w:t xml:space="preserve">            </w:t>
+            </w:r>
+            <w:proofErr w:type="gramStart"/>
+            <w:r>
+              <w:rPr>
+                <w:rFonts w:ascii="Courier New" w:hAnsi="Courier New" w:cs="Courier New"/>
+                <w:bCs/>
+                <w:color w:val="000000"/>
+                <w:lang w:val="en-US"/>
+              </w:rPr>
+              <w:t>.</w:t>
+            </w:r>
+            <w:proofErr w:type="spellStart"/>
+            <w:r>
+              <w:rPr>
+                <w:rFonts w:ascii="Courier New" w:hAnsi="Courier New" w:cs="Courier New"/>
+                <w:bCs/>
+                <w:color w:val="000000"/>
+                <w:lang w:val="en-US"/>
+              </w:rPr>
+              <w:t>ThenBy</w:t>
+            </w:r>
+            <w:proofErr w:type="spellEnd"/>
+            <w:proofErr w:type="gramEnd"/>
+            <w:r>
+              <w:rPr>
+                <w:rFonts w:ascii="Courier New" w:hAnsi="Courier New" w:cs="Courier New"/>
+                <w:bCs/>
+                <w:color w:val="000000"/>
+                <w:lang w:val="en-US"/>
+              </w:rPr>
+              <w:t xml:space="preserve">(s =&gt; </w:t>
+            </w:r>
+            <w:proofErr w:type="spellStart"/>
+            <w:r>
+              <w:rPr>
+                <w:rFonts w:ascii="Courier New" w:hAnsi="Courier New" w:cs="Courier New"/>
+                <w:bCs/>
+                <w:color w:val="000000"/>
+                <w:lang w:val="en-US"/>
+              </w:rPr>
+              <w:t>s.Doctor.User.LastName</w:t>
+            </w:r>
+            <w:proofErr w:type="spellEnd"/>
+            <w:r>
+              <w:rPr>
+                <w:rFonts w:ascii="Courier New" w:hAnsi="Courier New" w:cs="Courier New"/>
+                <w:bCs/>
+                <w:color w:val="000000"/>
+                <w:lang w:val="en-US"/>
+              </w:rPr>
+              <w:t>)</w:t>
             </w:r>
           </w:p>
           <w:p>
@@ -8962,13 +10316,33 @@
               </w:rPr>
               <w:t xml:space="preserve">            </w:t>
             </w:r>
-            <w:r>
-              <w:rPr>
-                <w:rFonts w:ascii="Courier New" w:hAnsi="Courier New" w:cs="Courier New"/>
-                <w:bCs/>
-                <w:color w:val="000000"/>
-              </w:rPr>
-              <w:t>.ToList();</w:t>
+            <w:proofErr w:type="gramStart"/>
+            <w:r>
+              <w:rPr>
+                <w:rFonts w:ascii="Courier New" w:hAnsi="Courier New" w:cs="Courier New"/>
+                <w:bCs/>
+                <w:color w:val="000000"/>
+              </w:rPr>
+              <w:t>.</w:t>
+            </w:r>
+            <w:proofErr w:type="spellStart"/>
+            <w:r>
+              <w:rPr>
+                <w:rFonts w:ascii="Courier New" w:hAnsi="Courier New" w:cs="Courier New"/>
+                <w:bCs/>
+                <w:color w:val="000000"/>
+              </w:rPr>
+              <w:t>ToList</w:t>
+            </w:r>
+            <w:proofErr w:type="spellEnd"/>
+            <w:proofErr w:type="gramEnd"/>
+            <w:r>
+              <w:rPr>
+                <w:rFonts w:ascii="Courier New" w:hAnsi="Courier New" w:cs="Courier New"/>
+                <w:bCs/>
+                <w:color w:val="000000"/>
+              </w:rPr>
+              <w:t>();</w:t>
             </w:r>
           </w:p>
           <w:p>
@@ -9020,7 +10394,35 @@
                 <w:bCs/>
                 <w:color w:val="000000"/>
               </w:rPr>
-              <w:t xml:space="preserve">        ApplyFilters();</w:t>
+              <w:t xml:space="preserve">        </w:t>
+            </w:r>
+            <w:proofErr w:type="spellStart"/>
+            <w:proofErr w:type="gramStart"/>
+            <w:r>
+              <w:rPr>
+                <w:rFonts w:ascii="Courier New" w:hAnsi="Courier New" w:cs="Courier New"/>
+                <w:bCs/>
+                <w:color w:val="000000"/>
+              </w:rPr>
+              <w:t>ApplyFilters</w:t>
+            </w:r>
+            <w:proofErr w:type="spellEnd"/>
+            <w:r>
+              <w:rPr>
+                <w:rFonts w:ascii="Courier New" w:hAnsi="Courier New" w:cs="Courier New"/>
+                <w:bCs/>
+                <w:color w:val="000000"/>
+              </w:rPr>
+              <w:t>(</w:t>
+            </w:r>
+            <w:proofErr w:type="gramEnd"/>
+            <w:r>
+              <w:rPr>
+                <w:rFonts w:ascii="Courier New" w:hAnsi="Courier New" w:cs="Courier New"/>
+                <w:bCs/>
+                <w:color w:val="000000"/>
+              </w:rPr>
+              <w:t>);</w:t>
             </w:r>
           </w:p>
           <w:p>
@@ -9060,7 +10462,61 @@
                 <w:bCs/>
                 <w:color w:val="000000"/>
               </w:rPr>
-              <w:t xml:space="preserve">    catch (Exception ex)</w:t>
+              <w:t xml:space="preserve">    </w:t>
+            </w:r>
+            <w:proofErr w:type="spellStart"/>
+            <w:r>
+              <w:rPr>
+                <w:rFonts w:ascii="Courier New" w:hAnsi="Courier New" w:cs="Courier New"/>
+                <w:bCs/>
+                <w:color w:val="000000"/>
+              </w:rPr>
+              <w:t>catch</w:t>
+            </w:r>
+            <w:proofErr w:type="spellEnd"/>
+            <w:r>
+              <w:rPr>
+                <w:rFonts w:ascii="Courier New" w:hAnsi="Courier New" w:cs="Courier New"/>
+                <w:bCs/>
+                <w:color w:val="000000"/>
+              </w:rPr>
+              <w:t xml:space="preserve"> (</w:t>
+            </w:r>
+            <w:proofErr w:type="spellStart"/>
+            <w:r>
+              <w:rPr>
+                <w:rFonts w:ascii="Courier New" w:hAnsi="Courier New" w:cs="Courier New"/>
+                <w:bCs/>
+                <w:color w:val="000000"/>
+              </w:rPr>
+              <w:t>Exception</w:t>
+            </w:r>
+            <w:proofErr w:type="spellEnd"/>
+            <w:r>
+              <w:rPr>
+                <w:rFonts w:ascii="Courier New" w:hAnsi="Courier New" w:cs="Courier New"/>
+                <w:bCs/>
+                <w:color w:val="000000"/>
+              </w:rPr>
+              <w:t xml:space="preserve"> </w:t>
+            </w:r>
+            <w:proofErr w:type="spellStart"/>
+            <w:r>
+              <w:rPr>
+                <w:rFonts w:ascii="Courier New" w:hAnsi="Courier New" w:cs="Courier New"/>
+                <w:bCs/>
+                <w:color w:val="000000"/>
+              </w:rPr>
+              <w:t>ex</w:t>
+            </w:r>
+            <w:proofErr w:type="spellEnd"/>
+            <w:r>
+              <w:rPr>
+                <w:rFonts w:ascii="Courier New" w:hAnsi="Courier New" w:cs="Courier New"/>
+                <w:bCs/>
+                <w:color w:val="000000"/>
+              </w:rPr>
+              <w:t>)</w:t>
             </w:r>
           </w:p>
           <w:p>
@@ -9120,7 +10576,81 @@
                 <w:bCs/>
                 <w:color w:val="000000"/>
               </w:rPr>
-              <w:t xml:space="preserve">        MessageBox.Show($"Ошибка при загрузке расписания: {ex.Message}\n\nДетали: {ex.InnerException?.Message}", </w:t>
+              <w:t xml:space="preserve">        </w:t>
+            </w:r>
+            <w:proofErr w:type="spellStart"/>
+            <w:r>
+              <w:rPr>
+                <w:rFonts w:ascii="Courier New" w:hAnsi="Courier New" w:cs="Courier New"/>
+                <w:bCs/>
+                <w:color w:val="000000"/>
+              </w:rPr>
+              <w:t>MessageBox.Show</w:t>
+            </w:r>
+            <w:proofErr w:type="spellEnd"/>
+            <w:r>
+              <w:rPr>
+                <w:rFonts w:ascii="Courier New" w:hAnsi="Courier New" w:cs="Courier New"/>
+                <w:bCs/>
+                <w:color w:val="000000"/>
+              </w:rPr>
+              <w:t>($"Ошибка при загрузке расписания: {</w:t>
+            </w:r>
+            <w:proofErr w:type="spellStart"/>
+            <w:proofErr w:type="gramStart"/>
+            <w:r>
+              <w:rPr>
+                <w:rFonts w:ascii="Courier New" w:hAnsi="Courier New" w:cs="Courier New"/>
+                <w:bCs/>
+                <w:color w:val="000000"/>
+              </w:rPr>
+              <w:t>ex.Message</w:t>
+            </w:r>
+            <w:proofErr w:type="spellEnd"/>
+            <w:r>
+              <w:rPr>
+                <w:rFonts w:ascii="Courier New" w:hAnsi="Courier New" w:cs="Courier New"/>
+                <w:bCs/>
+                <w:color w:val="000000"/>
+              </w:rPr>
+              <w:t>}\n\</w:t>
+            </w:r>
+            <w:proofErr w:type="spellStart"/>
+            <w:r>
+              <w:rPr>
+                <w:rFonts w:ascii="Courier New" w:hAnsi="Courier New" w:cs="Courier New"/>
+                <w:bCs/>
+                <w:color w:val="000000"/>
+              </w:rPr>
+              <w:t>nДетали</w:t>
+            </w:r>
+            <w:proofErr w:type="spellEnd"/>
+            <w:proofErr w:type="gramEnd"/>
+            <w:r>
+              <w:rPr>
+                <w:rFonts w:ascii="Courier New" w:hAnsi="Courier New" w:cs="Courier New"/>
+                <w:bCs/>
+                <w:color w:val="000000"/>
+              </w:rPr>
+              <w:t>: {ex.</w:t>
+            </w:r>
+            <w:proofErr w:type="spellStart"/>
+            <w:r>
+              <w:rPr>
+                <w:rFonts w:ascii="Courier New" w:hAnsi="Courier New" w:cs="Courier New"/>
+                <w:bCs/>
+                <w:color w:val="000000"/>
+              </w:rPr>
+              <w:t>InnerException</w:t>
+            </w:r>
+            <w:proofErr w:type="spellEnd"/>
+            <w:r>
+              <w:rPr>
+                <w:rFonts w:ascii="Courier New" w:hAnsi="Courier New" w:cs="Courier New"/>
+                <w:bCs/>
+                <w:color w:val="000000"/>
+              </w:rPr>
+              <w:t xml:space="preserve">?.Message}", </w:t>
             </w:r>
           </w:p>
           <w:p>
@@ -9169,6 +10699,7 @@
               </w:rPr>
               <w:t xml:space="preserve">", </w:t>
             </w:r>
+            <w:proofErr w:type="spellStart"/>
             <w:r>
               <w:rPr>
                 <w:rFonts w:ascii="Courier New" w:hAnsi="Courier New" w:cs="Courier New"/>
@@ -9196,6 +10727,7 @@
               </w:rPr>
               <w:t>OK</w:t>
             </w:r>
+            <w:proofErr w:type="spellEnd"/>
             <w:r>
               <w:rPr>
                 <w:rFonts w:ascii="Courier New" w:hAnsi="Courier New" w:cs="Courier New"/>
@@ -9205,6 +10737,7 @@
               </w:rPr>
               <w:t xml:space="preserve">, </w:t>
             </w:r>
+            <w:proofErr w:type="spellStart"/>
             <w:r>
               <w:rPr>
                 <w:rFonts w:ascii="Courier New" w:hAnsi="Courier New" w:cs="Courier New"/>
@@ -9232,6 +10765,7 @@
               </w:rPr>
               <w:t>Error</w:t>
             </w:r>
+            <w:proofErr w:type="spellEnd"/>
             <w:r>
               <w:rPr>
                 <w:rFonts w:ascii="Courier New" w:hAnsi="Courier New" w:cs="Courier New"/>
@@ -9331,7 +10865,27 @@
           <w:sz w:val="28"/>
           <w:szCs w:val="28"/>
         </w:rPr>
-        <w:t>Метод загружает все записи расписания из БД с подключением связанных данных о врачах и пользователях. Результаты сортируются по дате работы и фамилии врача, после чего применяются дополнительные фильтры через метод ApplyFilters.</w:t>
+        <w:t xml:space="preserve">Метод загружает все записи расписания из БД с подключением связанных данных о врачах и пользователях. Результаты сортируются по дате работы и фамилии врача, после чего применяются дополнительные фильтры через метод </w:t>
+      </w:r>
+      <w:proofErr w:type="spellStart"/>
+      <w:r>
+        <w:rPr>
+          <w:bCs/>
+          <w:color w:val="000000"/>
+          <w:sz w:val="28"/>
+          <w:szCs w:val="28"/>
+        </w:rPr>
+        <w:t>ApplyFilters</w:t>
+      </w:r>
+      <w:proofErr w:type="spellEnd"/>
+      <w:r>
+        <w:rPr>
+          <w:bCs/>
+          <w:color w:val="000000"/>
+          <w:sz w:val="28"/>
+          <w:szCs w:val="28"/>
+        </w:rPr>
+        <w:t>.</w:t>
       </w:r>
     </w:p>
     <w:p>
@@ -9597,7 +11151,27 @@
           <w:sz w:val="28"/>
           <w:szCs w:val="28"/>
         </w:rPr>
-        <w:t xml:space="preserve">Для отображения записей на приём был разработан компонент AppointmentsPage, который представляет собой страницу с динамически генерируемыми карточками записей. Каждая карточка содержит информацию о дате, времени, враче, </w:t>
+        <w:t xml:space="preserve">Для отображения записей на приём был разработан компонент </w:t>
+      </w:r>
+      <w:proofErr w:type="spellStart"/>
+      <w:r>
+        <w:rPr>
+          <w:bCs/>
+          <w:color w:val="000000"/>
+          <w:sz w:val="28"/>
+          <w:szCs w:val="28"/>
+        </w:rPr>
+        <w:t>AppointmentsPage</w:t>
+      </w:r>
+      <w:proofErr w:type="spellEnd"/>
+      <w:r>
+        <w:rPr>
+          <w:bCs/>
+          <w:color w:val="000000"/>
+          <w:sz w:val="28"/>
+          <w:szCs w:val="28"/>
+        </w:rPr>
+        <w:t xml:space="preserve">, который представляет собой страницу с динамически генерируемыми карточками записей. Каждая карточка содержит информацию о дате, времени, враче, </w:t>
       </w:r>
       <w:r>
         <w:rPr>
@@ -9844,7 +11418,27 @@
           <w:sz w:val="28"/>
           <w:szCs w:val="28"/>
         </w:rPr>
-        <w:t>Для управления расписанием врачей разработана страница SchedulePage, которая позволяет администраторам и регистраторам просматривать, добавлять, редактировать и удалять записи расписания. Страница поддерживает фильтрацию по врачам и датам, а также импорт расписания из Excel-файлов.</w:t>
+        <w:t xml:space="preserve">Для управления расписанием врачей разработана страница </w:t>
+      </w:r>
+      <w:proofErr w:type="spellStart"/>
+      <w:r>
+        <w:rPr>
+          <w:bCs/>
+          <w:color w:val="000000"/>
+          <w:sz w:val="28"/>
+          <w:szCs w:val="28"/>
+        </w:rPr>
+        <w:t>SchedulePage</w:t>
+      </w:r>
+      <w:proofErr w:type="spellEnd"/>
+      <w:r>
+        <w:rPr>
+          <w:bCs/>
+          <w:color w:val="000000"/>
+          <w:sz w:val="28"/>
+          <w:szCs w:val="28"/>
+        </w:rPr>
+        <w:t>, которая позволяет администраторам и регистраторам просматривать, добавлять, редактировать и удалять записи расписания. Страница поддерживает фильтрацию по врачам и датам, а также импорт расписания из Excel-файлов.</w:t>
       </w:r>
     </w:p>
     <w:p>
@@ -10122,7 +11716,27 @@
           <w:sz w:val="28"/>
           <w:szCs w:val="28"/>
         </w:rPr>
-        <w:t xml:space="preserve">Разграничение прав доступа реализовано при помощи таблицы Roles в </w:t>
+        <w:t xml:space="preserve">Разграничение прав доступа реализовано при помощи таблицы </w:t>
+      </w:r>
+      <w:proofErr w:type="spellStart"/>
+      <w:r>
+        <w:rPr>
+          <w:bCs/>
+          <w:color w:val="000000"/>
+          <w:sz w:val="28"/>
+          <w:szCs w:val="28"/>
+        </w:rPr>
+        <w:t>Roles</w:t>
+      </w:r>
+      <w:proofErr w:type="spellEnd"/>
+      <w:r>
+        <w:rPr>
+          <w:bCs/>
+          <w:color w:val="000000"/>
+          <w:sz w:val="28"/>
+          <w:szCs w:val="28"/>
+        </w:rPr>
+        <w:t xml:space="preserve"> в </w:t>
       </w:r>
       <w:r>
         <w:rPr>
@@ -10140,7 +11754,27 @@
           <w:sz w:val="28"/>
           <w:szCs w:val="28"/>
         </w:rPr>
-        <w:t>. Система поддерживает следующие роли: Администратор, Регистратор, Врач и Пациент. Каждая роль определяет набор доступных функций и элементов интерфейса для пользователя. Права администратора у пользователя появляются при RoleName равном "Администратор", что позволяет получать доступ ко всем функциям системы, включая управление пользователями и полный контроль над данными.</w:t>
+        <w:t xml:space="preserve">. Система поддерживает следующие роли: Администратор, Регистратор, Врач и Пациент. Каждая роль определяет набор доступных функций и элементов интерфейса для пользователя. Права администратора у пользователя появляются при </w:t>
+      </w:r>
+      <w:proofErr w:type="spellStart"/>
+      <w:r>
+        <w:rPr>
+          <w:bCs/>
+          <w:color w:val="000000"/>
+          <w:sz w:val="28"/>
+          <w:szCs w:val="28"/>
+        </w:rPr>
+        <w:t>RoleName</w:t>
+      </w:r>
+      <w:proofErr w:type="spellEnd"/>
+      <w:r>
+        <w:rPr>
+          <w:bCs/>
+          <w:color w:val="000000"/>
+          <w:sz w:val="28"/>
+          <w:szCs w:val="28"/>
+        </w:rPr>
+        <w:t xml:space="preserve"> равном "Администратор", что позволяет получать доступ ко всем функциям системы, включая управление пользователями и полный контроль над данными.</w:t>
       </w:r>
     </w:p>
     <w:p>
@@ -10164,7 +11798,27 @@
           <w:sz w:val="28"/>
           <w:szCs w:val="28"/>
         </w:rPr>
-        <w:t>Для аутентификации пользователей разработан метод Login_Click, который выполняет проверку учетных данных и определяет роль пользователя. Код метода представлен листингом 3.</w:t>
+        <w:t xml:space="preserve">Для аутентификации пользователей разработан метод </w:t>
+      </w:r>
+      <w:proofErr w:type="spellStart"/>
+      <w:r>
+        <w:rPr>
+          <w:bCs/>
+          <w:color w:val="000000"/>
+          <w:sz w:val="28"/>
+          <w:szCs w:val="28"/>
+        </w:rPr>
+        <w:t>Login_Click</w:t>
+      </w:r>
+      <w:proofErr w:type="spellEnd"/>
+      <w:r>
+        <w:rPr>
+          <w:bCs/>
+          <w:color w:val="000000"/>
+          <w:sz w:val="28"/>
+          <w:szCs w:val="28"/>
+        </w:rPr>
+        <w:t>, который выполняет проверку учетных данных и определяет роль пользователя. Код метода представлен листингом 3.</w:t>
       </w:r>
     </w:p>
     <w:p>
@@ -10283,7 +11937,67 @@
                 <w:color w:val="000000"/>
                 <w:lang w:val="en-US"/>
               </w:rPr>
-              <w:t>private void Login_Click(object sender, RoutedEventArgs e)</w:t>
+              <w:t xml:space="preserve">private void </w:t>
+            </w:r>
+            <w:proofErr w:type="spellStart"/>
+            <w:r>
+              <w:rPr>
+                <w:rFonts w:ascii="Courier New" w:hAnsi="Courier New" w:cs="Courier New"/>
+                <w:bCs/>
+                <w:color w:val="000000"/>
+                <w:lang w:val="en-US"/>
+              </w:rPr>
+              <w:t>Login_</w:t>
+            </w:r>
+            <w:proofErr w:type="gramStart"/>
+            <w:r>
+              <w:rPr>
+                <w:rFonts w:ascii="Courier New" w:hAnsi="Courier New" w:cs="Courier New"/>
+                <w:bCs/>
+                <w:color w:val="000000"/>
+                <w:lang w:val="en-US"/>
+              </w:rPr>
+              <w:t>Click</w:t>
+            </w:r>
+            <w:proofErr w:type="spellEnd"/>
+            <w:r>
+              <w:rPr>
+                <w:rFonts w:ascii="Courier New" w:hAnsi="Courier New" w:cs="Courier New"/>
+                <w:bCs/>
+                <w:color w:val="000000"/>
+                <w:lang w:val="en-US"/>
+              </w:rPr>
+              <w:t>(</w:t>
+            </w:r>
+            <w:proofErr w:type="gramEnd"/>
+            <w:r>
+              <w:rPr>
+                <w:rFonts w:ascii="Courier New" w:hAnsi="Courier New" w:cs="Courier New"/>
+                <w:bCs/>
+                <w:color w:val="000000"/>
+                <w:lang w:val="en-US"/>
+              </w:rPr>
+              <w:t xml:space="preserve">object sender, </w:t>
+            </w:r>
+            <w:proofErr w:type="spellStart"/>
+            <w:r>
+              <w:rPr>
+                <w:rFonts w:ascii="Courier New" w:hAnsi="Courier New" w:cs="Courier New"/>
+                <w:bCs/>
+                <w:color w:val="000000"/>
+                <w:lang w:val="en-US"/>
+              </w:rPr>
+              <w:t>RoutedEventArgs</w:t>
+            </w:r>
+            <w:proofErr w:type="spellEnd"/>
+            <w:r>
+              <w:rPr>
+                <w:rFonts w:ascii="Courier New" w:hAnsi="Courier New" w:cs="Courier New"/>
+                <w:bCs/>
+                <w:color w:val="000000"/>
+                <w:lang w:val="en-US"/>
+              </w:rPr>
+              <w:t xml:space="preserve"> e)</w:t>
             </w:r>
           </w:p>
           <w:p>
@@ -10391,7 +12105,38 @@
                 <w:color w:val="000000"/>
                 <w:lang w:val="en-US"/>
               </w:rPr>
-              <w:t xml:space="preserve">    string username = UsernameBox.Text?.Trim();</w:t>
+              <w:t xml:space="preserve">    string username = </w:t>
+            </w:r>
+            <w:proofErr w:type="spellStart"/>
+            <w:proofErr w:type="gramStart"/>
+            <w:r>
+              <w:rPr>
+                <w:rFonts w:ascii="Courier New" w:hAnsi="Courier New" w:cs="Courier New"/>
+                <w:bCs/>
+                <w:color w:val="000000"/>
+                <w:lang w:val="en-US"/>
+              </w:rPr>
+              <w:t>UsernameBox.Text?.</w:t>
+            </w:r>
+            <w:proofErr w:type="gramEnd"/>
+            <w:r>
+              <w:rPr>
+                <w:rFonts w:ascii="Courier New" w:hAnsi="Courier New" w:cs="Courier New"/>
+                <w:bCs/>
+                <w:color w:val="000000"/>
+                <w:lang w:val="en-US"/>
+              </w:rPr>
+              <w:t>Trim</w:t>
+            </w:r>
+            <w:proofErr w:type="spellEnd"/>
+            <w:r>
+              <w:rPr>
+                <w:rFonts w:ascii="Courier New" w:hAnsi="Courier New" w:cs="Courier New"/>
+                <w:bCs/>
+                <w:color w:val="000000"/>
+                <w:lang w:val="en-US"/>
+              </w:rPr>
+              <w:t>();</w:t>
             </w:r>
           </w:p>
           <w:p>
@@ -10413,7 +12158,38 @@
                 <w:color w:val="000000"/>
                 <w:lang w:val="en-US"/>
               </w:rPr>
-              <w:t xml:space="preserve">    string password = PasswordBox.Password ?? "";</w:t>
+              <w:t xml:space="preserve">    string password = </w:t>
+            </w:r>
+            <w:proofErr w:type="spellStart"/>
+            <w:proofErr w:type="gramStart"/>
+            <w:r>
+              <w:rPr>
+                <w:rFonts w:ascii="Courier New" w:hAnsi="Courier New" w:cs="Courier New"/>
+                <w:bCs/>
+                <w:color w:val="000000"/>
+                <w:lang w:val="en-US"/>
+              </w:rPr>
+              <w:t>PasswordBox.Password</w:t>
+            </w:r>
+            <w:proofErr w:type="spellEnd"/>
+            <w:r>
+              <w:rPr>
+                <w:rFonts w:ascii="Courier New" w:hAnsi="Courier New" w:cs="Courier New"/>
+                <w:bCs/>
+                <w:color w:val="000000"/>
+                <w:lang w:val="en-US"/>
+              </w:rPr>
+              <w:t xml:space="preserve"> ??</w:t>
+            </w:r>
+            <w:proofErr w:type="gramEnd"/>
+            <w:r>
+              <w:rPr>
+                <w:rFonts w:ascii="Courier New" w:hAnsi="Courier New" w:cs="Courier New"/>
+                <w:bCs/>
+                <w:color w:val="000000"/>
+                <w:lang w:val="en-US"/>
+              </w:rPr>
+              <w:t xml:space="preserve"> "";</w:t>
             </w:r>
           </w:p>
           <w:p>
@@ -10448,7 +12224,49 @@
                 <w:color w:val="000000"/>
                 <w:lang w:val="en-US"/>
               </w:rPr>
-              <w:t xml:space="preserve">    if (string.IsNullOrEmpty(username) || string.IsNullOrEmpty(password))</w:t>
+              <w:t xml:space="preserve">    if (</w:t>
+            </w:r>
+            <w:proofErr w:type="spellStart"/>
+            <w:proofErr w:type="gramStart"/>
+            <w:r>
+              <w:rPr>
+                <w:rFonts w:ascii="Courier New" w:hAnsi="Courier New" w:cs="Courier New"/>
+                <w:bCs/>
+                <w:color w:val="000000"/>
+                <w:lang w:val="en-US"/>
+              </w:rPr>
+              <w:t>string.IsNullOrEmpty</w:t>
+            </w:r>
+            <w:proofErr w:type="spellEnd"/>
+            <w:proofErr w:type="gramEnd"/>
+            <w:r>
+              <w:rPr>
+                <w:rFonts w:ascii="Courier New" w:hAnsi="Courier New" w:cs="Courier New"/>
+                <w:bCs/>
+                <w:color w:val="000000"/>
+                <w:lang w:val="en-US"/>
+              </w:rPr>
+              <w:t xml:space="preserve">(username) || </w:t>
+            </w:r>
+            <w:proofErr w:type="spellStart"/>
+            <w:r>
+              <w:rPr>
+                <w:rFonts w:ascii="Courier New" w:hAnsi="Courier New" w:cs="Courier New"/>
+                <w:bCs/>
+                <w:color w:val="000000"/>
+                <w:lang w:val="en-US"/>
+              </w:rPr>
+              <w:t>string.IsNullOrEmpty</w:t>
+            </w:r>
+            <w:proofErr w:type="spellEnd"/>
+            <w:r>
+              <w:rPr>
+                <w:rFonts w:ascii="Courier New" w:hAnsi="Courier New" w:cs="Courier New"/>
+                <w:bCs/>
+                <w:color w:val="000000"/>
+                <w:lang w:val="en-US"/>
+              </w:rPr>
+              <w:t>(password))</w:t>
             </w:r>
           </w:p>
           <w:p>
@@ -10497,7 +12315,25 @@
                 <w:bCs/>
                 <w:color w:val="000000"/>
               </w:rPr>
-              <w:t xml:space="preserve">        MessageBox.Show("Введите логин и пароль.", "Ошибка", </w:t>
+              <w:t xml:space="preserve">        </w:t>
+            </w:r>
+            <w:proofErr w:type="spellStart"/>
+            <w:r>
+              <w:rPr>
+                <w:rFonts w:ascii="Courier New" w:hAnsi="Courier New" w:cs="Courier New"/>
+                <w:bCs/>
+                <w:color w:val="000000"/>
+              </w:rPr>
+              <w:t>MessageBox.Show</w:t>
+            </w:r>
+            <w:proofErr w:type="spellEnd"/>
+            <w:r>
+              <w:rPr>
+                <w:rFonts w:ascii="Courier New" w:hAnsi="Courier New" w:cs="Courier New"/>
+                <w:bCs/>
+                <w:color w:val="000000"/>
+              </w:rPr>
+              <w:t xml:space="preserve">("Введите логин и пароль.", "Ошибка", </w:t>
             </w:r>
           </w:p>
           <w:p>
@@ -10520,14 +12356,45 @@
               </w:rPr>
               <w:t xml:space="preserve">            </w:t>
             </w:r>
-            <w:r>
-              <w:rPr>
-                <w:rFonts w:ascii="Courier New" w:hAnsi="Courier New" w:cs="Courier New"/>
-                <w:bCs/>
-                <w:color w:val="000000"/>
-                <w:lang w:val="en-US"/>
-              </w:rPr>
-              <w:t>MessageBoxButton.OK, MessageBoxImage.Warning);</w:t>
+            <w:proofErr w:type="spellStart"/>
+            <w:r>
+              <w:rPr>
+                <w:rFonts w:ascii="Courier New" w:hAnsi="Courier New" w:cs="Courier New"/>
+                <w:bCs/>
+                <w:color w:val="000000"/>
+                <w:lang w:val="en-US"/>
+              </w:rPr>
+              <w:t>MessageBoxButton.OK</w:t>
+            </w:r>
+            <w:proofErr w:type="spellEnd"/>
+            <w:r>
+              <w:rPr>
+                <w:rFonts w:ascii="Courier New" w:hAnsi="Courier New" w:cs="Courier New"/>
+                <w:bCs/>
+                <w:color w:val="000000"/>
+                <w:lang w:val="en-US"/>
+              </w:rPr>
+              <w:t xml:space="preserve">, </w:t>
+            </w:r>
+            <w:proofErr w:type="spellStart"/>
+            <w:r>
+              <w:rPr>
+                <w:rFonts w:ascii="Courier New" w:hAnsi="Courier New" w:cs="Courier New"/>
+                <w:bCs/>
+                <w:color w:val="000000"/>
+                <w:lang w:val="en-US"/>
+              </w:rPr>
+              <w:t>MessageBoxImage.Warning</w:t>
+            </w:r>
+            <w:proofErr w:type="spellEnd"/>
+            <w:r>
+              <w:rPr>
+                <w:rFonts w:ascii="Courier New" w:hAnsi="Courier New" w:cs="Courier New"/>
+                <w:bCs/>
+                <w:color w:val="000000"/>
+                <w:lang w:val="en-US"/>
+              </w:rPr>
+              <w:t>);</w:t>
             </w:r>
           </w:p>
           <w:p>
@@ -10640,8 +12507,21 @@
                 <w:color w:val="000000"/>
                 <w:lang w:val="en-US"/>
               </w:rPr>
-              <w:t>var user = _db.Users</w:t>
-            </w:r>
+              <w:t>var user = _</w:t>
+            </w:r>
+            <w:proofErr w:type="spellStart"/>
+            <w:proofErr w:type="gramStart"/>
+            <w:r>
+              <w:rPr>
+                <w:rFonts w:ascii="Courier New" w:hAnsi="Courier New" w:cs="Courier New"/>
+                <w:bCs/>
+                <w:color w:val="000000"/>
+                <w:lang w:val="en-US"/>
+              </w:rPr>
+              <w:t>db.Users</w:t>
+            </w:r>
+            <w:proofErr w:type="spellEnd"/>
+            <w:proofErr w:type="gramEnd"/>
           </w:p>
           <w:p>
             <w:pPr>
@@ -10662,7 +12542,47 @@
                 <w:color w:val="000000"/>
                 <w:lang w:val="en-US"/>
               </w:rPr>
-              <w:t xml:space="preserve">        .Include(u =&gt; u.Role)</w:t>
+              <w:t xml:space="preserve">        </w:t>
+            </w:r>
+            <w:proofErr w:type="gramStart"/>
+            <w:r>
+              <w:rPr>
+                <w:rFonts w:ascii="Courier New" w:hAnsi="Courier New" w:cs="Courier New"/>
+                <w:bCs/>
+                <w:color w:val="000000"/>
+                <w:lang w:val="en-US"/>
+              </w:rPr>
+              <w:t>.Include</w:t>
+            </w:r>
+            <w:proofErr w:type="gramEnd"/>
+            <w:r>
+              <w:rPr>
+                <w:rFonts w:ascii="Courier New" w:hAnsi="Courier New" w:cs="Courier New"/>
+                <w:bCs/>
+                <w:color w:val="000000"/>
+                <w:lang w:val="en-US"/>
+              </w:rPr>
+              <w:t xml:space="preserve">(u =&gt; </w:t>
+            </w:r>
+            <w:proofErr w:type="spellStart"/>
+            <w:r>
+              <w:rPr>
+                <w:rFonts w:ascii="Courier New" w:hAnsi="Courier New" w:cs="Courier New"/>
+                <w:bCs/>
+                <w:color w:val="000000"/>
+                <w:lang w:val="en-US"/>
+              </w:rPr>
+              <w:t>u.Role</w:t>
+            </w:r>
+            <w:proofErr w:type="spellEnd"/>
+            <w:r>
+              <w:rPr>
+                <w:rFonts w:ascii="Courier New" w:hAnsi="Courier New" w:cs="Courier New"/>
+                <w:bCs/>
+                <w:color w:val="000000"/>
+                <w:lang w:val="en-US"/>
+              </w:rPr>
+              <w:t>)</w:t>
             </w:r>
           </w:p>
           <w:p>
@@ -10684,7 +12604,78 @@
                 <w:color w:val="000000"/>
                 <w:lang w:val="en-US"/>
               </w:rPr>
-              <w:t xml:space="preserve">        .FirstOrDefault(u =&gt; u.Username == username &amp;&amp; u.PasswordHash == password);</w:t>
+              <w:t xml:space="preserve">        </w:t>
+            </w:r>
+            <w:proofErr w:type="gramStart"/>
+            <w:r>
+              <w:rPr>
+                <w:rFonts w:ascii="Courier New" w:hAnsi="Courier New" w:cs="Courier New"/>
+                <w:bCs/>
+                <w:color w:val="000000"/>
+                <w:lang w:val="en-US"/>
+              </w:rPr>
+              <w:t>.</w:t>
+            </w:r>
+            <w:proofErr w:type="spellStart"/>
+            <w:r>
+              <w:rPr>
+                <w:rFonts w:ascii="Courier New" w:hAnsi="Courier New" w:cs="Courier New"/>
+                <w:bCs/>
+                <w:color w:val="000000"/>
+                <w:lang w:val="en-US"/>
+              </w:rPr>
+              <w:t>FirstOrDefault</w:t>
+            </w:r>
+            <w:proofErr w:type="spellEnd"/>
+            <w:proofErr w:type="gramEnd"/>
+            <w:r>
+              <w:rPr>
+                <w:rFonts w:ascii="Courier New" w:hAnsi="Courier New" w:cs="Courier New"/>
+                <w:bCs/>
+                <w:color w:val="000000"/>
+                <w:lang w:val="en-US"/>
+              </w:rPr>
+              <w:t xml:space="preserve">(u =&gt; </w:t>
+            </w:r>
+            <w:proofErr w:type="spellStart"/>
+            <w:r>
+              <w:rPr>
+                <w:rFonts w:ascii="Courier New" w:hAnsi="Courier New" w:cs="Courier New"/>
+                <w:bCs/>
+                <w:color w:val="000000"/>
+                <w:lang w:val="en-US"/>
+              </w:rPr>
+              <w:t>u.Username</w:t>
+            </w:r>
+            <w:proofErr w:type="spellEnd"/>
+            <w:r>
+              <w:rPr>
+                <w:rFonts w:ascii="Courier New" w:hAnsi="Courier New" w:cs="Courier New"/>
+                <w:bCs/>
+                <w:color w:val="000000"/>
+                <w:lang w:val="en-US"/>
+              </w:rPr>
+              <w:t xml:space="preserve"> == username &amp;&amp; </w:t>
+            </w:r>
+            <w:proofErr w:type="spellStart"/>
+            <w:r>
+              <w:rPr>
+                <w:rFonts w:ascii="Courier New" w:hAnsi="Courier New" w:cs="Courier New"/>
+                <w:bCs/>
+                <w:color w:val="000000"/>
+                <w:lang w:val="en-US"/>
+              </w:rPr>
+              <w:t>u.PasswordHash</w:t>
+            </w:r>
+            <w:proofErr w:type="spellEnd"/>
+            <w:r>
+              <w:rPr>
+                <w:rFonts w:ascii="Courier New" w:hAnsi="Courier New" w:cs="Courier New"/>
+                <w:bCs/>
+                <w:color w:val="000000"/>
+                <w:lang w:val="en-US"/>
+              </w:rPr>
+              <w:t xml:space="preserve"> == password);</w:t>
             </w:r>
           </w:p>
           <w:p>
@@ -10746,7 +12737,61 @@
                 <w:bCs/>
                 <w:color w:val="000000"/>
               </w:rPr>
-              <w:t xml:space="preserve">    if (user == null)</w:t>
+              <w:t xml:space="preserve">    </w:t>
+            </w:r>
+            <w:proofErr w:type="spellStart"/>
+            <w:r>
+              <w:rPr>
+                <w:rFonts w:ascii="Courier New" w:hAnsi="Courier New" w:cs="Courier New"/>
+                <w:bCs/>
+                <w:color w:val="000000"/>
+              </w:rPr>
+              <w:t>if</w:t>
+            </w:r>
+            <w:proofErr w:type="spellEnd"/>
+            <w:r>
+              <w:rPr>
+                <w:rFonts w:ascii="Courier New" w:hAnsi="Courier New" w:cs="Courier New"/>
+                <w:bCs/>
+                <w:color w:val="000000"/>
+              </w:rPr>
+              <w:t xml:space="preserve"> (</w:t>
+            </w:r>
+            <w:proofErr w:type="spellStart"/>
+            <w:r>
+              <w:rPr>
+                <w:rFonts w:ascii="Courier New" w:hAnsi="Courier New" w:cs="Courier New"/>
+                <w:bCs/>
+                <w:color w:val="000000"/>
+              </w:rPr>
+              <w:t>user</w:t>
+            </w:r>
+            <w:proofErr w:type="spellEnd"/>
+            <w:r>
+              <w:rPr>
+                <w:rFonts w:ascii="Courier New" w:hAnsi="Courier New" w:cs="Courier New"/>
+                <w:bCs/>
+                <w:color w:val="000000"/>
+              </w:rPr>
+              <w:t xml:space="preserve"> == </w:t>
+            </w:r>
+            <w:proofErr w:type="spellStart"/>
+            <w:r>
+              <w:rPr>
+                <w:rFonts w:ascii="Courier New" w:hAnsi="Courier New" w:cs="Courier New"/>
+                <w:bCs/>
+                <w:color w:val="000000"/>
+              </w:rPr>
+              <w:t>null</w:t>
+            </w:r>
+            <w:proofErr w:type="spellEnd"/>
+            <w:r>
+              <w:rPr>
+                <w:rFonts w:ascii="Courier New" w:hAnsi="Courier New" w:cs="Courier New"/>
+                <w:bCs/>
+                <w:color w:val="000000"/>
+              </w:rPr>
+              <w:t>)</w:t>
             </w:r>
           </w:p>
           <w:p>
@@ -10786,7 +12831,25 @@
                 <w:bCs/>
                 <w:color w:val="000000"/>
               </w:rPr>
-              <w:t xml:space="preserve">        MessageBox.Show("Неправильно введён логин или пароль", "Ошибка", </w:t>
+              <w:t xml:space="preserve">        </w:t>
+            </w:r>
+            <w:proofErr w:type="spellStart"/>
+            <w:r>
+              <w:rPr>
+                <w:rFonts w:ascii="Courier New" w:hAnsi="Courier New" w:cs="Courier New"/>
+                <w:bCs/>
+                <w:color w:val="000000"/>
+              </w:rPr>
+              <w:t>MessageBox.Show</w:t>
+            </w:r>
+            <w:proofErr w:type="spellEnd"/>
+            <w:r>
+              <w:rPr>
+                <w:rFonts w:ascii="Courier New" w:hAnsi="Courier New" w:cs="Courier New"/>
+                <w:bCs/>
+                <w:color w:val="000000"/>
+              </w:rPr>
+              <w:t xml:space="preserve">("Неправильно введён логин или пароль", "Ошибка", </w:t>
             </w:r>
           </w:p>
           <w:p>
@@ -10809,6 +12872,7 @@
               </w:rPr>
               <w:t xml:space="preserve">            </w:t>
             </w:r>
+            <w:proofErr w:type="spellStart"/>
             <w:r>
               <w:rPr>
                 <w:rFonts w:ascii="Courier New" w:hAnsi="Courier New" w:cs="Courier New"/>
@@ -10836,6 +12900,7 @@
               </w:rPr>
               <w:t>OK</w:t>
             </w:r>
+            <w:proofErr w:type="spellEnd"/>
             <w:r>
               <w:rPr>
                 <w:rFonts w:ascii="Courier New" w:hAnsi="Courier New" w:cs="Courier New"/>
@@ -10845,6 +12910,7 @@
               </w:rPr>
               <w:t xml:space="preserve">, </w:t>
             </w:r>
+            <w:proofErr w:type="spellStart"/>
             <w:r>
               <w:rPr>
                 <w:rFonts w:ascii="Courier New" w:hAnsi="Courier New" w:cs="Courier New"/>
@@ -10872,6 +12938,7 @@
               </w:rPr>
               <w:t>Error</w:t>
             </w:r>
+            <w:proofErr w:type="spellEnd"/>
             <w:r>
               <w:rPr>
                 <w:rFonts w:ascii="Courier New" w:hAnsi="Courier New" w:cs="Courier New"/>
@@ -11010,7 +13077,29 @@
                 <w:color w:val="000000"/>
                 <w:lang w:val="en-US"/>
               </w:rPr>
-              <w:t>string role = user.Role.RoleName;</w:t>
+              <w:t xml:space="preserve">string role = </w:t>
+            </w:r>
+            <w:proofErr w:type="spellStart"/>
+            <w:proofErr w:type="gramStart"/>
+            <w:r>
+              <w:rPr>
+                <w:rFonts w:ascii="Courier New" w:hAnsi="Courier New" w:cs="Courier New"/>
+                <w:bCs/>
+                <w:color w:val="000000"/>
+                <w:lang w:val="en-US"/>
+              </w:rPr>
+              <w:t>user.Role.RoleName</w:t>
+            </w:r>
+            <w:proofErr w:type="spellEnd"/>
+            <w:proofErr w:type="gramEnd"/>
+            <w:r>
+              <w:rPr>
+                <w:rFonts w:ascii="Courier New" w:hAnsi="Courier New" w:cs="Courier New"/>
+                <w:bCs/>
+                <w:color w:val="000000"/>
+                <w:lang w:val="en-US"/>
+              </w:rPr>
+              <w:t>;</w:t>
             </w:r>
           </w:p>
           <w:p>
@@ -11045,7 +13134,49 @@
                 <w:color w:val="000000"/>
                 <w:lang w:val="en-US"/>
               </w:rPr>
-              <w:t xml:space="preserve">    var main = new MainWindow(user.UserId, role);</w:t>
+              <w:t xml:space="preserve">    var main = new </w:t>
+            </w:r>
+            <w:proofErr w:type="spellStart"/>
+            <w:proofErr w:type="gramStart"/>
+            <w:r>
+              <w:rPr>
+                <w:rFonts w:ascii="Courier New" w:hAnsi="Courier New" w:cs="Courier New"/>
+                <w:bCs/>
+                <w:color w:val="000000"/>
+                <w:lang w:val="en-US"/>
+              </w:rPr>
+              <w:t>MainWindow</w:t>
+            </w:r>
+            <w:proofErr w:type="spellEnd"/>
+            <w:r>
+              <w:rPr>
+                <w:rFonts w:ascii="Courier New" w:hAnsi="Courier New" w:cs="Courier New"/>
+                <w:bCs/>
+                <w:color w:val="000000"/>
+                <w:lang w:val="en-US"/>
+              </w:rPr>
+              <w:t>(</w:t>
+            </w:r>
+            <w:proofErr w:type="spellStart"/>
+            <w:proofErr w:type="gramEnd"/>
+            <w:r>
+              <w:rPr>
+                <w:rFonts w:ascii="Courier New" w:hAnsi="Courier New" w:cs="Courier New"/>
+                <w:bCs/>
+                <w:color w:val="000000"/>
+                <w:lang w:val="en-US"/>
+              </w:rPr>
+              <w:t>user.UserId</w:t>
+            </w:r>
+            <w:proofErr w:type="spellEnd"/>
+            <w:r>
+              <w:rPr>
+                <w:rFonts w:ascii="Courier New" w:hAnsi="Courier New" w:cs="Courier New"/>
+                <w:bCs/>
+                <w:color w:val="000000"/>
+                <w:lang w:val="en-US"/>
+              </w:rPr>
+              <w:t>, role);</w:t>
             </w:r>
           </w:p>
           <w:p>
@@ -11068,13 +13199,25 @@
               </w:rPr>
               <w:t xml:space="preserve">    </w:t>
             </w:r>
-            <w:r>
-              <w:rPr>
-                <w:rFonts w:ascii="Courier New" w:hAnsi="Courier New" w:cs="Courier New"/>
-                <w:bCs/>
-                <w:color w:val="000000"/>
-              </w:rPr>
-              <w:t>main.Show();</w:t>
+            <w:proofErr w:type="spellStart"/>
+            <w:proofErr w:type="gramStart"/>
+            <w:r>
+              <w:rPr>
+                <w:rFonts w:ascii="Courier New" w:hAnsi="Courier New" w:cs="Courier New"/>
+                <w:bCs/>
+                <w:color w:val="000000"/>
+              </w:rPr>
+              <w:t>main.Show</w:t>
+            </w:r>
+            <w:proofErr w:type="spellEnd"/>
+            <w:proofErr w:type="gramEnd"/>
+            <w:r>
+              <w:rPr>
+                <w:rFonts w:ascii="Courier New" w:hAnsi="Courier New" w:cs="Courier New"/>
+                <w:bCs/>
+                <w:color w:val="000000"/>
+              </w:rPr>
+              <w:t>();</w:t>
             </w:r>
           </w:p>
           <w:p>
@@ -11094,7 +13237,27 @@
                 <w:bCs/>
                 <w:color w:val="000000"/>
               </w:rPr>
-              <w:t xml:space="preserve">    this.Close();</w:t>
+              <w:t xml:space="preserve">    </w:t>
+            </w:r>
+            <w:proofErr w:type="spellStart"/>
+            <w:proofErr w:type="gramStart"/>
+            <w:r>
+              <w:rPr>
+                <w:rFonts w:ascii="Courier New" w:hAnsi="Courier New" w:cs="Courier New"/>
+                <w:bCs/>
+                <w:color w:val="000000"/>
+              </w:rPr>
+              <w:t>this.Close</w:t>
+            </w:r>
+            <w:proofErr w:type="spellEnd"/>
+            <w:proofErr w:type="gramEnd"/>
+            <w:r>
+              <w:rPr>
+                <w:rFonts w:ascii="Courier New" w:hAnsi="Courier New" w:cs="Courier New"/>
+                <w:bCs/>
+                <w:color w:val="000000"/>
+              </w:rPr>
+              <w:t>();</w:t>
             </w:r>
           </w:p>
           <w:p>
@@ -11155,7 +13318,27 @@
           <w:sz w:val="28"/>
           <w:szCs w:val="28"/>
         </w:rPr>
-        <w:t>Метод выполняет проверку учетных данных пользователя, извлекая логин и пароль из полей ввода. После успешной аутентификации определяется роль пользователя из связанной таблицы Roles, и открывается главное окно приложения с соответствующими правами доступа.</w:t>
+        <w:t xml:space="preserve">Метод выполняет проверку учетных данных пользователя, извлекая логин и пароль из полей ввода. После успешной аутентификации определяется роль пользователя из связанной таблицы </w:t>
+      </w:r>
+      <w:proofErr w:type="spellStart"/>
+      <w:r>
+        <w:rPr>
+          <w:bCs/>
+          <w:color w:val="000000"/>
+          <w:sz w:val="28"/>
+          <w:szCs w:val="28"/>
+        </w:rPr>
+        <w:t>Roles</w:t>
+      </w:r>
+      <w:proofErr w:type="spellEnd"/>
+      <w:r>
+        <w:rPr>
+          <w:bCs/>
+          <w:color w:val="000000"/>
+          <w:sz w:val="28"/>
+          <w:szCs w:val="28"/>
+        </w:rPr>
+        <w:t>, и открывается главное окно приложения с соответствующими правами доступа.</w:t>
       </w:r>
     </w:p>
     <w:p>
@@ -11301,13 +13484,25 @@
                 <w:color w:val="000000"/>
               </w:rPr>
             </w:pPr>
-            <w:r>
-              <w:rPr>
-                <w:rFonts w:ascii="Courier New" w:hAnsi="Courier New" w:cs="Courier New"/>
-                <w:bCs/>
-                <w:color w:val="000000"/>
-              </w:rPr>
-              <w:t>this.Loaded += (s, e) =&gt;</w:t>
+            <w:proofErr w:type="spellStart"/>
+            <w:proofErr w:type="gramStart"/>
+            <w:r>
+              <w:rPr>
+                <w:rFonts w:ascii="Courier New" w:hAnsi="Courier New" w:cs="Courier New"/>
+                <w:bCs/>
+                <w:color w:val="000000"/>
+              </w:rPr>
+              <w:t>this.Loaded</w:t>
+            </w:r>
+            <w:proofErr w:type="spellEnd"/>
+            <w:proofErr w:type="gramEnd"/>
+            <w:r>
+              <w:rPr>
+                <w:rFonts w:ascii="Courier New" w:hAnsi="Courier New" w:cs="Courier New"/>
+                <w:bCs/>
+                <w:color w:val="000000"/>
+              </w:rPr>
+              <w:t xml:space="preserve"> += (s, e) =&gt;</w:t>
             </w:r>
           </w:p>
           <w:p>
@@ -11367,7 +13562,79 @@
                 <w:bCs/>
                 <w:color w:val="000000"/>
               </w:rPr>
-              <w:t xml:space="preserve">    bool hasAccess = _role == "Администратор" || _role == "Регистратор";</w:t>
+              <w:t xml:space="preserve">    </w:t>
+            </w:r>
+            <w:proofErr w:type="spellStart"/>
+            <w:r>
+              <w:rPr>
+                <w:rFonts w:ascii="Courier New" w:hAnsi="Courier New" w:cs="Courier New"/>
+                <w:bCs/>
+                <w:color w:val="000000"/>
+              </w:rPr>
+              <w:t>bool</w:t>
+            </w:r>
+            <w:proofErr w:type="spellEnd"/>
+            <w:r>
+              <w:rPr>
+                <w:rFonts w:ascii="Courier New" w:hAnsi="Courier New" w:cs="Courier New"/>
+                <w:bCs/>
+                <w:color w:val="000000"/>
+              </w:rPr>
+              <w:t xml:space="preserve"> </w:t>
+            </w:r>
+            <w:proofErr w:type="spellStart"/>
+            <w:r>
+              <w:rPr>
+                <w:rFonts w:ascii="Courier New" w:hAnsi="Courier New" w:cs="Courier New"/>
+                <w:bCs/>
+                <w:color w:val="000000"/>
+              </w:rPr>
+              <w:t>hasAccess</w:t>
+            </w:r>
+            <w:proofErr w:type="spellEnd"/>
+            <w:r>
+              <w:rPr>
+                <w:rFonts w:ascii="Courier New" w:hAnsi="Courier New" w:cs="Courier New"/>
+                <w:bCs/>
+                <w:color w:val="000000"/>
+              </w:rPr>
+              <w:t xml:space="preserve"> = _</w:t>
+            </w:r>
+            <w:proofErr w:type="spellStart"/>
+            <w:r>
+              <w:rPr>
+                <w:rFonts w:ascii="Courier New" w:hAnsi="Courier New" w:cs="Courier New"/>
+                <w:bCs/>
+                <w:color w:val="000000"/>
+              </w:rPr>
+              <w:t>role</w:t>
+            </w:r>
+            <w:proofErr w:type="spellEnd"/>
+            <w:r>
+              <w:rPr>
+                <w:rFonts w:ascii="Courier New" w:hAnsi="Courier New" w:cs="Courier New"/>
+                <w:bCs/>
+                <w:color w:val="000000"/>
+              </w:rPr>
+              <w:t xml:space="preserve"> == "Администратор" || _</w:t>
+            </w:r>
+            <w:proofErr w:type="spellStart"/>
+            <w:r>
+              <w:rPr>
+                <w:rFonts w:ascii="Courier New" w:hAnsi="Courier New" w:cs="Courier New"/>
+                <w:bCs/>
+                <w:color w:val="000000"/>
+              </w:rPr>
+              <w:t>role</w:t>
+            </w:r>
+            <w:proofErr w:type="spellEnd"/>
+            <w:r>
+              <w:rPr>
+                <w:rFonts w:ascii="Courier New" w:hAnsi="Courier New" w:cs="Courier New"/>
+                <w:bCs/>
+                <w:color w:val="000000"/>
+              </w:rPr>
+              <w:t xml:space="preserve"> == "Регистратор";</w:t>
             </w:r>
           </w:p>
           <w:p>
@@ -11437,7 +13704,38 @@
                 <w:color w:val="000000"/>
                 <w:lang w:val="en-US"/>
               </w:rPr>
-              <w:t>if (ButtonsPanel != null)</w:t>
+              <w:t>if (</w:t>
+            </w:r>
+            <w:proofErr w:type="spellStart"/>
+            <w:proofErr w:type="gramStart"/>
+            <w:r>
+              <w:rPr>
+                <w:rFonts w:ascii="Courier New" w:hAnsi="Courier New" w:cs="Courier New"/>
+                <w:bCs/>
+                <w:color w:val="000000"/>
+                <w:lang w:val="en-US"/>
+              </w:rPr>
+              <w:t>ButtonsPanel</w:t>
+            </w:r>
+            <w:proofErr w:type="spellEnd"/>
+            <w:r>
+              <w:rPr>
+                <w:rFonts w:ascii="Courier New" w:hAnsi="Courier New" w:cs="Courier New"/>
+                <w:bCs/>
+                <w:color w:val="000000"/>
+                <w:lang w:val="en-US"/>
+              </w:rPr>
+              <w:t xml:space="preserve"> !</w:t>
+            </w:r>
+            <w:proofErr w:type="gramEnd"/>
+            <w:r>
+              <w:rPr>
+                <w:rFonts w:ascii="Courier New" w:hAnsi="Courier New" w:cs="Courier New"/>
+                <w:bCs/>
+                <w:color w:val="000000"/>
+                <w:lang w:val="en-US"/>
+              </w:rPr>
+              <w:t>= null)</w:t>
             </w:r>
           </w:p>
           <w:p>
@@ -11458,15 +13756,104 @@
                 <w:color w:val="000000"/>
                 <w:lang w:val="en-US"/>
               </w:rPr>
-              <w:t xml:space="preserve">        ButtonsPanel.Visibility = hasAccess ? </w:t>
-            </w:r>
-            <w:r>
-              <w:rPr>
-                <w:rFonts w:ascii="Courier New" w:hAnsi="Courier New" w:cs="Courier New"/>
-                <w:bCs/>
-                <w:color w:val="000000"/>
-              </w:rPr>
-              <w:t>Visibility.Visible : Visibility.Collapsed;</w:t>
+              <w:t xml:space="preserve">        </w:t>
+            </w:r>
+            <w:proofErr w:type="spellStart"/>
+            <w:r>
+              <w:rPr>
+                <w:rFonts w:ascii="Courier New" w:hAnsi="Courier New" w:cs="Courier New"/>
+                <w:bCs/>
+                <w:color w:val="000000"/>
+                <w:lang w:val="en-US"/>
+              </w:rPr>
+              <w:t>ButtonsPanel.Visibility</w:t>
+            </w:r>
+            <w:proofErr w:type="spellEnd"/>
+            <w:r>
+              <w:rPr>
+                <w:rFonts w:ascii="Courier New" w:hAnsi="Courier New" w:cs="Courier New"/>
+                <w:bCs/>
+                <w:color w:val="000000"/>
+                <w:lang w:val="en-US"/>
+              </w:rPr>
+              <w:t xml:space="preserve"> = </w:t>
+            </w:r>
+            <w:proofErr w:type="spellStart"/>
+            <w:proofErr w:type="gramStart"/>
+            <w:r>
+              <w:rPr>
+                <w:rFonts w:ascii="Courier New" w:hAnsi="Courier New" w:cs="Courier New"/>
+                <w:bCs/>
+                <w:color w:val="000000"/>
+                <w:lang w:val="en-US"/>
+              </w:rPr>
+              <w:t>hasAccess</w:t>
+            </w:r>
+            <w:proofErr w:type="spellEnd"/>
+            <w:r>
+              <w:rPr>
+                <w:rFonts w:ascii="Courier New" w:hAnsi="Courier New" w:cs="Courier New"/>
+                <w:bCs/>
+                <w:color w:val="000000"/>
+                <w:lang w:val="en-US"/>
+              </w:rPr>
+              <w:t xml:space="preserve"> ?</w:t>
+            </w:r>
+            <w:proofErr w:type="gramEnd"/>
+            <w:r>
+              <w:rPr>
+                <w:rFonts w:ascii="Courier New" w:hAnsi="Courier New" w:cs="Courier New"/>
+                <w:bCs/>
+                <w:color w:val="000000"/>
+                <w:lang w:val="en-US"/>
+              </w:rPr>
+              <w:t xml:space="preserve"> </w:t>
+            </w:r>
+            <w:proofErr w:type="spellStart"/>
+            <w:proofErr w:type="gramStart"/>
+            <w:r>
+              <w:rPr>
+                <w:rFonts w:ascii="Courier New" w:hAnsi="Courier New" w:cs="Courier New"/>
+                <w:bCs/>
+                <w:color w:val="000000"/>
+              </w:rPr>
+              <w:t>Visibility.Visible</w:t>
+            </w:r>
+            <w:proofErr w:type="spellEnd"/>
+            <w:r>
+              <w:rPr>
+                <w:rFonts w:ascii="Courier New" w:hAnsi="Courier New" w:cs="Courier New"/>
+                <w:bCs/>
+                <w:color w:val="000000"/>
+              </w:rPr>
+              <w:t xml:space="preserve"> :</w:t>
+            </w:r>
+            <w:proofErr w:type="gramEnd"/>
+            <w:r>
+              <w:rPr>
+                <w:rFonts w:ascii="Courier New" w:hAnsi="Courier New" w:cs="Courier New"/>
+                <w:bCs/>
+                <w:color w:val="000000"/>
+              </w:rPr>
+              <w:t xml:space="preserve"> </w:t>
+            </w:r>
+            <w:proofErr w:type="spellStart"/>
+            <w:r>
+              <w:rPr>
+                <w:rFonts w:ascii="Courier New" w:hAnsi="Courier New" w:cs="Courier New"/>
+                <w:bCs/>
+                <w:color w:val="000000"/>
+              </w:rPr>
+              <w:t>Visibility.Collapsed</w:t>
+            </w:r>
+            <w:proofErr w:type="spellEnd"/>
+            <w:r>
+              <w:rPr>
+                <w:rFonts w:ascii="Courier New" w:hAnsi="Courier New" w:cs="Courier New"/>
+                <w:bCs/>
+                <w:color w:val="000000"/>
+              </w:rPr>
+              <w:t>;</w:t>
             </w:r>
           </w:p>
           <w:p>
@@ -11624,7 +14011,25 @@
           <w:sz w:val="28"/>
           <w:szCs w:val="28"/>
         </w:rPr>
-        <w:t>В приложении реализованы функции экспорта и импорта данных в формате Excel с использованием библиотеки ClosedXML. Экспорт данных позволяет сохранять информацию о расписании врачей, записях на приём и других данных в файлы Excel для дальнейшей обработки или архивирования. Импорт данных обеспечивает возможность массового добавления расписания врачей из предварительно подготовленных Excel-файлов.</w:t>
+        <w:t xml:space="preserve">В приложении реализованы функции экспорта и импорта данных в формате Excel с использованием библиотеки </w:t>
+      </w:r>
+      <w:proofErr w:type="spellStart"/>
+      <w:r>
+        <w:rPr>
+          <w:bCs/>
+          <w:sz w:val="28"/>
+          <w:szCs w:val="28"/>
+        </w:rPr>
+        <w:t>ClosedXML</w:t>
+      </w:r>
+      <w:proofErr w:type="spellEnd"/>
+      <w:r>
+        <w:rPr>
+          <w:bCs/>
+          <w:sz w:val="28"/>
+          <w:szCs w:val="28"/>
+        </w:rPr>
+        <w:t>. Экспорт данных позволяет сохранять информацию о расписании врачей, записях на приём и других данных в файлы Excel для дальнейшей обработки или архивирования. Импорт данных обеспечивает возможность массового добавления расписания врачей из предварительно подготовленных Excel-файлов.</w:t>
       </w:r>
     </w:p>
     <w:p>
@@ -11719,7 +14124,38 @@
                 <w:color w:val="000000"/>
                 <w:lang w:val="en-US"/>
               </w:rPr>
-              <w:t>using var workbook = new XLWorkbook();</w:t>
+              <w:t xml:space="preserve">using var workbook = new </w:t>
+            </w:r>
+            <w:proofErr w:type="spellStart"/>
+            <w:proofErr w:type="gramStart"/>
+            <w:r>
+              <w:rPr>
+                <w:rFonts w:ascii="Courier New" w:hAnsi="Courier New" w:cs="Courier New"/>
+                <w:bCs/>
+                <w:color w:val="000000"/>
+                <w:lang w:val="en-US"/>
+              </w:rPr>
+              <w:t>XLWorkbook</w:t>
+            </w:r>
+            <w:proofErr w:type="spellEnd"/>
+            <w:r>
+              <w:rPr>
+                <w:rFonts w:ascii="Courier New" w:hAnsi="Courier New" w:cs="Courier New"/>
+                <w:bCs/>
+                <w:color w:val="000000"/>
+                <w:lang w:val="en-US"/>
+              </w:rPr>
+              <w:t>(</w:t>
+            </w:r>
+            <w:proofErr w:type="gramEnd"/>
+            <w:r>
+              <w:rPr>
+                <w:rFonts w:ascii="Courier New" w:hAnsi="Courier New" w:cs="Courier New"/>
+                <w:bCs/>
+                <w:color w:val="000000"/>
+                <w:lang w:val="en-US"/>
+              </w:rPr>
+              <w:t>);</w:t>
             </w:r>
           </w:p>
           <w:p>
@@ -11743,7 +14179,29 @@
                 <w:lang w:val="en-US"/>
               </w:rPr>
               <w:lastRenderedPageBreak/>
-              <w:t>var worksheet = workbook.Worksheets.Add("</w:t>
+              <w:t xml:space="preserve">var worksheet = </w:t>
+            </w:r>
+            <w:proofErr w:type="spellStart"/>
+            <w:proofErr w:type="gramStart"/>
+            <w:r>
+              <w:rPr>
+                <w:rFonts w:ascii="Courier New" w:hAnsi="Courier New" w:cs="Courier New"/>
+                <w:bCs/>
+                <w:color w:val="000000"/>
+                <w:lang w:val="en-US"/>
+              </w:rPr>
+              <w:t>workbook.Worksheets.Add</w:t>
+            </w:r>
+            <w:proofErr w:type="spellEnd"/>
+            <w:proofErr w:type="gramEnd"/>
+            <w:r>
+              <w:rPr>
+                <w:rFonts w:ascii="Courier New" w:hAnsi="Courier New" w:cs="Courier New"/>
+                <w:bCs/>
+                <w:color w:val="000000"/>
+                <w:lang w:val="en-US"/>
+              </w:rPr>
+              <w:t>("</w:t>
             </w:r>
             <w:r>
               <w:rPr>
@@ -11776,14 +14234,27 @@
                 <w:lang w:val="en-US"/>
               </w:rPr>
             </w:pPr>
-            <w:r>
-              <w:rPr>
-                <w:rFonts w:ascii="Courier New" w:hAnsi="Courier New" w:cs="Courier New"/>
-                <w:bCs/>
-                <w:color w:val="000000"/>
-                <w:lang w:val="en-US"/>
-              </w:rPr>
-              <w:t xml:space="preserve">worksheet.Cell(1, 1).Value = "ID </w:t>
+            <w:proofErr w:type="spellStart"/>
+            <w:proofErr w:type="gramStart"/>
+            <w:r>
+              <w:rPr>
+                <w:rFonts w:ascii="Courier New" w:hAnsi="Courier New" w:cs="Courier New"/>
+                <w:bCs/>
+                <w:color w:val="000000"/>
+                <w:lang w:val="en-US"/>
+              </w:rPr>
+              <w:t>worksheet.Cell</w:t>
+            </w:r>
+            <w:proofErr w:type="spellEnd"/>
+            <w:proofErr w:type="gramEnd"/>
+            <w:r>
+              <w:rPr>
+                <w:rFonts w:ascii="Courier New" w:hAnsi="Courier New" w:cs="Courier New"/>
+                <w:bCs/>
+                <w:color w:val="000000"/>
+                <w:lang w:val="en-US"/>
+              </w:rPr>
+              <w:t xml:space="preserve">(1, 1).Value = "ID </w:t>
             </w:r>
             <w:r>
               <w:rPr>
@@ -11816,14 +14287,27 @@
                 <w:lang w:val="en-US"/>
               </w:rPr>
             </w:pPr>
-            <w:r>
-              <w:rPr>
-                <w:rFonts w:ascii="Courier New" w:hAnsi="Courier New" w:cs="Courier New"/>
-                <w:bCs/>
-                <w:color w:val="000000"/>
-                <w:lang w:val="en-US"/>
-              </w:rPr>
-              <w:t>worksheet.Cell(1, 5).Value = "</w:t>
+            <w:proofErr w:type="spellStart"/>
+            <w:proofErr w:type="gramStart"/>
+            <w:r>
+              <w:rPr>
+                <w:rFonts w:ascii="Courier New" w:hAnsi="Courier New" w:cs="Courier New"/>
+                <w:bCs/>
+                <w:color w:val="000000"/>
+                <w:lang w:val="en-US"/>
+              </w:rPr>
+              <w:t>worksheet.Cell</w:t>
+            </w:r>
+            <w:proofErr w:type="spellEnd"/>
+            <w:proofErr w:type="gramEnd"/>
+            <w:r>
+              <w:rPr>
+                <w:rFonts w:ascii="Courier New" w:hAnsi="Courier New" w:cs="Courier New"/>
+                <w:bCs/>
+                <w:color w:val="000000"/>
+                <w:lang w:val="en-US"/>
+              </w:rPr>
+              <w:t>(1, 5).Value = "</w:t>
             </w:r>
             <w:r>
               <w:rPr>
@@ -11859,6 +14343,7 @@
               </w:rPr>
               <w:t xml:space="preserve"> (</w:t>
             </w:r>
+            <w:proofErr w:type="spellStart"/>
             <w:r>
               <w:rPr>
                 <w:rFonts w:ascii="Courier New" w:hAnsi="Courier New" w:cs="Courier New"/>
@@ -11867,6 +14352,7 @@
               </w:rPr>
               <w:t>дд</w:t>
             </w:r>
+            <w:proofErr w:type="spellEnd"/>
             <w:r>
               <w:rPr>
                 <w:rFonts w:ascii="Courier New" w:hAnsi="Courier New" w:cs="Courier New"/>
@@ -11893,6 +14379,7 @@
               </w:rPr>
               <w:t>.</w:t>
             </w:r>
+            <w:proofErr w:type="spellStart"/>
             <w:r>
               <w:rPr>
                 <w:rFonts w:ascii="Courier New" w:hAnsi="Courier New" w:cs="Courier New"/>
@@ -11901,6 +14388,7 @@
               </w:rPr>
               <w:t>гггг</w:t>
             </w:r>
+            <w:proofErr w:type="spellEnd"/>
             <w:r>
               <w:rPr>
                 <w:rFonts w:ascii="Courier New" w:hAnsi="Courier New" w:cs="Courier New"/>
@@ -11924,14 +14412,27 @@
                 <w:lang w:val="en-US"/>
               </w:rPr>
             </w:pPr>
-            <w:r>
-              <w:rPr>
-                <w:rFonts w:ascii="Courier New" w:hAnsi="Courier New" w:cs="Courier New"/>
-                <w:bCs/>
-                <w:color w:val="000000"/>
-                <w:lang w:val="en-US"/>
-              </w:rPr>
-              <w:t>worksheet.Cell(1, 6).Value = "</w:t>
+            <w:proofErr w:type="spellStart"/>
+            <w:proofErr w:type="gramStart"/>
+            <w:r>
+              <w:rPr>
+                <w:rFonts w:ascii="Courier New" w:hAnsi="Courier New" w:cs="Courier New"/>
+                <w:bCs/>
+                <w:color w:val="000000"/>
+                <w:lang w:val="en-US"/>
+              </w:rPr>
+              <w:t>worksheet.Cell</w:t>
+            </w:r>
+            <w:proofErr w:type="spellEnd"/>
+            <w:proofErr w:type="gramEnd"/>
+            <w:r>
+              <w:rPr>
+                <w:rFonts w:ascii="Courier New" w:hAnsi="Courier New" w:cs="Courier New"/>
+                <w:bCs/>
+                <w:color w:val="000000"/>
+                <w:lang w:val="en-US"/>
+              </w:rPr>
+              <w:t>(1, 6).Value = "</w:t>
             </w:r>
             <w:r>
               <w:rPr>
@@ -11967,6 +14468,7 @@
               </w:rPr>
               <w:t xml:space="preserve"> (</w:t>
             </w:r>
+            <w:proofErr w:type="spellStart"/>
             <w:r>
               <w:rPr>
                 <w:rFonts w:ascii="Courier New" w:hAnsi="Courier New" w:cs="Courier New"/>
@@ -11975,6 +14477,7 @@
               </w:rPr>
               <w:t>чч</w:t>
             </w:r>
+            <w:proofErr w:type="spellEnd"/>
             <w:r>
               <w:rPr>
                 <w:rFonts w:ascii="Courier New" w:hAnsi="Courier New" w:cs="Courier New"/>
@@ -12015,14 +14518,27 @@
                 <w:lang w:val="en-US"/>
               </w:rPr>
             </w:pPr>
-            <w:r>
-              <w:rPr>
-                <w:rFonts w:ascii="Courier New" w:hAnsi="Courier New" w:cs="Courier New"/>
-                <w:bCs/>
-                <w:color w:val="000000"/>
-                <w:lang w:val="en-US"/>
-              </w:rPr>
-              <w:t>worksheet.Cell(1, 7).Value = "</w:t>
+            <w:proofErr w:type="spellStart"/>
+            <w:proofErr w:type="gramStart"/>
+            <w:r>
+              <w:rPr>
+                <w:rFonts w:ascii="Courier New" w:hAnsi="Courier New" w:cs="Courier New"/>
+                <w:bCs/>
+                <w:color w:val="000000"/>
+                <w:lang w:val="en-US"/>
+              </w:rPr>
+              <w:t>worksheet.Cell</w:t>
+            </w:r>
+            <w:proofErr w:type="spellEnd"/>
+            <w:proofErr w:type="gramEnd"/>
+            <w:r>
+              <w:rPr>
+                <w:rFonts w:ascii="Courier New" w:hAnsi="Courier New" w:cs="Courier New"/>
+                <w:bCs/>
+                <w:color w:val="000000"/>
+                <w:lang w:val="en-US"/>
+              </w:rPr>
+              <w:t>(1, 7).Value = "</w:t>
             </w:r>
             <w:r>
               <w:rPr>
@@ -12058,6 +14574,7 @@
               </w:rPr>
               <w:t xml:space="preserve"> (</w:t>
             </w:r>
+            <w:proofErr w:type="spellStart"/>
             <w:r>
               <w:rPr>
                 <w:rFonts w:ascii="Courier New" w:hAnsi="Courier New" w:cs="Courier New"/>
@@ -12066,6 +14583,7 @@
               </w:rPr>
               <w:t>чч</w:t>
             </w:r>
+            <w:proofErr w:type="spellEnd"/>
             <w:r>
               <w:rPr>
                 <w:rFonts w:ascii="Courier New" w:hAnsi="Courier New" w:cs="Courier New"/>
@@ -12127,7 +14645,58 @@
                 <w:color w:val="000000"/>
                 <w:lang w:val="en-US"/>
               </w:rPr>
-              <w:t>using var db = new MedRegistryContext();</w:t>
+              <w:t xml:space="preserve">using var </w:t>
+            </w:r>
+            <w:proofErr w:type="spellStart"/>
+            <w:r>
+              <w:rPr>
+                <w:rFonts w:ascii="Courier New" w:hAnsi="Courier New" w:cs="Courier New"/>
+                <w:bCs/>
+                <w:color w:val="000000"/>
+                <w:lang w:val="en-US"/>
+              </w:rPr>
+              <w:t>db</w:t>
+            </w:r>
+            <w:proofErr w:type="spellEnd"/>
+            <w:r>
+              <w:rPr>
+                <w:rFonts w:ascii="Courier New" w:hAnsi="Courier New" w:cs="Courier New"/>
+                <w:bCs/>
+                <w:color w:val="000000"/>
+                <w:lang w:val="en-US"/>
+              </w:rPr>
+              <w:t xml:space="preserve"> = new </w:t>
+            </w:r>
+            <w:proofErr w:type="spellStart"/>
+            <w:proofErr w:type="gramStart"/>
+            <w:r>
+              <w:rPr>
+                <w:rFonts w:ascii="Courier New" w:hAnsi="Courier New" w:cs="Courier New"/>
+                <w:bCs/>
+                <w:color w:val="000000"/>
+                <w:lang w:val="en-US"/>
+              </w:rPr>
+              <w:t>MedRegistryContext</w:t>
+            </w:r>
+            <w:proofErr w:type="spellEnd"/>
+            <w:r>
+              <w:rPr>
+                <w:rFonts w:ascii="Courier New" w:hAnsi="Courier New" w:cs="Courier New"/>
+                <w:bCs/>
+                <w:color w:val="000000"/>
+                <w:lang w:val="en-US"/>
+              </w:rPr>
+              <w:t>(</w:t>
+            </w:r>
+            <w:proofErr w:type="gramEnd"/>
+            <w:r>
+              <w:rPr>
+                <w:rFonts w:ascii="Courier New" w:hAnsi="Courier New" w:cs="Courier New"/>
+                <w:bCs/>
+                <w:color w:val="000000"/>
+                <w:lang w:val="en-US"/>
+              </w:rPr>
+              <w:t>);</w:t>
             </w:r>
           </w:p>
           <w:p>
@@ -12150,7 +14719,69 @@
                 <w:color w:val="000000"/>
                 <w:lang w:val="en-US"/>
               </w:rPr>
-              <w:t>var doctors = db.Doctors.Include(d =&gt; d.User).ToList();</w:t>
+              <w:t xml:space="preserve">var doctors = </w:t>
+            </w:r>
+            <w:proofErr w:type="spellStart"/>
+            <w:proofErr w:type="gramStart"/>
+            <w:r>
+              <w:rPr>
+                <w:rFonts w:ascii="Courier New" w:hAnsi="Courier New" w:cs="Courier New"/>
+                <w:bCs/>
+                <w:color w:val="000000"/>
+                <w:lang w:val="en-US"/>
+              </w:rPr>
+              <w:t>db.Doctors.Include</w:t>
+            </w:r>
+            <w:proofErr w:type="spellEnd"/>
+            <w:proofErr w:type="gramEnd"/>
+            <w:r>
+              <w:rPr>
+                <w:rFonts w:ascii="Courier New" w:hAnsi="Courier New" w:cs="Courier New"/>
+                <w:bCs/>
+                <w:color w:val="000000"/>
+                <w:lang w:val="en-US"/>
+              </w:rPr>
+              <w:t xml:space="preserve">(d =&gt; </w:t>
+            </w:r>
+            <w:proofErr w:type="spellStart"/>
+            <w:r>
+              <w:rPr>
+                <w:rFonts w:ascii="Courier New" w:hAnsi="Courier New" w:cs="Courier New"/>
+                <w:bCs/>
+                <w:color w:val="000000"/>
+                <w:lang w:val="en-US"/>
+              </w:rPr>
+              <w:t>d.User</w:t>
+            </w:r>
+            <w:proofErr w:type="spellEnd"/>
+            <w:r>
+              <w:rPr>
+                <w:rFonts w:ascii="Courier New" w:hAnsi="Courier New" w:cs="Courier New"/>
+                <w:bCs/>
+                <w:color w:val="000000"/>
+                <w:lang w:val="en-US"/>
+              </w:rPr>
+              <w:t>).</w:t>
+            </w:r>
+            <w:proofErr w:type="spellStart"/>
+            <w:r>
+              <w:rPr>
+                <w:rFonts w:ascii="Courier New" w:hAnsi="Courier New" w:cs="Courier New"/>
+                <w:bCs/>
+                <w:color w:val="000000"/>
+                <w:lang w:val="en-US"/>
+              </w:rPr>
+              <w:t>ToList</w:t>
+            </w:r>
+            <w:proofErr w:type="spellEnd"/>
+            <w:r>
+              <w:rPr>
+                <w:rFonts w:ascii="Courier New" w:hAnsi="Courier New" w:cs="Courier New"/>
+                <w:bCs/>
+                <w:color w:val="000000"/>
+                <w:lang w:val="en-US"/>
+              </w:rPr>
+              <w:t>();</w:t>
             </w:r>
           </w:p>
           <w:p>
@@ -12173,7 +14804,49 @@
                 <w:color w:val="000000"/>
                 <w:lang w:val="en-US"/>
               </w:rPr>
-              <w:t>var doctorsSheet = workbook.Worksheets.Add("</w:t>
+              <w:t xml:space="preserve">var </w:t>
+            </w:r>
+            <w:proofErr w:type="spellStart"/>
+            <w:r>
+              <w:rPr>
+                <w:rFonts w:ascii="Courier New" w:hAnsi="Courier New" w:cs="Courier New"/>
+                <w:bCs/>
+                <w:color w:val="000000"/>
+                <w:lang w:val="en-US"/>
+              </w:rPr>
+              <w:t>doctorsSheet</w:t>
+            </w:r>
+            <w:proofErr w:type="spellEnd"/>
+            <w:r>
+              <w:rPr>
+                <w:rFonts w:ascii="Courier New" w:hAnsi="Courier New" w:cs="Courier New"/>
+                <w:bCs/>
+                <w:color w:val="000000"/>
+                <w:lang w:val="en-US"/>
+              </w:rPr>
+              <w:t xml:space="preserve"> = </w:t>
+            </w:r>
+            <w:proofErr w:type="spellStart"/>
+            <w:proofErr w:type="gramStart"/>
+            <w:r>
+              <w:rPr>
+                <w:rFonts w:ascii="Courier New" w:hAnsi="Courier New" w:cs="Courier New"/>
+                <w:bCs/>
+                <w:color w:val="000000"/>
+                <w:lang w:val="en-US"/>
+              </w:rPr>
+              <w:t>workbook.Worksheets.Add</w:t>
+            </w:r>
+            <w:proofErr w:type="spellEnd"/>
+            <w:proofErr w:type="gramEnd"/>
+            <w:r>
+              <w:rPr>
+                <w:rFonts w:ascii="Courier New" w:hAnsi="Courier New" w:cs="Courier New"/>
+                <w:bCs/>
+                <w:color w:val="000000"/>
+                <w:lang w:val="en-US"/>
+              </w:rPr>
+              <w:t>("</w:t>
             </w:r>
             <w:r>
               <w:rPr>
@@ -12299,7 +14972,67 @@
                 <w:color w:val="000000"/>
                 <w:lang w:val="en-US"/>
               </w:rPr>
-              <w:t xml:space="preserve">    doctorsSheet.Cell(row, 1).Value = doctor.DoctorId;</w:t>
+              <w:t xml:space="preserve">    </w:t>
+            </w:r>
+            <w:proofErr w:type="spellStart"/>
+            <w:r>
+              <w:rPr>
+                <w:rFonts w:ascii="Courier New" w:hAnsi="Courier New" w:cs="Courier New"/>
+                <w:bCs/>
+                <w:color w:val="000000"/>
+                <w:lang w:val="en-US"/>
+              </w:rPr>
+              <w:t>doctorsSheet.Cell</w:t>
+            </w:r>
+            <w:proofErr w:type="spellEnd"/>
+            <w:r>
+              <w:rPr>
+                <w:rFonts w:ascii="Courier New" w:hAnsi="Courier New" w:cs="Courier New"/>
+                <w:bCs/>
+                <w:color w:val="000000"/>
+                <w:lang w:val="en-US"/>
+              </w:rPr>
+              <w:t>(row, 1</w:t>
+            </w:r>
+            <w:proofErr w:type="gramStart"/>
+            <w:r>
+              <w:rPr>
+                <w:rFonts w:ascii="Courier New" w:hAnsi="Courier New" w:cs="Courier New"/>
+                <w:bCs/>
+                <w:color w:val="000000"/>
+                <w:lang w:val="en-US"/>
+              </w:rPr>
+              <w:t>).Value</w:t>
+            </w:r>
+            <w:proofErr w:type="gramEnd"/>
+            <w:r>
+              <w:rPr>
+                <w:rFonts w:ascii="Courier New" w:hAnsi="Courier New" w:cs="Courier New"/>
+                <w:bCs/>
+                <w:color w:val="000000"/>
+                <w:lang w:val="en-US"/>
+              </w:rPr>
+              <w:t xml:space="preserve"> = </w:t>
+            </w:r>
+            <w:proofErr w:type="spellStart"/>
+            <w:r>
+              <w:rPr>
+                <w:rFonts w:ascii="Courier New" w:hAnsi="Courier New" w:cs="Courier New"/>
+                <w:bCs/>
+                <w:color w:val="000000"/>
+                <w:lang w:val="en-US"/>
+              </w:rPr>
+              <w:t>doctor.DoctorId</w:t>
+            </w:r>
+            <w:proofErr w:type="spellEnd"/>
+            <w:r>
+              <w:rPr>
+                <w:rFonts w:ascii="Courier New" w:hAnsi="Courier New" w:cs="Courier New"/>
+                <w:bCs/>
+                <w:color w:val="000000"/>
+                <w:lang w:val="en-US"/>
+              </w:rPr>
+              <w:t>;</w:t>
             </w:r>
           </w:p>
           <w:p>
@@ -12322,7 +15055,87 @@
                 <w:color w:val="000000"/>
                 <w:lang w:val="en-US"/>
               </w:rPr>
-              <w:t xml:space="preserve">    doctorsSheet.Cell(row, 2).Value = $"{doctor.User?.LastName} {doctor.User?.FirstName}";</w:t>
+              <w:t xml:space="preserve">    </w:t>
+            </w:r>
+            <w:proofErr w:type="spellStart"/>
+            <w:r>
+              <w:rPr>
+                <w:rFonts w:ascii="Courier New" w:hAnsi="Courier New" w:cs="Courier New"/>
+                <w:bCs/>
+                <w:color w:val="000000"/>
+                <w:lang w:val="en-US"/>
+              </w:rPr>
+              <w:t>doctorsSheet.Cell</w:t>
+            </w:r>
+            <w:proofErr w:type="spellEnd"/>
+            <w:r>
+              <w:rPr>
+                <w:rFonts w:ascii="Courier New" w:hAnsi="Courier New" w:cs="Courier New"/>
+                <w:bCs/>
+                <w:color w:val="000000"/>
+                <w:lang w:val="en-US"/>
+              </w:rPr>
+              <w:t>(row, 2</w:t>
+            </w:r>
+            <w:proofErr w:type="gramStart"/>
+            <w:r>
+              <w:rPr>
+                <w:rFonts w:ascii="Courier New" w:hAnsi="Courier New" w:cs="Courier New"/>
+                <w:bCs/>
+                <w:color w:val="000000"/>
+                <w:lang w:val="en-US"/>
+              </w:rPr>
+              <w:t>).Value</w:t>
+            </w:r>
+            <w:proofErr w:type="gramEnd"/>
+            <w:r>
+              <w:rPr>
+                <w:rFonts w:ascii="Courier New" w:hAnsi="Courier New" w:cs="Courier New"/>
+                <w:bCs/>
+                <w:color w:val="000000"/>
+                <w:lang w:val="en-US"/>
+              </w:rPr>
+              <w:t xml:space="preserve"> = $"{</w:t>
+            </w:r>
+            <w:proofErr w:type="spellStart"/>
+            <w:r>
+              <w:rPr>
+                <w:rFonts w:ascii="Courier New" w:hAnsi="Courier New" w:cs="Courier New"/>
+                <w:bCs/>
+                <w:color w:val="000000"/>
+                <w:lang w:val="en-US"/>
+              </w:rPr>
+              <w:t>doctor.User?.LastName</w:t>
+            </w:r>
+            <w:proofErr w:type="spellEnd"/>
+            <w:r>
+              <w:rPr>
+                <w:rFonts w:ascii="Courier New" w:hAnsi="Courier New" w:cs="Courier New"/>
+                <w:bCs/>
+                <w:color w:val="000000"/>
+                <w:lang w:val="en-US"/>
+              </w:rPr>
+              <w:t>} {</w:t>
+            </w:r>
+            <w:proofErr w:type="spellStart"/>
+            <w:r>
+              <w:rPr>
+                <w:rFonts w:ascii="Courier New" w:hAnsi="Courier New" w:cs="Courier New"/>
+                <w:bCs/>
+                <w:color w:val="000000"/>
+                <w:lang w:val="en-US"/>
+              </w:rPr>
+              <w:t>doctor.User?.FirstName</w:t>
+            </w:r>
+            <w:proofErr w:type="spellEnd"/>
+            <w:r>
+              <w:rPr>
+                <w:rFonts w:ascii="Courier New" w:hAnsi="Courier New" w:cs="Courier New"/>
+                <w:bCs/>
+                <w:color w:val="000000"/>
+                <w:lang w:val="en-US"/>
+              </w:rPr>
+              <w:t>}";</w:t>
             </w:r>
           </w:p>
           <w:p>
@@ -12385,14 +15198,47 @@
                 <w:lang w:val="en-US"/>
               </w:rPr>
             </w:pPr>
-            <w:r>
-              <w:rPr>
-                <w:rFonts w:ascii="Courier New" w:hAnsi="Courier New" w:cs="Courier New"/>
-                <w:bCs/>
-                <w:color w:val="000000"/>
-                <w:lang w:val="en-US"/>
-              </w:rPr>
-              <w:t>workbook.SaveAs(saveDialog.FileName);</w:t>
+            <w:proofErr w:type="spellStart"/>
+            <w:proofErr w:type="gramStart"/>
+            <w:r>
+              <w:rPr>
+                <w:rFonts w:ascii="Courier New" w:hAnsi="Courier New" w:cs="Courier New"/>
+                <w:bCs/>
+                <w:color w:val="000000"/>
+                <w:lang w:val="en-US"/>
+              </w:rPr>
+              <w:t>workbook.SaveAs</w:t>
+            </w:r>
+            <w:proofErr w:type="spellEnd"/>
+            <w:proofErr w:type="gramEnd"/>
+            <w:r>
+              <w:rPr>
+                <w:rFonts w:ascii="Courier New" w:hAnsi="Courier New" w:cs="Courier New"/>
+                <w:bCs/>
+                <w:color w:val="000000"/>
+                <w:lang w:val="en-US"/>
+              </w:rPr>
+              <w:t>(</w:t>
+            </w:r>
+            <w:proofErr w:type="spellStart"/>
+            <w:r>
+              <w:rPr>
+                <w:rFonts w:ascii="Courier New" w:hAnsi="Courier New" w:cs="Courier New"/>
+                <w:bCs/>
+                <w:color w:val="000000"/>
+                <w:lang w:val="en-US"/>
+              </w:rPr>
+              <w:t>saveDialog.FileName</w:t>
+            </w:r>
+            <w:proofErr w:type="spellEnd"/>
+            <w:r>
+              <w:rPr>
+                <w:rFonts w:ascii="Courier New" w:hAnsi="Courier New" w:cs="Courier New"/>
+                <w:bCs/>
+                <w:color w:val="000000"/>
+                <w:lang w:val="en-US"/>
+              </w:rPr>
+              <w:t>);</w:t>
             </w:r>
           </w:p>
         </w:tc>
@@ -12508,201 +15354,190 @@
           <w:rFonts w:ascii="Courier New" w:hAnsi="Courier New" w:cs="Courier New"/>
           <w:lang w:val="en-US"/>
         </w:rPr>
-        <w:t>using var workbook = new XLWorkbook(openDialog.FileName);</w:t>
-      </w:r>
-    </w:p>
-    <w:p>
-      <w:pPr>
-        <w:pStyle w:val="a7"/>
-        <w:widowControl w:val="0"/>
-        <w:spacing w:before="0" w:beforeAutospacing="0" w:after="0" w:afterAutospacing="0"/>
+        <w:t xml:space="preserve">using var workbook = new </w:t>
+      </w:r>
+      <w:proofErr w:type="spellStart"/>
+      <w:proofErr w:type="gramStart"/>
+      <w:r>
         <w:rPr>
           <w:rFonts w:ascii="Courier New" w:hAnsi="Courier New" w:cs="Courier New"/>
           <w:lang w:val="en-US"/>
         </w:rPr>
-      </w:pPr>
+        <w:t>XLWorkbook</w:t>
+      </w:r>
+      <w:proofErr w:type="spellEnd"/>
       <w:r>
         <w:rPr>
           <w:rFonts w:ascii="Courier New" w:hAnsi="Courier New" w:cs="Courier New"/>
           <w:lang w:val="en-US"/>
         </w:rPr>
-        <w:t>var worksheet = workbook.Worksheets.FirstOrDefault(ws =&gt; ws.Name == "</w:t>
-      </w:r>
-      <w:r>
-        <w:rPr>
-          <w:rFonts w:ascii="Courier New" w:hAnsi="Courier New" w:cs="Courier New"/>
-        </w:rPr>
-        <w:t>Расписание</w:t>
-      </w:r>
+        <w:t>(</w:t>
+      </w:r>
+      <w:proofErr w:type="spellStart"/>
+      <w:proofErr w:type="gramEnd"/>
       <w:r>
         <w:rPr>
           <w:rFonts w:ascii="Courier New" w:hAnsi="Courier New" w:cs="Courier New"/>
           <w:lang w:val="en-US"/>
         </w:rPr>
-        <w:t>");</w:t>
-      </w:r>
-    </w:p>
-    <w:p>
-      <w:pPr>
-        <w:pStyle w:val="a7"/>
-        <w:widowControl w:val="0"/>
-        <w:spacing w:before="0" w:beforeAutospacing="0" w:after="0" w:afterAutospacing="0"/>
+        <w:t>openDialog.FileName</w:t>
+      </w:r>
+      <w:proofErr w:type="spellEnd"/>
+      <w:r>
         <w:rPr>
           <w:rFonts w:ascii="Courier New" w:hAnsi="Courier New" w:cs="Courier New"/>
           <w:lang w:val="en-US"/>
         </w:rPr>
-      </w:pPr>
-      <w:r>
+        <w:t>);</w:t>
+      </w:r>
+    </w:p>
+    <w:p>
+      <w:pPr>
+        <w:pStyle w:val="a7"/>
+        <w:widowControl w:val="0"/>
+        <w:spacing w:before="0" w:beforeAutospacing="0" w:after="0" w:afterAutospacing="0"/>
         <w:rPr>
           <w:rFonts w:ascii="Courier New" w:hAnsi="Courier New" w:cs="Courier New"/>
           <w:lang w:val="en-US"/>
         </w:rPr>
-        <w:t>var schedules = new List&lt;Schedule&gt;();</w:t>
-      </w:r>
-    </w:p>
-    <w:p>
-      <w:pPr>
-        <w:pStyle w:val="a7"/>
-        <w:widowControl w:val="0"/>
-        <w:spacing w:before="0" w:beforeAutospacing="0" w:after="0" w:afterAutospacing="0"/>
+      </w:pPr>
+      <w:r>
         <w:rPr>
           <w:rFonts w:ascii="Courier New" w:hAnsi="Courier New" w:cs="Courier New"/>
           <w:lang w:val="en-US"/>
         </w:rPr>
-      </w:pPr>
+        <w:t xml:space="preserve">var worksheet = </w:t>
+      </w:r>
+      <w:proofErr w:type="spellStart"/>
+      <w:proofErr w:type="gramStart"/>
       <w:r>
         <w:rPr>
           <w:rFonts w:ascii="Courier New" w:hAnsi="Courier New" w:cs="Courier New"/>
           <w:lang w:val="en-US"/>
         </w:rPr>
-        <w:t>var errors = new List&lt;string&gt;();</w:t>
-      </w:r>
-    </w:p>
-    <w:p>
-      <w:pPr>
-        <w:pStyle w:val="a7"/>
-        <w:widowControl w:val="0"/>
-        <w:spacing w:before="0" w:beforeAutospacing="0" w:after="0" w:afterAutospacing="0"/>
+        <w:t>workbook.Worksheets.FirstOrDefault</w:t>
+      </w:r>
+      <w:proofErr w:type="spellEnd"/>
+      <w:proofErr w:type="gramEnd"/>
+      <w:r>
         <w:rPr>
           <w:rFonts w:ascii="Courier New" w:hAnsi="Courier New" w:cs="Courier New"/>
           <w:lang w:val="en-US"/>
         </w:rPr>
-      </w:pPr>
-    </w:p>
-    <w:p>
-      <w:pPr>
-        <w:pStyle w:val="a7"/>
-        <w:widowControl w:val="0"/>
-        <w:spacing w:before="0" w:beforeAutospacing="0" w:after="0" w:afterAutospacing="0"/>
+        <w:t>(</w:t>
+      </w:r>
+      <w:proofErr w:type="spellStart"/>
+      <w:r>
         <w:rPr>
           <w:rFonts w:ascii="Courier New" w:hAnsi="Courier New" w:cs="Courier New"/>
           <w:lang w:val="en-US"/>
         </w:rPr>
-      </w:pPr>
+        <w:t>ws</w:t>
+      </w:r>
+      <w:proofErr w:type="spellEnd"/>
       <w:r>
         <w:rPr>
           <w:rFonts w:ascii="Courier New" w:hAnsi="Courier New" w:cs="Courier New"/>
           <w:lang w:val="en-US"/>
         </w:rPr>
-        <w:t>int row = 2;</w:t>
-      </w:r>
-    </w:p>
-    <w:p>
-      <w:pPr>
-        <w:pStyle w:val="a7"/>
-        <w:widowControl w:val="0"/>
-        <w:spacing w:before="0" w:beforeAutospacing="0" w:after="0" w:afterAutospacing="0"/>
+        <w:t xml:space="preserve"> =&gt; </w:t>
+      </w:r>
+      <w:proofErr w:type="spellStart"/>
+      <w:r>
         <w:rPr>
           <w:rFonts w:ascii="Courier New" w:hAnsi="Courier New" w:cs="Courier New"/>
           <w:lang w:val="en-US"/>
         </w:rPr>
-      </w:pPr>
+        <w:t>ws.Name</w:t>
+      </w:r>
+      <w:proofErr w:type="spellEnd"/>
       <w:r>
         <w:rPr>
           <w:rFonts w:ascii="Courier New" w:hAnsi="Courier New" w:cs="Courier New"/>
           <w:lang w:val="en-US"/>
         </w:rPr>
-        <w:t>while (!worksheet.Cell(row, 1).IsEmpty())</w:t>
-      </w:r>
-    </w:p>
-    <w:p>
-      <w:pPr>
-        <w:pStyle w:val="a7"/>
-        <w:widowControl w:val="0"/>
-        <w:spacing w:before="0" w:beforeAutospacing="0" w:after="0" w:afterAutospacing="0"/>
+        <w:t xml:space="preserve"> == "</w:t>
+      </w:r>
+      <w:r>
+        <w:rPr>
+          <w:rFonts w:ascii="Courier New" w:hAnsi="Courier New" w:cs="Courier New"/>
+        </w:rPr>
+        <w:t>Расписание</w:t>
+      </w:r>
+      <w:r>
         <w:rPr>
           <w:rFonts w:ascii="Courier New" w:hAnsi="Courier New" w:cs="Courier New"/>
           <w:lang w:val="en-US"/>
         </w:rPr>
-      </w:pPr>
-      <w:r>
+        <w:t>");</w:t>
+      </w:r>
+    </w:p>
+    <w:p>
+      <w:pPr>
+        <w:pStyle w:val="a7"/>
+        <w:widowControl w:val="0"/>
+        <w:spacing w:before="0" w:beforeAutospacing="0" w:after="0" w:afterAutospacing="0"/>
         <w:rPr>
           <w:rFonts w:ascii="Courier New" w:hAnsi="Courier New" w:cs="Courier New"/>
           <w:lang w:val="en-US"/>
         </w:rPr>
-        <w:t>{</w:t>
-      </w:r>
-    </w:p>
-    <w:p>
-      <w:pPr>
-        <w:pStyle w:val="a7"/>
-        <w:widowControl w:val="0"/>
-        <w:spacing w:before="0" w:beforeAutospacing="0" w:after="0" w:afterAutospacing="0"/>
+      </w:pPr>
+      <w:r>
         <w:rPr>
           <w:rFonts w:ascii="Courier New" w:hAnsi="Courier New" w:cs="Courier New"/>
           <w:lang w:val="en-US"/>
         </w:rPr>
-      </w:pPr>
+        <w:t>var schedules = new List&lt;Schedule</w:t>
+      </w:r>
+      <w:proofErr w:type="gramStart"/>
       <w:r>
         <w:rPr>
           <w:rFonts w:ascii="Courier New" w:hAnsi="Courier New" w:cs="Courier New"/>
           <w:lang w:val="en-US"/>
         </w:rPr>
-        <w:t xml:space="preserve">    var doctorId = int.Parse(worksheet.Cell(row, 1).GetString());</w:t>
-      </w:r>
-    </w:p>
-    <w:p>
-      <w:pPr>
-        <w:pStyle w:val="a7"/>
-        <w:widowControl w:val="0"/>
-        <w:spacing w:before="0" w:beforeAutospacing="0" w:after="0" w:afterAutospacing="0"/>
+        <w:t>&gt;(</w:t>
+      </w:r>
+      <w:proofErr w:type="gramEnd"/>
+      <w:r>
         <w:rPr>
           <w:rFonts w:ascii="Courier New" w:hAnsi="Courier New" w:cs="Courier New"/>
           <w:lang w:val="en-US"/>
         </w:rPr>
-      </w:pPr>
-      <w:r>
+        <w:t>);</w:t>
+      </w:r>
+    </w:p>
+    <w:p>
+      <w:pPr>
+        <w:pStyle w:val="a7"/>
+        <w:widowControl w:val="0"/>
+        <w:spacing w:before="0" w:beforeAutospacing="0" w:after="0" w:afterAutospacing="0"/>
         <w:rPr>
           <w:rFonts w:ascii="Courier New" w:hAnsi="Courier New" w:cs="Courier New"/>
           <w:lang w:val="en-US"/>
         </w:rPr>
-        <w:t xml:space="preserve">    var dateStr = worksheet.Cell(row, 5).GetString();</w:t>
-      </w:r>
-    </w:p>
-    <w:p>
-      <w:pPr>
-        <w:pStyle w:val="a7"/>
-        <w:widowControl w:val="0"/>
-        <w:spacing w:before="0" w:beforeAutospacing="0" w:after="0" w:afterAutospacing="0"/>
+      </w:pPr>
+      <w:r>
         <w:rPr>
           <w:rFonts w:ascii="Courier New" w:hAnsi="Courier New" w:cs="Courier New"/>
           <w:lang w:val="en-US"/>
         </w:rPr>
-      </w:pPr>
+        <w:t>var errors = new List&lt;string</w:t>
+      </w:r>
+      <w:proofErr w:type="gramStart"/>
       <w:r>
         <w:rPr>
           <w:rFonts w:ascii="Courier New" w:hAnsi="Courier New" w:cs="Courier New"/>
           <w:lang w:val="en-US"/>
         </w:rPr>
-        <w:t xml:space="preserve">    var startTime = TimeSpan.Parse(worksheet.Cell(row, </w:t>
-      </w:r>
+        <w:t>&gt;(</w:t>
+      </w:r>
+      <w:proofErr w:type="gramEnd"/>
       <w:r>
         <w:rPr>
           <w:rFonts w:ascii="Courier New" w:hAnsi="Courier New" w:cs="Courier New"/>
           <w:lang w:val="en-US"/>
         </w:rPr>
-        <w:lastRenderedPageBreak/>
-        <w:t>6).GetString());</w:t>
+        <w:t>);</w:t>
       </w:r>
     </w:p>
     <w:p>
@@ -12715,275 +15550,259 @@
           <w:lang w:val="en-US"/>
         </w:rPr>
       </w:pPr>
-      <w:r>
+    </w:p>
+    <w:p>
+      <w:pPr>
+        <w:pStyle w:val="a7"/>
+        <w:widowControl w:val="0"/>
+        <w:spacing w:before="0" w:beforeAutospacing="0" w:after="0" w:afterAutospacing="0"/>
         <w:rPr>
           <w:rFonts w:ascii="Courier New" w:hAnsi="Courier New" w:cs="Courier New"/>
           <w:lang w:val="en-US"/>
         </w:rPr>
-        <w:t xml:space="preserve">    var endTime = TimeSpan.Parse(worksheet.Cell(row, 7).GetString());</w:t>
-      </w:r>
-    </w:p>
-    <w:p>
-      <w:pPr>
-        <w:pStyle w:val="a7"/>
-        <w:widowControl w:val="0"/>
-        <w:spacing w:before="0" w:beforeAutospacing="0" w:after="0" w:afterAutospacing="0"/>
+      </w:pPr>
+      <w:r>
         <w:rPr>
           <w:rFonts w:ascii="Courier New" w:hAnsi="Courier New" w:cs="Courier New"/>
           <w:lang w:val="en-US"/>
         </w:rPr>
-      </w:pPr>
-      <w:r>
+        <w:t>int row = 2;</w:t>
+      </w:r>
+    </w:p>
+    <w:p>
+      <w:pPr>
+        <w:pStyle w:val="a7"/>
+        <w:widowControl w:val="0"/>
+        <w:spacing w:before="0" w:beforeAutospacing="0" w:after="0" w:afterAutospacing="0"/>
         <w:rPr>
           <w:rFonts w:ascii="Courier New" w:hAnsi="Courier New" w:cs="Courier New"/>
           <w:lang w:val="en-US"/>
         </w:rPr>
-        <w:t xml:space="preserve">    </w:t>
-      </w:r>
-    </w:p>
-    <w:p>
-      <w:pPr>
-        <w:pStyle w:val="a7"/>
-        <w:widowControl w:val="0"/>
-        <w:spacing w:before="0" w:beforeAutospacing="0" w:after="0" w:afterAutospacing="0"/>
+      </w:pPr>
+      <w:r>
         <w:rPr>
           <w:rFonts w:ascii="Courier New" w:hAnsi="Courier New" w:cs="Courier New"/>
           <w:lang w:val="en-US"/>
         </w:rPr>
-      </w:pPr>
+        <w:t xml:space="preserve">while </w:t>
+      </w:r>
+      <w:proofErr w:type="gramStart"/>
       <w:r>
         <w:rPr>
           <w:rFonts w:ascii="Courier New" w:hAnsi="Courier New" w:cs="Courier New"/>
           <w:lang w:val="en-US"/>
         </w:rPr>
-        <w:t xml:space="preserve">    var schedule = new Schedule</w:t>
-      </w:r>
-    </w:p>
-    <w:p>
-      <w:pPr>
-        <w:pStyle w:val="a7"/>
-        <w:widowControl w:val="0"/>
-        <w:spacing w:before="0" w:beforeAutospacing="0" w:after="0" w:afterAutospacing="0"/>
+        <w:t>(!</w:t>
+      </w:r>
+      <w:proofErr w:type="spellStart"/>
+      <w:r>
         <w:rPr>
           <w:rFonts w:ascii="Courier New" w:hAnsi="Courier New" w:cs="Courier New"/>
           <w:lang w:val="en-US"/>
         </w:rPr>
-      </w:pPr>
+        <w:t>worksheet</w:t>
+      </w:r>
+      <w:proofErr w:type="gramEnd"/>
       <w:r>
         <w:rPr>
           <w:rFonts w:ascii="Courier New" w:hAnsi="Courier New" w:cs="Courier New"/>
           <w:lang w:val="en-US"/>
         </w:rPr>
-        <w:t xml:space="preserve">    {</w:t>
-      </w:r>
-    </w:p>
-    <w:p>
-      <w:pPr>
-        <w:pStyle w:val="a7"/>
-        <w:widowControl w:val="0"/>
-        <w:spacing w:before="0" w:beforeAutospacing="0" w:after="0" w:afterAutospacing="0"/>
+        <w:t>.Cell</w:t>
+      </w:r>
+      <w:proofErr w:type="spellEnd"/>
+      <w:r>
         <w:rPr>
           <w:rFonts w:ascii="Courier New" w:hAnsi="Courier New" w:cs="Courier New"/>
           <w:lang w:val="en-US"/>
         </w:rPr>
-      </w:pPr>
+        <w:t>(row, 1).</w:t>
+      </w:r>
+      <w:proofErr w:type="spellStart"/>
       <w:r>
         <w:rPr>
           <w:rFonts w:ascii="Courier New" w:hAnsi="Courier New" w:cs="Courier New"/>
           <w:lang w:val="en-US"/>
         </w:rPr>
-        <w:t xml:space="preserve">        DoctorId = doctorId,</w:t>
-      </w:r>
-    </w:p>
-    <w:p>
-      <w:pPr>
-        <w:pStyle w:val="a7"/>
-        <w:widowControl w:val="0"/>
-        <w:spacing w:before="0" w:beforeAutospacing="0" w:after="0" w:afterAutospacing="0"/>
+        <w:t>IsEmpty</w:t>
+      </w:r>
+      <w:proofErr w:type="spellEnd"/>
+      <w:r>
         <w:rPr>
           <w:rFonts w:ascii="Courier New" w:hAnsi="Courier New" w:cs="Courier New"/>
           <w:lang w:val="en-US"/>
         </w:rPr>
-      </w:pPr>
-      <w:r>
+        <w:t>())</w:t>
+      </w:r>
+    </w:p>
+    <w:p>
+      <w:pPr>
+        <w:pStyle w:val="a7"/>
+        <w:widowControl w:val="0"/>
+        <w:spacing w:before="0" w:beforeAutospacing="0" w:after="0" w:afterAutospacing="0"/>
         <w:rPr>
           <w:rFonts w:ascii="Courier New" w:hAnsi="Courier New" w:cs="Courier New"/>
           <w:lang w:val="en-US"/>
         </w:rPr>
-        <w:t xml:space="preserve">        WorkDate = DateOnly.FromDateTime(DateTime.ParseExact(dateStr, "dd.MM.yyyy", null)),</w:t>
-      </w:r>
-    </w:p>
-    <w:p>
-      <w:pPr>
-        <w:pStyle w:val="a7"/>
-        <w:widowControl w:val="0"/>
-        <w:spacing w:before="0" w:beforeAutospacing="0" w:after="0" w:afterAutospacing="0"/>
+      </w:pPr>
+      <w:r>
         <w:rPr>
           <w:rFonts w:ascii="Courier New" w:hAnsi="Courier New" w:cs="Courier New"/>
           <w:lang w:val="en-US"/>
         </w:rPr>
-      </w:pPr>
-      <w:r>
+        <w:t>{</w:t>
+      </w:r>
+    </w:p>
+    <w:p>
+      <w:pPr>
+        <w:pStyle w:val="a7"/>
+        <w:widowControl w:val="0"/>
+        <w:spacing w:before="0" w:beforeAutospacing="0" w:after="0" w:afterAutospacing="0"/>
         <w:rPr>
           <w:rFonts w:ascii="Courier New" w:hAnsi="Courier New" w:cs="Courier New"/>
           <w:lang w:val="en-US"/>
         </w:rPr>
-        <w:t xml:space="preserve">        StartTime = workDate.Date.Add(startTime),</w:t>
-      </w:r>
-    </w:p>
-    <w:p>
-      <w:pPr>
-        <w:pStyle w:val="a7"/>
-        <w:widowControl w:val="0"/>
-        <w:spacing w:before="0" w:beforeAutospacing="0" w:after="0" w:afterAutospacing="0"/>
+      </w:pPr>
+      <w:r>
         <w:rPr>
           <w:rFonts w:ascii="Courier New" w:hAnsi="Courier New" w:cs="Courier New"/>
           <w:lang w:val="en-US"/>
         </w:rPr>
-      </w:pPr>
+        <w:t xml:space="preserve">    var </w:t>
+      </w:r>
+      <w:proofErr w:type="spellStart"/>
       <w:r>
         <w:rPr>
           <w:rFonts w:ascii="Courier New" w:hAnsi="Courier New" w:cs="Courier New"/>
           <w:lang w:val="en-US"/>
         </w:rPr>
-        <w:t xml:space="preserve">        EndTime = workDate.Date.Add(endTime),</w:t>
-      </w:r>
-    </w:p>
-    <w:p>
-      <w:pPr>
-        <w:pStyle w:val="a7"/>
-        <w:widowControl w:val="0"/>
-        <w:spacing w:before="0" w:beforeAutospacing="0" w:after="0" w:afterAutospacing="0"/>
+        <w:t>doctorId</w:t>
+      </w:r>
+      <w:proofErr w:type="spellEnd"/>
+      <w:r>
         <w:rPr>
           <w:rFonts w:ascii="Courier New" w:hAnsi="Courier New" w:cs="Courier New"/>
           <w:lang w:val="en-US"/>
         </w:rPr>
-      </w:pPr>
+        <w:t xml:space="preserve"> = </w:t>
+      </w:r>
+      <w:proofErr w:type="spellStart"/>
+      <w:proofErr w:type="gramStart"/>
       <w:r>
         <w:rPr>
           <w:rFonts w:ascii="Courier New" w:hAnsi="Courier New" w:cs="Courier New"/>
           <w:lang w:val="en-US"/>
         </w:rPr>
-        <w:t xml:space="preserve">        IsAvailable = true</w:t>
-      </w:r>
-    </w:p>
-    <w:p>
-      <w:pPr>
-        <w:pStyle w:val="a7"/>
-        <w:widowControl w:val="0"/>
-        <w:spacing w:before="0" w:beforeAutospacing="0" w:after="0" w:afterAutospacing="0"/>
+        <w:t>int.Parse</w:t>
+      </w:r>
+      <w:proofErr w:type="spellEnd"/>
+      <w:proofErr w:type="gramEnd"/>
+      <w:r>
         <w:rPr>
           <w:rFonts w:ascii="Courier New" w:hAnsi="Courier New" w:cs="Courier New"/>
           <w:lang w:val="en-US"/>
         </w:rPr>
-      </w:pPr>
+        <w:t>(</w:t>
+      </w:r>
+      <w:proofErr w:type="spellStart"/>
       <w:r>
         <w:rPr>
           <w:rFonts w:ascii="Courier New" w:hAnsi="Courier New" w:cs="Courier New"/>
           <w:lang w:val="en-US"/>
         </w:rPr>
-        <w:t xml:space="preserve">    };</w:t>
-      </w:r>
-    </w:p>
-    <w:p>
-      <w:pPr>
-        <w:pStyle w:val="a7"/>
-        <w:widowControl w:val="0"/>
-        <w:spacing w:before="0" w:beforeAutospacing="0" w:after="0" w:afterAutospacing="0"/>
+        <w:t>worksheet.Cell</w:t>
+      </w:r>
+      <w:proofErr w:type="spellEnd"/>
+      <w:r>
         <w:rPr>
           <w:rFonts w:ascii="Courier New" w:hAnsi="Courier New" w:cs="Courier New"/>
           <w:lang w:val="en-US"/>
         </w:rPr>
-      </w:pPr>
+        <w:t>(row, 1).</w:t>
+      </w:r>
+      <w:proofErr w:type="spellStart"/>
       <w:r>
         <w:rPr>
           <w:rFonts w:ascii="Courier New" w:hAnsi="Courier New" w:cs="Courier New"/>
           <w:lang w:val="en-US"/>
         </w:rPr>
-        <w:t xml:space="preserve">    </w:t>
-      </w:r>
-    </w:p>
-    <w:p>
-      <w:pPr>
-        <w:pStyle w:val="a7"/>
-        <w:widowControl w:val="0"/>
-        <w:spacing w:before="0" w:beforeAutospacing="0" w:after="0" w:afterAutospacing="0"/>
+        <w:t>GetString</w:t>
+      </w:r>
+      <w:proofErr w:type="spellEnd"/>
+      <w:r>
         <w:rPr>
           <w:rFonts w:ascii="Courier New" w:hAnsi="Courier New" w:cs="Courier New"/>
           <w:lang w:val="en-US"/>
         </w:rPr>
-      </w:pPr>
-      <w:r>
+        <w:t>());</w:t>
+      </w:r>
+    </w:p>
+    <w:p>
+      <w:pPr>
+        <w:pStyle w:val="a7"/>
+        <w:widowControl w:val="0"/>
+        <w:spacing w:before="0" w:beforeAutospacing="0" w:after="0" w:afterAutospacing="0"/>
         <w:rPr>
           <w:rFonts w:ascii="Courier New" w:hAnsi="Courier New" w:cs="Courier New"/>
           <w:lang w:val="en-US"/>
         </w:rPr>
-        <w:t xml:space="preserve">    schedules.Add(schedule);</w:t>
-      </w:r>
-    </w:p>
-    <w:p>
-      <w:pPr>
-        <w:pStyle w:val="a7"/>
-        <w:widowControl w:val="0"/>
-        <w:spacing w:before="0" w:beforeAutospacing="0" w:after="0" w:afterAutospacing="0"/>
+      </w:pPr>
+      <w:r>
         <w:rPr>
           <w:rFonts w:ascii="Courier New" w:hAnsi="Courier New" w:cs="Courier New"/>
           <w:lang w:val="en-US"/>
         </w:rPr>
-      </w:pPr>
+        <w:t xml:space="preserve">    var </w:t>
+      </w:r>
+      <w:proofErr w:type="spellStart"/>
       <w:r>
         <w:rPr>
           <w:rFonts w:ascii="Courier New" w:hAnsi="Courier New" w:cs="Courier New"/>
           <w:lang w:val="en-US"/>
         </w:rPr>
-        <w:t xml:space="preserve">    row++;</w:t>
-      </w:r>
-    </w:p>
-    <w:p>
-      <w:pPr>
-        <w:pStyle w:val="a7"/>
-        <w:widowControl w:val="0"/>
-        <w:spacing w:before="0" w:beforeAutospacing="0" w:after="0" w:afterAutospacing="0"/>
+        <w:t>dateStr</w:t>
+      </w:r>
+      <w:proofErr w:type="spellEnd"/>
+      <w:r>
         <w:rPr>
           <w:rFonts w:ascii="Courier New" w:hAnsi="Courier New" w:cs="Courier New"/>
           <w:lang w:val="en-US"/>
         </w:rPr>
-      </w:pPr>
+        <w:t xml:space="preserve"> = </w:t>
+      </w:r>
+      <w:proofErr w:type="spellStart"/>
+      <w:proofErr w:type="gramStart"/>
       <w:r>
         <w:rPr>
           <w:rFonts w:ascii="Courier New" w:hAnsi="Courier New" w:cs="Courier New"/>
           <w:lang w:val="en-US"/>
         </w:rPr>
-        <w:t>}</w:t>
-      </w:r>
-    </w:p>
-    <w:p>
-      <w:pPr>
-        <w:pStyle w:val="a7"/>
-        <w:widowControl w:val="0"/>
-        <w:spacing w:before="0" w:beforeAutospacing="0" w:after="0" w:afterAutospacing="0"/>
+        <w:t>worksheet.Cell</w:t>
+      </w:r>
+      <w:proofErr w:type="spellEnd"/>
+      <w:proofErr w:type="gramEnd"/>
+      <w:r>
         <w:rPr>
           <w:rFonts w:ascii="Courier New" w:hAnsi="Courier New" w:cs="Courier New"/>
           <w:lang w:val="en-US"/>
         </w:rPr>
-      </w:pPr>
-    </w:p>
-    <w:p>
-      <w:pPr>
-        <w:pStyle w:val="a7"/>
-        <w:widowControl w:val="0"/>
-        <w:spacing w:before="0" w:beforeAutospacing="0" w:after="0" w:afterAutospacing="0"/>
+        <w:t>(row, 5).</w:t>
+      </w:r>
+      <w:proofErr w:type="spellStart"/>
+      <w:r>
         <w:rPr>
           <w:rFonts w:ascii="Courier New" w:hAnsi="Courier New" w:cs="Courier New"/>
           <w:lang w:val="en-US"/>
         </w:rPr>
-      </w:pPr>
+        <w:t>GetString</w:t>
+      </w:r>
+      <w:proofErr w:type="spellEnd"/>
       <w:r>
         <w:rPr>
           <w:rFonts w:ascii="Courier New" w:hAnsi="Courier New" w:cs="Courier New"/>
           <w:lang w:val="en-US"/>
         </w:rPr>
-        <w:t>db.Schedules.AddRange(schedules);</w:t>
+        <w:t>();</w:t>
       </w:r>
     </w:p>
     <w:p>
@@ -12991,33 +15810,736 @@
         <w:pStyle w:val="a7"/>
         <w:widowControl w:val="0"/>
         <w:spacing w:before="0" w:beforeAutospacing="0" w:after="0" w:afterAutospacing="0"/>
-        <w:rPr>
-          <w:rFonts w:ascii="Courier New" w:hAnsi="Courier New" w:cs="Courier New"/>
-        </w:rPr>
-      </w:pPr>
-      <w:r>
         <w:rPr>
           <w:rFonts w:ascii="Courier New" w:hAnsi="Courier New" w:cs="Courier New"/>
           <w:lang w:val="en-US"/>
         </w:rPr>
-        <w:t>db</w:t>
-      </w:r>
-      <w:r>
-        <w:rPr>
-          <w:rFonts w:ascii="Courier New" w:hAnsi="Courier New" w:cs="Courier New"/>
-        </w:rPr>
-        <w:t>.</w:t>
-      </w:r>
+      </w:pPr>
       <w:r>
         <w:rPr>
           <w:rFonts w:ascii="Courier New" w:hAnsi="Courier New" w:cs="Courier New"/>
           <w:lang w:val="en-US"/>
         </w:rPr>
+        <w:t xml:space="preserve">    var </w:t>
+      </w:r>
+      <w:proofErr w:type="spellStart"/>
+      <w:r>
+        <w:rPr>
+          <w:rFonts w:ascii="Courier New" w:hAnsi="Courier New" w:cs="Courier New"/>
+          <w:lang w:val="en-US"/>
+        </w:rPr>
+        <w:t>startTime</w:t>
+      </w:r>
+      <w:proofErr w:type="spellEnd"/>
+      <w:r>
+        <w:rPr>
+          <w:rFonts w:ascii="Courier New" w:hAnsi="Courier New" w:cs="Courier New"/>
+          <w:lang w:val="en-US"/>
+        </w:rPr>
+        <w:t xml:space="preserve"> = </w:t>
+      </w:r>
+      <w:proofErr w:type="spellStart"/>
+      <w:r>
+        <w:rPr>
+          <w:rFonts w:ascii="Courier New" w:hAnsi="Courier New" w:cs="Courier New"/>
+          <w:lang w:val="en-US"/>
+        </w:rPr>
+        <w:t>TimeSpan.Parse</w:t>
+      </w:r>
+      <w:proofErr w:type="spellEnd"/>
+      <w:r>
+        <w:rPr>
+          <w:rFonts w:ascii="Courier New" w:hAnsi="Courier New" w:cs="Courier New"/>
+          <w:lang w:val="en-US"/>
+        </w:rPr>
+        <w:t>(</w:t>
+      </w:r>
+      <w:proofErr w:type="spellStart"/>
+      <w:proofErr w:type="gramStart"/>
+      <w:r>
+        <w:rPr>
+          <w:rFonts w:ascii="Courier New" w:hAnsi="Courier New" w:cs="Courier New"/>
+          <w:lang w:val="en-US"/>
+        </w:rPr>
+        <w:t>worksheet.Cell</w:t>
+      </w:r>
+      <w:proofErr w:type="spellEnd"/>
+      <w:proofErr w:type="gramEnd"/>
+      <w:r>
+        <w:rPr>
+          <w:rFonts w:ascii="Courier New" w:hAnsi="Courier New" w:cs="Courier New"/>
+          <w:lang w:val="en-US"/>
+        </w:rPr>
+        <w:t xml:space="preserve">(row, </w:t>
+      </w:r>
+      <w:r>
+        <w:rPr>
+          <w:rFonts w:ascii="Courier New" w:hAnsi="Courier New" w:cs="Courier New"/>
+          <w:lang w:val="en-US"/>
+        </w:rPr>
+        <w:lastRenderedPageBreak/>
+        <w:t>6).</w:t>
+      </w:r>
+      <w:proofErr w:type="spellStart"/>
+      <w:r>
+        <w:rPr>
+          <w:rFonts w:ascii="Courier New" w:hAnsi="Courier New" w:cs="Courier New"/>
+          <w:lang w:val="en-US"/>
+        </w:rPr>
+        <w:t>GetString</w:t>
+      </w:r>
+      <w:proofErr w:type="spellEnd"/>
+      <w:r>
+        <w:rPr>
+          <w:rFonts w:ascii="Courier New" w:hAnsi="Courier New" w:cs="Courier New"/>
+          <w:lang w:val="en-US"/>
+        </w:rPr>
+        <w:t>());</w:t>
+      </w:r>
+    </w:p>
+    <w:p>
+      <w:pPr>
+        <w:pStyle w:val="a7"/>
+        <w:widowControl w:val="0"/>
+        <w:spacing w:before="0" w:beforeAutospacing="0" w:after="0" w:afterAutospacing="0"/>
+        <w:rPr>
+          <w:rFonts w:ascii="Courier New" w:hAnsi="Courier New" w:cs="Courier New"/>
+          <w:lang w:val="en-US"/>
+        </w:rPr>
+      </w:pPr>
+      <w:r>
+        <w:rPr>
+          <w:rFonts w:ascii="Courier New" w:hAnsi="Courier New" w:cs="Courier New"/>
+          <w:lang w:val="en-US"/>
+        </w:rPr>
+        <w:t xml:space="preserve">    var </w:t>
+      </w:r>
+      <w:proofErr w:type="spellStart"/>
+      <w:r>
+        <w:rPr>
+          <w:rFonts w:ascii="Courier New" w:hAnsi="Courier New" w:cs="Courier New"/>
+          <w:lang w:val="en-US"/>
+        </w:rPr>
+        <w:t>endTime</w:t>
+      </w:r>
+      <w:proofErr w:type="spellEnd"/>
+      <w:r>
+        <w:rPr>
+          <w:rFonts w:ascii="Courier New" w:hAnsi="Courier New" w:cs="Courier New"/>
+          <w:lang w:val="en-US"/>
+        </w:rPr>
+        <w:t xml:space="preserve"> = </w:t>
+      </w:r>
+      <w:proofErr w:type="spellStart"/>
+      <w:r>
+        <w:rPr>
+          <w:rFonts w:ascii="Courier New" w:hAnsi="Courier New" w:cs="Courier New"/>
+          <w:lang w:val="en-US"/>
+        </w:rPr>
+        <w:t>TimeSpan.Parse</w:t>
+      </w:r>
+      <w:proofErr w:type="spellEnd"/>
+      <w:r>
+        <w:rPr>
+          <w:rFonts w:ascii="Courier New" w:hAnsi="Courier New" w:cs="Courier New"/>
+          <w:lang w:val="en-US"/>
+        </w:rPr>
+        <w:t>(</w:t>
+      </w:r>
+      <w:proofErr w:type="spellStart"/>
+      <w:proofErr w:type="gramStart"/>
+      <w:r>
+        <w:rPr>
+          <w:rFonts w:ascii="Courier New" w:hAnsi="Courier New" w:cs="Courier New"/>
+          <w:lang w:val="en-US"/>
+        </w:rPr>
+        <w:t>worksheet.Cell</w:t>
+      </w:r>
+      <w:proofErr w:type="spellEnd"/>
+      <w:proofErr w:type="gramEnd"/>
+      <w:r>
+        <w:rPr>
+          <w:rFonts w:ascii="Courier New" w:hAnsi="Courier New" w:cs="Courier New"/>
+          <w:lang w:val="en-US"/>
+        </w:rPr>
+        <w:t>(row, 7).</w:t>
+      </w:r>
+      <w:proofErr w:type="spellStart"/>
+      <w:r>
+        <w:rPr>
+          <w:rFonts w:ascii="Courier New" w:hAnsi="Courier New" w:cs="Courier New"/>
+          <w:lang w:val="en-US"/>
+        </w:rPr>
+        <w:t>GetString</w:t>
+      </w:r>
+      <w:proofErr w:type="spellEnd"/>
+      <w:r>
+        <w:rPr>
+          <w:rFonts w:ascii="Courier New" w:hAnsi="Courier New" w:cs="Courier New"/>
+          <w:lang w:val="en-US"/>
+        </w:rPr>
+        <w:t>());</w:t>
+      </w:r>
+    </w:p>
+    <w:p>
+      <w:pPr>
+        <w:pStyle w:val="a7"/>
+        <w:widowControl w:val="0"/>
+        <w:spacing w:before="0" w:beforeAutospacing="0" w:after="0" w:afterAutospacing="0"/>
+        <w:rPr>
+          <w:rFonts w:ascii="Courier New" w:hAnsi="Courier New" w:cs="Courier New"/>
+          <w:lang w:val="en-US"/>
+        </w:rPr>
+      </w:pPr>
+      <w:r>
+        <w:rPr>
+          <w:rFonts w:ascii="Courier New" w:hAnsi="Courier New" w:cs="Courier New"/>
+          <w:lang w:val="en-US"/>
+        </w:rPr>
+        <w:t xml:space="preserve">    </w:t>
+      </w:r>
+    </w:p>
+    <w:p>
+      <w:pPr>
+        <w:pStyle w:val="a7"/>
+        <w:widowControl w:val="0"/>
+        <w:spacing w:before="0" w:beforeAutospacing="0" w:after="0" w:afterAutospacing="0"/>
+        <w:rPr>
+          <w:rFonts w:ascii="Courier New" w:hAnsi="Courier New" w:cs="Courier New"/>
+          <w:lang w:val="en-US"/>
+        </w:rPr>
+      </w:pPr>
+      <w:r>
+        <w:rPr>
+          <w:rFonts w:ascii="Courier New" w:hAnsi="Courier New" w:cs="Courier New"/>
+          <w:lang w:val="en-US"/>
+        </w:rPr>
+        <w:t xml:space="preserve">    var schedule = new Schedule</w:t>
+      </w:r>
+    </w:p>
+    <w:p>
+      <w:pPr>
+        <w:pStyle w:val="a7"/>
+        <w:widowControl w:val="0"/>
+        <w:spacing w:before="0" w:beforeAutospacing="0" w:after="0" w:afterAutospacing="0"/>
+        <w:rPr>
+          <w:rFonts w:ascii="Courier New" w:hAnsi="Courier New" w:cs="Courier New"/>
+          <w:lang w:val="en-US"/>
+        </w:rPr>
+      </w:pPr>
+      <w:r>
+        <w:rPr>
+          <w:rFonts w:ascii="Courier New" w:hAnsi="Courier New" w:cs="Courier New"/>
+          <w:lang w:val="en-US"/>
+        </w:rPr>
+        <w:t xml:space="preserve">    {</w:t>
+      </w:r>
+    </w:p>
+    <w:p>
+      <w:pPr>
+        <w:pStyle w:val="a7"/>
+        <w:widowControl w:val="0"/>
+        <w:spacing w:before="0" w:beforeAutospacing="0" w:after="0" w:afterAutospacing="0"/>
+        <w:rPr>
+          <w:rFonts w:ascii="Courier New" w:hAnsi="Courier New" w:cs="Courier New"/>
+          <w:lang w:val="en-US"/>
+        </w:rPr>
+      </w:pPr>
+      <w:r>
+        <w:rPr>
+          <w:rFonts w:ascii="Courier New" w:hAnsi="Courier New" w:cs="Courier New"/>
+          <w:lang w:val="en-US"/>
+        </w:rPr>
+        <w:t xml:space="preserve">        </w:t>
+      </w:r>
+      <w:proofErr w:type="spellStart"/>
+      <w:r>
+        <w:rPr>
+          <w:rFonts w:ascii="Courier New" w:hAnsi="Courier New" w:cs="Courier New"/>
+          <w:lang w:val="en-US"/>
+        </w:rPr>
+        <w:t>DoctorId</w:t>
+      </w:r>
+      <w:proofErr w:type="spellEnd"/>
+      <w:r>
+        <w:rPr>
+          <w:rFonts w:ascii="Courier New" w:hAnsi="Courier New" w:cs="Courier New"/>
+          <w:lang w:val="en-US"/>
+        </w:rPr>
+        <w:t xml:space="preserve"> = </w:t>
+      </w:r>
+      <w:proofErr w:type="spellStart"/>
+      <w:r>
+        <w:rPr>
+          <w:rFonts w:ascii="Courier New" w:hAnsi="Courier New" w:cs="Courier New"/>
+          <w:lang w:val="en-US"/>
+        </w:rPr>
+        <w:t>doctorId</w:t>
+      </w:r>
+      <w:proofErr w:type="spellEnd"/>
+      <w:r>
+        <w:rPr>
+          <w:rFonts w:ascii="Courier New" w:hAnsi="Courier New" w:cs="Courier New"/>
+          <w:lang w:val="en-US"/>
+        </w:rPr>
+        <w:t>,</w:t>
+      </w:r>
+    </w:p>
+    <w:p>
+      <w:pPr>
+        <w:pStyle w:val="a7"/>
+        <w:widowControl w:val="0"/>
+        <w:spacing w:before="0" w:beforeAutospacing="0" w:after="0" w:afterAutospacing="0"/>
+        <w:rPr>
+          <w:rFonts w:ascii="Courier New" w:hAnsi="Courier New" w:cs="Courier New"/>
+          <w:lang w:val="en-US"/>
+        </w:rPr>
+      </w:pPr>
+      <w:r>
+        <w:rPr>
+          <w:rFonts w:ascii="Courier New" w:hAnsi="Courier New" w:cs="Courier New"/>
+          <w:lang w:val="en-US"/>
+        </w:rPr>
+        <w:t xml:space="preserve">        </w:t>
+      </w:r>
+      <w:proofErr w:type="spellStart"/>
+      <w:r>
+        <w:rPr>
+          <w:rFonts w:ascii="Courier New" w:hAnsi="Courier New" w:cs="Courier New"/>
+          <w:lang w:val="en-US"/>
+        </w:rPr>
+        <w:t>WorkDate</w:t>
+      </w:r>
+      <w:proofErr w:type="spellEnd"/>
+      <w:r>
+        <w:rPr>
+          <w:rFonts w:ascii="Courier New" w:hAnsi="Courier New" w:cs="Courier New"/>
+          <w:lang w:val="en-US"/>
+        </w:rPr>
+        <w:t xml:space="preserve"> = </w:t>
+      </w:r>
+      <w:proofErr w:type="spellStart"/>
+      <w:r>
+        <w:rPr>
+          <w:rFonts w:ascii="Courier New" w:hAnsi="Courier New" w:cs="Courier New"/>
+          <w:lang w:val="en-US"/>
+        </w:rPr>
+        <w:t>DateOnly.FromDateTime</w:t>
+      </w:r>
+      <w:proofErr w:type="spellEnd"/>
+      <w:r>
+        <w:rPr>
+          <w:rFonts w:ascii="Courier New" w:hAnsi="Courier New" w:cs="Courier New"/>
+          <w:lang w:val="en-US"/>
+        </w:rPr>
+        <w:t>(</w:t>
+      </w:r>
+      <w:proofErr w:type="spellStart"/>
+      <w:r>
+        <w:rPr>
+          <w:rFonts w:ascii="Courier New" w:hAnsi="Courier New" w:cs="Courier New"/>
+          <w:lang w:val="en-US"/>
+        </w:rPr>
+        <w:t>DateTime.ParseExact</w:t>
+      </w:r>
+      <w:proofErr w:type="spellEnd"/>
+      <w:r>
+        <w:rPr>
+          <w:rFonts w:ascii="Courier New" w:hAnsi="Courier New" w:cs="Courier New"/>
+          <w:lang w:val="en-US"/>
+        </w:rPr>
+        <w:t>(</w:t>
+      </w:r>
+      <w:proofErr w:type="spellStart"/>
+      <w:r>
+        <w:rPr>
+          <w:rFonts w:ascii="Courier New" w:hAnsi="Courier New" w:cs="Courier New"/>
+          <w:lang w:val="en-US"/>
+        </w:rPr>
+        <w:t>dateStr</w:t>
+      </w:r>
+      <w:proofErr w:type="spellEnd"/>
+      <w:r>
+        <w:rPr>
+          <w:rFonts w:ascii="Courier New" w:hAnsi="Courier New" w:cs="Courier New"/>
+          <w:lang w:val="en-US"/>
+        </w:rPr>
+        <w:t>, "</w:t>
+      </w:r>
+      <w:proofErr w:type="spellStart"/>
+      <w:r>
+        <w:rPr>
+          <w:rFonts w:ascii="Courier New" w:hAnsi="Courier New" w:cs="Courier New"/>
+          <w:lang w:val="en-US"/>
+        </w:rPr>
+        <w:t>dd.MM.yyyy</w:t>
+      </w:r>
+      <w:proofErr w:type="spellEnd"/>
+      <w:r>
+        <w:rPr>
+          <w:rFonts w:ascii="Courier New" w:hAnsi="Courier New" w:cs="Courier New"/>
+          <w:lang w:val="en-US"/>
+        </w:rPr>
+        <w:t>", null)),</w:t>
+      </w:r>
+    </w:p>
+    <w:p>
+      <w:pPr>
+        <w:pStyle w:val="a7"/>
+        <w:widowControl w:val="0"/>
+        <w:spacing w:before="0" w:beforeAutospacing="0" w:after="0" w:afterAutospacing="0"/>
+        <w:rPr>
+          <w:rFonts w:ascii="Courier New" w:hAnsi="Courier New" w:cs="Courier New"/>
+          <w:lang w:val="en-US"/>
+        </w:rPr>
+      </w:pPr>
+      <w:r>
+        <w:rPr>
+          <w:rFonts w:ascii="Courier New" w:hAnsi="Courier New" w:cs="Courier New"/>
+          <w:lang w:val="en-US"/>
+        </w:rPr>
+        <w:t xml:space="preserve">        </w:t>
+      </w:r>
+      <w:proofErr w:type="spellStart"/>
+      <w:r>
+        <w:rPr>
+          <w:rFonts w:ascii="Courier New" w:hAnsi="Courier New" w:cs="Courier New"/>
+          <w:lang w:val="en-US"/>
+        </w:rPr>
+        <w:t>StartTime</w:t>
+      </w:r>
+      <w:proofErr w:type="spellEnd"/>
+      <w:r>
+        <w:rPr>
+          <w:rFonts w:ascii="Courier New" w:hAnsi="Courier New" w:cs="Courier New"/>
+          <w:lang w:val="en-US"/>
+        </w:rPr>
+        <w:t xml:space="preserve"> = </w:t>
+      </w:r>
+      <w:proofErr w:type="spellStart"/>
+      <w:proofErr w:type="gramStart"/>
+      <w:r>
+        <w:rPr>
+          <w:rFonts w:ascii="Courier New" w:hAnsi="Courier New" w:cs="Courier New"/>
+          <w:lang w:val="en-US"/>
+        </w:rPr>
+        <w:t>workDate.Date.Add</w:t>
+      </w:r>
+      <w:proofErr w:type="spellEnd"/>
+      <w:proofErr w:type="gramEnd"/>
+      <w:r>
+        <w:rPr>
+          <w:rFonts w:ascii="Courier New" w:hAnsi="Courier New" w:cs="Courier New"/>
+          <w:lang w:val="en-US"/>
+        </w:rPr>
+        <w:t>(</w:t>
+      </w:r>
+      <w:proofErr w:type="spellStart"/>
+      <w:r>
+        <w:rPr>
+          <w:rFonts w:ascii="Courier New" w:hAnsi="Courier New" w:cs="Courier New"/>
+          <w:lang w:val="en-US"/>
+        </w:rPr>
+        <w:t>startTime</w:t>
+      </w:r>
+      <w:proofErr w:type="spellEnd"/>
+      <w:r>
+        <w:rPr>
+          <w:rFonts w:ascii="Courier New" w:hAnsi="Courier New" w:cs="Courier New"/>
+          <w:lang w:val="en-US"/>
+        </w:rPr>
+        <w:t>),</w:t>
+      </w:r>
+    </w:p>
+    <w:p>
+      <w:pPr>
+        <w:pStyle w:val="a7"/>
+        <w:widowControl w:val="0"/>
+        <w:spacing w:before="0" w:beforeAutospacing="0" w:after="0" w:afterAutospacing="0"/>
+        <w:rPr>
+          <w:rFonts w:ascii="Courier New" w:hAnsi="Courier New" w:cs="Courier New"/>
+          <w:lang w:val="en-US"/>
+        </w:rPr>
+      </w:pPr>
+      <w:r>
+        <w:rPr>
+          <w:rFonts w:ascii="Courier New" w:hAnsi="Courier New" w:cs="Courier New"/>
+          <w:lang w:val="en-US"/>
+        </w:rPr>
+        <w:t xml:space="preserve">        </w:t>
+      </w:r>
+      <w:proofErr w:type="spellStart"/>
+      <w:r>
+        <w:rPr>
+          <w:rFonts w:ascii="Courier New" w:hAnsi="Courier New" w:cs="Courier New"/>
+          <w:lang w:val="en-US"/>
+        </w:rPr>
+        <w:t>EndTime</w:t>
+      </w:r>
+      <w:proofErr w:type="spellEnd"/>
+      <w:r>
+        <w:rPr>
+          <w:rFonts w:ascii="Courier New" w:hAnsi="Courier New" w:cs="Courier New"/>
+          <w:lang w:val="en-US"/>
+        </w:rPr>
+        <w:t xml:space="preserve"> = </w:t>
+      </w:r>
+      <w:proofErr w:type="spellStart"/>
+      <w:proofErr w:type="gramStart"/>
+      <w:r>
+        <w:rPr>
+          <w:rFonts w:ascii="Courier New" w:hAnsi="Courier New" w:cs="Courier New"/>
+          <w:lang w:val="en-US"/>
+        </w:rPr>
+        <w:t>workDate.Date.Add</w:t>
+      </w:r>
+      <w:proofErr w:type="spellEnd"/>
+      <w:proofErr w:type="gramEnd"/>
+      <w:r>
+        <w:rPr>
+          <w:rFonts w:ascii="Courier New" w:hAnsi="Courier New" w:cs="Courier New"/>
+          <w:lang w:val="en-US"/>
+        </w:rPr>
+        <w:t>(</w:t>
+      </w:r>
+      <w:proofErr w:type="spellStart"/>
+      <w:r>
+        <w:rPr>
+          <w:rFonts w:ascii="Courier New" w:hAnsi="Courier New" w:cs="Courier New"/>
+          <w:lang w:val="en-US"/>
+        </w:rPr>
+        <w:t>endTime</w:t>
+      </w:r>
+      <w:proofErr w:type="spellEnd"/>
+      <w:r>
+        <w:rPr>
+          <w:rFonts w:ascii="Courier New" w:hAnsi="Courier New" w:cs="Courier New"/>
+          <w:lang w:val="en-US"/>
+        </w:rPr>
+        <w:t>),</w:t>
+      </w:r>
+    </w:p>
+    <w:p>
+      <w:pPr>
+        <w:pStyle w:val="a7"/>
+        <w:widowControl w:val="0"/>
+        <w:spacing w:before="0" w:beforeAutospacing="0" w:after="0" w:afterAutospacing="0"/>
+        <w:rPr>
+          <w:rFonts w:ascii="Courier New" w:hAnsi="Courier New" w:cs="Courier New"/>
+          <w:lang w:val="en-US"/>
+        </w:rPr>
+      </w:pPr>
+      <w:r>
+        <w:rPr>
+          <w:rFonts w:ascii="Courier New" w:hAnsi="Courier New" w:cs="Courier New"/>
+          <w:lang w:val="en-US"/>
+        </w:rPr>
+        <w:t xml:space="preserve">        </w:t>
+      </w:r>
+      <w:proofErr w:type="spellStart"/>
+      <w:r>
+        <w:rPr>
+          <w:rFonts w:ascii="Courier New" w:hAnsi="Courier New" w:cs="Courier New"/>
+          <w:lang w:val="en-US"/>
+        </w:rPr>
+        <w:t>IsAvailable</w:t>
+      </w:r>
+      <w:proofErr w:type="spellEnd"/>
+      <w:r>
+        <w:rPr>
+          <w:rFonts w:ascii="Courier New" w:hAnsi="Courier New" w:cs="Courier New"/>
+          <w:lang w:val="en-US"/>
+        </w:rPr>
+        <w:t xml:space="preserve"> = true</w:t>
+      </w:r>
+    </w:p>
+    <w:p>
+      <w:pPr>
+        <w:pStyle w:val="a7"/>
+        <w:widowControl w:val="0"/>
+        <w:spacing w:before="0" w:beforeAutospacing="0" w:after="0" w:afterAutospacing="0"/>
+        <w:rPr>
+          <w:rFonts w:ascii="Courier New" w:hAnsi="Courier New" w:cs="Courier New"/>
+          <w:lang w:val="en-US"/>
+        </w:rPr>
+      </w:pPr>
+      <w:r>
+        <w:rPr>
+          <w:rFonts w:ascii="Courier New" w:hAnsi="Courier New" w:cs="Courier New"/>
+          <w:lang w:val="en-US"/>
+        </w:rPr>
+        <w:t xml:space="preserve">    };</w:t>
+      </w:r>
+    </w:p>
+    <w:p>
+      <w:pPr>
+        <w:pStyle w:val="a7"/>
+        <w:widowControl w:val="0"/>
+        <w:spacing w:before="0" w:beforeAutospacing="0" w:after="0" w:afterAutospacing="0"/>
+        <w:rPr>
+          <w:rFonts w:ascii="Courier New" w:hAnsi="Courier New" w:cs="Courier New"/>
+          <w:lang w:val="en-US"/>
+        </w:rPr>
+      </w:pPr>
+      <w:r>
+        <w:rPr>
+          <w:rFonts w:ascii="Courier New" w:hAnsi="Courier New" w:cs="Courier New"/>
+          <w:lang w:val="en-US"/>
+        </w:rPr>
+        <w:t xml:space="preserve">    </w:t>
+      </w:r>
+    </w:p>
+    <w:p>
+      <w:pPr>
+        <w:pStyle w:val="a7"/>
+        <w:widowControl w:val="0"/>
+        <w:spacing w:before="0" w:beforeAutospacing="0" w:after="0" w:afterAutospacing="0"/>
+        <w:rPr>
+          <w:rFonts w:ascii="Courier New" w:hAnsi="Courier New" w:cs="Courier New"/>
+          <w:lang w:val="en-US"/>
+        </w:rPr>
+      </w:pPr>
+      <w:r>
+        <w:rPr>
+          <w:rFonts w:ascii="Courier New" w:hAnsi="Courier New" w:cs="Courier New"/>
+          <w:lang w:val="en-US"/>
+        </w:rPr>
+        <w:t xml:space="preserve">    </w:t>
+      </w:r>
+      <w:proofErr w:type="spellStart"/>
+      <w:proofErr w:type="gramStart"/>
+      <w:r>
+        <w:rPr>
+          <w:rFonts w:ascii="Courier New" w:hAnsi="Courier New" w:cs="Courier New"/>
+          <w:lang w:val="en-US"/>
+        </w:rPr>
+        <w:t>schedules.Add</w:t>
+      </w:r>
+      <w:proofErr w:type="spellEnd"/>
+      <w:proofErr w:type="gramEnd"/>
+      <w:r>
+        <w:rPr>
+          <w:rFonts w:ascii="Courier New" w:hAnsi="Courier New" w:cs="Courier New"/>
+          <w:lang w:val="en-US"/>
+        </w:rPr>
+        <w:t>(schedule);</w:t>
+      </w:r>
+    </w:p>
+    <w:p>
+      <w:pPr>
+        <w:pStyle w:val="a7"/>
+        <w:widowControl w:val="0"/>
+        <w:spacing w:before="0" w:beforeAutospacing="0" w:after="0" w:afterAutospacing="0"/>
+        <w:rPr>
+          <w:rFonts w:ascii="Courier New" w:hAnsi="Courier New" w:cs="Courier New"/>
+          <w:lang w:val="en-US"/>
+        </w:rPr>
+      </w:pPr>
+      <w:r>
+        <w:rPr>
+          <w:rFonts w:ascii="Courier New" w:hAnsi="Courier New" w:cs="Courier New"/>
+          <w:lang w:val="en-US"/>
+        </w:rPr>
+        <w:t xml:space="preserve">    row++;</w:t>
+      </w:r>
+    </w:p>
+    <w:p>
+      <w:pPr>
+        <w:pStyle w:val="a7"/>
+        <w:widowControl w:val="0"/>
+        <w:spacing w:before="0" w:beforeAutospacing="0" w:after="0" w:afterAutospacing="0"/>
+        <w:rPr>
+          <w:rFonts w:ascii="Courier New" w:hAnsi="Courier New" w:cs="Courier New"/>
+          <w:lang w:val="en-US"/>
+        </w:rPr>
+      </w:pPr>
+      <w:r>
+        <w:rPr>
+          <w:rFonts w:ascii="Courier New" w:hAnsi="Courier New" w:cs="Courier New"/>
+          <w:lang w:val="en-US"/>
+        </w:rPr>
+        <w:t>}</w:t>
+      </w:r>
+    </w:p>
+    <w:p>
+      <w:pPr>
+        <w:pStyle w:val="a7"/>
+        <w:widowControl w:val="0"/>
+        <w:spacing w:before="0" w:beforeAutospacing="0" w:after="0" w:afterAutospacing="0"/>
+        <w:rPr>
+          <w:rFonts w:ascii="Courier New" w:hAnsi="Courier New" w:cs="Courier New"/>
+          <w:lang w:val="en-US"/>
+        </w:rPr>
+      </w:pPr>
+    </w:p>
+    <w:p>
+      <w:pPr>
+        <w:pStyle w:val="a7"/>
+        <w:widowControl w:val="0"/>
+        <w:spacing w:before="0" w:beforeAutospacing="0" w:after="0" w:afterAutospacing="0"/>
+        <w:rPr>
+          <w:rFonts w:ascii="Courier New" w:hAnsi="Courier New" w:cs="Courier New"/>
+          <w:lang w:val="en-US"/>
+        </w:rPr>
+      </w:pPr>
+      <w:proofErr w:type="spellStart"/>
+      <w:proofErr w:type="gramStart"/>
+      <w:r>
+        <w:rPr>
+          <w:rFonts w:ascii="Courier New" w:hAnsi="Courier New" w:cs="Courier New"/>
+          <w:lang w:val="en-US"/>
+        </w:rPr>
+        <w:t>db.Schedules.AddRange</w:t>
+      </w:r>
+      <w:proofErr w:type="spellEnd"/>
+      <w:proofErr w:type="gramEnd"/>
+      <w:r>
+        <w:rPr>
+          <w:rFonts w:ascii="Courier New" w:hAnsi="Courier New" w:cs="Courier New"/>
+          <w:lang w:val="en-US"/>
+        </w:rPr>
+        <w:t>(schedules);</w:t>
+      </w:r>
+    </w:p>
+    <w:p>
+      <w:pPr>
+        <w:pStyle w:val="a7"/>
+        <w:widowControl w:val="0"/>
+        <w:spacing w:before="0" w:beforeAutospacing="0" w:after="0" w:afterAutospacing="0"/>
+        <w:rPr>
+          <w:rFonts w:ascii="Courier New" w:hAnsi="Courier New" w:cs="Courier New"/>
+          <w:lang w:val="en-US"/>
+        </w:rPr>
+      </w:pPr>
+      <w:proofErr w:type="spellStart"/>
+      <w:proofErr w:type="gramStart"/>
+      <w:r>
+        <w:rPr>
+          <w:rFonts w:ascii="Courier New" w:hAnsi="Courier New" w:cs="Courier New"/>
+          <w:lang w:val="en-US"/>
+        </w:rPr>
+        <w:t>db</w:t>
+      </w:r>
+      <w:r>
+        <w:rPr>
+          <w:rFonts w:ascii="Courier New" w:hAnsi="Courier New" w:cs="Courier New"/>
+          <w:lang w:val="en-US"/>
+        </w:rPr>
+        <w:t>.</w:t>
+      </w:r>
+      <w:r>
+        <w:rPr>
+          <w:rFonts w:ascii="Courier New" w:hAnsi="Courier New" w:cs="Courier New"/>
+          <w:lang w:val="en-US"/>
+        </w:rPr>
         <w:t>SaveChanges</w:t>
       </w:r>
+      <w:proofErr w:type="spellEnd"/>
+      <w:proofErr w:type="gramEnd"/>
       <w:r>
         <w:rPr>
           <w:rFonts w:ascii="Courier New" w:hAnsi="Courier New" w:cs="Courier New"/>
+          <w:lang w:val="en-US"/>
         </w:rPr>
         <w:t>();</w:t>
       </w:r>
@@ -13030,6 +16552,7 @@
         <w:rPr>
           <w:sz w:val="28"/>
           <w:szCs w:val="28"/>
+          <w:lang w:val="en-US"/>
         </w:rPr>
       </w:pPr>
     </w:p>
@@ -13050,7 +16573,23 @@
           <w:sz w:val="28"/>
           <w:szCs w:val="28"/>
         </w:rPr>
-        <w:t>Метод импорта выполняет чтение данных из Excel-файла, создает объекты Schedule и сохраняет их в базу данных с валидацией и обработкой ошибок.</w:t>
+        <w:t xml:space="preserve">Метод импорта выполняет чтение данных из Excel-файла, создает объекты </w:t>
+      </w:r>
+      <w:proofErr w:type="spellStart"/>
+      <w:r>
+        <w:rPr>
+          <w:sz w:val="28"/>
+          <w:szCs w:val="28"/>
+        </w:rPr>
+        <w:t>Schedule</w:t>
+      </w:r>
+      <w:proofErr w:type="spellEnd"/>
+      <w:r>
+        <w:rPr>
+          <w:sz w:val="28"/>
+          <w:szCs w:val="28"/>
+        </w:rPr>
+        <w:t xml:space="preserve"> и сохраняет их в базу данных с валидацией и обработкой ошибок.</w:t>
       </w:r>
       <w:r>
         <w:rPr>
@@ -13194,7 +16733,27 @@
           <w:sz w:val="28"/>
           <w:szCs w:val="28"/>
         </w:rPr>
-        <w:t xml:space="preserve">Структурное тестирование направлено на проверку корректности работы отдельных модулей и методов приложения. Для тестирования работы с записями на приём были разработаны тесты, использующие in-memory </w:t>
+        <w:t xml:space="preserve">Структурное тестирование направлено на проверку корректности работы отдельных модулей и методов приложения. Для тестирования работы с записями на приём были разработаны тесты, использующие </w:t>
+      </w:r>
+      <w:proofErr w:type="spellStart"/>
+      <w:r>
+        <w:rPr>
+          <w:bCs/>
+          <w:color w:val="000000"/>
+          <w:sz w:val="28"/>
+          <w:szCs w:val="28"/>
+        </w:rPr>
+        <w:t>in-memory</w:t>
+      </w:r>
+      <w:proofErr w:type="spellEnd"/>
+      <w:r>
+        <w:rPr>
+          <w:bCs/>
+          <w:color w:val="000000"/>
+          <w:sz w:val="28"/>
+          <w:szCs w:val="28"/>
+        </w:rPr>
+        <w:t xml:space="preserve"> </w:t>
       </w:r>
       <w:r>
         <w:rPr>
@@ -13393,7 +16952,47 @@
                 <w:color w:val="000000"/>
                 <w:lang w:val="en-US"/>
               </w:rPr>
-              <w:t>public void CreateAppointment_ValidData_ReturnsAppointment()</w:t>
+              <w:t xml:space="preserve">public void </w:t>
+            </w:r>
+            <w:proofErr w:type="spellStart"/>
+            <w:r>
+              <w:rPr>
+                <w:rFonts w:ascii="Courier New" w:hAnsi="Courier New" w:cs="Courier New"/>
+                <w:bCs/>
+                <w:color w:val="000000"/>
+                <w:lang w:val="en-US"/>
+              </w:rPr>
+              <w:t>CreateAppointment_ValidData_</w:t>
+            </w:r>
+            <w:proofErr w:type="gramStart"/>
+            <w:r>
+              <w:rPr>
+                <w:rFonts w:ascii="Courier New" w:hAnsi="Courier New" w:cs="Courier New"/>
+                <w:bCs/>
+                <w:color w:val="000000"/>
+                <w:lang w:val="en-US"/>
+              </w:rPr>
+              <w:t>ReturnsAppointment</w:t>
+            </w:r>
+            <w:proofErr w:type="spellEnd"/>
+            <w:r>
+              <w:rPr>
+                <w:rFonts w:ascii="Courier New" w:hAnsi="Courier New" w:cs="Courier New"/>
+                <w:bCs/>
+                <w:color w:val="000000"/>
+                <w:lang w:val="en-US"/>
+              </w:rPr>
+              <w:t>(</w:t>
+            </w:r>
+            <w:proofErr w:type="gramEnd"/>
+            <w:r>
+              <w:rPr>
+                <w:rFonts w:ascii="Courier New" w:hAnsi="Courier New" w:cs="Courier New"/>
+                <w:bCs/>
+                <w:color w:val="000000"/>
+                <w:lang w:val="en-US"/>
+              </w:rPr>
+              <w:t>)</w:t>
             </w:r>
           </w:p>
           <w:p>
@@ -13433,7 +17032,38 @@
                 <w:color w:val="000000"/>
                 <w:lang w:val="en-US"/>
               </w:rPr>
-              <w:t xml:space="preserve">    using var context = GetInMemoryContext();</w:t>
+              <w:t xml:space="preserve">    using var context = </w:t>
+            </w:r>
+            <w:proofErr w:type="spellStart"/>
+            <w:proofErr w:type="gramStart"/>
+            <w:r>
+              <w:rPr>
+                <w:rFonts w:ascii="Courier New" w:hAnsi="Courier New" w:cs="Courier New"/>
+                <w:bCs/>
+                <w:color w:val="000000"/>
+                <w:lang w:val="en-US"/>
+              </w:rPr>
+              <w:t>GetInMemoryContext</w:t>
+            </w:r>
+            <w:proofErr w:type="spellEnd"/>
+            <w:r>
+              <w:rPr>
+                <w:rFonts w:ascii="Courier New" w:hAnsi="Courier New" w:cs="Courier New"/>
+                <w:bCs/>
+                <w:color w:val="000000"/>
+                <w:lang w:val="en-US"/>
+              </w:rPr>
+              <w:t>(</w:t>
+            </w:r>
+            <w:proofErr w:type="gramEnd"/>
+            <w:r>
+              <w:rPr>
+                <w:rFonts w:ascii="Courier New" w:hAnsi="Courier New" w:cs="Courier New"/>
+                <w:bCs/>
+                <w:color w:val="000000"/>
+                <w:lang w:val="en-US"/>
+              </w:rPr>
+              <w:t>);</w:t>
             </w:r>
           </w:p>
           <w:p>
@@ -13493,7 +17123,27 @@
                 <w:color w:val="000000"/>
                 <w:lang w:val="en-US"/>
               </w:rPr>
-              <w:t xml:space="preserve">        PatientId = 1,</w:t>
+              <w:t xml:space="preserve">        </w:t>
+            </w:r>
+            <w:proofErr w:type="spellStart"/>
+            <w:r>
+              <w:rPr>
+                <w:rFonts w:ascii="Courier New" w:hAnsi="Courier New" w:cs="Courier New"/>
+                <w:bCs/>
+                <w:color w:val="000000"/>
+                <w:lang w:val="en-US"/>
+              </w:rPr>
+              <w:t>PatientId</w:t>
+            </w:r>
+            <w:proofErr w:type="spellEnd"/>
+            <w:r>
+              <w:rPr>
+                <w:rFonts w:ascii="Courier New" w:hAnsi="Courier New" w:cs="Courier New"/>
+                <w:bCs/>
+                <w:color w:val="000000"/>
+                <w:lang w:val="en-US"/>
+              </w:rPr>
+              <w:t xml:space="preserve"> = 1,</w:t>
             </w:r>
           </w:p>
           <w:p>
@@ -13513,7 +17163,27 @@
                 <w:color w:val="000000"/>
                 <w:lang w:val="en-US"/>
               </w:rPr>
-              <w:t xml:space="preserve">        DoctorId = 1,</w:t>
+              <w:t xml:space="preserve">        </w:t>
+            </w:r>
+            <w:proofErr w:type="spellStart"/>
+            <w:r>
+              <w:rPr>
+                <w:rFonts w:ascii="Courier New" w:hAnsi="Courier New" w:cs="Courier New"/>
+                <w:bCs/>
+                <w:color w:val="000000"/>
+                <w:lang w:val="en-US"/>
+              </w:rPr>
+              <w:t>DoctorId</w:t>
+            </w:r>
+            <w:proofErr w:type="spellEnd"/>
+            <w:r>
+              <w:rPr>
+                <w:rFonts w:ascii="Courier New" w:hAnsi="Courier New" w:cs="Courier New"/>
+                <w:bCs/>
+                <w:color w:val="000000"/>
+                <w:lang w:val="en-US"/>
+              </w:rPr>
+              <w:t xml:space="preserve"> = 1,</w:t>
             </w:r>
           </w:p>
           <w:p>
@@ -13533,7 +17203,49 @@
                 <w:color w:val="000000"/>
                 <w:lang w:val="en-US"/>
               </w:rPr>
-              <w:t xml:space="preserve">        AppointmentStart = DateTime.Now.AddDays(1),</w:t>
+              <w:t xml:space="preserve">        </w:t>
+            </w:r>
+            <w:proofErr w:type="spellStart"/>
+            <w:r>
+              <w:rPr>
+                <w:rFonts w:ascii="Courier New" w:hAnsi="Courier New" w:cs="Courier New"/>
+                <w:bCs/>
+                <w:color w:val="000000"/>
+                <w:lang w:val="en-US"/>
+              </w:rPr>
+              <w:t>AppointmentStart</w:t>
+            </w:r>
+            <w:proofErr w:type="spellEnd"/>
+            <w:r>
+              <w:rPr>
+                <w:rFonts w:ascii="Courier New" w:hAnsi="Courier New" w:cs="Courier New"/>
+                <w:bCs/>
+                <w:color w:val="000000"/>
+                <w:lang w:val="en-US"/>
+              </w:rPr>
+              <w:t xml:space="preserve"> = </w:t>
+            </w:r>
+            <w:proofErr w:type="spellStart"/>
+            <w:proofErr w:type="gramStart"/>
+            <w:r>
+              <w:rPr>
+                <w:rFonts w:ascii="Courier New" w:hAnsi="Courier New" w:cs="Courier New"/>
+                <w:bCs/>
+                <w:color w:val="000000"/>
+                <w:lang w:val="en-US"/>
+              </w:rPr>
+              <w:t>DateTime.Now.AddDays</w:t>
+            </w:r>
+            <w:proofErr w:type="spellEnd"/>
+            <w:proofErr w:type="gramEnd"/>
+            <w:r>
+              <w:rPr>
+                <w:rFonts w:ascii="Courier New" w:hAnsi="Courier New" w:cs="Courier New"/>
+                <w:bCs/>
+                <w:color w:val="000000"/>
+                <w:lang w:val="en-US"/>
+              </w:rPr>
+              <w:t>(1),</w:t>
             </w:r>
           </w:p>
           <w:p>
@@ -13553,7 +17265,69 @@
                 <w:color w:val="000000"/>
                 <w:lang w:val="en-US"/>
               </w:rPr>
-              <w:t xml:space="preserve">        AppointmentEnd = DateTime.Now.AddDays(1).AddHours(1),</w:t>
+              <w:t xml:space="preserve">        </w:t>
+            </w:r>
+            <w:proofErr w:type="spellStart"/>
+            <w:r>
+              <w:rPr>
+                <w:rFonts w:ascii="Courier New" w:hAnsi="Courier New" w:cs="Courier New"/>
+                <w:bCs/>
+                <w:color w:val="000000"/>
+                <w:lang w:val="en-US"/>
+              </w:rPr>
+              <w:t>AppointmentEnd</w:t>
+            </w:r>
+            <w:proofErr w:type="spellEnd"/>
+            <w:r>
+              <w:rPr>
+                <w:rFonts w:ascii="Courier New" w:hAnsi="Courier New" w:cs="Courier New"/>
+                <w:bCs/>
+                <w:color w:val="000000"/>
+                <w:lang w:val="en-US"/>
+              </w:rPr>
+              <w:t xml:space="preserve"> = </w:t>
+            </w:r>
+            <w:proofErr w:type="spellStart"/>
+            <w:proofErr w:type="gramStart"/>
+            <w:r>
+              <w:rPr>
+                <w:rFonts w:ascii="Courier New" w:hAnsi="Courier New" w:cs="Courier New"/>
+                <w:bCs/>
+                <w:color w:val="000000"/>
+                <w:lang w:val="en-US"/>
+              </w:rPr>
+              <w:t>DateTime.Now.AddDays</w:t>
+            </w:r>
+            <w:proofErr w:type="spellEnd"/>
+            <w:proofErr w:type="gramEnd"/>
+            <w:r>
+              <w:rPr>
+                <w:rFonts w:ascii="Courier New" w:hAnsi="Courier New" w:cs="Courier New"/>
+                <w:bCs/>
+                <w:color w:val="000000"/>
+                <w:lang w:val="en-US"/>
+              </w:rPr>
+              <w:t>(1).</w:t>
+            </w:r>
+            <w:proofErr w:type="spellStart"/>
+            <w:r>
+              <w:rPr>
+                <w:rFonts w:ascii="Courier New" w:hAnsi="Courier New" w:cs="Courier New"/>
+                <w:bCs/>
+                <w:color w:val="000000"/>
+                <w:lang w:val="en-US"/>
+              </w:rPr>
+              <w:t>AddHours</w:t>
+            </w:r>
+            <w:proofErr w:type="spellEnd"/>
+            <w:r>
+              <w:rPr>
+                <w:rFonts w:ascii="Courier New" w:hAnsi="Courier New" w:cs="Courier New"/>
+                <w:bCs/>
+                <w:color w:val="000000"/>
+                <w:lang w:val="en-US"/>
+              </w:rPr>
+              <w:t>(1),</w:t>
             </w:r>
           </w:p>
           <w:p>
@@ -13641,7 +17415,29 @@
                 <w:color w:val="000000"/>
                 <w:lang w:val="en-US"/>
               </w:rPr>
-              <w:t xml:space="preserve">    context.Appointments.Add(appointment);</w:t>
+              <w:t xml:space="preserve">    </w:t>
+            </w:r>
+            <w:proofErr w:type="spellStart"/>
+            <w:proofErr w:type="gramStart"/>
+            <w:r>
+              <w:rPr>
+                <w:rFonts w:ascii="Courier New" w:hAnsi="Courier New" w:cs="Courier New"/>
+                <w:bCs/>
+                <w:color w:val="000000"/>
+                <w:lang w:val="en-US"/>
+              </w:rPr>
+              <w:t>context.Appointments.Add</w:t>
+            </w:r>
+            <w:proofErr w:type="spellEnd"/>
+            <w:proofErr w:type="gramEnd"/>
+            <w:r>
+              <w:rPr>
+                <w:rFonts w:ascii="Courier New" w:hAnsi="Courier New" w:cs="Courier New"/>
+                <w:bCs/>
+                <w:color w:val="000000"/>
+                <w:lang w:val="en-US"/>
+              </w:rPr>
+              <w:t>(appointment);</w:t>
             </w:r>
           </w:p>
           <w:p>
@@ -13661,7 +17457,29 @@
                 <w:color w:val="000000"/>
                 <w:lang w:val="en-US"/>
               </w:rPr>
-              <w:t xml:space="preserve">    context.SaveChanges();</w:t>
+              <w:t xml:space="preserve">    </w:t>
+            </w:r>
+            <w:proofErr w:type="spellStart"/>
+            <w:proofErr w:type="gramStart"/>
+            <w:r>
+              <w:rPr>
+                <w:rFonts w:ascii="Courier New" w:hAnsi="Courier New" w:cs="Courier New"/>
+                <w:bCs/>
+                <w:color w:val="000000"/>
+                <w:lang w:val="en-US"/>
+              </w:rPr>
+              <w:t>context.SaveChanges</w:t>
+            </w:r>
+            <w:proofErr w:type="spellEnd"/>
+            <w:proofErr w:type="gramEnd"/>
+            <w:r>
+              <w:rPr>
+                <w:rFonts w:ascii="Courier New" w:hAnsi="Courier New" w:cs="Courier New"/>
+                <w:bCs/>
+                <w:color w:val="000000"/>
+                <w:lang w:val="en-US"/>
+              </w:rPr>
+              <w:t>();</w:t>
             </w:r>
           </w:p>
           <w:p>
@@ -13692,7 +17510,49 @@
                 <w:color w:val="000000"/>
                 <w:lang w:val="en-US"/>
               </w:rPr>
-              <w:t xml:space="preserve">    var created = context.Appointments.FirstOrDefault(a =&gt; a.PatientId == 1);</w:t>
+              <w:t xml:space="preserve">    var created = </w:t>
+            </w:r>
+            <w:proofErr w:type="spellStart"/>
+            <w:proofErr w:type="gramStart"/>
+            <w:r>
+              <w:rPr>
+                <w:rFonts w:ascii="Courier New" w:hAnsi="Courier New" w:cs="Courier New"/>
+                <w:bCs/>
+                <w:color w:val="000000"/>
+                <w:lang w:val="en-US"/>
+              </w:rPr>
+              <w:t>context.Appointments.FirstOrDefault</w:t>
+            </w:r>
+            <w:proofErr w:type="spellEnd"/>
+            <w:proofErr w:type="gramEnd"/>
+            <w:r>
+              <w:rPr>
+                <w:rFonts w:ascii="Courier New" w:hAnsi="Courier New" w:cs="Courier New"/>
+                <w:bCs/>
+                <w:color w:val="000000"/>
+                <w:lang w:val="en-US"/>
+              </w:rPr>
+              <w:t xml:space="preserve">(a =&gt; </w:t>
+            </w:r>
+            <w:proofErr w:type="spellStart"/>
+            <w:r>
+              <w:rPr>
+                <w:rFonts w:ascii="Courier New" w:hAnsi="Courier New" w:cs="Courier New"/>
+                <w:bCs/>
+                <w:color w:val="000000"/>
+                <w:lang w:val="en-US"/>
+              </w:rPr>
+              <w:t>a.PatientId</w:t>
+            </w:r>
+            <w:proofErr w:type="spellEnd"/>
+            <w:r>
+              <w:rPr>
+                <w:rFonts w:ascii="Courier New" w:hAnsi="Courier New" w:cs="Courier New"/>
+                <w:bCs/>
+                <w:color w:val="000000"/>
+                <w:lang w:val="en-US"/>
+              </w:rPr>
+              <w:t xml:space="preserve"> == 1);</w:t>
             </w:r>
           </w:p>
           <w:p>
@@ -13712,7 +17572,27 @@
                 <w:color w:val="000000"/>
                 <w:lang w:val="en-US"/>
               </w:rPr>
-              <w:t xml:space="preserve">    Assert.NotNull(created);</w:t>
+              <w:t xml:space="preserve">    </w:t>
+            </w:r>
+            <w:proofErr w:type="spellStart"/>
+            <w:r>
+              <w:rPr>
+                <w:rFonts w:ascii="Courier New" w:hAnsi="Courier New" w:cs="Courier New"/>
+                <w:bCs/>
+                <w:color w:val="000000"/>
+                <w:lang w:val="en-US"/>
+              </w:rPr>
+              <w:t>Assert.NotNull</w:t>
+            </w:r>
+            <w:proofErr w:type="spellEnd"/>
+            <w:r>
+              <w:rPr>
+                <w:rFonts w:ascii="Courier New" w:hAnsi="Courier New" w:cs="Courier New"/>
+                <w:bCs/>
+                <w:color w:val="000000"/>
+                <w:lang w:val="en-US"/>
+              </w:rPr>
+              <w:t>(created);</w:t>
             </w:r>
           </w:p>
           <w:p>
@@ -13732,7 +17612,27 @@
                 <w:color w:val="000000"/>
                 <w:lang w:val="en-US"/>
               </w:rPr>
-              <w:t xml:space="preserve">    Assert.Equal("</w:t>
+              <w:t xml:space="preserve">    </w:t>
+            </w:r>
+            <w:proofErr w:type="spellStart"/>
+            <w:r>
+              <w:rPr>
+                <w:rFonts w:ascii="Courier New" w:hAnsi="Courier New" w:cs="Courier New"/>
+                <w:bCs/>
+                <w:color w:val="000000"/>
+                <w:lang w:val="en-US"/>
+              </w:rPr>
+              <w:t>Assert.Equal</w:t>
+            </w:r>
+            <w:proofErr w:type="spellEnd"/>
+            <w:r>
+              <w:rPr>
+                <w:rFonts w:ascii="Courier New" w:hAnsi="Courier New" w:cs="Courier New"/>
+                <w:bCs/>
+                <w:color w:val="000000"/>
+                <w:lang w:val="en-US"/>
+              </w:rPr>
+              <w:t>("</w:t>
             </w:r>
             <w:r>
               <w:rPr>
@@ -13749,7 +17649,29 @@
                 <w:color w:val="000000"/>
                 <w:lang w:val="en-US"/>
               </w:rPr>
-              <w:t>", created.Status);</w:t>
+              <w:t xml:space="preserve">", </w:t>
+            </w:r>
+            <w:proofErr w:type="spellStart"/>
+            <w:proofErr w:type="gramStart"/>
+            <w:r>
+              <w:rPr>
+                <w:rFonts w:ascii="Courier New" w:hAnsi="Courier New" w:cs="Courier New"/>
+                <w:bCs/>
+                <w:color w:val="000000"/>
+                <w:lang w:val="en-US"/>
+              </w:rPr>
+              <w:t>created.Status</w:t>
+            </w:r>
+            <w:proofErr w:type="spellEnd"/>
+            <w:proofErr w:type="gramEnd"/>
+            <w:r>
+              <w:rPr>
+                <w:rFonts w:ascii="Courier New" w:hAnsi="Courier New" w:cs="Courier New"/>
+                <w:bCs/>
+                <w:color w:val="000000"/>
+                <w:lang w:val="en-US"/>
+              </w:rPr>
+              <w:t>);</w:t>
             </w:r>
           </w:p>
           <w:p>
@@ -13809,7 +17731,47 @@
                 <w:color w:val="000000"/>
                 <w:lang w:val="en-US"/>
               </w:rPr>
-              <w:t>public void GetAppointment_ById_ReturnsCorrectAppointment()</w:t>
+              <w:t xml:space="preserve">public void </w:t>
+            </w:r>
+            <w:proofErr w:type="spellStart"/>
+            <w:r>
+              <w:rPr>
+                <w:rFonts w:ascii="Courier New" w:hAnsi="Courier New" w:cs="Courier New"/>
+                <w:bCs/>
+                <w:color w:val="000000"/>
+                <w:lang w:val="en-US"/>
+              </w:rPr>
+              <w:t>GetAppointment_ById_</w:t>
+            </w:r>
+            <w:proofErr w:type="gramStart"/>
+            <w:r>
+              <w:rPr>
+                <w:rFonts w:ascii="Courier New" w:hAnsi="Courier New" w:cs="Courier New"/>
+                <w:bCs/>
+                <w:color w:val="000000"/>
+                <w:lang w:val="en-US"/>
+              </w:rPr>
+              <w:t>ReturnsCorrectAppointment</w:t>
+            </w:r>
+            <w:proofErr w:type="spellEnd"/>
+            <w:r>
+              <w:rPr>
+                <w:rFonts w:ascii="Courier New" w:hAnsi="Courier New" w:cs="Courier New"/>
+                <w:bCs/>
+                <w:color w:val="000000"/>
+                <w:lang w:val="en-US"/>
+              </w:rPr>
+              <w:t>(</w:t>
+            </w:r>
+            <w:proofErr w:type="gramEnd"/>
+            <w:r>
+              <w:rPr>
+                <w:rFonts w:ascii="Courier New" w:hAnsi="Courier New" w:cs="Courier New"/>
+                <w:bCs/>
+                <w:color w:val="000000"/>
+                <w:lang w:val="en-US"/>
+              </w:rPr>
+              <w:t>)</w:t>
             </w:r>
           </w:p>
           <w:p>
@@ -13869,7 +17831,38 @@
                 <w:color w:val="000000"/>
                 <w:lang w:val="en-US"/>
               </w:rPr>
-              <w:t xml:space="preserve">    using var context = GetInMemoryContext();</w:t>
+              <w:t xml:space="preserve">    using var context = </w:t>
+            </w:r>
+            <w:proofErr w:type="spellStart"/>
+            <w:proofErr w:type="gramStart"/>
+            <w:r>
+              <w:rPr>
+                <w:rFonts w:ascii="Courier New" w:hAnsi="Courier New" w:cs="Courier New"/>
+                <w:bCs/>
+                <w:color w:val="000000"/>
+                <w:lang w:val="en-US"/>
+              </w:rPr>
+              <w:t>GetInMemoryContext</w:t>
+            </w:r>
+            <w:proofErr w:type="spellEnd"/>
+            <w:r>
+              <w:rPr>
+                <w:rFonts w:ascii="Courier New" w:hAnsi="Courier New" w:cs="Courier New"/>
+                <w:bCs/>
+                <w:color w:val="000000"/>
+                <w:lang w:val="en-US"/>
+              </w:rPr>
+              <w:t>(</w:t>
+            </w:r>
+            <w:proofErr w:type="gramEnd"/>
+            <w:r>
+              <w:rPr>
+                <w:rFonts w:ascii="Courier New" w:hAnsi="Courier New" w:cs="Courier New"/>
+                <w:bCs/>
+                <w:color w:val="000000"/>
+                <w:lang w:val="en-US"/>
+              </w:rPr>
+              <w:t>);</w:t>
             </w:r>
           </w:p>
           <w:p>
@@ -13929,7 +17922,27 @@
                 <w:color w:val="000000"/>
                 <w:lang w:val="en-US"/>
               </w:rPr>
-              <w:t xml:space="preserve">        AppointmentId = 1,</w:t>
+              <w:t xml:space="preserve">        </w:t>
+            </w:r>
+            <w:proofErr w:type="spellStart"/>
+            <w:r>
+              <w:rPr>
+                <w:rFonts w:ascii="Courier New" w:hAnsi="Courier New" w:cs="Courier New"/>
+                <w:bCs/>
+                <w:color w:val="000000"/>
+                <w:lang w:val="en-US"/>
+              </w:rPr>
+              <w:t>AppointmentId</w:t>
+            </w:r>
+            <w:proofErr w:type="spellEnd"/>
+            <w:r>
+              <w:rPr>
+                <w:rFonts w:ascii="Courier New" w:hAnsi="Courier New" w:cs="Courier New"/>
+                <w:bCs/>
+                <w:color w:val="000000"/>
+                <w:lang w:val="en-US"/>
+              </w:rPr>
+              <w:t xml:space="preserve"> = 1,</w:t>
             </w:r>
           </w:p>
           <w:p>
@@ -13950,7 +17963,27 @@
                 <w:lang w:val="en-US"/>
               </w:rPr>
               <w:lastRenderedPageBreak/>
-              <w:t xml:space="preserve">        PatientId = 1,</w:t>
+              <w:t xml:space="preserve">        </w:t>
+            </w:r>
+            <w:proofErr w:type="spellStart"/>
+            <w:r>
+              <w:rPr>
+                <w:rFonts w:ascii="Courier New" w:hAnsi="Courier New" w:cs="Courier New"/>
+                <w:bCs/>
+                <w:color w:val="000000"/>
+                <w:lang w:val="en-US"/>
+              </w:rPr>
+              <w:t>PatientId</w:t>
+            </w:r>
+            <w:proofErr w:type="spellEnd"/>
+            <w:r>
+              <w:rPr>
+                <w:rFonts w:ascii="Courier New" w:hAnsi="Courier New" w:cs="Courier New"/>
+                <w:bCs/>
+                <w:color w:val="000000"/>
+                <w:lang w:val="en-US"/>
+              </w:rPr>
+              <w:t xml:space="preserve"> = 1,</w:t>
             </w:r>
           </w:p>
           <w:p>
@@ -13970,7 +18003,27 @@
                 <w:color w:val="000000"/>
                 <w:lang w:val="en-US"/>
               </w:rPr>
-              <w:t xml:space="preserve">        DoctorId = 1,</w:t>
+              <w:t xml:space="preserve">        </w:t>
+            </w:r>
+            <w:proofErr w:type="spellStart"/>
+            <w:r>
+              <w:rPr>
+                <w:rFonts w:ascii="Courier New" w:hAnsi="Courier New" w:cs="Courier New"/>
+                <w:bCs/>
+                <w:color w:val="000000"/>
+                <w:lang w:val="en-US"/>
+              </w:rPr>
+              <w:t>DoctorId</w:t>
+            </w:r>
+            <w:proofErr w:type="spellEnd"/>
+            <w:r>
+              <w:rPr>
+                <w:rFonts w:ascii="Courier New" w:hAnsi="Courier New" w:cs="Courier New"/>
+                <w:bCs/>
+                <w:color w:val="000000"/>
+                <w:lang w:val="en-US"/>
+              </w:rPr>
+              <w:t xml:space="preserve"> = 1,</w:t>
             </w:r>
           </w:p>
           <w:p>
@@ -13990,7 +18043,49 @@
                 <w:color w:val="000000"/>
                 <w:lang w:val="en-US"/>
               </w:rPr>
-              <w:t xml:space="preserve">        AppointmentStart = DateTime.Now.AddDays(1),</w:t>
+              <w:t xml:space="preserve">        </w:t>
+            </w:r>
+            <w:proofErr w:type="spellStart"/>
+            <w:r>
+              <w:rPr>
+                <w:rFonts w:ascii="Courier New" w:hAnsi="Courier New" w:cs="Courier New"/>
+                <w:bCs/>
+                <w:color w:val="000000"/>
+                <w:lang w:val="en-US"/>
+              </w:rPr>
+              <w:t>AppointmentStart</w:t>
+            </w:r>
+            <w:proofErr w:type="spellEnd"/>
+            <w:r>
+              <w:rPr>
+                <w:rFonts w:ascii="Courier New" w:hAnsi="Courier New" w:cs="Courier New"/>
+                <w:bCs/>
+                <w:color w:val="000000"/>
+                <w:lang w:val="en-US"/>
+              </w:rPr>
+              <w:t xml:space="preserve"> = </w:t>
+            </w:r>
+            <w:proofErr w:type="spellStart"/>
+            <w:proofErr w:type="gramStart"/>
+            <w:r>
+              <w:rPr>
+                <w:rFonts w:ascii="Courier New" w:hAnsi="Courier New" w:cs="Courier New"/>
+                <w:bCs/>
+                <w:color w:val="000000"/>
+                <w:lang w:val="en-US"/>
+              </w:rPr>
+              <w:t>DateTime.Now.AddDays</w:t>
+            </w:r>
+            <w:proofErr w:type="spellEnd"/>
+            <w:proofErr w:type="gramEnd"/>
+            <w:r>
+              <w:rPr>
+                <w:rFonts w:ascii="Courier New" w:hAnsi="Courier New" w:cs="Courier New"/>
+                <w:bCs/>
+                <w:color w:val="000000"/>
+                <w:lang w:val="en-US"/>
+              </w:rPr>
+              <w:t>(1),</w:t>
             </w:r>
           </w:p>
           <w:p>
@@ -14010,7 +18105,69 @@
                 <w:color w:val="000000"/>
                 <w:lang w:val="en-US"/>
               </w:rPr>
-              <w:t xml:space="preserve">        AppointmentEnd = DateTime.Now.AddDays(1).AddHours(1),</w:t>
+              <w:t xml:space="preserve">        </w:t>
+            </w:r>
+            <w:proofErr w:type="spellStart"/>
+            <w:r>
+              <w:rPr>
+                <w:rFonts w:ascii="Courier New" w:hAnsi="Courier New" w:cs="Courier New"/>
+                <w:bCs/>
+                <w:color w:val="000000"/>
+                <w:lang w:val="en-US"/>
+              </w:rPr>
+              <w:t>AppointmentEnd</w:t>
+            </w:r>
+            <w:proofErr w:type="spellEnd"/>
+            <w:r>
+              <w:rPr>
+                <w:rFonts w:ascii="Courier New" w:hAnsi="Courier New" w:cs="Courier New"/>
+                <w:bCs/>
+                <w:color w:val="000000"/>
+                <w:lang w:val="en-US"/>
+              </w:rPr>
+              <w:t xml:space="preserve"> = </w:t>
+            </w:r>
+            <w:proofErr w:type="spellStart"/>
+            <w:proofErr w:type="gramStart"/>
+            <w:r>
+              <w:rPr>
+                <w:rFonts w:ascii="Courier New" w:hAnsi="Courier New" w:cs="Courier New"/>
+                <w:bCs/>
+                <w:color w:val="000000"/>
+                <w:lang w:val="en-US"/>
+              </w:rPr>
+              <w:t>DateTime.Now.AddDays</w:t>
+            </w:r>
+            <w:proofErr w:type="spellEnd"/>
+            <w:proofErr w:type="gramEnd"/>
+            <w:r>
+              <w:rPr>
+                <w:rFonts w:ascii="Courier New" w:hAnsi="Courier New" w:cs="Courier New"/>
+                <w:bCs/>
+                <w:color w:val="000000"/>
+                <w:lang w:val="en-US"/>
+              </w:rPr>
+              <w:t>(1).</w:t>
+            </w:r>
+            <w:proofErr w:type="spellStart"/>
+            <w:r>
+              <w:rPr>
+                <w:rFonts w:ascii="Courier New" w:hAnsi="Courier New" w:cs="Courier New"/>
+                <w:bCs/>
+                <w:color w:val="000000"/>
+                <w:lang w:val="en-US"/>
+              </w:rPr>
+              <w:t>AddHours</w:t>
+            </w:r>
+            <w:proofErr w:type="spellEnd"/>
+            <w:r>
+              <w:rPr>
+                <w:rFonts w:ascii="Courier New" w:hAnsi="Courier New" w:cs="Courier New"/>
+                <w:bCs/>
+                <w:color w:val="000000"/>
+                <w:lang w:val="en-US"/>
+              </w:rPr>
+              <w:t>(1),</w:t>
             </w:r>
           </w:p>
           <w:p>
@@ -14087,7 +18244,29 @@
                 <w:color w:val="000000"/>
                 <w:lang w:val="en-US"/>
               </w:rPr>
-              <w:t xml:space="preserve">    context.Appointments.Add(appointment);</w:t>
+              <w:t xml:space="preserve">    </w:t>
+            </w:r>
+            <w:proofErr w:type="spellStart"/>
+            <w:proofErr w:type="gramStart"/>
+            <w:r>
+              <w:rPr>
+                <w:rFonts w:ascii="Courier New" w:hAnsi="Courier New" w:cs="Courier New"/>
+                <w:bCs/>
+                <w:color w:val="000000"/>
+                <w:lang w:val="en-US"/>
+              </w:rPr>
+              <w:t>context.Appointments.Add</w:t>
+            </w:r>
+            <w:proofErr w:type="spellEnd"/>
+            <w:proofErr w:type="gramEnd"/>
+            <w:r>
+              <w:rPr>
+                <w:rFonts w:ascii="Courier New" w:hAnsi="Courier New" w:cs="Courier New"/>
+                <w:bCs/>
+                <w:color w:val="000000"/>
+                <w:lang w:val="en-US"/>
+              </w:rPr>
+              <w:t>(appointment);</w:t>
             </w:r>
           </w:p>
           <w:p>
@@ -14107,7 +18286,29 @@
                 <w:color w:val="000000"/>
                 <w:lang w:val="en-US"/>
               </w:rPr>
-              <w:t xml:space="preserve">    context.SaveChanges();</w:t>
+              <w:t xml:space="preserve">    </w:t>
+            </w:r>
+            <w:proofErr w:type="spellStart"/>
+            <w:proofErr w:type="gramStart"/>
+            <w:r>
+              <w:rPr>
+                <w:rFonts w:ascii="Courier New" w:hAnsi="Courier New" w:cs="Courier New"/>
+                <w:bCs/>
+                <w:color w:val="000000"/>
+                <w:lang w:val="en-US"/>
+              </w:rPr>
+              <w:t>context.SaveChanges</w:t>
+            </w:r>
+            <w:proofErr w:type="spellEnd"/>
+            <w:proofErr w:type="gramEnd"/>
+            <w:r>
+              <w:rPr>
+                <w:rFonts w:ascii="Courier New" w:hAnsi="Courier New" w:cs="Courier New"/>
+                <w:bCs/>
+                <w:color w:val="000000"/>
+                <w:lang w:val="en-US"/>
+              </w:rPr>
+              <w:t>();</w:t>
             </w:r>
           </w:p>
           <w:p>
@@ -14158,7 +18359,29 @@
                 <w:color w:val="000000"/>
                 <w:lang w:val="en-US"/>
               </w:rPr>
-              <w:t xml:space="preserve">    var result = context.Appointments.Find(1);</w:t>
+              <w:t xml:space="preserve">    var result = </w:t>
+            </w:r>
+            <w:proofErr w:type="spellStart"/>
+            <w:proofErr w:type="gramStart"/>
+            <w:r>
+              <w:rPr>
+                <w:rFonts w:ascii="Courier New" w:hAnsi="Courier New" w:cs="Courier New"/>
+                <w:bCs/>
+                <w:color w:val="000000"/>
+                <w:lang w:val="en-US"/>
+              </w:rPr>
+              <w:t>context.Appointments.Find</w:t>
+            </w:r>
+            <w:proofErr w:type="spellEnd"/>
+            <w:proofErr w:type="gramEnd"/>
+            <w:r>
+              <w:rPr>
+                <w:rFonts w:ascii="Courier New" w:hAnsi="Courier New" w:cs="Courier New"/>
+                <w:bCs/>
+                <w:color w:val="000000"/>
+                <w:lang w:val="en-US"/>
+              </w:rPr>
+              <w:t>(1);</w:t>
             </w:r>
           </w:p>
           <w:p>
@@ -14209,7 +18432,27 @@
                 <w:color w:val="000000"/>
                 <w:lang w:val="en-US"/>
               </w:rPr>
-              <w:t xml:space="preserve">    Assert.NotNull(result);</w:t>
+              <w:t xml:space="preserve">    </w:t>
+            </w:r>
+            <w:proofErr w:type="spellStart"/>
+            <w:r>
+              <w:rPr>
+                <w:rFonts w:ascii="Courier New" w:hAnsi="Courier New" w:cs="Courier New"/>
+                <w:bCs/>
+                <w:color w:val="000000"/>
+                <w:lang w:val="en-US"/>
+              </w:rPr>
+              <w:t>Assert.NotNull</w:t>
+            </w:r>
+            <w:proofErr w:type="spellEnd"/>
+            <w:r>
+              <w:rPr>
+                <w:rFonts w:ascii="Courier New" w:hAnsi="Courier New" w:cs="Courier New"/>
+                <w:bCs/>
+                <w:color w:val="000000"/>
+                <w:lang w:val="en-US"/>
+              </w:rPr>
+              <w:t>(result);</w:t>
             </w:r>
           </w:p>
           <w:p>
@@ -14229,7 +18472,49 @@
                 <w:color w:val="000000"/>
                 <w:lang w:val="en-US"/>
               </w:rPr>
-              <w:t xml:space="preserve">    Assert.Equal(1, result.AppointmentId);</w:t>
+              <w:t xml:space="preserve">    </w:t>
+            </w:r>
+            <w:proofErr w:type="spellStart"/>
+            <w:r>
+              <w:rPr>
+                <w:rFonts w:ascii="Courier New" w:hAnsi="Courier New" w:cs="Courier New"/>
+                <w:bCs/>
+                <w:color w:val="000000"/>
+                <w:lang w:val="en-US"/>
+              </w:rPr>
+              <w:t>Assert.Equal</w:t>
+            </w:r>
+            <w:proofErr w:type="spellEnd"/>
+            <w:r>
+              <w:rPr>
+                <w:rFonts w:ascii="Courier New" w:hAnsi="Courier New" w:cs="Courier New"/>
+                <w:bCs/>
+                <w:color w:val="000000"/>
+                <w:lang w:val="en-US"/>
+              </w:rPr>
+              <w:t xml:space="preserve">(1, </w:t>
+            </w:r>
+            <w:proofErr w:type="spellStart"/>
+            <w:proofErr w:type="gramStart"/>
+            <w:r>
+              <w:rPr>
+                <w:rFonts w:ascii="Courier New" w:hAnsi="Courier New" w:cs="Courier New"/>
+                <w:bCs/>
+                <w:color w:val="000000"/>
+                <w:lang w:val="en-US"/>
+              </w:rPr>
+              <w:t>result.AppointmentId</w:t>
+            </w:r>
+            <w:proofErr w:type="spellEnd"/>
+            <w:proofErr w:type="gramEnd"/>
+            <w:r>
+              <w:rPr>
+                <w:rFonts w:ascii="Courier New" w:hAnsi="Courier New" w:cs="Courier New"/>
+                <w:bCs/>
+                <w:color w:val="000000"/>
+                <w:lang w:val="en-US"/>
+              </w:rPr>
+              <w:t>);</w:t>
             </w:r>
           </w:p>
           <w:p>
@@ -14249,7 +18534,49 @@
                 <w:color w:val="000000"/>
                 <w:lang w:val="en-US"/>
               </w:rPr>
-              <w:t xml:space="preserve">    Assert.Equal(1, result.PatientId);</w:t>
+              <w:t xml:space="preserve">    </w:t>
+            </w:r>
+            <w:proofErr w:type="spellStart"/>
+            <w:r>
+              <w:rPr>
+                <w:rFonts w:ascii="Courier New" w:hAnsi="Courier New" w:cs="Courier New"/>
+                <w:bCs/>
+                <w:color w:val="000000"/>
+                <w:lang w:val="en-US"/>
+              </w:rPr>
+              <w:t>Assert.Equal</w:t>
+            </w:r>
+            <w:proofErr w:type="spellEnd"/>
+            <w:r>
+              <w:rPr>
+                <w:rFonts w:ascii="Courier New" w:hAnsi="Courier New" w:cs="Courier New"/>
+                <w:bCs/>
+                <w:color w:val="000000"/>
+                <w:lang w:val="en-US"/>
+              </w:rPr>
+              <w:t xml:space="preserve">(1, </w:t>
+            </w:r>
+            <w:proofErr w:type="spellStart"/>
+            <w:proofErr w:type="gramStart"/>
+            <w:r>
+              <w:rPr>
+                <w:rFonts w:ascii="Courier New" w:hAnsi="Courier New" w:cs="Courier New"/>
+                <w:bCs/>
+                <w:color w:val="000000"/>
+                <w:lang w:val="en-US"/>
+              </w:rPr>
+              <w:t>result.PatientId</w:t>
+            </w:r>
+            <w:proofErr w:type="spellEnd"/>
+            <w:proofErr w:type="gramEnd"/>
+            <w:r>
+              <w:rPr>
+                <w:rFonts w:ascii="Courier New" w:hAnsi="Courier New" w:cs="Courier New"/>
+                <w:bCs/>
+                <w:color w:val="000000"/>
+                <w:lang w:val="en-US"/>
+              </w:rPr>
+              <w:t>);</w:t>
             </w:r>
           </w:p>
           <w:p>
@@ -14320,7 +18647,47 @@
                 <w:color w:val="000000"/>
                 <w:lang w:val="en-US"/>
               </w:rPr>
-              <w:t>public void UpdateAppointment_ChangeStatus_UpdatesSuccessfully()</w:t>
+              <w:t xml:space="preserve">public void </w:t>
+            </w:r>
+            <w:proofErr w:type="spellStart"/>
+            <w:r>
+              <w:rPr>
+                <w:rFonts w:ascii="Courier New" w:hAnsi="Courier New" w:cs="Courier New"/>
+                <w:bCs/>
+                <w:color w:val="000000"/>
+                <w:lang w:val="en-US"/>
+              </w:rPr>
+              <w:t>UpdateAppointment_ChangeStatus_</w:t>
+            </w:r>
+            <w:proofErr w:type="gramStart"/>
+            <w:r>
+              <w:rPr>
+                <w:rFonts w:ascii="Courier New" w:hAnsi="Courier New" w:cs="Courier New"/>
+                <w:bCs/>
+                <w:color w:val="000000"/>
+                <w:lang w:val="en-US"/>
+              </w:rPr>
+              <w:t>UpdatesSuccessfully</w:t>
+            </w:r>
+            <w:proofErr w:type="spellEnd"/>
+            <w:r>
+              <w:rPr>
+                <w:rFonts w:ascii="Courier New" w:hAnsi="Courier New" w:cs="Courier New"/>
+                <w:bCs/>
+                <w:color w:val="000000"/>
+                <w:lang w:val="en-US"/>
+              </w:rPr>
+              <w:t>(</w:t>
+            </w:r>
+            <w:proofErr w:type="gramEnd"/>
+            <w:r>
+              <w:rPr>
+                <w:rFonts w:ascii="Courier New" w:hAnsi="Courier New" w:cs="Courier New"/>
+                <w:bCs/>
+                <w:color w:val="000000"/>
+                <w:lang w:val="en-US"/>
+              </w:rPr>
+              <w:t>)</w:t>
             </w:r>
           </w:p>
           <w:p>
@@ -14380,7 +18747,38 @@
                 <w:color w:val="000000"/>
                 <w:lang w:val="en-US"/>
               </w:rPr>
-              <w:t xml:space="preserve">    using var context = GetInMemoryContext();</w:t>
+              <w:t xml:space="preserve">    using var context = </w:t>
+            </w:r>
+            <w:proofErr w:type="spellStart"/>
+            <w:proofErr w:type="gramStart"/>
+            <w:r>
+              <w:rPr>
+                <w:rFonts w:ascii="Courier New" w:hAnsi="Courier New" w:cs="Courier New"/>
+                <w:bCs/>
+                <w:color w:val="000000"/>
+                <w:lang w:val="en-US"/>
+              </w:rPr>
+              <w:t>GetInMemoryContext</w:t>
+            </w:r>
+            <w:proofErr w:type="spellEnd"/>
+            <w:r>
+              <w:rPr>
+                <w:rFonts w:ascii="Courier New" w:hAnsi="Courier New" w:cs="Courier New"/>
+                <w:bCs/>
+                <w:color w:val="000000"/>
+                <w:lang w:val="en-US"/>
+              </w:rPr>
+              <w:t>(</w:t>
+            </w:r>
+            <w:proofErr w:type="gramEnd"/>
+            <w:r>
+              <w:rPr>
+                <w:rFonts w:ascii="Courier New" w:hAnsi="Courier New" w:cs="Courier New"/>
+                <w:bCs/>
+                <w:color w:val="000000"/>
+                <w:lang w:val="en-US"/>
+              </w:rPr>
+              <w:t>);</w:t>
             </w:r>
           </w:p>
           <w:p>
@@ -14440,7 +18838,27 @@
                 <w:color w:val="000000"/>
                 <w:lang w:val="en-US"/>
               </w:rPr>
-              <w:t xml:space="preserve">        AppointmentId = 1,</w:t>
+              <w:t xml:space="preserve">        </w:t>
+            </w:r>
+            <w:proofErr w:type="spellStart"/>
+            <w:r>
+              <w:rPr>
+                <w:rFonts w:ascii="Courier New" w:hAnsi="Courier New" w:cs="Courier New"/>
+                <w:bCs/>
+                <w:color w:val="000000"/>
+                <w:lang w:val="en-US"/>
+              </w:rPr>
+              <w:t>AppointmentId</w:t>
+            </w:r>
+            <w:proofErr w:type="spellEnd"/>
+            <w:r>
+              <w:rPr>
+                <w:rFonts w:ascii="Courier New" w:hAnsi="Courier New" w:cs="Courier New"/>
+                <w:bCs/>
+                <w:color w:val="000000"/>
+                <w:lang w:val="en-US"/>
+              </w:rPr>
+              <w:t xml:space="preserve"> = 1,</w:t>
             </w:r>
           </w:p>
           <w:p>
@@ -14460,7 +18878,27 @@
                 <w:color w:val="000000"/>
                 <w:lang w:val="en-US"/>
               </w:rPr>
-              <w:t xml:space="preserve">        PatientId = 1,</w:t>
+              <w:t xml:space="preserve">        </w:t>
+            </w:r>
+            <w:proofErr w:type="spellStart"/>
+            <w:r>
+              <w:rPr>
+                <w:rFonts w:ascii="Courier New" w:hAnsi="Courier New" w:cs="Courier New"/>
+                <w:bCs/>
+                <w:color w:val="000000"/>
+                <w:lang w:val="en-US"/>
+              </w:rPr>
+              <w:t>PatientId</w:t>
+            </w:r>
+            <w:proofErr w:type="spellEnd"/>
+            <w:r>
+              <w:rPr>
+                <w:rFonts w:ascii="Courier New" w:hAnsi="Courier New" w:cs="Courier New"/>
+                <w:bCs/>
+                <w:color w:val="000000"/>
+                <w:lang w:val="en-US"/>
+              </w:rPr>
+              <w:t xml:space="preserve"> = 1,</w:t>
             </w:r>
           </w:p>
           <w:p>
@@ -14480,7 +18918,27 @@
                 <w:color w:val="000000"/>
                 <w:lang w:val="en-US"/>
               </w:rPr>
-              <w:t xml:space="preserve">        DoctorId = 1,</w:t>
+              <w:t xml:space="preserve">        </w:t>
+            </w:r>
+            <w:proofErr w:type="spellStart"/>
+            <w:r>
+              <w:rPr>
+                <w:rFonts w:ascii="Courier New" w:hAnsi="Courier New" w:cs="Courier New"/>
+                <w:bCs/>
+                <w:color w:val="000000"/>
+                <w:lang w:val="en-US"/>
+              </w:rPr>
+              <w:t>DoctorId</w:t>
+            </w:r>
+            <w:proofErr w:type="spellEnd"/>
+            <w:r>
+              <w:rPr>
+                <w:rFonts w:ascii="Courier New" w:hAnsi="Courier New" w:cs="Courier New"/>
+                <w:bCs/>
+                <w:color w:val="000000"/>
+                <w:lang w:val="en-US"/>
+              </w:rPr>
+              <w:t xml:space="preserve"> = 1,</w:t>
             </w:r>
           </w:p>
           <w:p>
@@ -14500,7 +18958,49 @@
                 <w:color w:val="000000"/>
                 <w:lang w:val="en-US"/>
               </w:rPr>
-              <w:t xml:space="preserve">        AppointmentStart = DateTime.Now.AddDays(1),</w:t>
+              <w:t xml:space="preserve">        </w:t>
+            </w:r>
+            <w:proofErr w:type="spellStart"/>
+            <w:r>
+              <w:rPr>
+                <w:rFonts w:ascii="Courier New" w:hAnsi="Courier New" w:cs="Courier New"/>
+                <w:bCs/>
+                <w:color w:val="000000"/>
+                <w:lang w:val="en-US"/>
+              </w:rPr>
+              <w:t>AppointmentStart</w:t>
+            </w:r>
+            <w:proofErr w:type="spellEnd"/>
+            <w:r>
+              <w:rPr>
+                <w:rFonts w:ascii="Courier New" w:hAnsi="Courier New" w:cs="Courier New"/>
+                <w:bCs/>
+                <w:color w:val="000000"/>
+                <w:lang w:val="en-US"/>
+              </w:rPr>
+              <w:t xml:space="preserve"> = </w:t>
+            </w:r>
+            <w:proofErr w:type="spellStart"/>
+            <w:proofErr w:type="gramStart"/>
+            <w:r>
+              <w:rPr>
+                <w:rFonts w:ascii="Courier New" w:hAnsi="Courier New" w:cs="Courier New"/>
+                <w:bCs/>
+                <w:color w:val="000000"/>
+                <w:lang w:val="en-US"/>
+              </w:rPr>
+              <w:t>DateTime.Now.AddDays</w:t>
+            </w:r>
+            <w:proofErr w:type="spellEnd"/>
+            <w:proofErr w:type="gramEnd"/>
+            <w:r>
+              <w:rPr>
+                <w:rFonts w:ascii="Courier New" w:hAnsi="Courier New" w:cs="Courier New"/>
+                <w:bCs/>
+                <w:color w:val="000000"/>
+                <w:lang w:val="en-US"/>
+              </w:rPr>
+              <w:t>(1),</w:t>
             </w:r>
           </w:p>
           <w:p>
@@ -14520,7 +19020,69 @@
                 <w:color w:val="000000"/>
                 <w:lang w:val="en-US"/>
               </w:rPr>
-              <w:t xml:space="preserve">        AppointmentEnd = DateTime.Now.AddDays(1).AddHours(1),</w:t>
+              <w:t xml:space="preserve">        </w:t>
+            </w:r>
+            <w:proofErr w:type="spellStart"/>
+            <w:r>
+              <w:rPr>
+                <w:rFonts w:ascii="Courier New" w:hAnsi="Courier New" w:cs="Courier New"/>
+                <w:bCs/>
+                <w:color w:val="000000"/>
+                <w:lang w:val="en-US"/>
+              </w:rPr>
+              <w:t>AppointmentEnd</w:t>
+            </w:r>
+            <w:proofErr w:type="spellEnd"/>
+            <w:r>
+              <w:rPr>
+                <w:rFonts w:ascii="Courier New" w:hAnsi="Courier New" w:cs="Courier New"/>
+                <w:bCs/>
+                <w:color w:val="000000"/>
+                <w:lang w:val="en-US"/>
+              </w:rPr>
+              <w:t xml:space="preserve"> = </w:t>
+            </w:r>
+            <w:proofErr w:type="spellStart"/>
+            <w:proofErr w:type="gramStart"/>
+            <w:r>
+              <w:rPr>
+                <w:rFonts w:ascii="Courier New" w:hAnsi="Courier New" w:cs="Courier New"/>
+                <w:bCs/>
+                <w:color w:val="000000"/>
+                <w:lang w:val="en-US"/>
+              </w:rPr>
+              <w:t>DateTime.Now.AddDays</w:t>
+            </w:r>
+            <w:proofErr w:type="spellEnd"/>
+            <w:proofErr w:type="gramEnd"/>
+            <w:r>
+              <w:rPr>
+                <w:rFonts w:ascii="Courier New" w:hAnsi="Courier New" w:cs="Courier New"/>
+                <w:bCs/>
+                <w:color w:val="000000"/>
+                <w:lang w:val="en-US"/>
+              </w:rPr>
+              <w:t>(1).</w:t>
+            </w:r>
+            <w:proofErr w:type="spellStart"/>
+            <w:r>
+              <w:rPr>
+                <w:rFonts w:ascii="Courier New" w:hAnsi="Courier New" w:cs="Courier New"/>
+                <w:bCs/>
+                <w:color w:val="000000"/>
+                <w:lang w:val="en-US"/>
+              </w:rPr>
+              <w:t>AddHours</w:t>
+            </w:r>
+            <w:proofErr w:type="spellEnd"/>
+            <w:r>
+              <w:rPr>
+                <w:rFonts w:ascii="Courier New" w:hAnsi="Courier New" w:cs="Courier New"/>
+                <w:bCs/>
+                <w:color w:val="000000"/>
+                <w:lang w:val="en-US"/>
+              </w:rPr>
+              <w:t>(1),</w:t>
             </w:r>
           </w:p>
           <w:p>
@@ -14597,7 +19159,29 @@
                 <w:color w:val="000000"/>
                 <w:lang w:val="en-US"/>
               </w:rPr>
-              <w:t xml:space="preserve">    context.Appointments.Add(appointment);</w:t>
+              <w:t xml:space="preserve">    </w:t>
+            </w:r>
+            <w:proofErr w:type="spellStart"/>
+            <w:proofErr w:type="gramStart"/>
+            <w:r>
+              <w:rPr>
+                <w:rFonts w:ascii="Courier New" w:hAnsi="Courier New" w:cs="Courier New"/>
+                <w:bCs/>
+                <w:color w:val="000000"/>
+                <w:lang w:val="en-US"/>
+              </w:rPr>
+              <w:t>context.Appointments.Add</w:t>
+            </w:r>
+            <w:proofErr w:type="spellEnd"/>
+            <w:proofErr w:type="gramEnd"/>
+            <w:r>
+              <w:rPr>
+                <w:rFonts w:ascii="Courier New" w:hAnsi="Courier New" w:cs="Courier New"/>
+                <w:bCs/>
+                <w:color w:val="000000"/>
+                <w:lang w:val="en-US"/>
+              </w:rPr>
+              <w:t>(appointment);</w:t>
             </w:r>
           </w:p>
           <w:p>
@@ -14617,7 +19201,29 @@
                 <w:color w:val="000000"/>
                 <w:lang w:val="en-US"/>
               </w:rPr>
-              <w:t xml:space="preserve">    context.SaveChanges();</w:t>
+              <w:t xml:space="preserve">    </w:t>
+            </w:r>
+            <w:proofErr w:type="spellStart"/>
+            <w:proofErr w:type="gramStart"/>
+            <w:r>
+              <w:rPr>
+                <w:rFonts w:ascii="Courier New" w:hAnsi="Courier New" w:cs="Courier New"/>
+                <w:bCs/>
+                <w:color w:val="000000"/>
+                <w:lang w:val="en-US"/>
+              </w:rPr>
+              <w:t>context.SaveChanges</w:t>
+            </w:r>
+            <w:proofErr w:type="spellEnd"/>
+            <w:proofErr w:type="gramEnd"/>
+            <w:r>
+              <w:rPr>
+                <w:rFonts w:ascii="Courier New" w:hAnsi="Courier New" w:cs="Courier New"/>
+                <w:bCs/>
+                <w:color w:val="000000"/>
+                <w:lang w:val="en-US"/>
+              </w:rPr>
+              <w:t>();</w:t>
             </w:r>
           </w:p>
           <w:p>
@@ -14668,7 +19274,49 @@
                 <w:color w:val="000000"/>
                 <w:lang w:val="en-US"/>
               </w:rPr>
-              <w:t xml:space="preserve">    var appointmentToUpdate = context.Appointments.Find(1);</w:t>
+              <w:t xml:space="preserve">    var </w:t>
+            </w:r>
+            <w:proofErr w:type="spellStart"/>
+            <w:r>
+              <w:rPr>
+                <w:rFonts w:ascii="Courier New" w:hAnsi="Courier New" w:cs="Courier New"/>
+                <w:bCs/>
+                <w:color w:val="000000"/>
+                <w:lang w:val="en-US"/>
+              </w:rPr>
+              <w:t>appointmentToUpdate</w:t>
+            </w:r>
+            <w:proofErr w:type="spellEnd"/>
+            <w:r>
+              <w:rPr>
+                <w:rFonts w:ascii="Courier New" w:hAnsi="Courier New" w:cs="Courier New"/>
+                <w:bCs/>
+                <w:color w:val="000000"/>
+                <w:lang w:val="en-US"/>
+              </w:rPr>
+              <w:t xml:space="preserve"> = </w:t>
+            </w:r>
+            <w:proofErr w:type="spellStart"/>
+            <w:proofErr w:type="gramStart"/>
+            <w:r>
+              <w:rPr>
+                <w:rFonts w:ascii="Courier New" w:hAnsi="Courier New" w:cs="Courier New"/>
+                <w:bCs/>
+                <w:color w:val="000000"/>
+                <w:lang w:val="en-US"/>
+              </w:rPr>
+              <w:t>context.Appointments.Find</w:t>
+            </w:r>
+            <w:proofErr w:type="spellEnd"/>
+            <w:proofErr w:type="gramEnd"/>
+            <w:r>
+              <w:rPr>
+                <w:rFonts w:ascii="Courier New" w:hAnsi="Courier New" w:cs="Courier New"/>
+                <w:bCs/>
+                <w:color w:val="000000"/>
+                <w:lang w:val="en-US"/>
+              </w:rPr>
+              <w:t>(1);</w:t>
             </w:r>
           </w:p>
           <w:p>
@@ -14688,7 +19336,27 @@
                 <w:color w:val="000000"/>
                 <w:lang w:val="en-US"/>
               </w:rPr>
-              <w:t xml:space="preserve">    appointmentToUpdate.Status = "</w:t>
+              <w:t xml:space="preserve">    </w:t>
+            </w:r>
+            <w:proofErr w:type="spellStart"/>
+            <w:r>
+              <w:rPr>
+                <w:rFonts w:ascii="Courier New" w:hAnsi="Courier New" w:cs="Courier New"/>
+                <w:bCs/>
+                <w:color w:val="000000"/>
+                <w:lang w:val="en-US"/>
+              </w:rPr>
+              <w:t>appointmentToUpdate.Status</w:t>
+            </w:r>
+            <w:proofErr w:type="spellEnd"/>
+            <w:r>
+              <w:rPr>
+                <w:rFonts w:ascii="Courier New" w:hAnsi="Courier New" w:cs="Courier New"/>
+                <w:bCs/>
+                <w:color w:val="000000"/>
+                <w:lang w:val="en-US"/>
+              </w:rPr>
+              <w:t xml:space="preserve"> = "</w:t>
             </w:r>
             <w:r>
               <w:rPr>
@@ -14725,7 +19393,29 @@
                 <w:color w:val="000000"/>
                 <w:lang w:val="en-US"/>
               </w:rPr>
-              <w:t xml:space="preserve">    context.SaveChanges();</w:t>
+              <w:t xml:space="preserve">    </w:t>
+            </w:r>
+            <w:proofErr w:type="spellStart"/>
+            <w:proofErr w:type="gramStart"/>
+            <w:r>
+              <w:rPr>
+                <w:rFonts w:ascii="Courier New" w:hAnsi="Courier New" w:cs="Courier New"/>
+                <w:bCs/>
+                <w:color w:val="000000"/>
+                <w:lang w:val="en-US"/>
+              </w:rPr>
+              <w:t>context.SaveChanges</w:t>
+            </w:r>
+            <w:proofErr w:type="spellEnd"/>
+            <w:proofErr w:type="gramEnd"/>
+            <w:r>
+              <w:rPr>
+                <w:rFonts w:ascii="Courier New" w:hAnsi="Courier New" w:cs="Courier New"/>
+                <w:bCs/>
+                <w:color w:val="000000"/>
+                <w:lang w:val="en-US"/>
+              </w:rPr>
+              <w:t>();</w:t>
             </w:r>
           </w:p>
           <w:p>
@@ -14776,7 +19466,29 @@
                 <w:color w:val="000000"/>
                 <w:lang w:val="en-US"/>
               </w:rPr>
-              <w:t xml:space="preserve">    var updated = context.Appointments.Find(1);</w:t>
+              <w:t xml:space="preserve">    var updated = </w:t>
+            </w:r>
+            <w:proofErr w:type="spellStart"/>
+            <w:proofErr w:type="gramStart"/>
+            <w:r>
+              <w:rPr>
+                <w:rFonts w:ascii="Courier New" w:hAnsi="Courier New" w:cs="Courier New"/>
+                <w:bCs/>
+                <w:color w:val="000000"/>
+                <w:lang w:val="en-US"/>
+              </w:rPr>
+              <w:t>context.Appointments.Find</w:t>
+            </w:r>
+            <w:proofErr w:type="spellEnd"/>
+            <w:proofErr w:type="gramEnd"/>
+            <w:r>
+              <w:rPr>
+                <w:rFonts w:ascii="Courier New" w:hAnsi="Courier New" w:cs="Courier New"/>
+                <w:bCs/>
+                <w:color w:val="000000"/>
+                <w:lang w:val="en-US"/>
+              </w:rPr>
+              <w:t>(1);</w:t>
             </w:r>
           </w:p>
           <w:p>
@@ -14796,7 +19508,27 @@
                 <w:color w:val="000000"/>
                 <w:lang w:val="en-US"/>
               </w:rPr>
-              <w:t xml:space="preserve">    Assert.Equal("</w:t>
+              <w:t xml:space="preserve">    </w:t>
+            </w:r>
+            <w:proofErr w:type="spellStart"/>
+            <w:r>
+              <w:rPr>
+                <w:rFonts w:ascii="Courier New" w:hAnsi="Courier New" w:cs="Courier New"/>
+                <w:bCs/>
+                <w:color w:val="000000"/>
+                <w:lang w:val="en-US"/>
+              </w:rPr>
+              <w:t>Assert.Equal</w:t>
+            </w:r>
+            <w:proofErr w:type="spellEnd"/>
+            <w:r>
+              <w:rPr>
+                <w:rFonts w:ascii="Courier New" w:hAnsi="Courier New" w:cs="Courier New"/>
+                <w:bCs/>
+                <w:color w:val="000000"/>
+                <w:lang w:val="en-US"/>
+              </w:rPr>
+              <w:t>("</w:t>
             </w:r>
             <w:r>
               <w:rPr>
@@ -14813,7 +19545,29 @@
                 <w:color w:val="000000"/>
                 <w:lang w:val="en-US"/>
               </w:rPr>
-              <w:t>", updated.Status);</w:t>
+              <w:t xml:space="preserve">", </w:t>
+            </w:r>
+            <w:proofErr w:type="spellStart"/>
+            <w:proofErr w:type="gramStart"/>
+            <w:r>
+              <w:rPr>
+                <w:rFonts w:ascii="Courier New" w:hAnsi="Courier New" w:cs="Courier New"/>
+                <w:bCs/>
+                <w:color w:val="000000"/>
+                <w:lang w:val="en-US"/>
+              </w:rPr>
+              <w:t>updated.Status</w:t>
+            </w:r>
+            <w:proofErr w:type="spellEnd"/>
+            <w:proofErr w:type="gramEnd"/>
+            <w:r>
+              <w:rPr>
+                <w:rFonts w:ascii="Courier New" w:hAnsi="Courier New" w:cs="Courier New"/>
+                <w:bCs/>
+                <w:color w:val="000000"/>
+                <w:lang w:val="en-US"/>
+              </w:rPr>
+              <w:t>);</w:t>
             </w:r>
           </w:p>
           <w:p>
@@ -14868,7 +19622,79 @@
           <w:sz w:val="28"/>
           <w:szCs w:val="28"/>
         </w:rPr>
-        <w:t xml:space="preserve">Тестовые методы используют паттерн AAA (Arrange-Act-Assert), где в секции Arrange подготавливаются тестовые данные, в секции Act выполняется тестируемое действие, а в секции Assert проверяется корректность результата. </w:t>
+        <w:t>Тестовые методы используют паттерн AAA (</w:t>
+      </w:r>
+      <w:proofErr w:type="spellStart"/>
+      <w:r>
+        <w:rPr>
+          <w:color w:val="000000"/>
+          <w:sz w:val="28"/>
+          <w:szCs w:val="28"/>
+        </w:rPr>
+        <w:t>Arrange</w:t>
+      </w:r>
+      <w:proofErr w:type="spellEnd"/>
+      <w:r>
+        <w:rPr>
+          <w:color w:val="000000"/>
+          <w:sz w:val="28"/>
+          <w:szCs w:val="28"/>
+        </w:rPr>
+        <w:t>-Act-</w:t>
+      </w:r>
+      <w:proofErr w:type="spellStart"/>
+      <w:r>
+        <w:rPr>
+          <w:color w:val="000000"/>
+          <w:sz w:val="28"/>
+          <w:szCs w:val="28"/>
+        </w:rPr>
+        <w:t>Assert</w:t>
+      </w:r>
+      <w:proofErr w:type="spellEnd"/>
+      <w:r>
+        <w:rPr>
+          <w:color w:val="000000"/>
+          <w:sz w:val="28"/>
+          <w:szCs w:val="28"/>
+        </w:rPr>
+        <w:t xml:space="preserve">), где в секции </w:t>
+      </w:r>
+      <w:proofErr w:type="spellStart"/>
+      <w:r>
+        <w:rPr>
+          <w:color w:val="000000"/>
+          <w:sz w:val="28"/>
+          <w:szCs w:val="28"/>
+        </w:rPr>
+        <w:t>Arrange</w:t>
+      </w:r>
+      <w:proofErr w:type="spellEnd"/>
+      <w:r>
+        <w:rPr>
+          <w:color w:val="000000"/>
+          <w:sz w:val="28"/>
+          <w:szCs w:val="28"/>
+        </w:rPr>
+        <w:t xml:space="preserve"> подготавливаются тестовые данные, в секции Act выполняется тестируемое действие, а в секции </w:t>
+      </w:r>
+      <w:proofErr w:type="spellStart"/>
+      <w:r>
+        <w:rPr>
+          <w:color w:val="000000"/>
+          <w:sz w:val="28"/>
+          <w:szCs w:val="28"/>
+        </w:rPr>
+        <w:t>Assert</w:t>
+      </w:r>
+      <w:proofErr w:type="spellEnd"/>
+      <w:r>
+        <w:rPr>
+          <w:color w:val="000000"/>
+          <w:sz w:val="28"/>
+          <w:szCs w:val="28"/>
+        </w:rPr>
+        <w:t xml:space="preserve"> проверяется корректность результата. </w:t>
       </w:r>
       <w:r>
         <w:rPr>
@@ -14923,7 +19749,25 @@
           <w:sz w:val="28"/>
           <w:szCs w:val="28"/>
         </w:rPr>
-        <w:t>создание записи на приём (CreateAppointment);</w:t>
+        <w:t>создание записи на приём (</w:t>
+      </w:r>
+      <w:proofErr w:type="spellStart"/>
+      <w:r>
+        <w:rPr>
+          <w:color w:val="000000"/>
+          <w:sz w:val="28"/>
+          <w:szCs w:val="28"/>
+        </w:rPr>
+        <w:t>CreateAppointment</w:t>
+      </w:r>
+      <w:proofErr w:type="spellEnd"/>
+      <w:r>
+        <w:rPr>
+          <w:color w:val="000000"/>
+          <w:sz w:val="28"/>
+          <w:szCs w:val="28"/>
+        </w:rPr>
+        <w:t>);</w:t>
       </w:r>
     </w:p>
     <w:p>
@@ -14948,7 +19792,25 @@
           <w:sz w:val="28"/>
           <w:szCs w:val="28"/>
         </w:rPr>
-        <w:t>получение записи на приём по идентификатору (GetAppointment);</w:t>
+        <w:t>получение записи на приём по идентификатору (</w:t>
+      </w:r>
+      <w:proofErr w:type="spellStart"/>
+      <w:r>
+        <w:rPr>
+          <w:color w:val="000000"/>
+          <w:sz w:val="28"/>
+          <w:szCs w:val="28"/>
+        </w:rPr>
+        <w:t>GetAppointment</w:t>
+      </w:r>
+      <w:proofErr w:type="spellEnd"/>
+      <w:r>
+        <w:rPr>
+          <w:color w:val="000000"/>
+          <w:sz w:val="28"/>
+          <w:szCs w:val="28"/>
+        </w:rPr>
+        <w:t>);</w:t>
       </w:r>
     </w:p>
     <w:p>
@@ -14973,7 +19835,25 @@
           <w:sz w:val="28"/>
           <w:szCs w:val="28"/>
         </w:rPr>
-        <w:t>обновление записи на приём (UpdateAppointment);</w:t>
+        <w:t>обновление записи на приём (</w:t>
+      </w:r>
+      <w:proofErr w:type="spellStart"/>
+      <w:r>
+        <w:rPr>
+          <w:color w:val="000000"/>
+          <w:sz w:val="28"/>
+          <w:szCs w:val="28"/>
+        </w:rPr>
+        <w:t>UpdateAppointment</w:t>
+      </w:r>
+      <w:proofErr w:type="spellEnd"/>
+      <w:r>
+        <w:rPr>
+          <w:color w:val="000000"/>
+          <w:sz w:val="28"/>
+          <w:szCs w:val="28"/>
+        </w:rPr>
+        <w:t>);</w:t>
       </w:r>
     </w:p>
     <w:p>
@@ -14998,7 +19878,25 @@
           <w:sz w:val="28"/>
           <w:szCs w:val="28"/>
         </w:rPr>
-        <w:t>удаление записи на приём из базы данных (DeleteAppointment).</w:t>
+        <w:t>удаление записи на приём из базы данных (</w:t>
+      </w:r>
+      <w:proofErr w:type="spellStart"/>
+      <w:r>
+        <w:rPr>
+          <w:color w:val="000000"/>
+          <w:sz w:val="28"/>
+          <w:szCs w:val="28"/>
+        </w:rPr>
+        <w:t>DeleteAppointment</w:t>
+      </w:r>
+      <w:proofErr w:type="spellEnd"/>
+      <w:r>
+        <w:rPr>
+          <w:color w:val="000000"/>
+          <w:sz w:val="28"/>
+          <w:szCs w:val="28"/>
+        </w:rPr>
+        <w:t>).</w:t>
       </w:r>
     </w:p>
     <w:p>
@@ -15269,12 +20167,14 @@
                 <w:color w:val="000000"/>
               </w:rPr>
             </w:pPr>
+            <w:proofErr w:type="spellStart"/>
             <w:r>
               <w:rPr>
                 <w:color w:val="000000"/>
               </w:rPr>
               <w:t>CreateAppointment</w:t>
             </w:r>
+            <w:proofErr w:type="spellEnd"/>
           </w:p>
         </w:tc>
         <w:tc>
@@ -15363,12 +20263,14 @@
                 <w:color w:val="000000"/>
               </w:rPr>
             </w:pPr>
+            <w:proofErr w:type="spellStart"/>
             <w:r>
               <w:rPr>
                 <w:color w:val="000000"/>
               </w:rPr>
               <w:t>GetAppointment</w:t>
             </w:r>
+            <w:proofErr w:type="spellEnd"/>
           </w:p>
         </w:tc>
         <w:tc>
@@ -15457,12 +20359,14 @@
                 <w:color w:val="000000"/>
               </w:rPr>
             </w:pPr>
+            <w:proofErr w:type="spellStart"/>
             <w:r>
               <w:rPr>
                 <w:color w:val="000000"/>
               </w:rPr>
               <w:t>UpdateAppointment</w:t>
             </w:r>
+            <w:proofErr w:type="spellEnd"/>
           </w:p>
         </w:tc>
         <w:tc>
@@ -16990,7 +21894,23 @@
           <w:sz w:val="28"/>
           <w:szCs w:val="28"/>
         </w:rPr>
-        <w:t xml:space="preserve"> (файл «Скрипт по созданию бд.sql»).</w:t>
+        <w:t xml:space="preserve"> (файл «Скрипт по созданию </w:t>
+      </w:r>
+      <w:proofErr w:type="spellStart"/>
+      <w:r>
+        <w:rPr>
+          <w:sz w:val="28"/>
+          <w:szCs w:val="28"/>
+        </w:rPr>
+        <w:t>бд.sql</w:t>
+      </w:r>
+      <w:proofErr w:type="spellEnd"/>
+      <w:r>
+        <w:rPr>
+          <w:sz w:val="28"/>
+          <w:szCs w:val="28"/>
+        </w:rPr>
+        <w:t>»).</w:t>
       </w:r>
     </w:p>
     <w:p>
@@ -17009,7 +21929,23 @@
           <w:sz w:val="28"/>
           <w:szCs w:val="28"/>
         </w:rPr>
-        <w:t xml:space="preserve">Для установки приложения на стороне клиента необходимо: установить клиентское приложение; установить .NET 8.0 Runtime (если не установлен); при необходимости настроить строку подключения к </w:t>
+        <w:t xml:space="preserve">Для установки приложения на стороне клиента необходимо: установить клиентское приложение; установить .NET 8.0 </w:t>
+      </w:r>
+      <w:proofErr w:type="spellStart"/>
+      <w:r>
+        <w:rPr>
+          <w:sz w:val="28"/>
+          <w:szCs w:val="28"/>
+        </w:rPr>
+        <w:t>Runtime</w:t>
+      </w:r>
+      <w:proofErr w:type="spellEnd"/>
+      <w:r>
+        <w:rPr>
+          <w:sz w:val="28"/>
+          <w:szCs w:val="28"/>
+        </w:rPr>
+        <w:t xml:space="preserve"> (если не установлен); при необходимости настроить строку подключения к </w:t>
       </w:r>
       <w:r>
         <w:rPr>
@@ -19700,7 +24636,25 @@
           <w:sz w:val="28"/>
           <w:szCs w:val="28"/>
         </w:rPr>
-        <w:t xml:space="preserve">Бек, К. Экстремальное программирование: разработка через тестирование. – Санкт-Петербург : Питер, 2021. – 224 с. – URL: </w:t>
+        <w:t>Бек, К. Экстремальное программирование: разработка через тестирование. – Санкт-</w:t>
+      </w:r>
+      <w:proofErr w:type="gramStart"/>
+      <w:r>
+        <w:rPr>
+          <w:color w:val="000000"/>
+          <w:sz w:val="28"/>
+          <w:szCs w:val="28"/>
+        </w:rPr>
+        <w:t>Петербург :</w:t>
+      </w:r>
+      <w:proofErr w:type="gramEnd"/>
+      <w:r>
+        <w:rPr>
+          <w:color w:val="000000"/>
+          <w:sz w:val="28"/>
+          <w:szCs w:val="28"/>
+        </w:rPr>
+        <w:t xml:space="preserve"> Питер, 2021. – 224 с. – URL: </w:t>
       </w:r>
       <w:hyperlink r:id="rId21" w:history="1">
         <w:r>
@@ -19728,7 +24682,25 @@
           <w:sz w:val="28"/>
           <w:szCs w:val="28"/>
         </w:rPr>
-        <w:t xml:space="preserve"> (дата обращения: __.11.2025). – Режим доступа: для зарегистрир. пользователей. – Текст: электронный.</w:t>
+        <w:t xml:space="preserve"> (дата обращения: __.11.2025). – Режим доступа: для </w:t>
+      </w:r>
+      <w:proofErr w:type="spellStart"/>
+      <w:r>
+        <w:rPr>
+          <w:color w:val="000000"/>
+          <w:sz w:val="28"/>
+          <w:szCs w:val="28"/>
+        </w:rPr>
+        <w:t>зарегистрир</w:t>
+      </w:r>
+      <w:proofErr w:type="spellEnd"/>
+      <w:r>
+        <w:rPr>
+          <w:color w:val="000000"/>
+          <w:sz w:val="28"/>
+          <w:szCs w:val="28"/>
+        </w:rPr>
+        <w:t>. пользователей. – Текст: электронный.</w:t>
       </w:r>
     </w:p>
     <w:p>
@@ -19759,7 +24731,61 @@
           <w:sz w:val="28"/>
           <w:szCs w:val="28"/>
         </w:rPr>
-        <w:t xml:space="preserve">Гагарина, Л. Г. Технология разработки программного обеспечения : учебное пособие / Л. Г. Гагарина, Е. В. Кокорева, Б. Д. Сидорова-Виснадул ; под ред. Л. Г. Гагариной. – Москва : ФОРУМ : ИНФРА-М, 2025. – 400 с. – URL: </w:t>
+        <w:t xml:space="preserve">Гагарина, Л. Г. Технология разработки программного </w:t>
+      </w:r>
+      <w:proofErr w:type="gramStart"/>
+      <w:r>
+        <w:rPr>
+          <w:color w:val="000000"/>
+          <w:sz w:val="28"/>
+          <w:szCs w:val="28"/>
+        </w:rPr>
+        <w:t>обеспечения :</w:t>
+      </w:r>
+      <w:proofErr w:type="gramEnd"/>
+      <w:r>
+        <w:rPr>
+          <w:color w:val="000000"/>
+          <w:sz w:val="28"/>
+          <w:szCs w:val="28"/>
+        </w:rPr>
+        <w:t xml:space="preserve"> учебное пособие / Л. Г. Гагарина, Е. В. Кокорева, Б. Д. Сидорова-</w:t>
+      </w:r>
+      <w:proofErr w:type="spellStart"/>
+      <w:r>
+        <w:rPr>
+          <w:color w:val="000000"/>
+          <w:sz w:val="28"/>
+          <w:szCs w:val="28"/>
+        </w:rPr>
+        <w:t>Виснадул</w:t>
+      </w:r>
+      <w:proofErr w:type="spellEnd"/>
+      <w:r>
+        <w:rPr>
+          <w:color w:val="000000"/>
+          <w:sz w:val="28"/>
+          <w:szCs w:val="28"/>
+        </w:rPr>
+        <w:t xml:space="preserve"> ; под ред. Л. Г. Гагариной. – </w:t>
+      </w:r>
+      <w:proofErr w:type="gramStart"/>
+      <w:r>
+        <w:rPr>
+          <w:color w:val="000000"/>
+          <w:sz w:val="28"/>
+          <w:szCs w:val="28"/>
+        </w:rPr>
+        <w:t>Москва :</w:t>
+      </w:r>
+      <w:proofErr w:type="gramEnd"/>
+      <w:r>
+        <w:rPr>
+          <w:color w:val="000000"/>
+          <w:sz w:val="28"/>
+          <w:szCs w:val="28"/>
+        </w:rPr>
+        <w:t xml:space="preserve"> ФОРУМ : ИНФРА-М, 2025. – 400 с. – URL: </w:t>
       </w:r>
       <w:hyperlink r:id="rId23" w:history="1">
         <w:r>
@@ -19781,6 +24807,7 @@
         </w:r>
       </w:hyperlink>
       <w:hyperlink r:id="rId24" w:history="1">
+        <w:proofErr w:type="spellStart"/>
         <w:r>
           <w:rPr>
             <w:rStyle w:val="ac"/>
@@ -19790,6 +24817,7 @@
           </w:rPr>
           <w:t>znanium</w:t>
         </w:r>
+        <w:proofErr w:type="spellEnd"/>
         <w:r>
           <w:rPr>
             <w:rStyle w:val="ac"/>
@@ -19798,6 +24826,7 @@
           </w:rPr>
           <w:t>.</w:t>
         </w:r>
+        <w:proofErr w:type="spellStart"/>
         <w:r>
           <w:rPr>
             <w:rStyle w:val="ac"/>
@@ -19807,6 +24836,7 @@
           </w:rPr>
           <w:t>ru</w:t>
         </w:r>
+        <w:proofErr w:type="spellEnd"/>
         <w:r>
           <w:rPr>
             <w:rStyle w:val="ac"/>
@@ -19856,7 +24886,25 @@
           <w:sz w:val="28"/>
           <w:szCs w:val="28"/>
         </w:rPr>
-        <w:t xml:space="preserve"> (дата обращения: __.11.2025). – Режим доступа: по подписке. – Текст : электронный.</w:t>
+        <w:t xml:space="preserve"> (дата обращения: __.11.2025). – Режим доступа: по подписке. – </w:t>
+      </w:r>
+      <w:proofErr w:type="gramStart"/>
+      <w:r>
+        <w:rPr>
+          <w:color w:val="000000"/>
+          <w:sz w:val="28"/>
+          <w:szCs w:val="28"/>
+        </w:rPr>
+        <w:t>Текст :</w:t>
+      </w:r>
+      <w:proofErr w:type="gramEnd"/>
+      <w:r>
+        <w:rPr>
+          <w:color w:val="000000"/>
+          <w:sz w:val="28"/>
+          <w:szCs w:val="28"/>
+        </w:rPr>
+        <w:t xml:space="preserve"> электронный.</w:t>
       </w:r>
     </w:p>
     <w:p>
@@ -19881,13 +24929,113 @@
           <w:szCs w:val="28"/>
         </w:rPr>
       </w:pPr>
-      <w:r>
-        <w:rPr>
-          <w:color w:val="000000"/>
-          <w:sz w:val="28"/>
-          <w:szCs w:val="28"/>
-        </w:rPr>
-        <w:t xml:space="preserve">Мартишин, С. А. Базы данных. Практическое применение СУБД SQL и NoSQL-типа для проектирования информационных систем : учебное пособие / С. А. Мартишин, В. Л. Симонов, М. В. Храпченко. – Москва : ФОРУМ : ИНФРА-М, 2024. – 368 с. – Текст : электронный. – URL: </w:t>
+      <w:proofErr w:type="spellStart"/>
+      <w:r>
+        <w:rPr>
+          <w:color w:val="000000"/>
+          <w:sz w:val="28"/>
+          <w:szCs w:val="28"/>
+        </w:rPr>
+        <w:t>Мартишин</w:t>
+      </w:r>
+      <w:proofErr w:type="spellEnd"/>
+      <w:r>
+        <w:rPr>
+          <w:color w:val="000000"/>
+          <w:sz w:val="28"/>
+          <w:szCs w:val="28"/>
+        </w:rPr>
+        <w:t xml:space="preserve">, С. А. Базы данных. Практическое применение СУБД SQL и </w:t>
+      </w:r>
+      <w:proofErr w:type="spellStart"/>
+      <w:r>
+        <w:rPr>
+          <w:color w:val="000000"/>
+          <w:sz w:val="28"/>
+          <w:szCs w:val="28"/>
+        </w:rPr>
+        <w:t>NoSQL</w:t>
+      </w:r>
+      <w:proofErr w:type="spellEnd"/>
+      <w:r>
+        <w:rPr>
+          <w:color w:val="000000"/>
+          <w:sz w:val="28"/>
+          <w:szCs w:val="28"/>
+        </w:rPr>
+        <w:t xml:space="preserve">-типа для проектирования информационных </w:t>
+      </w:r>
+      <w:proofErr w:type="gramStart"/>
+      <w:r>
+        <w:rPr>
+          <w:color w:val="000000"/>
+          <w:sz w:val="28"/>
+          <w:szCs w:val="28"/>
+        </w:rPr>
+        <w:t>систем :</w:t>
+      </w:r>
+      <w:proofErr w:type="gramEnd"/>
+      <w:r>
+        <w:rPr>
+          <w:color w:val="000000"/>
+          <w:sz w:val="28"/>
+          <w:szCs w:val="28"/>
+        </w:rPr>
+        <w:t xml:space="preserve"> учебное пособие / С. А. </w:t>
+      </w:r>
+      <w:proofErr w:type="spellStart"/>
+      <w:r>
+        <w:rPr>
+          <w:color w:val="000000"/>
+          <w:sz w:val="28"/>
+          <w:szCs w:val="28"/>
+        </w:rPr>
+        <w:t>Мартишин</w:t>
+      </w:r>
+      <w:proofErr w:type="spellEnd"/>
+      <w:r>
+        <w:rPr>
+          <w:color w:val="000000"/>
+          <w:sz w:val="28"/>
+          <w:szCs w:val="28"/>
+        </w:rPr>
+        <w:t xml:space="preserve">, В. Л. Симонов, М. В. Храпченко. – </w:t>
+      </w:r>
+      <w:proofErr w:type="gramStart"/>
+      <w:r>
+        <w:rPr>
+          <w:color w:val="000000"/>
+          <w:sz w:val="28"/>
+          <w:szCs w:val="28"/>
+        </w:rPr>
+        <w:t>Москва :</w:t>
+      </w:r>
+      <w:proofErr w:type="gramEnd"/>
+      <w:r>
+        <w:rPr>
+          <w:color w:val="000000"/>
+          <w:sz w:val="28"/>
+          <w:szCs w:val="28"/>
+        </w:rPr>
+        <w:t xml:space="preserve"> ФОРУМ : ИНФРА-М, 2024. – 368 с. – </w:t>
+      </w:r>
+      <w:proofErr w:type="gramStart"/>
+      <w:r>
+        <w:rPr>
+          <w:color w:val="000000"/>
+          <w:sz w:val="28"/>
+          <w:szCs w:val="28"/>
+        </w:rPr>
+        <w:t>Текст :</w:t>
+      </w:r>
+      <w:proofErr w:type="gramEnd"/>
+      <w:r>
+        <w:rPr>
+          <w:color w:val="000000"/>
+          <w:sz w:val="28"/>
+          <w:szCs w:val="28"/>
+        </w:rPr>
+        <w:t xml:space="preserve"> электронный. – URL: </w:t>
       </w:r>
       <w:hyperlink r:id="rId25" w:history="1">
         <w:r>
@@ -19940,13 +25088,59 @@
           <w:szCs w:val="28"/>
         </w:rPr>
       </w:pPr>
-      <w:r>
-        <w:rPr>
-          <w:color w:val="000000"/>
-          <w:sz w:val="28"/>
-          <w:szCs w:val="28"/>
-        </w:rPr>
-        <w:t xml:space="preserve">Тидвелл, Д. Разработка интерфейсов. Паттерны проектирования. 3-е изд. – Санкт-Петербург : Питер, 2022. – 560 с. – Текст : электронный. – URL: </w:t>
+      <w:proofErr w:type="spellStart"/>
+      <w:r>
+        <w:rPr>
+          <w:color w:val="000000"/>
+          <w:sz w:val="28"/>
+          <w:szCs w:val="28"/>
+        </w:rPr>
+        <w:t>Тидвелл</w:t>
+      </w:r>
+      <w:proofErr w:type="spellEnd"/>
+      <w:r>
+        <w:rPr>
+          <w:color w:val="000000"/>
+          <w:sz w:val="28"/>
+          <w:szCs w:val="28"/>
+        </w:rPr>
+        <w:t>, Д. Разработка интерфейсов. Паттерны проектирования. 3-е изд. – Санкт-</w:t>
+      </w:r>
+      <w:proofErr w:type="gramStart"/>
+      <w:r>
+        <w:rPr>
+          <w:color w:val="000000"/>
+          <w:sz w:val="28"/>
+          <w:szCs w:val="28"/>
+        </w:rPr>
+        <w:t>Петербург :</w:t>
+      </w:r>
+      <w:proofErr w:type="gramEnd"/>
+      <w:r>
+        <w:rPr>
+          <w:color w:val="000000"/>
+          <w:sz w:val="28"/>
+          <w:szCs w:val="28"/>
+        </w:rPr>
+        <w:t xml:space="preserve"> Питер, 2022. – 560 с. – </w:t>
+      </w:r>
+      <w:proofErr w:type="gramStart"/>
+      <w:r>
+        <w:rPr>
+          <w:color w:val="000000"/>
+          <w:sz w:val="28"/>
+          <w:szCs w:val="28"/>
+        </w:rPr>
+        <w:t>Текст :</w:t>
+      </w:r>
+      <w:proofErr w:type="gramEnd"/>
+      <w:r>
+        <w:rPr>
+          <w:color w:val="000000"/>
+          <w:sz w:val="28"/>
+          <w:szCs w:val="28"/>
+        </w:rPr>
+        <w:t xml:space="preserve"> электронный. – URL: </w:t>
       </w:r>
       <w:hyperlink r:id="rId27" w:history="1">
         <w:r>
@@ -19974,7 +25168,25 @@
           <w:sz w:val="28"/>
           <w:szCs w:val="28"/>
         </w:rPr>
-        <w:t xml:space="preserve"> (дата обращения: __.11.2025). – Режим доступа: для зарегистрир. пользователей.</w:t>
+        <w:t xml:space="preserve"> (дата обращения: __.11.2025). – Режим доступа: для </w:t>
+      </w:r>
+      <w:proofErr w:type="spellStart"/>
+      <w:r>
+        <w:rPr>
+          <w:color w:val="000000"/>
+          <w:sz w:val="28"/>
+          <w:szCs w:val="28"/>
+        </w:rPr>
+        <w:t>зарегистрир</w:t>
+      </w:r>
+      <w:proofErr w:type="spellEnd"/>
+      <w:r>
+        <w:rPr>
+          <w:color w:val="000000"/>
+          <w:sz w:val="28"/>
+          <w:szCs w:val="28"/>
+        </w:rPr>
+        <w:t>. пользователей.</w:t>
       </w:r>
     </w:p>
     <w:p>
@@ -20005,7 +25217,43 @@
           <w:sz w:val="28"/>
           <w:szCs w:val="28"/>
         </w:rPr>
-        <w:t xml:space="preserve">Федорова, Г. Н. Разработка, внедрение и адаптация программного обеспечения отраслевой направленности : учебное пособие. — Москва : КУРС : ИНФРА-М, 2024. — 336 с. – URL: </w:t>
+        <w:t xml:space="preserve">Федорова, Г. Н. Разработка, внедрение и адаптация программного обеспечения отраслевой </w:t>
+      </w:r>
+      <w:proofErr w:type="gramStart"/>
+      <w:r>
+        <w:rPr>
+          <w:color w:val="000000"/>
+          <w:sz w:val="28"/>
+          <w:szCs w:val="28"/>
+        </w:rPr>
+        <w:t>направленности :</w:t>
+      </w:r>
+      <w:proofErr w:type="gramEnd"/>
+      <w:r>
+        <w:rPr>
+          <w:color w:val="000000"/>
+          <w:sz w:val="28"/>
+          <w:szCs w:val="28"/>
+        </w:rPr>
+        <w:t xml:space="preserve"> учебное пособие. — </w:t>
+      </w:r>
+      <w:proofErr w:type="gramStart"/>
+      <w:r>
+        <w:rPr>
+          <w:color w:val="000000"/>
+          <w:sz w:val="28"/>
+          <w:szCs w:val="28"/>
+        </w:rPr>
+        <w:t>Москва :</w:t>
+      </w:r>
+      <w:proofErr w:type="gramEnd"/>
+      <w:r>
+        <w:rPr>
+          <w:color w:val="000000"/>
+          <w:sz w:val="28"/>
+          <w:szCs w:val="28"/>
+        </w:rPr>
+        <w:t xml:space="preserve"> КУРС : ИНФРА-М, 2024. — 336 с. – URL: </w:t>
       </w:r>
       <w:hyperlink r:id="rId29" w:history="1">
         <w:r>
@@ -20027,6 +25275,7 @@
         </w:r>
       </w:hyperlink>
       <w:hyperlink r:id="rId30" w:history="1">
+        <w:proofErr w:type="spellStart"/>
         <w:r>
           <w:rPr>
             <w:rStyle w:val="ac"/>
@@ -20036,6 +25285,7 @@
           </w:rPr>
           <w:t>znanium</w:t>
         </w:r>
+        <w:proofErr w:type="spellEnd"/>
         <w:r>
           <w:rPr>
             <w:rStyle w:val="ac"/>
@@ -20044,6 +25294,7 @@
           </w:rPr>
           <w:t>.</w:t>
         </w:r>
+        <w:proofErr w:type="spellStart"/>
         <w:r>
           <w:rPr>
             <w:rStyle w:val="ac"/>
@@ -20053,6 +25304,7 @@
           </w:rPr>
           <w:t>ru</w:t>
         </w:r>
+        <w:proofErr w:type="spellEnd"/>
         <w:r>
           <w:rPr>
             <w:rStyle w:val="ac"/>
@@ -20102,7 +25354,25 @@
           <w:sz w:val="28"/>
           <w:szCs w:val="28"/>
         </w:rPr>
-        <w:t xml:space="preserve"> (дата обращения: __.11.2025). – Режим доступа: по подписке. – Текст : электронный.</w:t>
+        <w:t xml:space="preserve"> (дата обращения: __.11.2025). – Режим доступа: по подписке. – </w:t>
+      </w:r>
+      <w:proofErr w:type="gramStart"/>
+      <w:r>
+        <w:rPr>
+          <w:color w:val="000000"/>
+          <w:sz w:val="28"/>
+          <w:szCs w:val="28"/>
+        </w:rPr>
+        <w:t>Текст :</w:t>
+      </w:r>
+      <w:proofErr w:type="gramEnd"/>
+      <w:r>
+        <w:rPr>
+          <w:color w:val="000000"/>
+          <w:sz w:val="28"/>
+          <w:szCs w:val="28"/>
+        </w:rPr>
+        <w:t xml:space="preserve"> электронный.</w:t>
       </w:r>
     </w:p>
     <w:p>

--- a/kursovoy.docx
+++ b/kursovoy.docx
@@ -1994,7 +1994,6 @@
         <w:jc w:val="both"/>
         <w:rPr>
           <w:sz w:val="28"/>
-          <w:lang w:val="en-US"/>
         </w:rPr>
       </w:pPr>
       <w:r>
@@ -2018,7 +2017,6 @@
       <w:r>
         <w:rPr>
           <w:sz w:val="28"/>
-          <w:lang w:val="en-US"/>
         </w:rPr>
         <w:t>7</w:t>
       </w:r>
@@ -7507,10 +7505,10 @@
         </w:rPr>
         <w:lastRenderedPageBreak/>
         <w:drawing>
-          <wp:inline distT="0" distB="0" distL="0" distR="0" wp14:anchorId="0BC9EC1C" wp14:editId="45B5C798">
-            <wp:extent cx="5796280" cy="6307811"/>
-            <wp:effectExtent l="19050" t="19050" r="13970" b="17145"/>
-            <wp:docPr id="562590227" name="Рисунок 1"/>
+          <wp:inline distT="0" distB="0" distL="0" distR="0" wp14:anchorId="38A402CD" wp14:editId="08CCAAC7">
+            <wp:extent cx="5931535" cy="4818380"/>
+            <wp:effectExtent l="19050" t="19050" r="12065" b="20320"/>
+            <wp:docPr id="49883602" name="Рисунок 1"/>
             <wp:cNvGraphicFramePr>
               <a:graphicFrameLocks xmlns:a="http://schemas.openxmlformats.org/drawingml/2006/main" noChangeAspect="1"/>
             </wp:cNvGraphicFramePr>
@@ -7518,23 +7516,33 @@
               <a:graphicData uri="http://schemas.openxmlformats.org/drawingml/2006/picture">
                 <pic:pic xmlns:pic="http://schemas.openxmlformats.org/drawingml/2006/picture">
                   <pic:nvPicPr>
-                    <pic:cNvPr id="562590227" name=""/>
-                    <pic:cNvPicPr/>
+                    <pic:cNvPr id="0" name="Picture 1"/>
+                    <pic:cNvPicPr>
+                      <a:picLocks noChangeAspect="1" noChangeArrowheads="1"/>
+                    </pic:cNvPicPr>
                   </pic:nvPicPr>
                   <pic:blipFill>
-                    <a:blip r:embed="rId11"/>
+                    <a:blip r:embed="rId11">
+                      <a:extLst>
+                        <a:ext uri="{28A0092B-C50C-407E-A947-70E740481C1C}">
+                          <a14:useLocalDpi xmlns:a14="http://schemas.microsoft.com/office/drawing/2010/main" val="0"/>
+                        </a:ext>
+                      </a:extLst>
+                    </a:blip>
+                    <a:srcRect/>
                     <a:stretch>
                       <a:fillRect/>
                     </a:stretch>
                   </pic:blipFill>
-                  <pic:spPr>
+                  <pic:spPr bwMode="auto">
                     <a:xfrm>
                       <a:off x="0" y="0"/>
-                      <a:ext cx="5846693" cy="6362673"/>
+                      <a:ext cx="5931535" cy="4818380"/>
                     </a:xfrm>
                     <a:prstGeom prst="rect">
                       <a:avLst/>
                     </a:prstGeom>
+                    <a:noFill/>
                     <a:ln>
                       <a:solidFill>
                         <a:schemeClr val="tx1"/>
@@ -7627,17 +7635,6 @@
         </w:rPr>
         <w:t>.</w:t>
       </w:r>
-    </w:p>
-    <w:p>
-      <w:pPr>
-        <w:widowControl w:val="0"/>
-        <w:spacing w:after="160" w:line="259" w:lineRule="auto"/>
-        <w:rPr>
-          <w:color w:val="000000"/>
-          <w:sz w:val="28"/>
-          <w:szCs w:val="28"/>
-        </w:rPr>
-      </w:pPr>
       <w:r>
         <w:rPr>
           <w:color w:val="000000"/>
